--- a/Document/TimHieu_KhamPha_DeTai.docx
+++ b/Document/TimHieu_KhamPha_DeTai.docx
@@ -2,7 +2,294 @@
 <file path=word/document.xml><?xml version="1.0" encoding="utf-8"?>
 <w:document xmlns:wpc="http://schemas.microsoft.com/office/word/2010/wordprocessingCanvas" xmlns:cx="http://schemas.microsoft.com/office/drawing/2014/chartex" xmlns:cx1="http://schemas.microsoft.com/office/drawing/2015/9/8/chartex" xmlns:cx2="http://schemas.microsoft.com/office/drawing/2015/10/21/chartex" xmlns:cx3="http://schemas.microsoft.com/office/drawing/2016/5/9/chartex" xmlns:cx4="http://schemas.microsoft.com/office/drawing/2016/5/10/chartex" xmlns:cx5="http://schemas.microsoft.com/office/drawing/2016/5/11/chartex" xmlns:cx6="http://schemas.microsoft.com/office/drawing/2016/5/12/chartex" xmlns:cx7="http://schemas.microsoft.com/office/drawing/2016/5/13/chartex" xmlns:cx8="http://schemas.microsoft.com/office/drawing/2016/5/14/chartex" xmlns:mc="http://schemas.openxmlformats.org/markup-compatibility/2006" xmlns:aink="http://schemas.microsoft.com/office/drawing/2016/ink" xmlns:am3d="http://schemas.microsoft.com/office/drawing/2017/model3d" xmlns:o="urn:schemas-microsoft-com:office:office" xmlns:oel="http://schemas.microsoft.com/office/2019/extlst" xmlns:r="http://schemas.openxmlformats.org/officeDocument/2006/relationships" xmlns:m="http://schemas.openxmlformats.org/officeDocument/2006/math" xmlns:v="urn:schemas-microsoft-com:vml" xmlns:wp14="http://schemas.microsoft.com/office/word/2010/wordprocessingDrawing" xmlns:wp="http://schemas.openxmlformats.org/drawingml/2006/wordprocessingDrawing" xmlns:w10="urn:schemas-microsoft-com:office:word" xmlns:w="http://schemas.openxmlformats.org/wordprocessingml/2006/main" xmlns:w14="http://schemas.microsoft.com/office/word/2010/wordml" xmlns:w15="http://schemas.microsoft.com/office/word/2012/wordml" xmlns:w16cex="http://schemas.microsoft.com/office/word/2018/wordml/cex" xmlns:w16cid="http://schemas.microsoft.com/office/word/2016/wordml/cid" xmlns:w16="http://schemas.microsoft.com/office/word/2018/wordml" xmlns:w16du="http://schemas.microsoft.com/office/word/2023/wordml/word16du" xmlns:w16sdtdh="http://schemas.microsoft.com/office/word/2020/wordml/sdtdatahash" xmlns:w16sdtfl="http://schemas.microsoft.com/office/word/2024/wordml/sdtformatlock" xmlns:w16se="http://schemas.microsoft.com/office/word/2015/wordml/symex" xmlns:wpg="http://schemas.microsoft.com/office/word/2010/wordprocessingGroup" xmlns:wpi="http://schemas.microsoft.com/office/word/2010/wordprocessingInk" xmlns:wne="http://schemas.microsoft.com/office/word/2006/wordml" xmlns:wps="http://schemas.microsoft.com/office/word/2010/wordprocessingShape" mc:Ignorable="w14 w15 w16se w16cid w16 w16cex w16sdtdh w16sdtfl w16du wp14">
   <w:body>
-    <w:p/>
+    <w:p>
+      <w:pPr>
+        <w:rPr>
+          <w:rFonts w:ascii="Times New Roman" w:hAnsi="Times New Roman" w:cs="Times New Roman"/>
+          <w:sz w:val="28"/>
+          <w:szCs w:val="28"/>
+        </w:rPr>
+      </w:pPr>
+      <w:r>
+        <w:rPr>
+          <w:rFonts w:ascii="Times New Roman" w:hAnsi="Times New Roman" w:cs="Times New Roman"/>
+          <w:sz w:val="28"/>
+          <w:szCs w:val="28"/>
+        </w:rPr>
+        <w:t xml:space="preserve">Tìm hiểu, khám phá các </w:t>
+      </w:r>
+      <w:r>
+        <w:rPr>
+          <w:rFonts w:ascii="Times New Roman" w:hAnsi="Times New Roman" w:cs="Times New Roman"/>
+          <w:sz w:val="28"/>
+          <w:szCs w:val="28"/>
+        </w:rPr>
+        <w:t>ứng dụng/website</w:t>
+      </w:r>
+      <w:r>
+        <w:rPr>
+          <w:rFonts w:ascii="Times New Roman" w:hAnsi="Times New Roman" w:cs="Times New Roman"/>
+          <w:sz w:val="28"/>
+          <w:szCs w:val="28"/>
+        </w:rPr>
+        <w:t xml:space="preserve"> mà đề tài đó</w:t>
+      </w:r>
+      <w:r>
+        <w:rPr>
+          <w:rFonts w:ascii="Times New Roman" w:hAnsi="Times New Roman" w:cs="Times New Roman"/>
+          <w:sz w:val="28"/>
+          <w:szCs w:val="28"/>
+        </w:rPr>
+        <w:t xml:space="preserve"> đã</w:t>
+      </w:r>
+      <w:r>
+        <w:rPr>
+          <w:rFonts w:ascii="Times New Roman" w:hAnsi="Times New Roman" w:cs="Times New Roman"/>
+          <w:sz w:val="28"/>
+          <w:szCs w:val="28"/>
+        </w:rPr>
+        <w:t xml:space="preserve"> được </w:t>
+      </w:r>
+      <w:r>
+        <w:rPr>
+          <w:rFonts w:ascii="Times New Roman" w:hAnsi="Times New Roman" w:cs="Times New Roman"/>
+          <w:sz w:val="28"/>
+          <w:szCs w:val="28"/>
+        </w:rPr>
+        <w:t xml:space="preserve">phát triển </w:t>
+      </w:r>
+    </w:p>
+    <w:p>
+      <w:pPr>
+        <w:rPr>
+          <w:rFonts w:ascii="Times New Roman" w:hAnsi="Times New Roman" w:cs="Times New Roman"/>
+          <w:sz w:val="28"/>
+          <w:szCs w:val="28"/>
+        </w:rPr>
+      </w:pPr>
+    </w:p>
+    <w:p>
+      <w:pPr>
+        <w:rPr>
+          <w:rFonts w:ascii="Times New Roman" w:hAnsi="Times New Roman" w:cs="Times New Roman"/>
+          <w:sz w:val="28"/>
+          <w:szCs w:val="28"/>
+        </w:rPr>
+      </w:pPr>
+      <w:r>
+        <w:rPr>
+          <w:rFonts w:ascii="Times New Roman" w:hAnsi="Times New Roman" w:cs="Times New Roman"/>
+          <w:sz w:val="28"/>
+          <w:szCs w:val="28"/>
+        </w:rPr>
+        <w:t>Đề tài: Ứng dụng học tiếng Anh</w:t>
+      </w:r>
+    </w:p>
+    <w:p>
+      <w:pPr>
+        <w:rPr>
+          <w:rFonts w:ascii="Times New Roman" w:hAnsi="Times New Roman" w:cs="Times New Roman"/>
+          <w:sz w:val="28"/>
+          <w:szCs w:val="28"/>
+        </w:rPr>
+      </w:pPr>
+      <w:r>
+        <w:rPr>
+          <w:rFonts w:ascii="Times New Roman" w:hAnsi="Times New Roman" w:cs="Times New Roman"/>
+          <w:sz w:val="28"/>
+          <w:szCs w:val="28"/>
+        </w:rPr>
+        <w:t xml:space="preserve">Theo website </w:t>
+      </w:r>
+      <w:hyperlink r:id="rId4" w:history="1">
+        <w:r>
+          <w:rPr>
+            <w:rStyle w:val="Hyperlink"/>
+            <w:rFonts w:ascii="Times New Roman" w:hAnsi="Times New Roman" w:cs="Times New Roman"/>
+            <w:sz w:val="28"/>
+            <w:szCs w:val="28"/>
+          </w:rPr>
+          <w:t>CellphoneS</w:t>
+        </w:r>
+      </w:hyperlink>
+      <w:r>
+        <w:rPr>
+          <w:rFonts w:ascii="Times New Roman" w:hAnsi="Times New Roman" w:cs="Times New Roman"/>
+          <w:sz w:val="28"/>
+          <w:szCs w:val="28"/>
+        </w:rPr>
+        <w:t xml:space="preserve">, </w:t>
+      </w:r>
+      <w:hyperlink r:id="rId5" w:history="1">
+        <w:r>
+          <w:rPr>
+            <w:rStyle w:val="Hyperlink"/>
+            <w:rFonts w:ascii="Times New Roman" w:hAnsi="Times New Roman" w:cs="Times New Roman"/>
+            <w:sz w:val="28"/>
+            <w:szCs w:val="28"/>
+          </w:rPr>
+          <w:t>FPT Shop</w:t>
+        </w:r>
+      </w:hyperlink>
+      <w:r>
+        <w:rPr>
+          <w:rFonts w:ascii="Times New Roman" w:hAnsi="Times New Roman" w:cs="Times New Roman"/>
+          <w:sz w:val="28"/>
+          <w:szCs w:val="28"/>
+        </w:rPr>
+        <w:t xml:space="preserve">, </w:t>
+      </w:r>
+      <w:hyperlink r:id="rId6" w:history="1">
+        <w:r>
+          <w:rPr>
+            <w:rStyle w:val="Hyperlink"/>
+            <w:rFonts w:ascii="Times New Roman" w:hAnsi="Times New Roman" w:cs="Times New Roman"/>
+            <w:sz w:val="28"/>
+            <w:szCs w:val="28"/>
+          </w:rPr>
+          <w:t>English</w:t>
+        </w:r>
+        <w:r>
+          <w:rPr>
+            <w:rStyle w:val="Hyperlink"/>
+            <w:rFonts w:ascii="Times New Roman" w:hAnsi="Times New Roman" w:cs="Times New Roman"/>
+            <w:sz w:val="28"/>
+            <w:szCs w:val="28"/>
+          </w:rPr>
+          <w:t>Q</w:t>
+        </w:r>
+        <w:r>
+          <w:rPr>
+            <w:rStyle w:val="Hyperlink"/>
+            <w:rFonts w:ascii="Times New Roman" w:hAnsi="Times New Roman" w:cs="Times New Roman"/>
+            <w:sz w:val="28"/>
+            <w:szCs w:val="28"/>
+          </w:rPr>
+          <w:t>TS</w:t>
+        </w:r>
+      </w:hyperlink>
+      <w:r>
+        <w:rPr>
+          <w:rFonts w:ascii="Times New Roman" w:hAnsi="Times New Roman" w:cs="Times New Roman"/>
+          <w:sz w:val="28"/>
+          <w:szCs w:val="28"/>
+        </w:rPr>
+        <w:t xml:space="preserve"> và </w:t>
+      </w:r>
+      <w:hyperlink r:id="rId7" w:history="1">
+        <w:r>
+          <w:rPr>
+            <w:rStyle w:val="Hyperlink"/>
+            <w:rFonts w:ascii="Times New Roman" w:hAnsi="Times New Roman" w:cs="Times New Roman"/>
+            <w:sz w:val="28"/>
+            <w:szCs w:val="28"/>
+          </w:rPr>
+          <w:t>Thegioididong</w:t>
+        </w:r>
+      </w:hyperlink>
+      <w:r>
+        <w:rPr>
+          <w:rFonts w:ascii="Times New Roman" w:hAnsi="Times New Roman" w:cs="Times New Roman"/>
+          <w:sz w:val="28"/>
+          <w:szCs w:val="28"/>
+        </w:rPr>
+        <w:t>, đây là các website/ứng dụng đã phát triển ứng dụng học tiếng Anh phổ biến và được nhiều người sử dụng</w:t>
+      </w:r>
+    </w:p>
+    <w:p>
+      <w:pPr>
+        <w:rPr>
+          <w:rFonts w:ascii="Times New Roman" w:hAnsi="Times New Roman" w:cs="Times New Roman"/>
+          <w:sz w:val="28"/>
+          <w:szCs w:val="28"/>
+        </w:rPr>
+      </w:pPr>
+      <w:r>
+        <w:rPr>
+          <w:rFonts w:ascii="Times New Roman" w:hAnsi="Times New Roman" w:cs="Times New Roman"/>
+          <w:sz w:val="28"/>
+          <w:szCs w:val="28"/>
+        </w:rPr>
+        <w:t>Duolingo</w:t>
+      </w:r>
+    </w:p>
+    <w:p>
+      <w:pPr>
+        <w:rPr>
+          <w:rFonts w:ascii="Times New Roman" w:hAnsi="Times New Roman" w:cs="Times New Roman"/>
+          <w:sz w:val="28"/>
+          <w:szCs w:val="28"/>
+        </w:rPr>
+      </w:pPr>
+      <w:r>
+        <w:rPr>
+          <w:rFonts w:ascii="Times New Roman" w:hAnsi="Times New Roman" w:cs="Times New Roman"/>
+          <w:sz w:val="28"/>
+          <w:szCs w:val="28"/>
+        </w:rPr>
+        <w:t>Memrise</w:t>
+      </w:r>
+    </w:p>
+    <w:p>
+      <w:pPr>
+        <w:rPr>
+          <w:rFonts w:ascii="Times New Roman" w:hAnsi="Times New Roman" w:cs="Times New Roman"/>
+          <w:sz w:val="28"/>
+          <w:szCs w:val="28"/>
+        </w:rPr>
+      </w:pPr>
+      <w:r>
+        <w:rPr>
+          <w:rFonts w:ascii="Times New Roman" w:hAnsi="Times New Roman" w:cs="Times New Roman"/>
+          <w:sz w:val="28"/>
+          <w:szCs w:val="28"/>
+        </w:rPr>
+        <w:t>Elsa Speak</w:t>
+      </w:r>
+      <w:r>
+        <w:rPr>
+          <w:rFonts w:ascii="Times New Roman" w:hAnsi="Times New Roman" w:cs="Times New Roman"/>
+          <w:sz w:val="28"/>
+          <w:szCs w:val="28"/>
+        </w:rPr>
+        <w:t>: Luyện phát âm chuẩn</w:t>
+      </w:r>
+    </w:p>
+    <w:p>
+      <w:pPr>
+        <w:rPr>
+          <w:rFonts w:ascii="Times New Roman" w:hAnsi="Times New Roman" w:cs="Times New Roman"/>
+          <w:sz w:val="28"/>
+          <w:szCs w:val="28"/>
+        </w:rPr>
+      </w:pPr>
+      <w:r>
+        <w:rPr>
+          <w:rFonts w:ascii="Times New Roman" w:hAnsi="Times New Roman" w:cs="Times New Roman"/>
+          <w:sz w:val="28"/>
+          <w:szCs w:val="28"/>
+        </w:rPr>
+        <w:t>Cake</w:t>
+      </w:r>
+    </w:p>
+    <w:p>
+      <w:pPr>
+        <w:rPr>
+          <w:rFonts w:ascii="Times New Roman" w:hAnsi="Times New Roman" w:cs="Times New Roman"/>
+          <w:sz w:val="28"/>
+          <w:szCs w:val="28"/>
+        </w:rPr>
+      </w:pPr>
+    </w:p>
+    <w:p>
+      <w:pPr>
+        <w:rPr>
+          <w:rFonts w:ascii="Times New Roman" w:hAnsi="Times New Roman" w:cs="Times New Roman"/>
+          <w:sz w:val="28"/>
+          <w:szCs w:val="28"/>
+        </w:rPr>
+      </w:pPr>
+    </w:p>
     <w:sectPr>
       <w:pgSz w:w="12240" w:h="15840"/>
       <w:pgMar w:top="1440" w:right="1440" w:bottom="1440" w:left="1440" w:header="720" w:footer="720" w:gutter="0"/>
@@ -464,7 +751,6 @@
     <w:next w:val="Normal"/>
     <w:link w:val="Heading3Char"/>
     <w:uiPriority w:val="9"/>
-    <w:semiHidden/>
     <w:unhideWhenUsed/>
     <w:qFormat/>
     <w:rsid w:val="00241F52"/>
@@ -616,7 +902,6 @@
   <w:style w:type="character" w:default="1" w:styleId="DefaultParagraphFont">
     <w:name w:val="Default Paragraph Font"/>
     <w:uiPriority w:val="1"/>
-    <w:semiHidden/>
     <w:unhideWhenUsed/>
   </w:style>
   <w:style w:type="table" w:default="1" w:styleId="TableNormal">
@@ -672,7 +957,6 @@
     <w:basedOn w:val="DefaultParagraphFont"/>
     <w:link w:val="Heading3"/>
     <w:uiPriority w:val="9"/>
-    <w:semiHidden/>
     <w:rsid w:val="00241F52"/>
     <w:rPr>
       <w:rFonts w:eastAsiaTheme="majorEastAsia" w:cstheme="majorBidi"/>
@@ -928,6 +1212,41 @@
       <w:smallCaps/>
       <w:color w:val="2F5496" w:themeColor="accent1" w:themeShade="BF"/>
       <w:spacing w:val="5"/>
+    </w:rPr>
+  </w:style>
+  <w:style w:type="character" w:styleId="Hyperlink">
+    <w:name w:val="Hyperlink"/>
+    <w:basedOn w:val="DefaultParagraphFont"/>
+    <w:uiPriority w:val="99"/>
+    <w:unhideWhenUsed/>
+    <w:rsid w:val="00BB4C7A"/>
+    <w:rPr>
+      <w:color w:val="0563C1" w:themeColor="hyperlink"/>
+      <w:u w:val="single"/>
+    </w:rPr>
+  </w:style>
+  <w:style w:type="character" w:styleId="UnresolvedMention">
+    <w:name w:val="Unresolved Mention"/>
+    <w:basedOn w:val="DefaultParagraphFont"/>
+    <w:uiPriority w:val="99"/>
+    <w:semiHidden/>
+    <w:unhideWhenUsed/>
+    <w:rsid w:val="00BB4C7A"/>
+    <w:rPr>
+      <w:color w:val="605E5C"/>
+      <w:shd w:val="clear" w:color="auto" w:fill="E1DFDD"/>
+    </w:rPr>
+  </w:style>
+  <w:style w:type="character" w:styleId="FollowedHyperlink">
+    <w:name w:val="FollowedHyperlink"/>
+    <w:basedOn w:val="DefaultParagraphFont"/>
+    <w:uiPriority w:val="99"/>
+    <w:semiHidden/>
+    <w:unhideWhenUsed/>
+    <w:rsid w:val="00876139"/>
+    <w:rPr>
+      <w:color w:val="954F72" w:themeColor="followedHyperlink"/>
+      <w:u w:val="single"/>
     </w:rPr>
   </w:style>
 </w:styles>

--- a/Document/TimHieu_KhamPha_DeTai.docx
+++ b/Document/TimHieu_KhamPha_DeTai.docx
@@ -4,6 +4,7 @@
   <w:body>
     <w:p>
       <w:pPr>
+        <w:spacing w:line="240" w:lineRule="auto"/>
         <w:rPr>
           <w:rFonts w:ascii="Times New Roman" w:hAnsi="Times New Roman" w:cs="Times New Roman"/>
           <w:sz w:val="28"/>
@@ -61,64 +62,39 @@
     </w:p>
     <w:p>
       <w:pPr>
-        <w:rPr>
-          <w:rFonts w:ascii="Times New Roman" w:hAnsi="Times New Roman" w:cs="Times New Roman"/>
-          <w:sz w:val="28"/>
-          <w:szCs w:val="28"/>
-        </w:rPr>
-      </w:pPr>
-    </w:p>
-    <w:p>
-      <w:pPr>
-        <w:rPr>
-          <w:rFonts w:ascii="Times New Roman" w:hAnsi="Times New Roman" w:cs="Times New Roman"/>
-          <w:sz w:val="28"/>
-          <w:szCs w:val="28"/>
-        </w:rPr>
-      </w:pPr>
-      <w:r>
-        <w:rPr>
-          <w:rFonts w:ascii="Times New Roman" w:hAnsi="Times New Roman" w:cs="Times New Roman"/>
-          <w:sz w:val="28"/>
-          <w:szCs w:val="28"/>
+        <w:spacing w:line="240" w:lineRule="auto"/>
+        <w:jc w:val="center"/>
+        <w:rPr>
+          <w:rFonts w:ascii="Times New Roman" w:hAnsi="Times New Roman" w:cs="Times New Roman"/>
+          <w:sz w:val="32"/>
+          <w:szCs w:val="32"/>
+        </w:rPr>
+      </w:pPr>
+      <w:r>
+        <w:rPr>
+          <w:rFonts w:ascii="Times New Roman" w:hAnsi="Times New Roman" w:cs="Times New Roman"/>
+          <w:sz w:val="32"/>
+          <w:szCs w:val="32"/>
         </w:rPr>
         <w:t>Đề tài: Ứng dụng học tiếng Anh</w:t>
       </w:r>
     </w:p>
     <w:p>
       <w:pPr>
-        <w:rPr>
-          <w:rFonts w:ascii="Times New Roman" w:hAnsi="Times New Roman" w:cs="Times New Roman"/>
-          <w:sz w:val="28"/>
-          <w:szCs w:val="28"/>
-        </w:rPr>
-      </w:pPr>
-      <w:r>
-        <w:rPr>
-          <w:rFonts w:ascii="Times New Roman" w:hAnsi="Times New Roman" w:cs="Times New Roman"/>
-          <w:sz w:val="28"/>
-          <w:szCs w:val="28"/>
-        </w:rPr>
-        <w:t xml:space="preserve">Theo website </w:t>
-      </w:r>
-      <w:hyperlink r:id="rId4" w:history="1">
-        <w:r>
-          <w:rPr>
-            <w:rStyle w:val="Hyperlink"/>
-            <w:rFonts w:ascii="Times New Roman" w:hAnsi="Times New Roman" w:cs="Times New Roman"/>
-            <w:sz w:val="28"/>
-            <w:szCs w:val="28"/>
-          </w:rPr>
-          <w:t>CellphoneS</w:t>
-        </w:r>
-      </w:hyperlink>
-      <w:r>
-        <w:rPr>
-          <w:rFonts w:ascii="Times New Roman" w:hAnsi="Times New Roman" w:cs="Times New Roman"/>
-          <w:sz w:val="28"/>
-          <w:szCs w:val="28"/>
-        </w:rPr>
-        <w:t xml:space="preserve">, </w:t>
+        <w:spacing w:line="240" w:lineRule="auto"/>
+        <w:rPr>
+          <w:rFonts w:ascii="Times New Roman" w:hAnsi="Times New Roman" w:cs="Times New Roman"/>
+          <w:sz w:val="28"/>
+          <w:szCs w:val="28"/>
+        </w:rPr>
+      </w:pPr>
+      <w:r>
+        <w:rPr>
+          <w:rFonts w:ascii="Times New Roman" w:hAnsi="Times New Roman" w:cs="Times New Roman"/>
+          <w:sz w:val="28"/>
+          <w:szCs w:val="28"/>
+        </w:rPr>
+        <w:t xml:space="preserve">Theo các bài viết từ các website như </w:t>
       </w:r>
       <w:hyperlink r:id="rId5" w:history="1">
         <w:r>
@@ -128,7 +104,7 @@
             <w:sz w:val="28"/>
             <w:szCs w:val="28"/>
           </w:rPr>
-          <w:t>FPT Shop</w:t>
+          <w:t>LingoSpeak</w:t>
         </w:r>
       </w:hyperlink>
       <w:r>
@@ -137,9 +113,69 @@
           <w:sz w:val="28"/>
           <w:szCs w:val="28"/>
         </w:rPr>
-        <w:t xml:space="preserve">, </w:t>
-      </w:r>
-      <w:hyperlink r:id="rId6" w:history="1">
+        <w:t xml:space="preserve"> và các bài đánh giá ứng dụng học tiếng Anh, các nền tảng như Duolingo, Memrise, Elsa Speak hay Cake đều có những ưu và nhược điểm riêng. Các ứng dụng này thường sử dụng phương pháp game hóa, trí tuệ nhân tạo và nội dung thực tế để hỗ trợ người học. Tuy nhiên, mỗi ứng dụng lại tập trung vào một kỹ năng khác nhau như từ vựng, phát âm hay giao tiếp.</w:t>
+      </w:r>
+    </w:p>
+    <w:p>
+      <w:pPr>
+        <w:pStyle w:val="ListParagraph"/>
+        <w:numPr>
+          <w:ilvl w:val="0"/>
+          <w:numId w:val="1"/>
+        </w:numPr>
+        <w:spacing w:line="240" w:lineRule="auto"/>
+        <w:rPr>
+          <w:rFonts w:ascii="Times New Roman" w:hAnsi="Times New Roman" w:cs="Times New Roman"/>
+          <w:b/>
+          <w:bCs/>
+          <w:sz w:val="28"/>
+          <w:szCs w:val="28"/>
+        </w:rPr>
+      </w:pPr>
+      <w:r>
+        <w:rPr>
+          <w:rFonts w:ascii="Times New Roman" w:hAnsi="Times New Roman" w:cs="Times New Roman"/>
+          <w:b/>
+          <w:bCs/>
+          <w:sz w:val="28"/>
+          <w:szCs w:val="28"/>
+        </w:rPr>
+        <w:t xml:space="preserve">Duolingo: </w:t>
+      </w:r>
+    </w:p>
+    <w:p>
+      <w:pPr>
+        <w:spacing w:line="240" w:lineRule="auto"/>
+        <w:rPr>
+          <w:rFonts w:ascii="Times New Roman" w:hAnsi="Times New Roman" w:cs="Times New Roman"/>
+          <w:sz w:val="28"/>
+          <w:szCs w:val="28"/>
+        </w:rPr>
+      </w:pPr>
+      <w:r>
+        <w:rPr>
+          <w:rFonts w:ascii="Times New Roman" w:hAnsi="Times New Roman" w:cs="Times New Roman"/>
+          <w:sz w:val="28"/>
+          <w:szCs w:val="28"/>
+        </w:rPr>
+        <w:t>Nguồn trích dẫn:</w:t>
+      </w:r>
+    </w:p>
+    <w:p>
+      <w:pPr>
+        <w:pStyle w:val="ListParagraph"/>
+        <w:numPr>
+          <w:ilvl w:val="0"/>
+          <w:numId w:val="2"/>
+        </w:numPr>
+        <w:spacing w:line="240" w:lineRule="auto"/>
+        <w:rPr>
+          <w:rFonts w:ascii="Times New Roman" w:hAnsi="Times New Roman" w:cs="Times New Roman"/>
+          <w:sz w:val="28"/>
+          <w:szCs w:val="28"/>
+        </w:rPr>
+      </w:pPr>
+      <w:hyperlink r:id="rId6" w:anchor=":~:text=v%C3%A0%20t%E1%BB%AB%20v%E1%BB%B1ng.-,2.%20Duolingo%20%E2%80%93%20H%E1%BB%8Dc%20ti%E1%BA%BFng%20Anh%20vui%20nh%E1%BB%99n%2C%20d%E1%BB%85%20ti%E1%BA%BFp%20c%E1%BA%ADn%20cho%20m%E1%BB%8Di%20tr%C3%ACnh%20%C4%91%E1%BB%99,-%E1%BB%A8ng%20d%E1%BB%A5ng%20" w:history="1">
         <w:r>
           <w:rPr>
             <w:rStyle w:val="Hyperlink"/>
@@ -147,7 +183,7 @@
             <w:sz w:val="28"/>
             <w:szCs w:val="28"/>
           </w:rPr>
-          <w:t>English</w:t>
+          <w:t>Thế giới di độ</w:t>
         </w:r>
         <w:r>
           <w:rPr>
@@ -156,7 +192,7 @@
             <w:sz w:val="28"/>
             <w:szCs w:val="28"/>
           </w:rPr>
-          <w:t>Q</w:t>
+          <w:t>n</w:t>
         </w:r>
         <w:r>
           <w:rPr>
@@ -165,18 +201,25 @@
             <w:sz w:val="28"/>
             <w:szCs w:val="28"/>
           </w:rPr>
-          <w:t>TS</w:t>
+          <w:t>g:</w:t>
         </w:r>
       </w:hyperlink>
-      <w:r>
-        <w:rPr>
-          <w:rFonts w:ascii="Times New Roman" w:hAnsi="Times New Roman" w:cs="Times New Roman"/>
-          <w:sz w:val="28"/>
-          <w:szCs w:val="28"/>
-        </w:rPr>
-        <w:t xml:space="preserve"> và </w:t>
-      </w:r>
-      <w:hyperlink r:id="rId7" w:history="1">
+    </w:p>
+    <w:p>
+      <w:pPr>
+        <w:pStyle w:val="ListParagraph"/>
+        <w:numPr>
+          <w:ilvl w:val="0"/>
+          <w:numId w:val="2"/>
+        </w:numPr>
+        <w:spacing w:line="240" w:lineRule="auto"/>
+        <w:rPr>
+          <w:rFonts w:ascii="Times New Roman" w:hAnsi="Times New Roman" w:cs="Times New Roman"/>
+          <w:sz w:val="28"/>
+          <w:szCs w:val="28"/>
+        </w:rPr>
+      </w:pPr>
+      <w:hyperlink r:id="rId7" w:anchor=":~:text=1.-,Duolingo,-Duolingo%20%C4%91%C6%B0%E1%BB%A3c%20xem" w:history="1">
         <w:r>
           <w:rPr>
             <w:rStyle w:val="Hyperlink"/>
@@ -184,105 +227,3292 @@
             <w:sz w:val="28"/>
             <w:szCs w:val="28"/>
           </w:rPr>
-          <w:t>Thegioididong</w:t>
+          <w:t>FPT Shop:</w:t>
         </w:r>
       </w:hyperlink>
-      <w:r>
-        <w:rPr>
-          <w:rFonts w:ascii="Times New Roman" w:hAnsi="Times New Roman" w:cs="Times New Roman"/>
-          <w:sz w:val="28"/>
-          <w:szCs w:val="28"/>
-        </w:rPr>
-        <w:t>, đây là các website/ứng dụng đã phát triển ứng dụng học tiếng Anh phổ biến và được nhiều người sử dụng</w:t>
-      </w:r>
-    </w:p>
-    <w:p>
-      <w:pPr>
-        <w:rPr>
-          <w:rFonts w:ascii="Times New Roman" w:hAnsi="Times New Roman" w:cs="Times New Roman"/>
-          <w:sz w:val="28"/>
-          <w:szCs w:val="28"/>
-        </w:rPr>
-      </w:pPr>
-      <w:r>
-        <w:rPr>
-          <w:rFonts w:ascii="Times New Roman" w:hAnsi="Times New Roman" w:cs="Times New Roman"/>
-          <w:sz w:val="28"/>
-          <w:szCs w:val="28"/>
-        </w:rPr>
-        <w:t>Duolingo</w:t>
-      </w:r>
-    </w:p>
-    <w:p>
-      <w:pPr>
-        <w:rPr>
-          <w:rFonts w:ascii="Times New Roman" w:hAnsi="Times New Roman" w:cs="Times New Roman"/>
-          <w:sz w:val="28"/>
-          <w:szCs w:val="28"/>
-        </w:rPr>
-      </w:pPr>
-      <w:r>
-        <w:rPr>
-          <w:rFonts w:ascii="Times New Roman" w:hAnsi="Times New Roman" w:cs="Times New Roman"/>
-          <w:sz w:val="28"/>
-          <w:szCs w:val="28"/>
-        </w:rPr>
-        <w:t>Memrise</w:t>
-      </w:r>
-    </w:p>
-    <w:p>
-      <w:pPr>
-        <w:rPr>
-          <w:rFonts w:ascii="Times New Roman" w:hAnsi="Times New Roman" w:cs="Times New Roman"/>
-          <w:sz w:val="28"/>
-          <w:szCs w:val="28"/>
-        </w:rPr>
-      </w:pPr>
-      <w:r>
-        <w:rPr>
-          <w:rFonts w:ascii="Times New Roman" w:hAnsi="Times New Roman" w:cs="Times New Roman"/>
-          <w:sz w:val="28"/>
-          <w:szCs w:val="28"/>
-        </w:rPr>
-        <w:t>Elsa Speak</w:t>
-      </w:r>
-      <w:r>
-        <w:rPr>
-          <w:rFonts w:ascii="Times New Roman" w:hAnsi="Times New Roman" w:cs="Times New Roman"/>
-          <w:sz w:val="28"/>
-          <w:szCs w:val="28"/>
-        </w:rPr>
-        <w:t>: Luyện phát âm chuẩn</w:t>
-      </w:r>
-    </w:p>
-    <w:p>
-      <w:pPr>
-        <w:rPr>
-          <w:rFonts w:ascii="Times New Roman" w:hAnsi="Times New Roman" w:cs="Times New Roman"/>
-          <w:sz w:val="28"/>
-          <w:szCs w:val="28"/>
-        </w:rPr>
-      </w:pPr>
-      <w:r>
-        <w:rPr>
-          <w:rFonts w:ascii="Times New Roman" w:hAnsi="Times New Roman" w:cs="Times New Roman"/>
-          <w:sz w:val="28"/>
-          <w:szCs w:val="28"/>
-        </w:rPr>
-        <w:t>Cake</w:t>
-      </w:r>
-    </w:p>
-    <w:p>
-      <w:pPr>
-        <w:rPr>
-          <w:rFonts w:ascii="Times New Roman" w:hAnsi="Times New Roman" w:cs="Times New Roman"/>
-          <w:sz w:val="28"/>
-          <w:szCs w:val="28"/>
-        </w:rPr>
-      </w:pPr>
-    </w:p>
-    <w:p>
-      <w:pPr>
+    </w:p>
+    <w:p>
+      <w:pPr>
+        <w:pStyle w:val="ListParagraph"/>
+        <w:numPr>
+          <w:ilvl w:val="0"/>
+          <w:numId w:val="2"/>
+        </w:numPr>
+        <w:spacing w:line="240" w:lineRule="auto"/>
+        <w:rPr>
+          <w:rFonts w:ascii="Times New Roman" w:hAnsi="Times New Roman" w:cs="Times New Roman"/>
+          <w:sz w:val="28"/>
+          <w:szCs w:val="28"/>
+        </w:rPr>
+      </w:pPr>
+      <w:hyperlink r:id="rId8" w:anchor="doulingo:~:text=%C4%91%E1%BA%BFn%20n%C3%A2ng%20cao.-,Doulingo,-N%E1%BB%81n%20t%E1%BA%A3ng%20h%E1%BB%97" w:history="1">
+        <w:r>
+          <w:rPr>
+            <w:rStyle w:val="Hyperlink"/>
+            <w:rFonts w:ascii="Times New Roman" w:hAnsi="Times New Roman" w:cs="Times New Roman"/>
+            <w:sz w:val="28"/>
+            <w:szCs w:val="28"/>
+          </w:rPr>
+          <w:t>CellphoneS:</w:t>
+        </w:r>
+      </w:hyperlink>
+      <w:r>
+        <w:rPr>
+          <w:rFonts w:ascii="Times New Roman" w:hAnsi="Times New Roman" w:cs="Times New Roman"/>
+          <w:sz w:val="28"/>
+          <w:szCs w:val="28"/>
+        </w:rPr>
+        <w:t xml:space="preserve"> </w:t>
+      </w:r>
+    </w:p>
+    <w:p>
+      <w:pPr>
+        <w:pStyle w:val="ListParagraph"/>
+        <w:numPr>
+          <w:ilvl w:val="0"/>
+          <w:numId w:val="2"/>
+        </w:numPr>
+        <w:spacing w:line="240" w:lineRule="auto"/>
+        <w:rPr>
+          <w:rFonts w:ascii="Times New Roman" w:hAnsi="Times New Roman" w:cs="Times New Roman"/>
+          <w:sz w:val="28"/>
+          <w:szCs w:val="28"/>
+        </w:rPr>
+      </w:pPr>
+      <w:hyperlink r:id="rId9" w:anchor="ftoc-heading-1:~:text=01.%20Duolingo%20%E2%80%93%20App%20h%E1%BB%8Dc%20ti%E1%BA%BFng%20Anh%20online%20Top%20%C4%91%E1%BA%A7u%20b%E1%BA%A3ng%20x%E1%BA%BFp%20h%E1%BA%A1ng" w:history="1">
+        <w:r>
+          <w:rPr>
+            <w:rStyle w:val="Hyperlink"/>
+            <w:rFonts w:ascii="Times New Roman" w:hAnsi="Times New Roman" w:cs="Times New Roman"/>
+            <w:sz w:val="28"/>
+            <w:szCs w:val="28"/>
+          </w:rPr>
+          <w:t>English QTS:</w:t>
+        </w:r>
+      </w:hyperlink>
+    </w:p>
+    <w:p>
+      <w:pPr>
+        <w:pStyle w:val="ListParagraph"/>
+        <w:numPr>
+          <w:ilvl w:val="0"/>
+          <w:numId w:val="2"/>
+        </w:numPr>
+        <w:spacing w:line="240" w:lineRule="auto"/>
+        <w:rPr>
+          <w:rFonts w:ascii="Times New Roman" w:hAnsi="Times New Roman" w:cs="Times New Roman"/>
+          <w:sz w:val="28"/>
+          <w:szCs w:val="28"/>
+        </w:rPr>
+      </w:pPr>
+      <w:hyperlink r:id="rId10" w:anchor="11-fluentu-%e2%80%93-hoc-qua-video-thuc-te:~:text=4.8/5%20sao-,2.%20Duolingo%20%E2%80%93%20H%E1%BB%8Dc%20Ti%E1%BA%BFng%20Anh%20To%C3%A0n%20Di%E1%BB%87n%20Qua%20Tr%C3%B2%20Ch%C6%A1i,-Duolingo%20l%C3%A0%20%E1%BB%A9ng" w:history="1">
+        <w:r>
+          <w:rPr>
+            <w:rStyle w:val="Hyperlink"/>
+            <w:rFonts w:ascii="Times New Roman" w:hAnsi="Times New Roman" w:cs="Times New Roman"/>
+            <w:sz w:val="28"/>
+            <w:szCs w:val="28"/>
+          </w:rPr>
+          <w:t>EIV E</w:t>
+        </w:r>
+        <w:r>
+          <w:rPr>
+            <w:rStyle w:val="Hyperlink"/>
+            <w:rFonts w:ascii="Times New Roman" w:hAnsi="Times New Roman" w:cs="Times New Roman"/>
+            <w:sz w:val="28"/>
+            <w:szCs w:val="28"/>
+          </w:rPr>
+          <w:t>d</w:t>
+        </w:r>
+        <w:r>
+          <w:rPr>
+            <w:rStyle w:val="Hyperlink"/>
+            <w:rFonts w:ascii="Times New Roman" w:hAnsi="Times New Roman" w:cs="Times New Roman"/>
+            <w:sz w:val="28"/>
+            <w:szCs w:val="28"/>
+          </w:rPr>
+          <w:t>u</w:t>
+        </w:r>
+        <w:r>
+          <w:rPr>
+            <w:rStyle w:val="Hyperlink"/>
+            <w:rFonts w:ascii="Times New Roman" w:hAnsi="Times New Roman" w:cs="Times New Roman"/>
+            <w:sz w:val="28"/>
+            <w:szCs w:val="28"/>
+          </w:rPr>
+          <w:t>:</w:t>
+        </w:r>
+      </w:hyperlink>
+    </w:p>
+    <w:p>
+      <w:pPr>
+        <w:pStyle w:val="ListParagraph"/>
+        <w:numPr>
+          <w:ilvl w:val="0"/>
+          <w:numId w:val="2"/>
+        </w:numPr>
+        <w:spacing w:line="240" w:lineRule="auto"/>
+        <w:rPr>
+          <w:rStyle w:val="Hyperlink"/>
+          <w:rFonts w:ascii="Times New Roman" w:hAnsi="Times New Roman" w:cs="Times New Roman"/>
+          <w:sz w:val="28"/>
+          <w:szCs w:val="28"/>
+        </w:rPr>
+      </w:pPr>
+      <w:r>
+        <w:rPr>
+          <w:rFonts w:ascii="Times New Roman" w:hAnsi="Times New Roman" w:cs="Times New Roman"/>
+          <w:sz w:val="28"/>
+          <w:szCs w:val="28"/>
+        </w:rPr>
+        <w:fldChar w:fldCharType="begin"/>
+      </w:r>
+      <w:r>
+        <w:rPr>
+          <w:rFonts w:ascii="Times New Roman" w:hAnsi="Times New Roman" w:cs="Times New Roman"/>
+          <w:sz w:val="28"/>
+          <w:szCs w:val="28"/>
+        </w:rPr>
+        <w:instrText>HYPERLINK "https://glints.com/vn/blog/top-3-ung-dung-hoc-ngoai-ngu-mien-phi-cho-nguoi-ban-ron/" \l "1_duolingo_%e2%80%93_phan_mem_ngoai_ngu_%e2%80%9cquoc_dan%e2%80%9d:~:text=theo%20ch%E1%BB%A7%20%C4%91%E1%BB%81-,1.%20Duolingo%20%E2%80%93%20Ph%E1%BA%A7n%20m%E1%BB%81m%20ngo%E1%BA%A1i%20ng%E1%BB%AF%20%E2%80%9Cqu%E1%BB%91c%20d%C3%A2n%E2%80%9D,-Duolingo%20%C4%91ang%20%C4%91%C6%B0%E1%BB%A3c"</w:instrText>
+      </w:r>
+      <w:r>
+        <w:rPr>
+          <w:rFonts w:ascii="Times New Roman" w:hAnsi="Times New Roman" w:cs="Times New Roman"/>
+          <w:sz w:val="28"/>
+          <w:szCs w:val="28"/>
+        </w:rPr>
+      </w:r>
+      <w:r>
+        <w:rPr>
+          <w:rFonts w:ascii="Times New Roman" w:hAnsi="Times New Roman" w:cs="Times New Roman"/>
+          <w:sz w:val="28"/>
+          <w:szCs w:val="28"/>
+        </w:rPr>
+        <w:fldChar w:fldCharType="separate"/>
+      </w:r>
+      <w:r>
+        <w:rPr>
+          <w:rStyle w:val="Hyperlink"/>
+          <w:rFonts w:ascii="Times New Roman" w:hAnsi="Times New Roman" w:cs="Times New Roman"/>
+          <w:sz w:val="28"/>
+          <w:szCs w:val="28"/>
+        </w:rPr>
+        <w:t>G</w:t>
+      </w:r>
+      <w:r>
+        <w:rPr>
+          <w:rStyle w:val="Hyperlink"/>
+          <w:rFonts w:ascii="Times New Roman" w:hAnsi="Times New Roman" w:cs="Times New Roman"/>
+          <w:sz w:val="28"/>
+          <w:szCs w:val="28"/>
+        </w:rPr>
+        <w:t>l</w:t>
+      </w:r>
+      <w:r>
+        <w:rPr>
+          <w:rStyle w:val="Hyperlink"/>
+          <w:rFonts w:ascii="Times New Roman" w:hAnsi="Times New Roman" w:cs="Times New Roman"/>
+          <w:sz w:val="28"/>
+          <w:szCs w:val="28"/>
+        </w:rPr>
+        <w:t>in</w:t>
+      </w:r>
+      <w:r>
+        <w:rPr>
+          <w:rStyle w:val="Hyperlink"/>
+          <w:rFonts w:ascii="Times New Roman" w:hAnsi="Times New Roman" w:cs="Times New Roman"/>
+          <w:sz w:val="28"/>
+          <w:szCs w:val="28"/>
+        </w:rPr>
+        <w:t>t</w:t>
+      </w:r>
+      <w:r>
+        <w:rPr>
+          <w:rStyle w:val="Hyperlink"/>
+          <w:rFonts w:ascii="Times New Roman" w:hAnsi="Times New Roman" w:cs="Times New Roman"/>
+          <w:sz w:val="28"/>
+          <w:szCs w:val="28"/>
+        </w:rPr>
+        <w:t>s:</w:t>
+      </w:r>
+    </w:p>
+    <w:p>
+      <w:pPr>
+        <w:spacing w:line="240" w:lineRule="auto"/>
+        <w:rPr>
+          <w:rFonts w:ascii="Times New Roman" w:hAnsi="Times New Roman" w:cs="Times New Roman"/>
+          <w:sz w:val="28"/>
+          <w:szCs w:val="28"/>
+        </w:rPr>
+      </w:pPr>
+      <w:r>
+        <w:rPr>
+          <w:rFonts w:ascii="Times New Roman" w:hAnsi="Times New Roman" w:cs="Times New Roman"/>
+          <w:sz w:val="28"/>
+          <w:szCs w:val="28"/>
+        </w:rPr>
+        <w:fldChar w:fldCharType="end"/>
+      </w:r>
+      <w:r>
+        <w:rPr>
+          <w:rFonts w:ascii="Times New Roman" w:hAnsi="Times New Roman" w:cs="Times New Roman"/>
+          <w:sz w:val="28"/>
+          <w:szCs w:val="28"/>
+        </w:rPr>
+        <w:t xml:space="preserve">Ưu điểm: </w:t>
+      </w:r>
+    </w:p>
+    <w:p>
+      <w:pPr>
+        <w:pStyle w:val="ListParagraph"/>
+        <w:numPr>
+          <w:ilvl w:val="0"/>
+          <w:numId w:val="17"/>
+        </w:numPr>
+        <w:spacing w:line="240" w:lineRule="auto"/>
+        <w:rPr>
+          <w:rFonts w:ascii="Times New Roman" w:hAnsi="Times New Roman" w:cs="Times New Roman"/>
+          <w:sz w:val="28"/>
+          <w:szCs w:val="28"/>
+        </w:rPr>
+      </w:pPr>
+      <w:r>
+        <w:rPr>
+          <w:rFonts w:ascii="Times New Roman" w:hAnsi="Times New Roman" w:cs="Times New Roman"/>
+          <w:sz w:val="28"/>
+          <w:szCs w:val="28"/>
+        </w:rPr>
+        <w:t>Giao diện thân thiện, bắt mắt</w:t>
+      </w:r>
+    </w:p>
+    <w:p>
+      <w:pPr>
+        <w:pStyle w:val="ListParagraph"/>
+        <w:numPr>
+          <w:ilvl w:val="0"/>
+          <w:numId w:val="17"/>
+        </w:numPr>
+        <w:spacing w:line="240" w:lineRule="auto"/>
+        <w:rPr>
+          <w:rFonts w:ascii="Times New Roman" w:hAnsi="Times New Roman" w:cs="Times New Roman"/>
+          <w:sz w:val="28"/>
+          <w:szCs w:val="28"/>
+        </w:rPr>
+      </w:pPr>
+      <w:r>
+        <w:rPr>
+          <w:rFonts w:ascii="Times New Roman" w:hAnsi="Times New Roman" w:cs="Times New Roman"/>
+          <w:sz w:val="28"/>
+          <w:szCs w:val="28"/>
+        </w:rPr>
+        <w:t>Tích hợp cả 4 kỹ năng nghe-nói-đọc-viết</w:t>
+      </w:r>
+    </w:p>
+    <w:p>
+      <w:pPr>
+        <w:pStyle w:val="ListParagraph"/>
+        <w:numPr>
+          <w:ilvl w:val="0"/>
+          <w:numId w:val="17"/>
+        </w:numPr>
+        <w:spacing w:line="240" w:lineRule="auto"/>
+        <w:rPr>
+          <w:rFonts w:ascii="Times New Roman" w:hAnsi="Times New Roman" w:cs="Times New Roman"/>
+          <w:sz w:val="28"/>
+          <w:szCs w:val="28"/>
+        </w:rPr>
+      </w:pPr>
+      <w:r>
+        <w:rPr>
+          <w:rFonts w:ascii="Times New Roman" w:hAnsi="Times New Roman" w:cs="Times New Roman"/>
+          <w:sz w:val="28"/>
+          <w:szCs w:val="28"/>
+        </w:rPr>
+        <w:t>Học thích ứng theo tiến độ người học</w:t>
+      </w:r>
+    </w:p>
+    <w:p>
+      <w:pPr>
+        <w:pStyle w:val="ListParagraph"/>
+        <w:numPr>
+          <w:ilvl w:val="0"/>
+          <w:numId w:val="17"/>
+        </w:numPr>
+        <w:spacing w:line="240" w:lineRule="auto"/>
+        <w:rPr>
+          <w:rFonts w:ascii="Times New Roman" w:hAnsi="Times New Roman" w:cs="Times New Roman"/>
+          <w:sz w:val="28"/>
+          <w:szCs w:val="28"/>
+        </w:rPr>
+      </w:pPr>
+      <w:r>
+        <w:rPr>
+          <w:rFonts w:ascii="Times New Roman" w:hAnsi="Times New Roman" w:cs="Times New Roman"/>
+          <w:sz w:val="28"/>
+          <w:szCs w:val="28"/>
+        </w:rPr>
+        <w:t>Tính năng cộng đồng để kết nối với bạn bè</w:t>
+      </w:r>
+    </w:p>
+    <w:p>
+      <w:pPr>
+        <w:spacing w:line="240" w:lineRule="auto"/>
+        <w:rPr>
+          <w:rFonts w:ascii="Times New Roman" w:hAnsi="Times New Roman" w:cs="Times New Roman"/>
+          <w:sz w:val="28"/>
+          <w:szCs w:val="28"/>
+        </w:rPr>
+      </w:pPr>
+      <w:r>
+        <w:rPr>
+          <w:rFonts w:ascii="Times New Roman" w:hAnsi="Times New Roman" w:cs="Times New Roman"/>
+          <w:sz w:val="28"/>
+          <w:szCs w:val="28"/>
+        </w:rPr>
+        <w:t>Nhược điểm:</w:t>
+      </w:r>
+    </w:p>
+    <w:p>
+      <w:pPr>
+        <w:pStyle w:val="ListParagraph"/>
+        <w:numPr>
+          <w:ilvl w:val="0"/>
+          <w:numId w:val="17"/>
+        </w:numPr>
+        <w:spacing w:line="240" w:lineRule="auto"/>
+        <w:rPr>
+          <w:rFonts w:ascii="Times New Roman" w:hAnsi="Times New Roman" w:cs="Times New Roman"/>
+          <w:sz w:val="28"/>
+          <w:szCs w:val="28"/>
+        </w:rPr>
+      </w:pPr>
+      <w:r>
+        <w:rPr>
+          <w:rFonts w:ascii="Times New Roman" w:hAnsi="Times New Roman" w:cs="Times New Roman"/>
+          <w:sz w:val="28"/>
+          <w:szCs w:val="28"/>
+        </w:rPr>
+        <w:t>Nội dung nâng cao còn hạn chế</w:t>
+      </w:r>
+    </w:p>
+    <w:p>
+      <w:pPr>
+        <w:pStyle w:val="ListParagraph"/>
+        <w:numPr>
+          <w:ilvl w:val="0"/>
+          <w:numId w:val="17"/>
+        </w:numPr>
+        <w:spacing w:line="240" w:lineRule="auto"/>
+        <w:rPr>
+          <w:rFonts w:ascii="Times New Roman" w:hAnsi="Times New Roman" w:cs="Times New Roman"/>
+          <w:sz w:val="28"/>
+          <w:szCs w:val="28"/>
+        </w:rPr>
+      </w:pPr>
+      <w:r>
+        <w:rPr>
+          <w:rFonts w:ascii="Times New Roman" w:hAnsi="Times New Roman" w:cs="Times New Roman"/>
+          <w:sz w:val="28"/>
+          <w:szCs w:val="28"/>
+        </w:rPr>
+        <w:t>Luyện tập hội thoại chưa thực sự tự nhiên</w:t>
+      </w:r>
+    </w:p>
+    <w:p>
+      <w:pPr>
+        <w:pStyle w:val="ListParagraph"/>
+        <w:numPr>
+          <w:ilvl w:val="0"/>
+          <w:numId w:val="17"/>
+        </w:numPr>
+        <w:spacing w:line="240" w:lineRule="auto"/>
+        <w:rPr>
+          <w:rFonts w:ascii="Times New Roman" w:hAnsi="Times New Roman" w:cs="Times New Roman"/>
+          <w:sz w:val="28"/>
+          <w:szCs w:val="28"/>
+        </w:rPr>
+      </w:pPr>
+      <w:r>
+        <w:rPr>
+          <w:rFonts w:ascii="Times New Roman" w:hAnsi="Times New Roman" w:cs="Times New Roman"/>
+          <w:sz w:val="28"/>
+          <w:szCs w:val="28"/>
+        </w:rPr>
+        <w:t>Quảng cáo trong phiên bản miễn phí khá nhiều</w:t>
+      </w:r>
+    </w:p>
+    <w:p>
+      <w:pPr>
+        <w:spacing w:line="240" w:lineRule="auto"/>
+        <w:rPr>
+          <w:rFonts w:ascii="Times New Roman" w:hAnsi="Times New Roman" w:cs="Times New Roman"/>
+          <w:sz w:val="28"/>
+          <w:szCs w:val="28"/>
+        </w:rPr>
+      </w:pPr>
+      <w:r>
+        <w:rPr>
+          <w:rFonts w:ascii="Times New Roman" w:hAnsi="Times New Roman" w:cs="Times New Roman"/>
+          <w:sz w:val="28"/>
+          <w:szCs w:val="28"/>
+        </w:rPr>
+        <w:t xml:space="preserve">Phù hợp với đối tượng: </w:t>
+      </w:r>
+    </w:p>
+    <w:p>
+      <w:pPr>
+        <w:pStyle w:val="ListParagraph"/>
+        <w:numPr>
+          <w:ilvl w:val="0"/>
+          <w:numId w:val="18"/>
+        </w:numPr>
+        <w:spacing w:line="240" w:lineRule="auto"/>
+        <w:rPr>
+          <w:rFonts w:ascii="Times New Roman" w:hAnsi="Times New Roman" w:cs="Times New Roman"/>
+          <w:sz w:val="28"/>
+          <w:szCs w:val="28"/>
+        </w:rPr>
+      </w:pPr>
+      <w:r>
+        <w:rPr>
+          <w:rFonts w:ascii="Times New Roman" w:hAnsi="Times New Roman" w:cs="Times New Roman"/>
+          <w:sz w:val="28"/>
+          <w:szCs w:val="28"/>
+        </w:rPr>
+        <w:t>Người mới bắt đầu hoặc mất gốc: Giao diện thân thiện, bắt mắt giúp giảm bớt áp lực khi tiếp cận một ngôn ngữ mới.</w:t>
+      </w:r>
+    </w:p>
+    <w:p>
+      <w:pPr>
+        <w:pStyle w:val="ListParagraph"/>
+        <w:numPr>
+          <w:ilvl w:val="0"/>
+          <w:numId w:val="18"/>
+        </w:numPr>
+        <w:spacing w:line="240" w:lineRule="auto"/>
+        <w:rPr>
+          <w:rFonts w:ascii="Times New Roman" w:hAnsi="Times New Roman" w:cs="Times New Roman"/>
+          <w:sz w:val="28"/>
+          <w:szCs w:val="28"/>
+        </w:rPr>
+      </w:pPr>
+      <w:r>
+        <w:rPr>
+          <w:rFonts w:ascii="Times New Roman" w:hAnsi="Times New Roman" w:cs="Times New Roman"/>
+          <w:sz w:val="28"/>
+          <w:szCs w:val="28"/>
+        </w:rPr>
+        <w:t>Người muốn rèn luyện thói quen học hàng ngày: Phù hợp với những ai thích phương pháp "game hóa" và muốn phát triển đồng đều cả 4 kỹ năng ở mức cơ bản.</w:t>
+      </w:r>
+    </w:p>
+    <w:p>
+      <w:pPr>
+        <w:pStyle w:val="ListParagraph"/>
+        <w:numPr>
+          <w:ilvl w:val="0"/>
+          <w:numId w:val="18"/>
+        </w:numPr>
+        <w:spacing w:line="240" w:lineRule="auto"/>
+        <w:rPr>
+          <w:rFonts w:ascii="Times New Roman" w:hAnsi="Times New Roman" w:cs="Times New Roman"/>
+          <w:sz w:val="28"/>
+          <w:szCs w:val="28"/>
+        </w:rPr>
+      </w:pPr>
+      <w:r>
+        <w:rPr>
+          <w:rFonts w:ascii="Times New Roman" w:hAnsi="Times New Roman" w:cs="Times New Roman"/>
+          <w:sz w:val="28"/>
+          <w:szCs w:val="28"/>
+        </w:rPr>
+        <w:t>Học sinh, sinh viên: Những người cần một môi trường học tập có tính kết nối cộng đồng để cùng thi đua với bạn bè.</w:t>
+      </w:r>
+    </w:p>
+    <w:p>
+      <w:pPr>
+        <w:spacing w:line="240" w:lineRule="auto"/>
+        <w:rPr>
+          <w:rFonts w:ascii="Times New Roman" w:hAnsi="Times New Roman" w:cs="Times New Roman"/>
+          <w:sz w:val="28"/>
+          <w:szCs w:val="28"/>
+        </w:rPr>
+      </w:pPr>
+    </w:p>
+    <w:p>
+      <w:pPr>
+        <w:pStyle w:val="ListParagraph"/>
+        <w:numPr>
+          <w:ilvl w:val="0"/>
+          <w:numId w:val="1"/>
+        </w:numPr>
+        <w:spacing w:line="240" w:lineRule="auto"/>
+        <w:rPr>
+          <w:rFonts w:ascii="Times New Roman" w:hAnsi="Times New Roman" w:cs="Times New Roman"/>
+          <w:b/>
+          <w:bCs/>
+          <w:sz w:val="28"/>
+          <w:szCs w:val="28"/>
+        </w:rPr>
+      </w:pPr>
+      <w:r>
+        <w:rPr>
+          <w:rFonts w:ascii="Times New Roman" w:hAnsi="Times New Roman" w:cs="Times New Roman"/>
+          <w:b/>
+          <w:bCs/>
+          <w:sz w:val="28"/>
+          <w:szCs w:val="28"/>
+        </w:rPr>
+        <w:lastRenderedPageBreak/>
+        <w:t>Memrise:</w:t>
+      </w:r>
+    </w:p>
+    <w:p>
+      <w:pPr>
+        <w:spacing w:line="240" w:lineRule="auto"/>
+        <w:rPr>
+          <w:rFonts w:ascii="Times New Roman" w:hAnsi="Times New Roman" w:cs="Times New Roman"/>
+          <w:sz w:val="28"/>
+          <w:szCs w:val="28"/>
+        </w:rPr>
+      </w:pPr>
+      <w:r>
+        <w:rPr>
+          <w:rFonts w:ascii="Times New Roman" w:hAnsi="Times New Roman" w:cs="Times New Roman"/>
+          <w:sz w:val="28"/>
+          <w:szCs w:val="28"/>
+        </w:rPr>
+        <w:t>Nguồn trích dẫn:</w:t>
+      </w:r>
+    </w:p>
+    <w:p>
+      <w:pPr>
+        <w:pStyle w:val="ListParagraph"/>
+        <w:numPr>
+          <w:ilvl w:val="0"/>
+          <w:numId w:val="11"/>
+        </w:numPr>
+        <w:spacing w:line="240" w:lineRule="auto"/>
+        <w:rPr>
+          <w:rFonts w:ascii="Times New Roman" w:hAnsi="Times New Roman" w:cs="Times New Roman"/>
+          <w:sz w:val="28"/>
+          <w:szCs w:val="28"/>
+        </w:rPr>
+      </w:pPr>
+      <w:hyperlink r:id="rId11" w:anchor=":~:text=m%E1%BB%9Bi%20b%E1%BA%AFt%20%C4%91%E1%BA%A7u.-,3.%20Memrise%20%E2%80%93%20H%E1%BB%8Dc%20t%E1%BB%AB%20v%E1%BB%B1ng%20ti%E1%BA%BFng%20Anh%20hi%E1%BB%87u%20qu%E1%BA%A3%20qua%20tr%C3%B2%20ch%C6%A1i%20v%C3%A0%20video%20b%E1%BA%A3n%20ng%E1%BB%AF,-Memrise%20l%C3%A0%20m%E1%BB%99t" w:history="1">
+        <w:r>
+          <w:rPr>
+            <w:rStyle w:val="Hyperlink"/>
+            <w:rFonts w:ascii="Times New Roman" w:hAnsi="Times New Roman" w:cs="Times New Roman"/>
+            <w:sz w:val="28"/>
+            <w:szCs w:val="28"/>
+          </w:rPr>
+          <w:t>Thế g</w:t>
+        </w:r>
+        <w:r>
+          <w:rPr>
+            <w:rStyle w:val="Hyperlink"/>
+            <w:rFonts w:ascii="Times New Roman" w:hAnsi="Times New Roman" w:cs="Times New Roman"/>
+            <w:sz w:val="28"/>
+            <w:szCs w:val="28"/>
+          </w:rPr>
+          <w:t>i</w:t>
+        </w:r>
+        <w:r>
+          <w:rPr>
+            <w:rStyle w:val="Hyperlink"/>
+            <w:rFonts w:ascii="Times New Roman" w:hAnsi="Times New Roman" w:cs="Times New Roman"/>
+            <w:sz w:val="28"/>
+            <w:szCs w:val="28"/>
+          </w:rPr>
+          <w:t>ới di động</w:t>
+        </w:r>
+      </w:hyperlink>
+    </w:p>
+    <w:p>
+      <w:pPr>
+        <w:pStyle w:val="ListParagraph"/>
+        <w:numPr>
+          <w:ilvl w:val="0"/>
+          <w:numId w:val="11"/>
+        </w:numPr>
+        <w:spacing w:line="240" w:lineRule="auto"/>
+        <w:rPr>
+          <w:rFonts w:ascii="Times New Roman" w:hAnsi="Times New Roman" w:cs="Times New Roman"/>
+          <w:sz w:val="28"/>
+          <w:szCs w:val="28"/>
+        </w:rPr>
+      </w:pPr>
+      <w:hyperlink r:id="rId12" w:anchor=":~:text=theo%20chuy%C3%AAn%20d%E1%BB%A5ng.-,3.%20Memrise,-Memrise%20l%C3%A0%20app" w:history="1">
+        <w:r>
+          <w:rPr>
+            <w:rStyle w:val="Hyperlink"/>
+            <w:rFonts w:ascii="Times New Roman" w:hAnsi="Times New Roman" w:cs="Times New Roman"/>
+            <w:sz w:val="28"/>
+            <w:szCs w:val="28"/>
+          </w:rPr>
+          <w:t>FPT S</w:t>
+        </w:r>
+        <w:r>
+          <w:rPr>
+            <w:rStyle w:val="Hyperlink"/>
+            <w:rFonts w:ascii="Times New Roman" w:hAnsi="Times New Roman" w:cs="Times New Roman"/>
+            <w:sz w:val="28"/>
+            <w:szCs w:val="28"/>
+          </w:rPr>
+          <w:t>h</w:t>
+        </w:r>
+        <w:r>
+          <w:rPr>
+            <w:rStyle w:val="Hyperlink"/>
+            <w:rFonts w:ascii="Times New Roman" w:hAnsi="Times New Roman" w:cs="Times New Roman"/>
+            <w:sz w:val="28"/>
+            <w:szCs w:val="28"/>
+          </w:rPr>
+          <w:t>op</w:t>
+        </w:r>
+      </w:hyperlink>
+    </w:p>
+    <w:p>
+      <w:pPr>
+        <w:pStyle w:val="ListParagraph"/>
+        <w:numPr>
+          <w:ilvl w:val="0"/>
+          <w:numId w:val="11"/>
+        </w:numPr>
+        <w:spacing w:line="240" w:lineRule="auto"/>
+        <w:rPr>
+          <w:rStyle w:val="Hyperlink"/>
+          <w:rFonts w:ascii="Times New Roman" w:hAnsi="Times New Roman" w:cs="Times New Roman"/>
+          <w:sz w:val="28"/>
+          <w:szCs w:val="28"/>
+        </w:rPr>
+      </w:pPr>
+      <w:r>
+        <w:rPr>
+          <w:rFonts w:ascii="Times New Roman" w:hAnsi="Times New Roman" w:cs="Times New Roman"/>
+          <w:sz w:val="28"/>
+          <w:szCs w:val="28"/>
+        </w:rPr>
+        <w:fldChar w:fldCharType="begin"/>
+      </w:r>
+      <w:r>
+        <w:rPr>
+          <w:rFonts w:ascii="Times New Roman" w:hAnsi="Times New Roman" w:cs="Times New Roman"/>
+          <w:sz w:val="28"/>
+          <w:szCs w:val="28"/>
+        </w:rPr>
+        <w:instrText>HYPERLINK "https://cellphones.com.vn/sforum/ung-dung-hoc-tieng-anh" \l ":~:text=m%E1%BB%9Bi%20b%E1%BA%AFt%20%C4%91%E1%BA%A7u-,Memrise,-N%E1%BB%81n%20t%E1%BA%A3ng%20h%E1%BB%97"</w:instrText>
+      </w:r>
+      <w:r>
+        <w:rPr>
+          <w:rFonts w:ascii="Times New Roman" w:hAnsi="Times New Roman" w:cs="Times New Roman"/>
+          <w:sz w:val="28"/>
+          <w:szCs w:val="28"/>
+        </w:rPr>
+      </w:r>
+      <w:r>
+        <w:rPr>
+          <w:rFonts w:ascii="Times New Roman" w:hAnsi="Times New Roman" w:cs="Times New Roman"/>
+          <w:sz w:val="28"/>
+          <w:szCs w:val="28"/>
+        </w:rPr>
+        <w:fldChar w:fldCharType="separate"/>
+      </w:r>
+      <w:r>
+        <w:rPr>
+          <w:rStyle w:val="Hyperlink"/>
+          <w:rFonts w:ascii="Times New Roman" w:hAnsi="Times New Roman" w:cs="Times New Roman"/>
+          <w:sz w:val="28"/>
+          <w:szCs w:val="28"/>
+        </w:rPr>
+        <w:t>Cellp</w:t>
+      </w:r>
+      <w:r>
+        <w:rPr>
+          <w:rStyle w:val="Hyperlink"/>
+          <w:rFonts w:ascii="Times New Roman" w:hAnsi="Times New Roman" w:cs="Times New Roman"/>
+          <w:sz w:val="28"/>
+          <w:szCs w:val="28"/>
+        </w:rPr>
+        <w:t>h</w:t>
+      </w:r>
+      <w:r>
+        <w:rPr>
+          <w:rStyle w:val="Hyperlink"/>
+          <w:rFonts w:ascii="Times New Roman" w:hAnsi="Times New Roman" w:cs="Times New Roman"/>
+          <w:sz w:val="28"/>
+          <w:szCs w:val="28"/>
+        </w:rPr>
+        <w:t>one</w:t>
+      </w:r>
+      <w:r>
+        <w:rPr>
+          <w:rStyle w:val="Hyperlink"/>
+          <w:rFonts w:ascii="Times New Roman" w:hAnsi="Times New Roman" w:cs="Times New Roman"/>
+          <w:sz w:val="28"/>
+          <w:szCs w:val="28"/>
+        </w:rPr>
+        <w:t>S</w:t>
+      </w:r>
+    </w:p>
+    <w:p>
+      <w:pPr>
+        <w:pStyle w:val="ListParagraph"/>
+        <w:numPr>
+          <w:ilvl w:val="0"/>
+          <w:numId w:val="11"/>
+        </w:numPr>
+        <w:spacing w:line="240" w:lineRule="auto"/>
+        <w:rPr>
+          <w:rFonts w:ascii="Times New Roman" w:hAnsi="Times New Roman" w:cs="Times New Roman"/>
+          <w:sz w:val="28"/>
+          <w:szCs w:val="28"/>
+        </w:rPr>
+      </w:pPr>
+      <w:r>
+        <w:rPr>
+          <w:rFonts w:ascii="Times New Roman" w:hAnsi="Times New Roman" w:cs="Times New Roman"/>
+          <w:sz w:val="28"/>
+          <w:szCs w:val="28"/>
+        </w:rPr>
+        <w:fldChar w:fldCharType="end"/>
+      </w:r>
+      <w:hyperlink r:id="rId13" w:anchor="ftoc-heading-1:~:text=06.%20Memrise%20%E2%80%93%20%E1%BB%A8ng%20d%E1%BB%A5ng%20h%E1%BB%8Dc%20ti%E1%BA%BFng%20Anh%20t%C4%83ng%20kh%E1%BA%A3%20n%C4%83ng%20ghi%20nh%E1%BB%9B" w:history="1">
+        <w:r>
+          <w:rPr>
+            <w:rStyle w:val="Hyperlink"/>
+            <w:rFonts w:ascii="Times New Roman" w:hAnsi="Times New Roman" w:cs="Times New Roman"/>
+            <w:sz w:val="28"/>
+            <w:szCs w:val="28"/>
+          </w:rPr>
+          <w:t>English Q</w:t>
+        </w:r>
+        <w:r>
+          <w:rPr>
+            <w:rStyle w:val="Hyperlink"/>
+            <w:rFonts w:ascii="Times New Roman" w:hAnsi="Times New Roman" w:cs="Times New Roman"/>
+            <w:sz w:val="28"/>
+            <w:szCs w:val="28"/>
+          </w:rPr>
+          <w:t>T</w:t>
+        </w:r>
+        <w:r>
+          <w:rPr>
+            <w:rStyle w:val="Hyperlink"/>
+            <w:rFonts w:ascii="Times New Roman" w:hAnsi="Times New Roman" w:cs="Times New Roman"/>
+            <w:sz w:val="28"/>
+            <w:szCs w:val="28"/>
+          </w:rPr>
+          <w:t>S</w:t>
+        </w:r>
+      </w:hyperlink>
+    </w:p>
+    <w:p>
+      <w:pPr>
+        <w:pStyle w:val="ListParagraph"/>
+        <w:numPr>
+          <w:ilvl w:val="0"/>
+          <w:numId w:val="11"/>
+        </w:numPr>
+        <w:spacing w:line="240" w:lineRule="auto"/>
+        <w:rPr>
+          <w:rFonts w:ascii="Times New Roman" w:hAnsi="Times New Roman" w:cs="Times New Roman"/>
+          <w:sz w:val="28"/>
+          <w:szCs w:val="28"/>
+        </w:rPr>
+      </w:pPr>
+      <w:hyperlink r:id="rId14" w:anchor="11-fluentu-%e2%80%93-hoc-qua-video-thuc-te:~:text=k%E1%BA%BF%20b%C3%A0i%20b%E1%BA%A3n.-,3.%20Memrise%20%E2%80%93%20H%E1%BB%8Dc%20T%E1%BB%AB%20V%E1%BB%B1ng%20Qua%20Video%20Ng%C6%B0%E1%BB%9Di%20B%E1%BA%A3n%20Ng%E1%BB%AF,-Memrise%20d%E1%BA%ABn%20%C4%91%E1%BA%A7u" w:history="1">
+        <w:r>
+          <w:rPr>
+            <w:rStyle w:val="Hyperlink"/>
+            <w:rFonts w:ascii="Times New Roman" w:hAnsi="Times New Roman" w:cs="Times New Roman"/>
+            <w:sz w:val="28"/>
+            <w:szCs w:val="28"/>
+          </w:rPr>
+          <w:t>EIV E</w:t>
+        </w:r>
+        <w:r>
+          <w:rPr>
+            <w:rStyle w:val="Hyperlink"/>
+            <w:rFonts w:ascii="Times New Roman" w:hAnsi="Times New Roman" w:cs="Times New Roman"/>
+            <w:sz w:val="28"/>
+            <w:szCs w:val="28"/>
+          </w:rPr>
+          <w:t>d</w:t>
+        </w:r>
+        <w:r>
+          <w:rPr>
+            <w:rStyle w:val="Hyperlink"/>
+            <w:rFonts w:ascii="Times New Roman" w:hAnsi="Times New Roman" w:cs="Times New Roman"/>
+            <w:sz w:val="28"/>
+            <w:szCs w:val="28"/>
+          </w:rPr>
+          <w:t>u</w:t>
+        </w:r>
+      </w:hyperlink>
+    </w:p>
+    <w:p>
+      <w:pPr>
+        <w:pStyle w:val="ListParagraph"/>
+        <w:numPr>
+          <w:ilvl w:val="0"/>
+          <w:numId w:val="11"/>
+        </w:numPr>
+        <w:spacing w:line="240" w:lineRule="auto"/>
+        <w:rPr>
+          <w:rFonts w:ascii="Times New Roman" w:hAnsi="Times New Roman" w:cs="Times New Roman"/>
+          <w:sz w:val="28"/>
+          <w:szCs w:val="28"/>
+        </w:rPr>
+      </w:pPr>
+      <w:hyperlink r:id="rId15" w:anchor="1_duolingo_%e2%80%93_phan_mem_ngoai_ngu_%e2%80%9cquoc_dan%e2%80%9d:~:text=https%3A//elsaspeak.com/-,4.%20Memrise%20%E2%80%93%20C%C3%B9ng%20phi%C3%AAu%20l%C6%B0u%20v%C3%A0o%20th%E1%BA%BF%20gi%E1%BB%9Bi%20ngo%E1%BA%A1i%20ng%E1%BB%AF%20c%C3%B9ng%20ph%E1%BA%A7n%20m%E1%BB%81m%20h%E1%BB%8Dc%20t%E1%BA%ADp%20th%C3%BA%20v%E1%BB%8B,-Memrise%20s%E1%BA%BD%20bi%E1%BA%BFn" w:history="1">
+        <w:r>
+          <w:rPr>
+            <w:rStyle w:val="Hyperlink"/>
+            <w:rFonts w:ascii="Times New Roman" w:hAnsi="Times New Roman" w:cs="Times New Roman"/>
+            <w:sz w:val="28"/>
+            <w:szCs w:val="28"/>
+          </w:rPr>
+          <w:t>Glin</w:t>
+        </w:r>
+        <w:r>
+          <w:rPr>
+            <w:rStyle w:val="Hyperlink"/>
+            <w:rFonts w:ascii="Times New Roman" w:hAnsi="Times New Roman" w:cs="Times New Roman"/>
+            <w:sz w:val="28"/>
+            <w:szCs w:val="28"/>
+          </w:rPr>
+          <w:t>t</w:t>
+        </w:r>
+        <w:r>
+          <w:rPr>
+            <w:rStyle w:val="Hyperlink"/>
+            <w:rFonts w:ascii="Times New Roman" w:hAnsi="Times New Roman" w:cs="Times New Roman"/>
+            <w:sz w:val="28"/>
+            <w:szCs w:val="28"/>
+          </w:rPr>
+          <w:t>s</w:t>
+        </w:r>
+      </w:hyperlink>
+    </w:p>
+    <w:p>
+      <w:pPr>
+        <w:spacing w:line="240" w:lineRule="auto"/>
+        <w:rPr>
+          <w:rFonts w:ascii="Times New Roman" w:hAnsi="Times New Roman" w:cs="Times New Roman"/>
+          <w:sz w:val="28"/>
+          <w:szCs w:val="28"/>
+        </w:rPr>
+      </w:pPr>
+      <w:r>
+        <w:rPr>
+          <w:rFonts w:ascii="Times New Roman" w:hAnsi="Times New Roman" w:cs="Times New Roman"/>
+          <w:sz w:val="28"/>
+          <w:szCs w:val="28"/>
+        </w:rPr>
+        <w:t xml:space="preserve">Ưu điểm: </w:t>
+      </w:r>
+    </w:p>
+    <w:p>
+      <w:pPr>
+        <w:numPr>
+          <w:ilvl w:val="0"/>
+          <w:numId w:val="5"/>
+        </w:numPr>
+        <w:spacing w:line="240" w:lineRule="auto"/>
+        <w:rPr>
+          <w:rFonts w:ascii="Times New Roman" w:hAnsi="Times New Roman" w:cs="Times New Roman"/>
+          <w:sz w:val="28"/>
+          <w:szCs w:val="28"/>
+        </w:rPr>
+      </w:pPr>
+      <w:r>
+        <w:rPr>
+          <w:rFonts w:ascii="Times New Roman" w:hAnsi="Times New Roman" w:cs="Times New Roman"/>
+          <w:sz w:val="28"/>
+          <w:szCs w:val="28"/>
+        </w:rPr>
+        <w:t>Nội dung đa dạng với nhiều giọng khác nhau</w:t>
+      </w:r>
+    </w:p>
+    <w:p>
+      <w:pPr>
+        <w:numPr>
+          <w:ilvl w:val="0"/>
+          <w:numId w:val="5"/>
+        </w:numPr>
+        <w:spacing w:line="240" w:lineRule="auto"/>
+        <w:rPr>
+          <w:rFonts w:ascii="Times New Roman" w:hAnsi="Times New Roman" w:cs="Times New Roman"/>
+          <w:sz w:val="28"/>
+          <w:szCs w:val="28"/>
+        </w:rPr>
+      </w:pPr>
+      <w:r>
+        <w:rPr>
+          <w:rFonts w:ascii="Times New Roman" w:hAnsi="Times New Roman" w:cs="Times New Roman"/>
+          <w:sz w:val="28"/>
+          <w:szCs w:val="28"/>
+        </w:rPr>
+        <w:t>Thuật toán học thông minh dựa trên khoa học thần kinh</w:t>
+      </w:r>
+    </w:p>
+    <w:p>
+      <w:pPr>
+        <w:numPr>
+          <w:ilvl w:val="0"/>
+          <w:numId w:val="5"/>
+        </w:numPr>
+        <w:spacing w:line="240" w:lineRule="auto"/>
+        <w:rPr>
+          <w:rFonts w:ascii="Times New Roman" w:hAnsi="Times New Roman" w:cs="Times New Roman"/>
+          <w:sz w:val="28"/>
+          <w:szCs w:val="28"/>
+        </w:rPr>
+      </w:pPr>
+      <w:r>
+        <w:rPr>
+          <w:rFonts w:ascii="Times New Roman" w:hAnsi="Times New Roman" w:cs="Times New Roman"/>
+          <w:sz w:val="28"/>
+          <w:szCs w:val="28"/>
+        </w:rPr>
+        <w:t>Nội dung do cộng đồng tạo ra phong phú</w:t>
+      </w:r>
+    </w:p>
+    <w:p>
+      <w:pPr>
+        <w:numPr>
+          <w:ilvl w:val="0"/>
+          <w:numId w:val="5"/>
+        </w:numPr>
+        <w:spacing w:line="240" w:lineRule="auto"/>
+        <w:rPr>
+          <w:rFonts w:ascii="Times New Roman" w:hAnsi="Times New Roman" w:cs="Times New Roman"/>
+          <w:sz w:val="28"/>
+          <w:szCs w:val="28"/>
+        </w:rPr>
+      </w:pPr>
+      <w:r>
+        <w:rPr>
+          <w:rFonts w:ascii="Times New Roman" w:hAnsi="Times New Roman" w:cs="Times New Roman"/>
+          <w:sz w:val="28"/>
+          <w:szCs w:val="28"/>
+        </w:rPr>
+        <w:t>Chế độ ngoại tuyến cho việc học không cần internet</w:t>
+      </w:r>
+    </w:p>
+    <w:p>
+      <w:pPr>
+        <w:spacing w:line="240" w:lineRule="auto"/>
+        <w:rPr>
+          <w:rFonts w:ascii="Times New Roman" w:hAnsi="Times New Roman" w:cs="Times New Roman"/>
+          <w:sz w:val="28"/>
+          <w:szCs w:val="28"/>
+        </w:rPr>
+      </w:pPr>
+      <w:r>
+        <w:rPr>
+          <w:rFonts w:ascii="Times New Roman" w:hAnsi="Times New Roman" w:cs="Times New Roman"/>
+          <w:sz w:val="28"/>
+          <w:szCs w:val="28"/>
+        </w:rPr>
+        <w:t>Nhược điểm:</w:t>
+      </w:r>
+    </w:p>
+    <w:p>
+      <w:pPr>
+        <w:numPr>
+          <w:ilvl w:val="0"/>
+          <w:numId w:val="6"/>
+        </w:numPr>
+        <w:spacing w:line="240" w:lineRule="auto"/>
+        <w:rPr>
+          <w:rFonts w:ascii="Times New Roman" w:hAnsi="Times New Roman" w:cs="Times New Roman"/>
+          <w:sz w:val="28"/>
+          <w:szCs w:val="28"/>
+        </w:rPr>
+      </w:pPr>
+      <w:r>
+        <w:rPr>
+          <w:rFonts w:ascii="Times New Roman" w:hAnsi="Times New Roman" w:cs="Times New Roman"/>
+          <w:sz w:val="28"/>
+          <w:szCs w:val="28"/>
+        </w:rPr>
+        <w:t>Hướng dẫn ngữ pháp hạn chế</w:t>
+      </w:r>
+    </w:p>
+    <w:p>
+      <w:pPr>
+        <w:numPr>
+          <w:ilvl w:val="0"/>
+          <w:numId w:val="6"/>
+        </w:numPr>
+        <w:spacing w:line="240" w:lineRule="auto"/>
+        <w:rPr>
+          <w:rFonts w:ascii="Times New Roman" w:hAnsi="Times New Roman" w:cs="Times New Roman"/>
+          <w:sz w:val="28"/>
+          <w:szCs w:val="28"/>
+        </w:rPr>
+      </w:pPr>
+      <w:r>
+        <w:rPr>
+          <w:rFonts w:ascii="Times New Roman" w:hAnsi="Times New Roman" w:cs="Times New Roman"/>
+          <w:sz w:val="28"/>
+          <w:szCs w:val="28"/>
+        </w:rPr>
+        <w:t>Một số nội dung do người dùng tạo ra có chất lượng không đồng đều</w:t>
+      </w:r>
+    </w:p>
+    <w:p>
+      <w:pPr>
+        <w:numPr>
+          <w:ilvl w:val="0"/>
+          <w:numId w:val="6"/>
+        </w:numPr>
+        <w:spacing w:line="240" w:lineRule="auto"/>
+        <w:rPr>
+          <w:rFonts w:ascii="Times New Roman" w:hAnsi="Times New Roman" w:cs="Times New Roman"/>
+          <w:sz w:val="28"/>
+          <w:szCs w:val="28"/>
+        </w:rPr>
+      </w:pPr>
+      <w:r>
+        <w:rPr>
+          <w:rFonts w:ascii="Times New Roman" w:hAnsi="Times New Roman" w:cs="Times New Roman"/>
+          <w:sz w:val="28"/>
+          <w:szCs w:val="28"/>
+        </w:rPr>
+        <w:t>Tính năng cao cấp khá nhiều so với phiên bản miễn phí</w:t>
+      </w:r>
+    </w:p>
+    <w:p>
+      <w:pPr>
+        <w:spacing w:line="240" w:lineRule="auto"/>
+        <w:rPr>
+          <w:rFonts w:ascii="Times New Roman" w:hAnsi="Times New Roman" w:cs="Times New Roman"/>
+          <w:sz w:val="28"/>
+          <w:szCs w:val="28"/>
+        </w:rPr>
+      </w:pPr>
+      <w:r>
+        <w:rPr>
+          <w:rFonts w:ascii="Times New Roman" w:hAnsi="Times New Roman" w:cs="Times New Roman"/>
+          <w:sz w:val="28"/>
+          <w:szCs w:val="28"/>
+        </w:rPr>
+        <w:t xml:space="preserve">Phù hợp với đối tượng: </w:t>
+      </w:r>
+    </w:p>
+    <w:p>
+      <w:pPr>
+        <w:pStyle w:val="ListParagraph"/>
+        <w:numPr>
+          <w:ilvl w:val="0"/>
+          <w:numId w:val="19"/>
+        </w:numPr>
+        <w:spacing w:line="240" w:lineRule="auto"/>
+        <w:rPr>
+          <w:rFonts w:ascii="Times New Roman" w:hAnsi="Times New Roman" w:cs="Times New Roman"/>
+          <w:sz w:val="28"/>
+          <w:szCs w:val="28"/>
+        </w:rPr>
+      </w:pPr>
+      <w:r>
+        <w:rPr>
+          <w:rFonts w:ascii="Times New Roman" w:hAnsi="Times New Roman" w:cs="Times New Roman"/>
+          <w:sz w:val="28"/>
+          <w:szCs w:val="28"/>
+        </w:rPr>
+        <w:t>Người cần mở rộng vốn từ vựng nhanh: Những người muốn học từ vựng thông qua các thuật toán thông minh và nội dung đa dạng từ cộng đồng.</w:t>
+      </w:r>
+    </w:p>
+    <w:p>
+      <w:pPr>
+        <w:pStyle w:val="ListParagraph"/>
+        <w:numPr>
+          <w:ilvl w:val="0"/>
+          <w:numId w:val="19"/>
+        </w:numPr>
+        <w:spacing w:line="240" w:lineRule="auto"/>
+        <w:rPr>
+          <w:rFonts w:ascii="Times New Roman" w:hAnsi="Times New Roman" w:cs="Times New Roman"/>
+          <w:sz w:val="28"/>
+          <w:szCs w:val="28"/>
+        </w:rPr>
+      </w:pPr>
+      <w:r>
+        <w:rPr>
+          <w:rFonts w:ascii="Times New Roman" w:hAnsi="Times New Roman" w:cs="Times New Roman"/>
+          <w:sz w:val="28"/>
+          <w:szCs w:val="28"/>
+        </w:rPr>
+        <w:t>Người thường xuyên di chuyển: Phù hợp với đối tượng cần học mọi lúc mọi nơi nhờ chế độ ngoại tuyến không cần internet.</w:t>
+      </w:r>
+    </w:p>
+    <w:p>
+      <w:pPr>
+        <w:pStyle w:val="ListParagraph"/>
+        <w:numPr>
+          <w:ilvl w:val="0"/>
+          <w:numId w:val="19"/>
+        </w:numPr>
+        <w:spacing w:line="240" w:lineRule="auto"/>
+        <w:rPr>
+          <w:rFonts w:ascii="Times New Roman" w:hAnsi="Times New Roman" w:cs="Times New Roman"/>
+          <w:sz w:val="28"/>
+          <w:szCs w:val="28"/>
+        </w:rPr>
+      </w:pPr>
+      <w:r>
+        <w:rPr>
+          <w:rFonts w:ascii="Times New Roman" w:hAnsi="Times New Roman" w:cs="Times New Roman"/>
+          <w:sz w:val="28"/>
+          <w:szCs w:val="28"/>
+        </w:rPr>
+        <w:t>Người muốn nghe giọng bản xứ thực tế: Dành cho ai muốn tiếp xúc với nhiều chất giọng và cách diễn đạt tự nhiên thay vì giọng đọc máy.</w:t>
+      </w:r>
+    </w:p>
+    <w:p>
+      <w:pPr>
+        <w:spacing w:line="240" w:lineRule="auto"/>
+        <w:rPr>
+          <w:rFonts w:ascii="Times New Roman" w:hAnsi="Times New Roman" w:cs="Times New Roman"/>
+          <w:sz w:val="28"/>
+          <w:szCs w:val="28"/>
+        </w:rPr>
+      </w:pPr>
+    </w:p>
+    <w:p>
+      <w:pPr>
+        <w:spacing w:line="240" w:lineRule="auto"/>
+        <w:rPr>
+          <w:rFonts w:ascii="Times New Roman" w:hAnsi="Times New Roman" w:cs="Times New Roman"/>
+          <w:sz w:val="28"/>
+          <w:szCs w:val="28"/>
+        </w:rPr>
+      </w:pPr>
+    </w:p>
+    <w:p>
+      <w:pPr>
+        <w:spacing w:line="240" w:lineRule="auto"/>
+        <w:rPr>
+          <w:rFonts w:ascii="Times New Roman" w:hAnsi="Times New Roman" w:cs="Times New Roman"/>
+          <w:sz w:val="28"/>
+          <w:szCs w:val="28"/>
+        </w:rPr>
+      </w:pPr>
+    </w:p>
+    <w:p>
+      <w:pPr>
+        <w:spacing w:line="240" w:lineRule="auto"/>
+        <w:rPr>
+          <w:rFonts w:ascii="Times New Roman" w:hAnsi="Times New Roman" w:cs="Times New Roman"/>
+          <w:sz w:val="28"/>
+          <w:szCs w:val="28"/>
+        </w:rPr>
+      </w:pPr>
+    </w:p>
+    <w:p>
+      <w:pPr>
+        <w:spacing w:line="240" w:lineRule="auto"/>
+        <w:rPr>
+          <w:rFonts w:ascii="Times New Roman" w:hAnsi="Times New Roman" w:cs="Times New Roman"/>
+          <w:sz w:val="28"/>
+          <w:szCs w:val="28"/>
+        </w:rPr>
+      </w:pPr>
+    </w:p>
+    <w:p>
+      <w:pPr>
+        <w:spacing w:line="240" w:lineRule="auto"/>
+        <w:rPr>
+          <w:rFonts w:ascii="Times New Roman" w:hAnsi="Times New Roman" w:cs="Times New Roman"/>
+          <w:sz w:val="28"/>
+          <w:szCs w:val="28"/>
+        </w:rPr>
+      </w:pPr>
+    </w:p>
+    <w:p>
+      <w:pPr>
+        <w:pStyle w:val="ListParagraph"/>
+        <w:numPr>
+          <w:ilvl w:val="0"/>
+          <w:numId w:val="1"/>
+        </w:numPr>
+        <w:spacing w:line="240" w:lineRule="auto"/>
+        <w:rPr>
+          <w:rFonts w:ascii="Times New Roman" w:hAnsi="Times New Roman" w:cs="Times New Roman"/>
+          <w:b/>
+          <w:bCs/>
+          <w:sz w:val="28"/>
+          <w:szCs w:val="28"/>
+        </w:rPr>
+      </w:pPr>
+      <w:r>
+        <w:rPr>
+          <w:rFonts w:ascii="Times New Roman" w:hAnsi="Times New Roman" w:cs="Times New Roman"/>
+          <w:b/>
+          <w:bCs/>
+          <w:sz w:val="28"/>
+          <w:szCs w:val="28"/>
+        </w:rPr>
+        <w:lastRenderedPageBreak/>
+        <w:t>ELSA Speak:</w:t>
+      </w:r>
+    </w:p>
+    <w:p>
+      <w:pPr>
+        <w:spacing w:line="240" w:lineRule="auto"/>
+        <w:rPr>
+          <w:rFonts w:ascii="Times New Roman" w:hAnsi="Times New Roman" w:cs="Times New Roman"/>
+          <w:sz w:val="28"/>
+          <w:szCs w:val="28"/>
+        </w:rPr>
+      </w:pPr>
+      <w:r>
+        <w:rPr>
+          <w:rFonts w:ascii="Times New Roman" w:hAnsi="Times New Roman" w:cs="Times New Roman"/>
+          <w:sz w:val="28"/>
+          <w:szCs w:val="28"/>
+        </w:rPr>
+        <w:t>Nguồn trích dẫn:</w:t>
+      </w:r>
+    </w:p>
+    <w:p>
+      <w:pPr>
+        <w:spacing w:line="240" w:lineRule="auto"/>
+        <w:rPr>
+          <w:rFonts w:ascii="Times New Roman" w:hAnsi="Times New Roman" w:cs="Times New Roman"/>
+          <w:sz w:val="28"/>
+          <w:szCs w:val="28"/>
+        </w:rPr>
+      </w:pPr>
+      <w:hyperlink r:id="rId16" w:anchor=":~:text=n%C4%83ng%20tr%E1%BA%A3%20ph%C3%AD-,1.%20Elsa%20Speak%20%E2%80%93%20H%E1%BB%8Dc%20n%C3%B3i%20ti%E1%BA%BFng%20Anh%20chu%E1%BA%A9n%20nh%C6%B0%20ng%C6%B0%E1%BB%9Di%20b%E1%BA%A3n%20x%E1%BB%A9,-App%20h%E1%BB%8Dc%20ti%E1%BA%BFng" w:history="1">
+        <w:r>
+          <w:rPr>
+            <w:rStyle w:val="Hyperlink"/>
+            <w:rFonts w:ascii="Times New Roman" w:hAnsi="Times New Roman" w:cs="Times New Roman"/>
+            <w:sz w:val="28"/>
+            <w:szCs w:val="28"/>
+          </w:rPr>
+          <w:t>Thế giới di đ</w:t>
+        </w:r>
+        <w:r>
+          <w:rPr>
+            <w:rStyle w:val="Hyperlink"/>
+            <w:rFonts w:ascii="Times New Roman" w:hAnsi="Times New Roman" w:cs="Times New Roman"/>
+            <w:sz w:val="28"/>
+            <w:szCs w:val="28"/>
+          </w:rPr>
+          <w:t>ộ</w:t>
+        </w:r>
+        <w:r>
+          <w:rPr>
+            <w:rStyle w:val="Hyperlink"/>
+            <w:rFonts w:ascii="Times New Roman" w:hAnsi="Times New Roman" w:cs="Times New Roman"/>
+            <w:sz w:val="28"/>
+            <w:szCs w:val="28"/>
+          </w:rPr>
+          <w:t>ng</w:t>
+        </w:r>
+      </w:hyperlink>
+    </w:p>
+    <w:p>
+      <w:pPr>
+        <w:spacing w:line="240" w:lineRule="auto"/>
+        <w:rPr>
+          <w:rFonts w:ascii="Times New Roman" w:hAnsi="Times New Roman" w:cs="Times New Roman"/>
+          <w:sz w:val="28"/>
+          <w:szCs w:val="28"/>
+        </w:rPr>
+      </w:pPr>
+      <w:hyperlink r:id="rId17" w:anchor=":~:text=b%C3%A0i%20ki%E1%BB%83m%20tra-,ELSA%20Speak,-N%E1%BB%81n%20t%E1%BA%A3ng%20h%E1%BB%97" w:history="1">
+        <w:r>
+          <w:rPr>
+            <w:rStyle w:val="Hyperlink"/>
+            <w:rFonts w:ascii="Times New Roman" w:hAnsi="Times New Roman" w:cs="Times New Roman"/>
+            <w:sz w:val="28"/>
+            <w:szCs w:val="28"/>
+          </w:rPr>
+          <w:t>Cellpho</w:t>
+        </w:r>
+        <w:r>
+          <w:rPr>
+            <w:rStyle w:val="Hyperlink"/>
+            <w:rFonts w:ascii="Times New Roman" w:hAnsi="Times New Roman" w:cs="Times New Roman"/>
+            <w:sz w:val="28"/>
+            <w:szCs w:val="28"/>
+          </w:rPr>
+          <w:t>n</w:t>
+        </w:r>
+        <w:r>
+          <w:rPr>
+            <w:rStyle w:val="Hyperlink"/>
+            <w:rFonts w:ascii="Times New Roman" w:hAnsi="Times New Roman" w:cs="Times New Roman"/>
+            <w:sz w:val="28"/>
+            <w:szCs w:val="28"/>
+          </w:rPr>
+          <w:t>eS</w:t>
+        </w:r>
+      </w:hyperlink>
+    </w:p>
+    <w:p>
+      <w:pPr>
+        <w:spacing w:line="240" w:lineRule="auto"/>
+        <w:rPr>
+          <w:rFonts w:ascii="Times New Roman" w:hAnsi="Times New Roman" w:cs="Times New Roman"/>
+          <w:sz w:val="28"/>
+          <w:szCs w:val="28"/>
+        </w:rPr>
+      </w:pPr>
+      <w:hyperlink r:id="rId18" w:anchor="ftoc-heading-1:~:text=07.%20ELSA%20Speak%20%E2%80%93%20Ph%E1%BA%A7n%20m%E1%BB%81m%20h%E1%BB%8Dc%20ph%C3%A1t%20%C3%A2m%20ti%E1%BA%BFng%20Anh%20nh%C6%B0%20ng%C6%B0%E1%BB%9Di%20b%E1%BA%A3n%20x%E1%BB%A9" w:history="1">
+        <w:r>
+          <w:rPr>
+            <w:rStyle w:val="Hyperlink"/>
+            <w:rFonts w:ascii="Times New Roman" w:hAnsi="Times New Roman" w:cs="Times New Roman"/>
+            <w:sz w:val="28"/>
+            <w:szCs w:val="28"/>
+          </w:rPr>
+          <w:t>English Q</w:t>
+        </w:r>
+        <w:r>
+          <w:rPr>
+            <w:rStyle w:val="Hyperlink"/>
+            <w:rFonts w:ascii="Times New Roman" w:hAnsi="Times New Roman" w:cs="Times New Roman"/>
+            <w:sz w:val="28"/>
+            <w:szCs w:val="28"/>
+          </w:rPr>
+          <w:t>T</w:t>
+        </w:r>
+        <w:r>
+          <w:rPr>
+            <w:rStyle w:val="Hyperlink"/>
+            <w:rFonts w:ascii="Times New Roman" w:hAnsi="Times New Roman" w:cs="Times New Roman"/>
+            <w:sz w:val="28"/>
+            <w:szCs w:val="28"/>
+          </w:rPr>
+          <w:t>S</w:t>
+        </w:r>
+      </w:hyperlink>
+    </w:p>
+    <w:p>
+      <w:pPr>
+        <w:spacing w:line="240" w:lineRule="auto"/>
+        <w:rPr>
+          <w:rFonts w:ascii="Times New Roman" w:hAnsi="Times New Roman" w:cs="Times New Roman"/>
+          <w:sz w:val="28"/>
+          <w:szCs w:val="28"/>
+        </w:rPr>
+      </w:pPr>
+      <w:hyperlink r:id="rId19" w:anchor="11-fluentu-%e2%80%93-hoc-qua-video-thuc-te:~:text=h%E1%BB%8Dc%20Vi%E1%BB%87t%20Nam%3A-,1.%20ELSA%20Speak%20%E2%80%93%20%E1%BB%A8ng%20D%E1%BB%A5ng%20S%E1%BB%ADa%20Ph%C3%A1t%20%C3%82m%20B%E1%BA%B1ng%20Tr%C3%AD%20Tu%E1%BB%87%20Nh%C3%A2n%20T%E1%BA%A1o,-ELSA%20Speak%20d%E1%BA%ABn" w:history="1">
+        <w:r>
+          <w:rPr>
+            <w:rStyle w:val="Hyperlink"/>
+            <w:rFonts w:ascii="Times New Roman" w:hAnsi="Times New Roman" w:cs="Times New Roman"/>
+            <w:sz w:val="28"/>
+            <w:szCs w:val="28"/>
+          </w:rPr>
+          <w:t>EIV Ed</w:t>
+        </w:r>
+        <w:r>
+          <w:rPr>
+            <w:rStyle w:val="Hyperlink"/>
+            <w:rFonts w:ascii="Times New Roman" w:hAnsi="Times New Roman" w:cs="Times New Roman"/>
+            <w:sz w:val="28"/>
+            <w:szCs w:val="28"/>
+          </w:rPr>
+          <w:t>u</w:t>
+        </w:r>
+      </w:hyperlink>
+    </w:p>
+    <w:p>
+      <w:pPr>
+        <w:spacing w:line="240" w:lineRule="auto"/>
+        <w:rPr>
+          <w:rFonts w:ascii="Times New Roman" w:hAnsi="Times New Roman" w:cs="Times New Roman"/>
+          <w:sz w:val="28"/>
+          <w:szCs w:val="28"/>
+        </w:rPr>
+      </w:pPr>
+      <w:hyperlink r:id="rId20" w:anchor="1_duolingo_%e2%80%93_phan_mem_ngoai_ngu_%e2%80%9cquoc_dan%e2%80%9d:~:text=https%3A//languagedrops.com/-,3.%20ELSA%20speak%20%E2%80%93%20Luy%E1%BB%87n%20t%E1%BA%ADp%20ph%C3%A1t%20%C3%A2m%20nh%C6%B0%20ng%C6%B0%E1%BB%9Di%20b%E1%BA%A3n%20x%E1%BB%A9,-ELSA%20Speak%20%C4%91%C6%B0%E1%BB%A3c" w:history="1">
+        <w:r>
+          <w:rPr>
+            <w:rStyle w:val="Hyperlink"/>
+            <w:rFonts w:ascii="Times New Roman" w:hAnsi="Times New Roman" w:cs="Times New Roman"/>
+            <w:sz w:val="28"/>
+            <w:szCs w:val="28"/>
+          </w:rPr>
+          <w:t>Gli</w:t>
+        </w:r>
+        <w:r>
+          <w:rPr>
+            <w:rStyle w:val="Hyperlink"/>
+            <w:rFonts w:ascii="Times New Roman" w:hAnsi="Times New Roman" w:cs="Times New Roman"/>
+            <w:sz w:val="28"/>
+            <w:szCs w:val="28"/>
+          </w:rPr>
+          <w:t>n</w:t>
+        </w:r>
+        <w:r>
+          <w:rPr>
+            <w:rStyle w:val="Hyperlink"/>
+            <w:rFonts w:ascii="Times New Roman" w:hAnsi="Times New Roman" w:cs="Times New Roman"/>
+            <w:sz w:val="28"/>
+            <w:szCs w:val="28"/>
+          </w:rPr>
+          <w:t>ts</w:t>
+        </w:r>
+      </w:hyperlink>
+    </w:p>
+    <w:p>
+      <w:pPr>
+        <w:spacing w:line="240" w:lineRule="auto"/>
+        <w:rPr>
+          <w:rFonts w:ascii="Times New Roman" w:hAnsi="Times New Roman" w:cs="Times New Roman"/>
+          <w:sz w:val="28"/>
+          <w:szCs w:val="28"/>
+        </w:rPr>
+      </w:pPr>
+      <w:r>
+        <w:rPr>
+          <w:rFonts w:ascii="Times New Roman" w:hAnsi="Times New Roman" w:cs="Times New Roman"/>
+          <w:sz w:val="28"/>
+          <w:szCs w:val="28"/>
+        </w:rPr>
+        <w:t xml:space="preserve">Ưu điểm: </w:t>
+      </w:r>
+    </w:p>
+    <w:p>
+      <w:pPr>
+        <w:numPr>
+          <w:ilvl w:val="0"/>
+          <w:numId w:val="9"/>
+        </w:numPr>
+        <w:spacing w:line="240" w:lineRule="auto"/>
+        <w:rPr>
+          <w:rFonts w:ascii="Times New Roman" w:hAnsi="Times New Roman" w:cs="Times New Roman"/>
+          <w:sz w:val="28"/>
+          <w:szCs w:val="28"/>
+        </w:rPr>
+      </w:pPr>
+      <w:r>
+        <w:rPr>
+          <w:rFonts w:ascii="Times New Roman" w:hAnsi="Times New Roman" w:cs="Times New Roman"/>
+          <w:sz w:val="28"/>
+          <w:szCs w:val="28"/>
+        </w:rPr>
+        <w:t>Độ chính xác cao trong việc phát hiện lỗi phát âm</w:t>
+      </w:r>
+    </w:p>
+    <w:p>
+      <w:pPr>
+        <w:numPr>
+          <w:ilvl w:val="0"/>
+          <w:numId w:val="9"/>
+        </w:numPr>
+        <w:spacing w:line="240" w:lineRule="auto"/>
+        <w:rPr>
+          <w:rFonts w:ascii="Times New Roman" w:hAnsi="Times New Roman" w:cs="Times New Roman"/>
+          <w:sz w:val="28"/>
+          <w:szCs w:val="28"/>
+        </w:rPr>
+      </w:pPr>
+      <w:r>
+        <w:rPr>
+          <w:rFonts w:ascii="Times New Roman" w:hAnsi="Times New Roman" w:cs="Times New Roman"/>
+          <w:sz w:val="28"/>
+          <w:szCs w:val="28"/>
+        </w:rPr>
+        <w:t>Phù hợp đặc biệt với giọng Việt Nam</w:t>
+      </w:r>
+    </w:p>
+    <w:p>
+      <w:pPr>
+        <w:numPr>
+          <w:ilvl w:val="0"/>
+          <w:numId w:val="9"/>
+        </w:numPr>
+        <w:spacing w:line="240" w:lineRule="auto"/>
+        <w:rPr>
+          <w:rFonts w:ascii="Times New Roman" w:hAnsi="Times New Roman" w:cs="Times New Roman"/>
+          <w:sz w:val="28"/>
+          <w:szCs w:val="28"/>
+        </w:rPr>
+      </w:pPr>
+      <w:r>
+        <w:rPr>
+          <w:rFonts w:ascii="Times New Roman" w:hAnsi="Times New Roman" w:cs="Times New Roman"/>
+          <w:sz w:val="28"/>
+          <w:szCs w:val="28"/>
+        </w:rPr>
+        <w:t>Giao diện đơn giản, dễ sử dụng</w:t>
+      </w:r>
+    </w:p>
+    <w:p>
+      <w:pPr>
+        <w:numPr>
+          <w:ilvl w:val="0"/>
+          <w:numId w:val="9"/>
+        </w:numPr>
+        <w:spacing w:line="240" w:lineRule="auto"/>
+        <w:rPr>
+          <w:rFonts w:ascii="Times New Roman" w:hAnsi="Times New Roman" w:cs="Times New Roman"/>
+          <w:sz w:val="28"/>
+          <w:szCs w:val="28"/>
+        </w:rPr>
+      </w:pPr>
+      <w:r>
+        <w:rPr>
+          <w:rFonts w:ascii="Times New Roman" w:hAnsi="Times New Roman" w:cs="Times New Roman"/>
+          <w:sz w:val="28"/>
+          <w:szCs w:val="28"/>
+        </w:rPr>
+        <w:t>Có lộ trình học cá nhân hóa</w:t>
+      </w:r>
+    </w:p>
+    <w:p>
+      <w:pPr>
+        <w:spacing w:line="240" w:lineRule="auto"/>
+        <w:rPr>
+          <w:rFonts w:ascii="Times New Roman" w:hAnsi="Times New Roman" w:cs="Times New Roman"/>
+          <w:sz w:val="28"/>
+          <w:szCs w:val="28"/>
+        </w:rPr>
+      </w:pPr>
+      <w:r>
+        <w:rPr>
+          <w:rFonts w:ascii="Times New Roman" w:hAnsi="Times New Roman" w:cs="Times New Roman"/>
+          <w:sz w:val="28"/>
+          <w:szCs w:val="28"/>
+        </w:rPr>
+        <w:t>Nhược điểm:</w:t>
+      </w:r>
+    </w:p>
+    <w:p>
+      <w:pPr>
+        <w:numPr>
+          <w:ilvl w:val="0"/>
+          <w:numId w:val="10"/>
+        </w:numPr>
+        <w:spacing w:line="240" w:lineRule="auto"/>
+        <w:rPr>
+          <w:rFonts w:ascii="Times New Roman" w:hAnsi="Times New Roman" w:cs="Times New Roman"/>
+          <w:sz w:val="28"/>
+          <w:szCs w:val="28"/>
+        </w:rPr>
+      </w:pPr>
+      <w:r>
+        <w:rPr>
+          <w:rFonts w:ascii="Times New Roman" w:hAnsi="Times New Roman" w:cs="Times New Roman"/>
+          <w:sz w:val="28"/>
+          <w:szCs w:val="28"/>
+        </w:rPr>
+        <w:t>Tập trung chủ yếu vào phát âm, ít về ngữ pháp</w:t>
+      </w:r>
+    </w:p>
+    <w:p>
+      <w:pPr>
+        <w:numPr>
+          <w:ilvl w:val="0"/>
+          <w:numId w:val="10"/>
+        </w:numPr>
+        <w:spacing w:line="240" w:lineRule="auto"/>
+        <w:rPr>
+          <w:rFonts w:ascii="Times New Roman" w:hAnsi="Times New Roman" w:cs="Times New Roman"/>
+          <w:sz w:val="28"/>
+          <w:szCs w:val="28"/>
+        </w:rPr>
+      </w:pPr>
+      <w:r>
+        <w:rPr>
+          <w:rFonts w:ascii="Times New Roman" w:hAnsi="Times New Roman" w:cs="Times New Roman"/>
+          <w:sz w:val="28"/>
+          <w:szCs w:val="28"/>
+        </w:rPr>
+        <w:t>Phiên bản miễn phí có giới hạn số bài học mỗi ngày</w:t>
+      </w:r>
+    </w:p>
+    <w:p>
+      <w:pPr>
+        <w:numPr>
+          <w:ilvl w:val="0"/>
+          <w:numId w:val="10"/>
+        </w:numPr>
+        <w:spacing w:line="240" w:lineRule="auto"/>
+        <w:rPr>
+          <w:rFonts w:ascii="Times New Roman" w:hAnsi="Times New Roman" w:cs="Times New Roman"/>
+          <w:sz w:val="28"/>
+          <w:szCs w:val="28"/>
+        </w:rPr>
+      </w:pPr>
+      <w:r>
+        <w:rPr>
+          <w:rFonts w:ascii="Times New Roman" w:hAnsi="Times New Roman" w:cs="Times New Roman"/>
+          <w:sz w:val="28"/>
+          <w:szCs w:val="28"/>
+        </w:rPr>
+        <w:t>Cần kết nối internet ổn định để hoạt động tốt</w:t>
+      </w:r>
+    </w:p>
+    <w:p>
+      <w:pPr>
+        <w:spacing w:line="240" w:lineRule="auto"/>
+        <w:rPr>
+          <w:rFonts w:ascii="Times New Roman" w:hAnsi="Times New Roman" w:cs="Times New Roman"/>
+          <w:sz w:val="28"/>
+          <w:szCs w:val="28"/>
+        </w:rPr>
+      </w:pPr>
+      <w:r>
+        <w:rPr>
+          <w:rFonts w:ascii="Times New Roman" w:hAnsi="Times New Roman" w:cs="Times New Roman"/>
+          <w:sz w:val="28"/>
+          <w:szCs w:val="28"/>
+        </w:rPr>
+        <w:t xml:space="preserve">Phù hợp với đối tượng: </w:t>
+      </w:r>
+    </w:p>
+    <w:p>
+      <w:pPr>
+        <w:pStyle w:val="ListParagraph"/>
+        <w:numPr>
+          <w:ilvl w:val="0"/>
+          <w:numId w:val="20"/>
+        </w:numPr>
+        <w:spacing w:line="240" w:lineRule="auto"/>
+        <w:rPr>
+          <w:rFonts w:ascii="Times New Roman" w:hAnsi="Times New Roman" w:cs="Times New Roman"/>
+          <w:sz w:val="28"/>
+          <w:szCs w:val="28"/>
+        </w:rPr>
+      </w:pPr>
+      <w:r>
+        <w:rPr>
+          <w:rFonts w:ascii="Times New Roman" w:hAnsi="Times New Roman" w:cs="Times New Roman"/>
+          <w:sz w:val="28"/>
+          <w:szCs w:val="28"/>
+        </w:rPr>
+        <w:t>Người muốn cải thiện kỹ năng nói: Đặc biệt phù hợp vì công nghệ AI được tối ưu riêng để nhận diện và sửa lỗi phát âm cho giọng Việt.</w:t>
+      </w:r>
+    </w:p>
+    <w:p>
+      <w:pPr>
+        <w:pStyle w:val="ListParagraph"/>
+        <w:numPr>
+          <w:ilvl w:val="0"/>
+          <w:numId w:val="20"/>
+        </w:numPr>
+        <w:spacing w:line="240" w:lineRule="auto"/>
+        <w:rPr>
+          <w:rFonts w:ascii="Times New Roman" w:hAnsi="Times New Roman" w:cs="Times New Roman"/>
+          <w:sz w:val="28"/>
+          <w:szCs w:val="28"/>
+        </w:rPr>
+      </w:pPr>
+      <w:r>
+        <w:rPr>
+          <w:rFonts w:ascii="Times New Roman" w:hAnsi="Times New Roman" w:cs="Times New Roman"/>
+          <w:sz w:val="28"/>
+          <w:szCs w:val="28"/>
+        </w:rPr>
+        <w:t xml:space="preserve">Người đi làm </w:t>
+      </w:r>
+      <w:r>
+        <w:rPr>
+          <w:rFonts w:ascii="Times New Roman" w:hAnsi="Times New Roman" w:cs="Times New Roman"/>
+          <w:sz w:val="28"/>
+          <w:szCs w:val="28"/>
+        </w:rPr>
+        <w:t xml:space="preserve">cần giao tiếp tiếng Anh và người </w:t>
+      </w:r>
+      <w:r>
+        <w:rPr>
+          <w:rFonts w:ascii="Times New Roman" w:hAnsi="Times New Roman" w:cs="Times New Roman"/>
+          <w:sz w:val="28"/>
+          <w:szCs w:val="28"/>
+        </w:rPr>
+        <w:t xml:space="preserve">chuẩn bị thi chứng </w:t>
+      </w:r>
+      <w:r>
+        <w:rPr>
+          <w:rFonts w:ascii="Times New Roman" w:hAnsi="Times New Roman" w:cs="Times New Roman"/>
+          <w:sz w:val="28"/>
+          <w:szCs w:val="28"/>
+        </w:rPr>
+        <w:t>chỉ</w:t>
+      </w:r>
+      <w:r>
+        <w:rPr>
+          <w:rFonts w:ascii="Times New Roman" w:hAnsi="Times New Roman" w:cs="Times New Roman"/>
+          <w:sz w:val="28"/>
+          <w:szCs w:val="28"/>
+        </w:rPr>
+        <w:t>: Những đối tượng cần sự chính xác cao trong phát âm và muốn có một lộ trình học được cá nhân hóa theo năng lực.</w:t>
+      </w:r>
+    </w:p>
+    <w:p>
+      <w:pPr>
+        <w:pStyle w:val="ListParagraph"/>
+        <w:numPr>
+          <w:ilvl w:val="0"/>
+          <w:numId w:val="20"/>
+        </w:numPr>
+        <w:spacing w:line="240" w:lineRule="auto"/>
+        <w:rPr>
+          <w:rFonts w:ascii="Times New Roman" w:hAnsi="Times New Roman" w:cs="Times New Roman"/>
+          <w:sz w:val="28"/>
+          <w:szCs w:val="28"/>
+        </w:rPr>
+      </w:pPr>
+      <w:r>
+        <w:rPr>
+          <w:rFonts w:ascii="Times New Roman" w:hAnsi="Times New Roman" w:cs="Times New Roman"/>
+          <w:sz w:val="28"/>
+          <w:szCs w:val="28"/>
+        </w:rPr>
+        <w:t>Người bận rộn: Phù hợp để luyện tập nhanh các bài học ngắn mỗi ngày với giao diện đơn giản.</w:t>
+      </w:r>
+    </w:p>
+    <w:p>
+      <w:pPr>
+        <w:spacing w:line="240" w:lineRule="auto"/>
+        <w:rPr>
+          <w:rFonts w:ascii="Times New Roman" w:hAnsi="Times New Roman" w:cs="Times New Roman"/>
+          <w:sz w:val="28"/>
+          <w:szCs w:val="28"/>
+        </w:rPr>
+      </w:pPr>
+    </w:p>
+    <w:p>
+      <w:pPr>
+        <w:spacing w:line="240" w:lineRule="auto"/>
+        <w:rPr>
+          <w:rFonts w:ascii="Times New Roman" w:hAnsi="Times New Roman" w:cs="Times New Roman"/>
+          <w:sz w:val="28"/>
+          <w:szCs w:val="28"/>
+        </w:rPr>
+      </w:pPr>
+    </w:p>
+    <w:p>
+      <w:pPr>
+        <w:spacing w:line="240" w:lineRule="auto"/>
+        <w:rPr>
+          <w:rFonts w:ascii="Times New Roman" w:hAnsi="Times New Roman" w:cs="Times New Roman"/>
+          <w:sz w:val="28"/>
+          <w:szCs w:val="28"/>
+        </w:rPr>
+      </w:pPr>
+    </w:p>
+    <w:p>
+      <w:pPr>
+        <w:spacing w:line="240" w:lineRule="auto"/>
+        <w:rPr>
+          <w:rFonts w:ascii="Times New Roman" w:hAnsi="Times New Roman" w:cs="Times New Roman"/>
+          <w:sz w:val="28"/>
+          <w:szCs w:val="28"/>
+        </w:rPr>
+      </w:pPr>
+    </w:p>
+    <w:p>
+      <w:pPr>
+        <w:spacing w:line="240" w:lineRule="auto"/>
+        <w:rPr>
+          <w:rFonts w:ascii="Times New Roman" w:hAnsi="Times New Roman" w:cs="Times New Roman"/>
+          <w:sz w:val="28"/>
+          <w:szCs w:val="28"/>
+        </w:rPr>
+      </w:pPr>
+    </w:p>
+    <w:p>
+      <w:pPr>
+        <w:pStyle w:val="ListParagraph"/>
+        <w:numPr>
+          <w:ilvl w:val="0"/>
+          <w:numId w:val="1"/>
+        </w:numPr>
+        <w:spacing w:line="240" w:lineRule="auto"/>
+        <w:rPr>
+          <w:rFonts w:ascii="Times New Roman" w:hAnsi="Times New Roman" w:cs="Times New Roman"/>
+          <w:b/>
+          <w:bCs/>
+          <w:sz w:val="28"/>
+          <w:szCs w:val="28"/>
+        </w:rPr>
+      </w:pPr>
+      <w:r>
+        <w:rPr>
+          <w:rFonts w:ascii="Times New Roman" w:hAnsi="Times New Roman" w:cs="Times New Roman"/>
+          <w:b/>
+          <w:bCs/>
+          <w:sz w:val="28"/>
+          <w:szCs w:val="28"/>
+        </w:rPr>
+        <w:lastRenderedPageBreak/>
+        <w:t>Cake:</w:t>
+      </w:r>
+    </w:p>
+    <w:p>
+      <w:pPr>
+        <w:spacing w:line="240" w:lineRule="auto"/>
+        <w:rPr>
+          <w:rFonts w:ascii="Times New Roman" w:hAnsi="Times New Roman" w:cs="Times New Roman"/>
+          <w:sz w:val="28"/>
+          <w:szCs w:val="28"/>
+        </w:rPr>
+      </w:pPr>
+      <w:r>
+        <w:rPr>
+          <w:rFonts w:ascii="Times New Roman" w:hAnsi="Times New Roman" w:cs="Times New Roman"/>
+          <w:sz w:val="28"/>
+          <w:szCs w:val="28"/>
+        </w:rPr>
+        <w:t>Nguồn trích dẫn:</w:t>
+      </w:r>
+    </w:p>
+    <w:p>
+      <w:pPr>
+        <w:pStyle w:val="ListParagraph"/>
+        <w:numPr>
+          <w:ilvl w:val="0"/>
+          <w:numId w:val="12"/>
+        </w:numPr>
+        <w:spacing w:line="240" w:lineRule="auto"/>
+        <w:rPr>
+          <w:rFonts w:ascii="Times New Roman" w:hAnsi="Times New Roman" w:cs="Times New Roman"/>
+          <w:sz w:val="28"/>
+          <w:szCs w:val="28"/>
+        </w:rPr>
+      </w:pPr>
+      <w:hyperlink r:id="rId21" w:anchor=":~:text=ngay%20nh%C3%A9%20b%E1%BA%A1n-,10.%20Cake%20%E2%80%93%20Ti%E1%BA%BFng%20Anh%20giao%20ti%E1%BA%BFp%20mi%E1%BB%85n%20ph%C3%AD%20qua%20video%20v%C3%A0%20b%C3%A0i%20luy%E1%BB%87n%20n%C3%B3i%20t%C6%B0%C6%A1ng%20t%C3%A1c,-Cake%20l%C3%A0%20m%E1%BB%99t" w:history="1">
+        <w:r>
+          <w:rPr>
+            <w:rStyle w:val="Hyperlink"/>
+            <w:rFonts w:ascii="Times New Roman" w:hAnsi="Times New Roman" w:cs="Times New Roman"/>
+            <w:sz w:val="28"/>
+            <w:szCs w:val="28"/>
+          </w:rPr>
+          <w:t xml:space="preserve">Thế giới </w:t>
+        </w:r>
+        <w:r>
+          <w:rPr>
+            <w:rStyle w:val="Hyperlink"/>
+            <w:rFonts w:ascii="Times New Roman" w:hAnsi="Times New Roman" w:cs="Times New Roman"/>
+            <w:sz w:val="28"/>
+            <w:szCs w:val="28"/>
+          </w:rPr>
+          <w:t>d</w:t>
+        </w:r>
+        <w:r>
+          <w:rPr>
+            <w:rStyle w:val="Hyperlink"/>
+            <w:rFonts w:ascii="Times New Roman" w:hAnsi="Times New Roman" w:cs="Times New Roman"/>
+            <w:sz w:val="28"/>
+            <w:szCs w:val="28"/>
+          </w:rPr>
+          <w:t>i động</w:t>
+        </w:r>
+      </w:hyperlink>
+    </w:p>
+    <w:p>
+      <w:pPr>
+        <w:pStyle w:val="ListParagraph"/>
+        <w:numPr>
+          <w:ilvl w:val="0"/>
+          <w:numId w:val="12"/>
+        </w:numPr>
+        <w:spacing w:line="240" w:lineRule="auto"/>
+        <w:rPr>
+          <w:rFonts w:ascii="Times New Roman" w:hAnsi="Times New Roman" w:cs="Times New Roman"/>
+          <w:sz w:val="28"/>
+          <w:szCs w:val="28"/>
+        </w:rPr>
+      </w:pPr>
+      <w:hyperlink r:id="rId22" w:anchor=":~:text=%C4%91%E1%BA%BFn%20t%C3%ACm%20b%E1%BA%A1n.-,2.%20Cake,-B%E1%BA%AFt%20%C4%91%E1%BA%A7u%20l%E1%BA%A1i" w:history="1">
+        <w:r>
+          <w:rPr>
+            <w:rStyle w:val="Hyperlink"/>
+            <w:rFonts w:ascii="Times New Roman" w:hAnsi="Times New Roman" w:cs="Times New Roman"/>
+            <w:sz w:val="28"/>
+            <w:szCs w:val="28"/>
+          </w:rPr>
+          <w:t>FPT S</w:t>
+        </w:r>
+        <w:r>
+          <w:rPr>
+            <w:rStyle w:val="Hyperlink"/>
+            <w:rFonts w:ascii="Times New Roman" w:hAnsi="Times New Roman" w:cs="Times New Roman"/>
+            <w:sz w:val="28"/>
+            <w:szCs w:val="28"/>
+          </w:rPr>
+          <w:t>h</w:t>
+        </w:r>
+        <w:r>
+          <w:rPr>
+            <w:rStyle w:val="Hyperlink"/>
+            <w:rFonts w:ascii="Times New Roman" w:hAnsi="Times New Roman" w:cs="Times New Roman"/>
+            <w:sz w:val="28"/>
+            <w:szCs w:val="28"/>
+          </w:rPr>
+          <w:t>op</w:t>
+        </w:r>
+      </w:hyperlink>
+    </w:p>
+    <w:p>
+      <w:pPr>
+        <w:pStyle w:val="ListParagraph"/>
+        <w:numPr>
+          <w:ilvl w:val="0"/>
+          <w:numId w:val="12"/>
+        </w:numPr>
+        <w:spacing w:line="240" w:lineRule="auto"/>
+        <w:rPr>
+          <w:rFonts w:ascii="Times New Roman" w:hAnsi="Times New Roman" w:cs="Times New Roman"/>
+          <w:sz w:val="28"/>
+          <w:szCs w:val="28"/>
+        </w:rPr>
+      </w:pPr>
+      <w:hyperlink r:id="rId23" w:anchor=":~:text=h%E1%BB%8Dc%20chuy%C3%AAn%20ng%C3%A0nh.-,Cake,-N%E1%BB%81n%20t%E1%BA%A3ng%20h%E1%BB%97" w:history="1">
+        <w:r>
+          <w:rPr>
+            <w:rStyle w:val="Hyperlink"/>
+            <w:rFonts w:ascii="Times New Roman" w:hAnsi="Times New Roman" w:cs="Times New Roman"/>
+            <w:sz w:val="28"/>
+            <w:szCs w:val="28"/>
+          </w:rPr>
+          <w:t>Cellpho</w:t>
+        </w:r>
+        <w:r>
+          <w:rPr>
+            <w:rStyle w:val="Hyperlink"/>
+            <w:rFonts w:ascii="Times New Roman" w:hAnsi="Times New Roman" w:cs="Times New Roman"/>
+            <w:sz w:val="28"/>
+            <w:szCs w:val="28"/>
+          </w:rPr>
+          <w:t>n</w:t>
+        </w:r>
+        <w:r>
+          <w:rPr>
+            <w:rStyle w:val="Hyperlink"/>
+            <w:rFonts w:ascii="Times New Roman" w:hAnsi="Times New Roman" w:cs="Times New Roman"/>
+            <w:sz w:val="28"/>
+            <w:szCs w:val="28"/>
+          </w:rPr>
+          <w:t>eS</w:t>
+        </w:r>
+      </w:hyperlink>
+    </w:p>
+    <w:p>
+      <w:pPr>
+        <w:pStyle w:val="ListParagraph"/>
+        <w:numPr>
+          <w:ilvl w:val="0"/>
+          <w:numId w:val="12"/>
+        </w:numPr>
+        <w:spacing w:line="240" w:lineRule="auto"/>
+        <w:rPr>
+          <w:rFonts w:ascii="Times New Roman" w:hAnsi="Times New Roman" w:cs="Times New Roman"/>
+          <w:sz w:val="28"/>
+          <w:szCs w:val="28"/>
+        </w:rPr>
+      </w:pPr>
+      <w:hyperlink r:id="rId24" w:anchor="ftoc-heading-1:~:text=02.%20Cake%20%E2%80%93%20%E1%BB%A8ng%20d%E1%BB%A5ng%20h%E1%BB%8Dc%20ti%E1%BA%BFng%20Anh%20%26%20ti%E1%BA%BFng%20H%C3%A0n" w:history="1">
+        <w:r>
+          <w:rPr>
+            <w:rStyle w:val="Hyperlink"/>
+            <w:rFonts w:ascii="Times New Roman" w:hAnsi="Times New Roman" w:cs="Times New Roman"/>
+            <w:sz w:val="28"/>
+            <w:szCs w:val="28"/>
+          </w:rPr>
+          <w:t>English Q</w:t>
+        </w:r>
+        <w:r>
+          <w:rPr>
+            <w:rStyle w:val="Hyperlink"/>
+            <w:rFonts w:ascii="Times New Roman" w:hAnsi="Times New Roman" w:cs="Times New Roman"/>
+            <w:sz w:val="28"/>
+            <w:szCs w:val="28"/>
+          </w:rPr>
+          <w:t>T</w:t>
+        </w:r>
+        <w:r>
+          <w:rPr>
+            <w:rStyle w:val="Hyperlink"/>
+            <w:rFonts w:ascii="Times New Roman" w:hAnsi="Times New Roman" w:cs="Times New Roman"/>
+            <w:sz w:val="28"/>
+            <w:szCs w:val="28"/>
+          </w:rPr>
+          <w:t>S</w:t>
+        </w:r>
+      </w:hyperlink>
+    </w:p>
+    <w:p>
+      <w:pPr>
+        <w:pStyle w:val="ListParagraph"/>
+        <w:numPr>
+          <w:ilvl w:val="0"/>
+          <w:numId w:val="12"/>
+        </w:numPr>
+        <w:spacing w:line="240" w:lineRule="auto"/>
+        <w:rPr>
+          <w:rFonts w:ascii="Times New Roman" w:hAnsi="Times New Roman" w:cs="Times New Roman"/>
+          <w:sz w:val="28"/>
+          <w:szCs w:val="28"/>
+        </w:rPr>
+      </w:pPr>
+      <w:hyperlink r:id="rId25" w:anchor="11-fluentu-%e2%80%93-hoc-qua-video-thuc-te:~:text=4.2/5%20sao-,6.%20Cake%20%E2%80%93%20Video%20Ng%E1%BA%AFn%20V%C3%A0%20Luy%E1%BB%87n%20Ph%C3%A1t%20%C3%82m,-Cake%20chuy%C3%AAn%20v%E1%BB%81" w:history="1">
+        <w:r>
+          <w:rPr>
+            <w:rStyle w:val="Hyperlink"/>
+            <w:rFonts w:ascii="Times New Roman" w:hAnsi="Times New Roman" w:cs="Times New Roman"/>
+            <w:sz w:val="28"/>
+            <w:szCs w:val="28"/>
+          </w:rPr>
+          <w:t>EIV</w:t>
+        </w:r>
+        <w:r>
+          <w:rPr>
+            <w:rStyle w:val="Hyperlink"/>
+            <w:rFonts w:ascii="Times New Roman" w:hAnsi="Times New Roman" w:cs="Times New Roman"/>
+            <w:sz w:val="28"/>
+            <w:szCs w:val="28"/>
+          </w:rPr>
+          <w:t xml:space="preserve"> </w:t>
+        </w:r>
+        <w:r>
+          <w:rPr>
+            <w:rStyle w:val="Hyperlink"/>
+            <w:rFonts w:ascii="Times New Roman" w:hAnsi="Times New Roman" w:cs="Times New Roman"/>
+            <w:sz w:val="28"/>
+            <w:szCs w:val="28"/>
+          </w:rPr>
+          <w:t>Edu</w:t>
+        </w:r>
+      </w:hyperlink>
+    </w:p>
+    <w:p>
+      <w:pPr>
+        <w:pStyle w:val="ListParagraph"/>
+        <w:numPr>
+          <w:ilvl w:val="0"/>
+          <w:numId w:val="12"/>
+        </w:numPr>
+        <w:spacing w:line="240" w:lineRule="auto"/>
+        <w:rPr>
+          <w:rFonts w:ascii="Times New Roman" w:hAnsi="Times New Roman" w:cs="Times New Roman"/>
+          <w:sz w:val="28"/>
+          <w:szCs w:val="28"/>
+        </w:rPr>
+      </w:pPr>
+      <w:hyperlink r:id="rId26" w:anchor="1_duolingo_%e2%80%93_phan_mem_ngoai_ngu_%e2%80%9cquoc_dan%e2%80%9d:~:text=fluentu.com/en/-,13.%20Cake%20%E2%80%93%20N%E1%BA%AFm%20v%E1%BB%AFng%20ti%E1%BA%BFng%20Anh%20giao%20ti%E1%BA%BFp%20trong%20t%E1%BA%A7m%20tay,-Ph%E1%BA%A7n%20m%E1%BB%81m%20h%E1%BB%8Dc" w:history="1">
+        <w:r>
+          <w:rPr>
+            <w:rStyle w:val="Hyperlink"/>
+            <w:rFonts w:ascii="Times New Roman" w:hAnsi="Times New Roman" w:cs="Times New Roman"/>
+            <w:sz w:val="28"/>
+            <w:szCs w:val="28"/>
+          </w:rPr>
+          <w:t>Glin</w:t>
+        </w:r>
+        <w:r>
+          <w:rPr>
+            <w:rStyle w:val="Hyperlink"/>
+            <w:rFonts w:ascii="Times New Roman" w:hAnsi="Times New Roman" w:cs="Times New Roman"/>
+            <w:sz w:val="28"/>
+            <w:szCs w:val="28"/>
+          </w:rPr>
+          <w:t>t</w:t>
+        </w:r>
+        <w:r>
+          <w:rPr>
+            <w:rStyle w:val="Hyperlink"/>
+            <w:rFonts w:ascii="Times New Roman" w:hAnsi="Times New Roman" w:cs="Times New Roman"/>
+            <w:sz w:val="28"/>
+            <w:szCs w:val="28"/>
+          </w:rPr>
+          <w:t>s</w:t>
+        </w:r>
+      </w:hyperlink>
+    </w:p>
+    <w:p>
+      <w:pPr>
+        <w:spacing w:line="240" w:lineRule="auto"/>
+        <w:rPr>
+          <w:rFonts w:ascii="Times New Roman" w:hAnsi="Times New Roman" w:cs="Times New Roman"/>
+          <w:sz w:val="28"/>
+          <w:szCs w:val="28"/>
+        </w:rPr>
+      </w:pPr>
+      <w:r>
+        <w:rPr>
+          <w:rFonts w:ascii="Times New Roman" w:hAnsi="Times New Roman" w:cs="Times New Roman"/>
+          <w:sz w:val="28"/>
+          <w:szCs w:val="28"/>
+        </w:rPr>
+        <w:t xml:space="preserve">Ưu điểm: </w:t>
+      </w:r>
+    </w:p>
+    <w:p>
+      <w:pPr>
+        <w:numPr>
+          <w:ilvl w:val="0"/>
+          <w:numId w:val="7"/>
+        </w:numPr>
+        <w:spacing w:line="240" w:lineRule="auto"/>
+        <w:rPr>
+          <w:rFonts w:ascii="Times New Roman" w:hAnsi="Times New Roman" w:cs="Times New Roman"/>
+          <w:sz w:val="28"/>
+          <w:szCs w:val="28"/>
+        </w:rPr>
+      </w:pPr>
+      <w:r>
+        <w:rPr>
+          <w:rFonts w:ascii="Times New Roman" w:hAnsi="Times New Roman" w:cs="Times New Roman"/>
+          <w:sz w:val="28"/>
+          <w:szCs w:val="28"/>
+        </w:rPr>
+        <w:t>Tiếng Anh chân thực từ nội dung truyền thông thực tế</w:t>
+      </w:r>
+    </w:p>
+    <w:p>
+      <w:pPr>
+        <w:numPr>
+          <w:ilvl w:val="0"/>
+          <w:numId w:val="7"/>
+        </w:numPr>
+        <w:spacing w:line="240" w:lineRule="auto"/>
+        <w:rPr>
+          <w:rFonts w:ascii="Times New Roman" w:hAnsi="Times New Roman" w:cs="Times New Roman"/>
+          <w:sz w:val="28"/>
+          <w:szCs w:val="28"/>
+        </w:rPr>
+      </w:pPr>
+      <w:r>
+        <w:rPr>
+          <w:rFonts w:ascii="Times New Roman" w:hAnsi="Times New Roman" w:cs="Times New Roman"/>
+          <w:sz w:val="28"/>
+          <w:szCs w:val="28"/>
+        </w:rPr>
+        <w:t>Định dạng hấp dẫn với video ngắn, giải trí</w:t>
+      </w:r>
+    </w:p>
+    <w:p>
+      <w:pPr>
+        <w:numPr>
+          <w:ilvl w:val="0"/>
+          <w:numId w:val="7"/>
+        </w:numPr>
+        <w:spacing w:line="240" w:lineRule="auto"/>
+        <w:rPr>
+          <w:rFonts w:ascii="Times New Roman" w:hAnsi="Times New Roman" w:cs="Times New Roman"/>
+          <w:sz w:val="28"/>
+          <w:szCs w:val="28"/>
+        </w:rPr>
+      </w:pPr>
+      <w:r>
+        <w:rPr>
+          <w:rFonts w:ascii="Times New Roman" w:hAnsi="Times New Roman" w:cs="Times New Roman"/>
+          <w:sz w:val="28"/>
+          <w:szCs w:val="28"/>
+        </w:rPr>
+        <w:t>Phản hồi trí tuệ nhân tạo chính xác cho phát âm</w:t>
+      </w:r>
+    </w:p>
+    <w:p>
+      <w:pPr>
+        <w:numPr>
+          <w:ilvl w:val="0"/>
+          <w:numId w:val="7"/>
+        </w:numPr>
+        <w:spacing w:line="240" w:lineRule="auto"/>
+        <w:rPr>
+          <w:rFonts w:ascii="Times New Roman" w:hAnsi="Times New Roman" w:cs="Times New Roman"/>
+          <w:sz w:val="28"/>
+          <w:szCs w:val="28"/>
+        </w:rPr>
+      </w:pPr>
+      <w:r>
+        <w:rPr>
+          <w:rFonts w:ascii="Times New Roman" w:hAnsi="Times New Roman" w:cs="Times New Roman"/>
+          <w:sz w:val="28"/>
+          <w:szCs w:val="28"/>
+        </w:rPr>
+        <w:t>Phiên bản miễn phí toàn diện với ít quảng cáo</w:t>
+      </w:r>
+    </w:p>
+    <w:p>
+      <w:pPr>
+        <w:spacing w:line="240" w:lineRule="auto"/>
+        <w:rPr>
+          <w:rFonts w:ascii="Times New Roman" w:hAnsi="Times New Roman" w:cs="Times New Roman"/>
+          <w:sz w:val="28"/>
+          <w:szCs w:val="28"/>
+        </w:rPr>
+      </w:pPr>
+      <w:r>
+        <w:rPr>
+          <w:rFonts w:ascii="Times New Roman" w:hAnsi="Times New Roman" w:cs="Times New Roman"/>
+          <w:sz w:val="28"/>
+          <w:szCs w:val="28"/>
+        </w:rPr>
+        <w:t>Nhược điểm:</w:t>
+      </w:r>
+    </w:p>
+    <w:p>
+      <w:pPr>
+        <w:numPr>
+          <w:ilvl w:val="0"/>
+          <w:numId w:val="8"/>
+        </w:numPr>
+        <w:spacing w:line="240" w:lineRule="auto"/>
+        <w:rPr>
+          <w:rFonts w:ascii="Times New Roman" w:hAnsi="Times New Roman" w:cs="Times New Roman"/>
+          <w:sz w:val="28"/>
+          <w:szCs w:val="28"/>
+        </w:rPr>
+      </w:pPr>
+      <w:r>
+        <w:rPr>
+          <w:rFonts w:ascii="Times New Roman" w:hAnsi="Times New Roman" w:cs="Times New Roman"/>
+          <w:sz w:val="28"/>
+          <w:szCs w:val="28"/>
+        </w:rPr>
+        <w:t>Hướng dẫn ngữ pháp hạn chế</w:t>
+      </w:r>
+    </w:p>
+    <w:p>
+      <w:pPr>
+        <w:numPr>
+          <w:ilvl w:val="0"/>
+          <w:numId w:val="8"/>
+        </w:numPr>
+        <w:spacing w:line="240" w:lineRule="auto"/>
+        <w:rPr>
+          <w:rFonts w:ascii="Times New Roman" w:hAnsi="Times New Roman" w:cs="Times New Roman"/>
+          <w:sz w:val="28"/>
+          <w:szCs w:val="28"/>
+        </w:rPr>
+      </w:pPr>
+      <w:r>
+        <w:rPr>
+          <w:rFonts w:ascii="Times New Roman" w:hAnsi="Times New Roman" w:cs="Times New Roman"/>
+          <w:sz w:val="28"/>
+          <w:szCs w:val="28"/>
+        </w:rPr>
+        <w:t>Tập trung chủ yếu vào tiếng Anh Mỹ</w:t>
+      </w:r>
+    </w:p>
+    <w:p>
+      <w:pPr>
+        <w:numPr>
+          <w:ilvl w:val="0"/>
+          <w:numId w:val="8"/>
+        </w:numPr>
+        <w:spacing w:line="240" w:lineRule="auto"/>
+        <w:rPr>
+          <w:rFonts w:ascii="Times New Roman" w:hAnsi="Times New Roman" w:cs="Times New Roman"/>
+          <w:sz w:val="28"/>
+          <w:szCs w:val="28"/>
+        </w:rPr>
+      </w:pPr>
+      <w:r>
+        <w:rPr>
+          <w:rFonts w:ascii="Times New Roman" w:hAnsi="Times New Roman" w:cs="Times New Roman"/>
+          <w:sz w:val="28"/>
+          <w:szCs w:val="28"/>
+        </w:rPr>
+        <w:t>Cần kết nối internet cho đầy đủ chức năng</w:t>
+      </w:r>
+    </w:p>
+    <w:p>
+      <w:pPr>
+        <w:spacing w:line="240" w:lineRule="auto"/>
+        <w:rPr>
+          <w:rFonts w:ascii="Times New Roman" w:hAnsi="Times New Roman" w:cs="Times New Roman"/>
+          <w:sz w:val="28"/>
+          <w:szCs w:val="28"/>
+        </w:rPr>
+      </w:pPr>
+      <w:r>
+        <w:rPr>
+          <w:rFonts w:ascii="Times New Roman" w:hAnsi="Times New Roman" w:cs="Times New Roman"/>
+          <w:sz w:val="28"/>
+          <w:szCs w:val="28"/>
+        </w:rPr>
+        <w:t xml:space="preserve">Phù hợp với đối tượng: </w:t>
+      </w:r>
+    </w:p>
+    <w:p>
+      <w:pPr>
+        <w:pStyle w:val="ListParagraph"/>
+        <w:numPr>
+          <w:ilvl w:val="0"/>
+          <w:numId w:val="21"/>
+        </w:numPr>
+        <w:spacing w:line="240" w:lineRule="auto"/>
+        <w:rPr>
+          <w:rFonts w:ascii="Times New Roman" w:hAnsi="Times New Roman" w:cs="Times New Roman"/>
+          <w:sz w:val="28"/>
+          <w:szCs w:val="28"/>
+        </w:rPr>
+      </w:pPr>
+      <w:r>
+        <w:rPr>
+          <w:rFonts w:ascii="Times New Roman" w:hAnsi="Times New Roman" w:cs="Times New Roman"/>
+          <w:sz w:val="28"/>
+          <w:szCs w:val="28"/>
+        </w:rPr>
+        <w:t>Người muốn học tiếng Anh giao tiếp thực tế: Phù hợp với những bạn thích học qua video, phim ảnh và các tình huống thực tiễn thay vì giáo trình khô khan.</w:t>
+      </w:r>
+    </w:p>
+    <w:p>
+      <w:pPr>
+        <w:pStyle w:val="ListParagraph"/>
+        <w:numPr>
+          <w:ilvl w:val="0"/>
+          <w:numId w:val="21"/>
+        </w:numPr>
+        <w:spacing w:line="240" w:lineRule="auto"/>
+        <w:rPr>
+          <w:rFonts w:ascii="Times New Roman" w:hAnsi="Times New Roman" w:cs="Times New Roman"/>
+          <w:sz w:val="28"/>
+          <w:szCs w:val="28"/>
+        </w:rPr>
+      </w:pPr>
+      <w:r>
+        <w:rPr>
+          <w:rFonts w:ascii="Times New Roman" w:hAnsi="Times New Roman" w:cs="Times New Roman"/>
+          <w:sz w:val="28"/>
+          <w:szCs w:val="28"/>
+        </w:rPr>
+        <w:t>Người học ưu tiên phiên bản miễn phí: Dành cho người muốn trải nghiệm đầy đủ các tính năng mà không bị làm phiền bởi quá nhiều quảng cáo.</w:t>
+      </w:r>
+    </w:p>
+    <w:p>
+      <w:pPr>
+        <w:pStyle w:val="ListParagraph"/>
+        <w:numPr>
+          <w:ilvl w:val="0"/>
+          <w:numId w:val="21"/>
+        </w:numPr>
+        <w:spacing w:line="240" w:lineRule="auto"/>
+        <w:rPr>
+          <w:rFonts w:ascii="Times New Roman" w:hAnsi="Times New Roman" w:cs="Times New Roman"/>
+          <w:sz w:val="28"/>
+          <w:szCs w:val="28"/>
+        </w:rPr>
+      </w:pPr>
+      <w:r>
+        <w:rPr>
+          <w:rFonts w:ascii="Times New Roman" w:hAnsi="Times New Roman" w:cs="Times New Roman"/>
+          <w:sz w:val="28"/>
+          <w:szCs w:val="28"/>
+        </w:rPr>
+        <w:t>Người muốn luyện nói theo giọng Anh - Mỹ: Những ai muốn nhận phản hồi tức thì từ AI về độ chính xác khi nhại lại các đoạn hội thoại thực tế.</w:t>
+      </w:r>
+    </w:p>
+    <w:p>
+      <w:pPr>
+        <w:spacing w:line="240" w:lineRule="auto"/>
+        <w:rPr>
+          <w:rFonts w:ascii="Times New Roman" w:hAnsi="Times New Roman" w:cs="Times New Roman"/>
+          <w:sz w:val="28"/>
+          <w:szCs w:val="28"/>
+        </w:rPr>
+      </w:pPr>
+    </w:p>
+    <w:p>
+      <w:pPr>
+        <w:spacing w:line="240" w:lineRule="auto"/>
+        <w:rPr>
+          <w:rFonts w:ascii="Times New Roman" w:hAnsi="Times New Roman" w:cs="Times New Roman"/>
+          <w:sz w:val="28"/>
+          <w:szCs w:val="28"/>
+        </w:rPr>
+      </w:pPr>
+    </w:p>
+    <w:p>
+      <w:pPr>
+        <w:spacing w:line="240" w:lineRule="auto"/>
+        <w:rPr>
+          <w:rFonts w:ascii="Times New Roman" w:hAnsi="Times New Roman" w:cs="Times New Roman"/>
+          <w:sz w:val="28"/>
+          <w:szCs w:val="28"/>
+        </w:rPr>
+      </w:pPr>
+    </w:p>
+    <w:p>
+      <w:pPr>
+        <w:spacing w:line="240" w:lineRule="auto"/>
+        <w:rPr>
+          <w:rFonts w:ascii="Times New Roman" w:hAnsi="Times New Roman" w:cs="Times New Roman"/>
+          <w:sz w:val="28"/>
+          <w:szCs w:val="28"/>
+        </w:rPr>
+      </w:pPr>
+    </w:p>
+    <w:p>
+      <w:pPr>
+        <w:spacing w:line="240" w:lineRule="auto"/>
+        <w:rPr>
+          <w:rFonts w:ascii="Times New Roman" w:hAnsi="Times New Roman" w:cs="Times New Roman"/>
+          <w:sz w:val="28"/>
+          <w:szCs w:val="28"/>
+        </w:rPr>
+      </w:pPr>
+    </w:p>
+    <w:p>
+      <w:pPr>
+        <w:spacing w:line="240" w:lineRule="auto"/>
+        <w:rPr>
+          <w:rFonts w:ascii="Times New Roman" w:hAnsi="Times New Roman" w:cs="Times New Roman"/>
+          <w:sz w:val="28"/>
+          <w:szCs w:val="28"/>
+        </w:rPr>
+      </w:pPr>
+      <w:r>
+        <w:rPr>
+          <w:rFonts w:ascii="Times New Roman" w:hAnsi="Times New Roman" w:cs="Times New Roman"/>
+          <w:sz w:val="28"/>
+          <w:szCs w:val="28"/>
+        </w:rPr>
+        <w:lastRenderedPageBreak/>
+        <w:t>Bảng so sánh tổng hợp:</w:t>
+      </w:r>
+    </w:p>
+    <w:tbl>
+      <w:tblPr>
+        <w:tblStyle w:val="TableGrid"/>
+        <w:tblW w:w="11035" w:type="dxa"/>
+        <w:tblInd w:w="-847" w:type="dxa"/>
+        <w:tblLook w:val="04A0" w:firstRow="1" w:lastRow="0" w:firstColumn="1" w:lastColumn="0" w:noHBand="0" w:noVBand="1"/>
+      </w:tblPr>
+      <w:tblGrid>
+        <w:gridCol w:w="1382"/>
+        <w:gridCol w:w="3032"/>
+        <w:gridCol w:w="2207"/>
+        <w:gridCol w:w="2207"/>
+        <w:gridCol w:w="2207"/>
+      </w:tblGrid>
+      <w:tr>
+        <w:trPr>
+          <w:trHeight w:val="339"/>
+        </w:trPr>
+        <w:tc>
+          <w:tcPr>
+            <w:tcW w:w="1382" w:type="dxa"/>
+            <w:vAlign w:val="center"/>
+          </w:tcPr>
+          <w:p>
+            <w:pPr>
+              <w:jc w:val="center"/>
+              <w:rPr>
+                <w:rFonts w:ascii="Times New Roman" w:hAnsi="Times New Roman" w:cs="Times New Roman"/>
+                <w:sz w:val="28"/>
+                <w:szCs w:val="28"/>
+              </w:rPr>
+            </w:pPr>
+            <w:r>
+              <w:rPr>
+                <w:rFonts w:ascii="Times New Roman" w:hAnsi="Times New Roman" w:cs="Times New Roman"/>
+                <w:sz w:val="28"/>
+                <w:szCs w:val="28"/>
+              </w:rPr>
+              <w:t>Tiêu chí</w:t>
+            </w:r>
+          </w:p>
+        </w:tc>
+        <w:tc>
+          <w:tcPr>
+            <w:tcW w:w="3032" w:type="dxa"/>
+            <w:vAlign w:val="center"/>
+          </w:tcPr>
+          <w:p>
+            <w:pPr>
+              <w:jc w:val="center"/>
+              <w:rPr>
+                <w:rFonts w:ascii="Times New Roman" w:hAnsi="Times New Roman" w:cs="Times New Roman"/>
+                <w:sz w:val="28"/>
+                <w:szCs w:val="28"/>
+              </w:rPr>
+            </w:pPr>
+            <w:r>
+              <w:rPr>
+                <w:rFonts w:ascii="Times New Roman" w:hAnsi="Times New Roman" w:cs="Times New Roman"/>
+                <w:sz w:val="28"/>
+                <w:szCs w:val="28"/>
+              </w:rPr>
+              <w:t>Duolingo</w:t>
+            </w:r>
+          </w:p>
+        </w:tc>
+        <w:tc>
+          <w:tcPr>
+            <w:tcW w:w="2207" w:type="dxa"/>
+            <w:vAlign w:val="center"/>
+          </w:tcPr>
+          <w:p>
+            <w:pPr>
+              <w:jc w:val="center"/>
+              <w:rPr>
+                <w:rFonts w:ascii="Times New Roman" w:hAnsi="Times New Roman" w:cs="Times New Roman"/>
+                <w:sz w:val="28"/>
+                <w:szCs w:val="28"/>
+              </w:rPr>
+            </w:pPr>
+            <w:r>
+              <w:rPr>
+                <w:rFonts w:ascii="Times New Roman" w:hAnsi="Times New Roman" w:cs="Times New Roman"/>
+                <w:sz w:val="28"/>
+                <w:szCs w:val="28"/>
+              </w:rPr>
+              <w:t>Memrise</w:t>
+            </w:r>
+          </w:p>
+        </w:tc>
+        <w:tc>
+          <w:tcPr>
+            <w:tcW w:w="2207" w:type="dxa"/>
+            <w:vAlign w:val="center"/>
+          </w:tcPr>
+          <w:p>
+            <w:pPr>
+              <w:jc w:val="center"/>
+              <w:rPr>
+                <w:rFonts w:ascii="Times New Roman" w:hAnsi="Times New Roman" w:cs="Times New Roman"/>
+                <w:sz w:val="28"/>
+                <w:szCs w:val="28"/>
+              </w:rPr>
+            </w:pPr>
+            <w:r>
+              <w:rPr>
+                <w:rFonts w:ascii="Times New Roman" w:hAnsi="Times New Roman" w:cs="Times New Roman"/>
+                <w:sz w:val="28"/>
+                <w:szCs w:val="28"/>
+              </w:rPr>
+              <w:t>ELSA Speak</w:t>
+            </w:r>
+          </w:p>
+        </w:tc>
+        <w:tc>
+          <w:tcPr>
+            <w:tcW w:w="2207" w:type="dxa"/>
+            <w:vAlign w:val="center"/>
+          </w:tcPr>
+          <w:p>
+            <w:pPr>
+              <w:jc w:val="center"/>
+              <w:rPr>
+                <w:rFonts w:ascii="Times New Roman" w:hAnsi="Times New Roman" w:cs="Times New Roman"/>
+                <w:sz w:val="28"/>
+                <w:szCs w:val="28"/>
+              </w:rPr>
+            </w:pPr>
+            <w:r>
+              <w:rPr>
+                <w:rFonts w:ascii="Times New Roman" w:hAnsi="Times New Roman" w:cs="Times New Roman"/>
+                <w:sz w:val="28"/>
+                <w:szCs w:val="28"/>
+              </w:rPr>
+              <w:t>Cake</w:t>
+            </w:r>
+          </w:p>
+        </w:tc>
+      </w:tr>
+      <w:tr>
+        <w:trPr>
+          <w:trHeight w:val="991"/>
+        </w:trPr>
+        <w:tc>
+          <w:tcPr>
+            <w:tcW w:w="1382" w:type="dxa"/>
+          </w:tcPr>
+          <w:p>
+            <w:pPr>
+              <w:rPr>
+                <w:rFonts w:ascii="Times New Roman" w:hAnsi="Times New Roman" w:cs="Times New Roman"/>
+                <w:sz w:val="28"/>
+                <w:szCs w:val="28"/>
+              </w:rPr>
+            </w:pPr>
+            <w:r>
+              <w:rPr>
+                <w:rFonts w:ascii="Times New Roman" w:hAnsi="Times New Roman" w:cs="Times New Roman"/>
+                <w:sz w:val="28"/>
+                <w:szCs w:val="28"/>
+              </w:rPr>
+              <w:t>Kỹ năng chính</w:t>
+            </w:r>
+          </w:p>
+        </w:tc>
+        <w:tc>
+          <w:tcPr>
+            <w:tcW w:w="3032" w:type="dxa"/>
+          </w:tcPr>
+          <w:p>
+            <w:pPr>
+              <w:rPr>
+                <w:rFonts w:ascii="Times New Roman" w:hAnsi="Times New Roman" w:cs="Times New Roman"/>
+                <w:sz w:val="28"/>
+                <w:szCs w:val="28"/>
+              </w:rPr>
+            </w:pPr>
+            <w:r>
+              <w:rPr>
+                <w:rFonts w:ascii="Times New Roman" w:hAnsi="Times New Roman" w:cs="Times New Roman"/>
+                <w:sz w:val="28"/>
+                <w:szCs w:val="28"/>
+              </w:rPr>
+              <w:t xml:space="preserve">4 Kỹ năng </w:t>
+            </w:r>
+          </w:p>
+          <w:p>
+            <w:pPr>
+              <w:rPr>
+                <w:rFonts w:ascii="Times New Roman" w:hAnsi="Times New Roman" w:cs="Times New Roman"/>
+                <w:sz w:val="28"/>
+                <w:szCs w:val="28"/>
+              </w:rPr>
+            </w:pPr>
+            <w:r>
+              <w:rPr>
+                <w:rFonts w:ascii="Times New Roman" w:hAnsi="Times New Roman" w:cs="Times New Roman"/>
+                <w:sz w:val="28"/>
+                <w:szCs w:val="28"/>
+              </w:rPr>
+              <w:t>(nghe, nói, đọc, viết)</w:t>
+            </w:r>
+          </w:p>
+        </w:tc>
+        <w:tc>
+          <w:tcPr>
+            <w:tcW w:w="2207" w:type="dxa"/>
+          </w:tcPr>
+          <w:p>
+            <w:pPr>
+              <w:rPr>
+                <w:rFonts w:ascii="Times New Roman" w:hAnsi="Times New Roman" w:cs="Times New Roman"/>
+                <w:sz w:val="28"/>
+                <w:szCs w:val="28"/>
+              </w:rPr>
+            </w:pPr>
+            <w:r>
+              <w:rPr>
+                <w:rFonts w:ascii="Times New Roman" w:hAnsi="Times New Roman" w:cs="Times New Roman"/>
+                <w:sz w:val="28"/>
+                <w:szCs w:val="28"/>
+              </w:rPr>
+              <w:t>Từ vựng</w:t>
+            </w:r>
+          </w:p>
+        </w:tc>
+        <w:tc>
+          <w:tcPr>
+            <w:tcW w:w="2207" w:type="dxa"/>
+          </w:tcPr>
+          <w:p>
+            <w:pPr>
+              <w:rPr>
+                <w:rFonts w:ascii="Times New Roman" w:hAnsi="Times New Roman" w:cs="Times New Roman"/>
+                <w:sz w:val="28"/>
+                <w:szCs w:val="28"/>
+              </w:rPr>
+            </w:pPr>
+            <w:r>
+              <w:rPr>
+                <w:rFonts w:ascii="Times New Roman" w:hAnsi="Times New Roman" w:cs="Times New Roman"/>
+                <w:sz w:val="28"/>
+                <w:szCs w:val="28"/>
+              </w:rPr>
+              <w:t>Phát âm</w:t>
+            </w:r>
+            <w:r>
+              <w:rPr>
+                <w:rFonts w:ascii="Times New Roman" w:hAnsi="Times New Roman" w:cs="Times New Roman"/>
+                <w:sz w:val="28"/>
+                <w:szCs w:val="28"/>
+              </w:rPr>
+              <w:t xml:space="preserve"> </w:t>
+            </w:r>
+            <w:r>
+              <w:rPr>
+                <w:rFonts w:ascii="Times New Roman" w:hAnsi="Times New Roman" w:cs="Times New Roman"/>
+                <w:sz w:val="28"/>
+                <w:szCs w:val="28"/>
+              </w:rPr>
+              <w:t>và ngữ điệu</w:t>
+            </w:r>
+          </w:p>
+        </w:tc>
+        <w:tc>
+          <w:tcPr>
+            <w:tcW w:w="2207" w:type="dxa"/>
+          </w:tcPr>
+          <w:p>
+            <w:pPr>
+              <w:rPr>
+                <w:rFonts w:ascii="Times New Roman" w:hAnsi="Times New Roman" w:cs="Times New Roman"/>
+                <w:sz w:val="28"/>
+                <w:szCs w:val="28"/>
+              </w:rPr>
+            </w:pPr>
+            <w:r>
+              <w:rPr>
+                <w:rFonts w:ascii="Times New Roman" w:hAnsi="Times New Roman" w:cs="Times New Roman"/>
+                <w:sz w:val="28"/>
+                <w:szCs w:val="28"/>
+              </w:rPr>
+              <w:t>Giao tiếp</w:t>
+            </w:r>
+            <w:r>
+              <w:rPr>
+                <w:rFonts w:ascii="Times New Roman" w:hAnsi="Times New Roman" w:cs="Times New Roman"/>
+                <w:sz w:val="28"/>
+                <w:szCs w:val="28"/>
+              </w:rPr>
+              <w:t xml:space="preserve"> qua tình huống thực tế</w:t>
+            </w:r>
+          </w:p>
+        </w:tc>
+      </w:tr>
+      <w:tr>
+        <w:trPr>
+          <w:trHeight w:val="1223"/>
+        </w:trPr>
+        <w:tc>
+          <w:tcPr>
+            <w:tcW w:w="1382" w:type="dxa"/>
+          </w:tcPr>
+          <w:p>
+            <w:pPr>
+              <w:rPr>
+                <w:rFonts w:ascii="Times New Roman" w:hAnsi="Times New Roman" w:cs="Times New Roman"/>
+                <w:sz w:val="28"/>
+                <w:szCs w:val="28"/>
+              </w:rPr>
+            </w:pPr>
+            <w:r>
+              <w:rPr>
+                <w:rFonts w:ascii="Times New Roman" w:hAnsi="Times New Roman" w:cs="Times New Roman"/>
+                <w:sz w:val="28"/>
+                <w:szCs w:val="28"/>
+              </w:rPr>
+              <w:t>Thế mạnh</w:t>
+            </w:r>
+          </w:p>
+        </w:tc>
+        <w:tc>
+          <w:tcPr>
+            <w:tcW w:w="3032" w:type="dxa"/>
+          </w:tcPr>
+          <w:p>
+            <w:pPr>
+              <w:rPr>
+                <w:rFonts w:ascii="Times New Roman" w:hAnsi="Times New Roman" w:cs="Times New Roman"/>
+                <w:sz w:val="28"/>
+                <w:szCs w:val="28"/>
+              </w:rPr>
+            </w:pPr>
+            <w:r>
+              <w:rPr>
+                <w:rFonts w:ascii="Times New Roman" w:hAnsi="Times New Roman" w:cs="Times New Roman"/>
+                <w:sz w:val="28"/>
+                <w:szCs w:val="28"/>
+              </w:rPr>
+              <w:t xml:space="preserve">Tạo động lực qua </w:t>
+            </w:r>
+            <w:r>
+              <w:rPr>
+                <w:rFonts w:ascii="Times New Roman" w:hAnsi="Times New Roman" w:cs="Times New Roman"/>
+                <w:sz w:val="28"/>
+                <w:szCs w:val="28"/>
+              </w:rPr>
+              <w:t xml:space="preserve">việc học </w:t>
+            </w:r>
+            <w:r>
+              <w:rPr>
+                <w:rFonts w:ascii="Times New Roman" w:hAnsi="Times New Roman" w:cs="Times New Roman"/>
+                <w:sz w:val="28"/>
+                <w:szCs w:val="28"/>
+              </w:rPr>
+              <w:t>thi đua và phần thưởng</w:t>
+            </w:r>
+          </w:p>
+        </w:tc>
+        <w:tc>
+          <w:tcPr>
+            <w:tcW w:w="2207" w:type="dxa"/>
+          </w:tcPr>
+          <w:p>
+            <w:pPr>
+              <w:rPr>
+                <w:rFonts w:ascii="Times New Roman" w:hAnsi="Times New Roman" w:cs="Times New Roman"/>
+                <w:sz w:val="28"/>
+                <w:szCs w:val="28"/>
+              </w:rPr>
+            </w:pPr>
+            <w:r>
+              <w:rPr>
+                <w:rFonts w:ascii="Times New Roman" w:hAnsi="Times New Roman" w:cs="Times New Roman"/>
+                <w:sz w:val="28"/>
+                <w:szCs w:val="28"/>
+              </w:rPr>
+              <w:t>Sử dụng thuật toán lặp lại ngắt quãng để ghi nhớ</w:t>
+            </w:r>
+          </w:p>
+        </w:tc>
+        <w:tc>
+          <w:tcPr>
+            <w:tcW w:w="2207" w:type="dxa"/>
+          </w:tcPr>
+          <w:p>
+            <w:pPr>
+              <w:rPr>
+                <w:rFonts w:ascii="Times New Roman" w:hAnsi="Times New Roman" w:cs="Times New Roman"/>
+                <w:sz w:val="28"/>
+                <w:szCs w:val="28"/>
+              </w:rPr>
+            </w:pPr>
+            <w:r>
+              <w:rPr>
+                <w:rFonts w:ascii="Times New Roman" w:hAnsi="Times New Roman" w:cs="Times New Roman"/>
+                <w:sz w:val="28"/>
+                <w:szCs w:val="28"/>
+              </w:rPr>
+              <w:t>Phân tích và sửa lỗi phát âm chi tiết</w:t>
+            </w:r>
+          </w:p>
+        </w:tc>
+        <w:tc>
+          <w:tcPr>
+            <w:tcW w:w="2207" w:type="dxa"/>
+          </w:tcPr>
+          <w:p>
+            <w:pPr>
+              <w:rPr>
+                <w:rFonts w:ascii="Times New Roman" w:hAnsi="Times New Roman" w:cs="Times New Roman"/>
+                <w:sz w:val="28"/>
+                <w:szCs w:val="28"/>
+              </w:rPr>
+            </w:pPr>
+            <w:r>
+              <w:rPr>
+                <w:rFonts w:ascii="Times New Roman" w:hAnsi="Times New Roman" w:cs="Times New Roman"/>
+                <w:sz w:val="28"/>
+                <w:szCs w:val="28"/>
+              </w:rPr>
+              <w:t>Sử dụng nội dung truyền thông thực tế</w:t>
+            </w:r>
+          </w:p>
+        </w:tc>
+      </w:tr>
+      <w:tr>
+        <w:trPr>
+          <w:trHeight w:val="665"/>
+        </w:trPr>
+        <w:tc>
+          <w:tcPr>
+            <w:tcW w:w="1382" w:type="dxa"/>
+          </w:tcPr>
+          <w:p>
+            <w:pPr>
+              <w:rPr>
+                <w:rFonts w:ascii="Times New Roman" w:hAnsi="Times New Roman" w:cs="Times New Roman"/>
+                <w:sz w:val="28"/>
+                <w:szCs w:val="28"/>
+              </w:rPr>
+            </w:pPr>
+            <w:r>
+              <w:rPr>
+                <w:rFonts w:ascii="Times New Roman" w:hAnsi="Times New Roman" w:cs="Times New Roman"/>
+                <w:sz w:val="28"/>
+                <w:szCs w:val="28"/>
+              </w:rPr>
+              <w:t>Chế độ Offline</w:t>
+            </w:r>
+          </w:p>
+        </w:tc>
+        <w:tc>
+          <w:tcPr>
+            <w:tcW w:w="3032" w:type="dxa"/>
+          </w:tcPr>
+          <w:p>
+            <w:pPr>
+              <w:rPr>
+                <w:rFonts w:ascii="Times New Roman" w:hAnsi="Times New Roman" w:cs="Times New Roman"/>
+                <w:sz w:val="28"/>
+                <w:szCs w:val="28"/>
+              </w:rPr>
+            </w:pPr>
+            <w:r>
+              <w:rPr>
+                <w:rFonts w:ascii="Times New Roman" w:hAnsi="Times New Roman" w:cs="Times New Roman"/>
+                <w:sz w:val="28"/>
+                <w:szCs w:val="28"/>
+              </w:rPr>
+              <w:t>Không</w:t>
+            </w:r>
+          </w:p>
+        </w:tc>
+        <w:tc>
+          <w:tcPr>
+            <w:tcW w:w="2207" w:type="dxa"/>
+          </w:tcPr>
+          <w:p>
+            <w:pPr>
+              <w:rPr>
+                <w:rFonts w:ascii="Times New Roman" w:hAnsi="Times New Roman" w:cs="Times New Roman"/>
+                <w:sz w:val="28"/>
+                <w:szCs w:val="28"/>
+              </w:rPr>
+            </w:pPr>
+            <w:r>
+              <w:rPr>
+                <w:rFonts w:ascii="Times New Roman" w:hAnsi="Times New Roman" w:cs="Times New Roman"/>
+                <w:sz w:val="28"/>
+                <w:szCs w:val="28"/>
+              </w:rPr>
+              <w:t>Có</w:t>
+            </w:r>
+          </w:p>
+        </w:tc>
+        <w:tc>
+          <w:tcPr>
+            <w:tcW w:w="2207" w:type="dxa"/>
+          </w:tcPr>
+          <w:p>
+            <w:pPr>
+              <w:rPr>
+                <w:rFonts w:ascii="Times New Roman" w:hAnsi="Times New Roman" w:cs="Times New Roman"/>
+                <w:sz w:val="28"/>
+                <w:szCs w:val="28"/>
+              </w:rPr>
+            </w:pPr>
+            <w:r>
+              <w:rPr>
+                <w:rFonts w:ascii="Times New Roman" w:hAnsi="Times New Roman" w:cs="Times New Roman"/>
+                <w:sz w:val="28"/>
+                <w:szCs w:val="28"/>
+              </w:rPr>
+              <w:t xml:space="preserve">Không </w:t>
+            </w:r>
+          </w:p>
+        </w:tc>
+        <w:tc>
+          <w:tcPr>
+            <w:tcW w:w="2207" w:type="dxa"/>
+          </w:tcPr>
+          <w:p>
+            <w:pPr>
+              <w:rPr>
+                <w:rFonts w:ascii="Times New Roman" w:hAnsi="Times New Roman" w:cs="Times New Roman"/>
+                <w:sz w:val="28"/>
+                <w:szCs w:val="28"/>
+              </w:rPr>
+            </w:pPr>
+            <w:r>
+              <w:rPr>
+                <w:rFonts w:ascii="Times New Roman" w:hAnsi="Times New Roman" w:cs="Times New Roman"/>
+                <w:sz w:val="28"/>
+                <w:szCs w:val="28"/>
+              </w:rPr>
+              <w:t>Không</w:t>
+            </w:r>
+          </w:p>
+        </w:tc>
+      </w:tr>
+      <w:tr>
+        <w:trPr>
+          <w:trHeight w:val="665"/>
+        </w:trPr>
+        <w:tc>
+          <w:tcPr>
+            <w:tcW w:w="1382" w:type="dxa"/>
+          </w:tcPr>
+          <w:p>
+            <w:pPr>
+              <w:rPr>
+                <w:rFonts w:ascii="Times New Roman" w:hAnsi="Times New Roman" w:cs="Times New Roman"/>
+                <w:sz w:val="28"/>
+                <w:szCs w:val="28"/>
+              </w:rPr>
+            </w:pPr>
+            <w:r>
+              <w:rPr>
+                <w:rFonts w:ascii="Times New Roman" w:hAnsi="Times New Roman" w:cs="Times New Roman"/>
+                <w:sz w:val="28"/>
+                <w:szCs w:val="28"/>
+              </w:rPr>
+              <w:t>Ngữ pháp</w:t>
+            </w:r>
+          </w:p>
+        </w:tc>
+        <w:tc>
+          <w:tcPr>
+            <w:tcW w:w="3032" w:type="dxa"/>
+          </w:tcPr>
+          <w:p>
+            <w:pPr>
+              <w:rPr>
+                <w:rFonts w:ascii="Times New Roman" w:hAnsi="Times New Roman" w:cs="Times New Roman"/>
+                <w:sz w:val="28"/>
+                <w:szCs w:val="28"/>
+              </w:rPr>
+            </w:pPr>
+            <w:r>
+              <w:rPr>
+                <w:rFonts w:ascii="Times New Roman" w:hAnsi="Times New Roman" w:cs="Times New Roman"/>
+                <w:sz w:val="28"/>
+                <w:szCs w:val="28"/>
+              </w:rPr>
+              <w:t>Có bài học cơ bản</w:t>
+            </w:r>
+          </w:p>
+        </w:tc>
+        <w:tc>
+          <w:tcPr>
+            <w:tcW w:w="2207" w:type="dxa"/>
+          </w:tcPr>
+          <w:p>
+            <w:pPr>
+              <w:rPr>
+                <w:rFonts w:ascii="Times New Roman" w:hAnsi="Times New Roman" w:cs="Times New Roman"/>
+                <w:sz w:val="28"/>
+                <w:szCs w:val="28"/>
+              </w:rPr>
+            </w:pPr>
+            <w:r>
+              <w:rPr>
+                <w:rFonts w:ascii="Times New Roman" w:hAnsi="Times New Roman" w:cs="Times New Roman"/>
+                <w:sz w:val="28"/>
+                <w:szCs w:val="28"/>
+              </w:rPr>
+              <w:t>Hạn chế</w:t>
+            </w:r>
+          </w:p>
+        </w:tc>
+        <w:tc>
+          <w:tcPr>
+            <w:tcW w:w="2207" w:type="dxa"/>
+          </w:tcPr>
+          <w:p>
+            <w:pPr>
+              <w:rPr>
+                <w:rFonts w:ascii="Times New Roman" w:hAnsi="Times New Roman" w:cs="Times New Roman"/>
+                <w:sz w:val="28"/>
+                <w:szCs w:val="28"/>
+              </w:rPr>
+            </w:pPr>
+            <w:r>
+              <w:rPr>
+                <w:rFonts w:ascii="Times New Roman" w:hAnsi="Times New Roman" w:cs="Times New Roman"/>
+                <w:sz w:val="28"/>
+                <w:szCs w:val="28"/>
+              </w:rPr>
+              <w:t>Không tập trung</w:t>
+            </w:r>
+          </w:p>
+        </w:tc>
+        <w:tc>
+          <w:tcPr>
+            <w:tcW w:w="2207" w:type="dxa"/>
+          </w:tcPr>
+          <w:p>
+            <w:pPr>
+              <w:rPr>
+                <w:rFonts w:ascii="Times New Roman" w:hAnsi="Times New Roman" w:cs="Times New Roman"/>
+                <w:sz w:val="28"/>
+                <w:szCs w:val="28"/>
+              </w:rPr>
+            </w:pPr>
+            <w:r>
+              <w:rPr>
+                <w:rFonts w:ascii="Times New Roman" w:hAnsi="Times New Roman" w:cs="Times New Roman"/>
+                <w:sz w:val="28"/>
+                <w:szCs w:val="28"/>
+              </w:rPr>
+              <w:t>Hạn chế</w:t>
+            </w:r>
+          </w:p>
+        </w:tc>
+      </w:tr>
+      <w:tr>
+        <w:trPr>
+          <w:trHeight w:val="665"/>
+        </w:trPr>
+        <w:tc>
+          <w:tcPr>
+            <w:tcW w:w="1382" w:type="dxa"/>
+          </w:tcPr>
+          <w:p>
+            <w:pPr>
+              <w:rPr>
+                <w:rFonts w:ascii="Times New Roman" w:hAnsi="Times New Roman" w:cs="Times New Roman"/>
+                <w:sz w:val="28"/>
+                <w:szCs w:val="28"/>
+              </w:rPr>
+            </w:pPr>
+            <w:r>
+              <w:rPr>
+                <w:rFonts w:ascii="Times New Roman" w:hAnsi="Times New Roman" w:cs="Times New Roman"/>
+                <w:sz w:val="28"/>
+                <w:szCs w:val="28"/>
+              </w:rPr>
+              <w:t>Đối tượng</w:t>
+            </w:r>
+          </w:p>
+          <w:p>
+            <w:pPr>
+              <w:rPr>
+                <w:rFonts w:ascii="Times New Roman" w:hAnsi="Times New Roman" w:cs="Times New Roman"/>
+                <w:sz w:val="28"/>
+                <w:szCs w:val="28"/>
+              </w:rPr>
+            </w:pPr>
+            <w:r>
+              <w:rPr>
+                <w:rFonts w:ascii="Times New Roman" w:hAnsi="Times New Roman" w:cs="Times New Roman"/>
+                <w:sz w:val="28"/>
+                <w:szCs w:val="28"/>
+              </w:rPr>
+              <w:t>phù hợp</w:t>
+            </w:r>
+          </w:p>
+        </w:tc>
+        <w:tc>
+          <w:tcPr>
+            <w:tcW w:w="3032" w:type="dxa"/>
+          </w:tcPr>
+          <w:p>
+            <w:pPr>
+              <w:rPr>
+                <w:rFonts w:ascii="Times New Roman" w:hAnsi="Times New Roman" w:cs="Times New Roman"/>
+                <w:sz w:val="28"/>
+                <w:szCs w:val="28"/>
+              </w:rPr>
+            </w:pPr>
+            <w:r>
+              <w:rPr>
+                <w:rFonts w:ascii="Times New Roman" w:hAnsi="Times New Roman" w:cs="Times New Roman"/>
+                <w:sz w:val="28"/>
+                <w:szCs w:val="28"/>
+              </w:rPr>
+              <w:t>Người mới bắt đầu, trẻ em</w:t>
+            </w:r>
+          </w:p>
+        </w:tc>
+        <w:tc>
+          <w:tcPr>
+            <w:tcW w:w="2207" w:type="dxa"/>
+          </w:tcPr>
+          <w:p>
+            <w:pPr>
+              <w:rPr>
+                <w:rFonts w:ascii="Times New Roman" w:hAnsi="Times New Roman" w:cs="Times New Roman"/>
+                <w:sz w:val="28"/>
+                <w:szCs w:val="28"/>
+              </w:rPr>
+            </w:pPr>
+            <w:r>
+              <w:rPr>
+                <w:rFonts w:ascii="Times New Roman" w:hAnsi="Times New Roman" w:cs="Times New Roman"/>
+                <w:sz w:val="28"/>
+                <w:szCs w:val="28"/>
+              </w:rPr>
+              <w:t xml:space="preserve">Người </w:t>
+            </w:r>
+            <w:r>
+              <w:rPr>
+                <w:rFonts w:ascii="Times New Roman" w:hAnsi="Times New Roman" w:cs="Times New Roman"/>
+                <w:sz w:val="28"/>
+                <w:szCs w:val="28"/>
+              </w:rPr>
+              <w:t xml:space="preserve">cần </w:t>
+            </w:r>
+            <w:r>
+              <w:rPr>
+                <w:rFonts w:ascii="Times New Roman" w:hAnsi="Times New Roman" w:cs="Times New Roman"/>
+                <w:sz w:val="28"/>
+                <w:szCs w:val="28"/>
+              </w:rPr>
+              <w:t>mở rộng từ vựng</w:t>
+            </w:r>
+          </w:p>
+        </w:tc>
+        <w:tc>
+          <w:tcPr>
+            <w:tcW w:w="2207" w:type="dxa"/>
+          </w:tcPr>
+          <w:p>
+            <w:pPr>
+              <w:rPr>
+                <w:rFonts w:ascii="Times New Roman" w:hAnsi="Times New Roman" w:cs="Times New Roman"/>
+                <w:sz w:val="28"/>
+                <w:szCs w:val="28"/>
+              </w:rPr>
+            </w:pPr>
+            <w:r>
+              <w:rPr>
+                <w:rFonts w:ascii="Times New Roman" w:hAnsi="Times New Roman" w:cs="Times New Roman"/>
+                <w:sz w:val="28"/>
+                <w:szCs w:val="28"/>
+              </w:rPr>
+              <w:t>Người</w:t>
+            </w:r>
+            <w:r>
+              <w:rPr>
+                <w:rFonts w:ascii="Times New Roman" w:hAnsi="Times New Roman" w:cs="Times New Roman"/>
+                <w:sz w:val="28"/>
+                <w:szCs w:val="28"/>
+              </w:rPr>
+              <w:t xml:space="preserve"> cần</w:t>
+            </w:r>
+            <w:r>
+              <w:rPr>
+                <w:rFonts w:ascii="Times New Roman" w:hAnsi="Times New Roman" w:cs="Times New Roman"/>
+                <w:sz w:val="28"/>
+                <w:szCs w:val="28"/>
+              </w:rPr>
+              <w:t xml:space="preserve"> cải thiện phát âm</w:t>
+            </w:r>
+          </w:p>
+        </w:tc>
+        <w:tc>
+          <w:tcPr>
+            <w:tcW w:w="2207" w:type="dxa"/>
+          </w:tcPr>
+          <w:p>
+            <w:pPr>
+              <w:rPr>
+                <w:rFonts w:ascii="Times New Roman" w:hAnsi="Times New Roman" w:cs="Times New Roman"/>
+                <w:sz w:val="28"/>
+                <w:szCs w:val="28"/>
+              </w:rPr>
+            </w:pPr>
+            <w:r>
+              <w:rPr>
+                <w:rFonts w:ascii="Times New Roman" w:hAnsi="Times New Roman" w:cs="Times New Roman"/>
+                <w:sz w:val="28"/>
+                <w:szCs w:val="28"/>
+              </w:rPr>
+              <w:t>Gen Z, thích học qua giải trí</w:t>
+            </w:r>
+          </w:p>
+        </w:tc>
+      </w:tr>
+    </w:tbl>
+    <w:p>
+      <w:pPr>
+        <w:spacing w:line="240" w:lineRule="auto"/>
+        <w:rPr>
+          <w:rFonts w:ascii="Times New Roman" w:hAnsi="Times New Roman" w:cs="Times New Roman"/>
+          <w:sz w:val="28"/>
+          <w:szCs w:val="28"/>
+        </w:rPr>
+      </w:pPr>
+    </w:p>
+    <w:p>
+      <w:pPr>
+        <w:spacing w:line="240" w:lineRule="auto"/>
         <w:rPr>
           <w:rFonts w:ascii="Times New Roman" w:hAnsi="Times New Roman" w:cs="Times New Roman"/>
           <w:sz w:val="28"/>
@@ -298,6 +3528,2807 @@
     </w:sectPr>
   </w:body>
 </w:document>
+</file>
+
+<file path=word/numbering.xml><?xml version="1.0" encoding="utf-8"?>
+<w:numbering xmlns:wpc="http://schemas.microsoft.com/office/word/2010/wordprocessingCanvas" xmlns:cx="http://schemas.microsoft.com/office/drawing/2014/chartex" xmlns:cx1="http://schemas.microsoft.com/office/drawing/2015/9/8/chartex" xmlns:cx2="http://schemas.microsoft.com/office/drawing/2015/10/21/chartex" xmlns:cx3="http://schemas.microsoft.com/office/drawing/2016/5/9/chartex" xmlns:cx4="http://schemas.microsoft.com/office/drawing/2016/5/10/chartex" xmlns:cx5="http://schemas.microsoft.com/office/drawing/2016/5/11/chartex" xmlns:cx6="http://schemas.microsoft.com/office/drawing/2016/5/12/chartex" xmlns:cx7="http://schemas.microsoft.com/office/drawing/2016/5/13/chartex" xmlns:cx8="http://schemas.microsoft.com/office/drawing/2016/5/14/chartex" xmlns:mc="http://schemas.openxmlformats.org/markup-compatibility/2006" xmlns:aink="http://schemas.microsoft.com/office/drawing/2016/ink" xmlns:am3d="http://schemas.microsoft.com/office/drawing/2017/model3d" xmlns:o="urn:schemas-microsoft-com:office:office" xmlns:oel="http://schemas.microsoft.com/office/2019/extlst" xmlns:r="http://schemas.openxmlformats.org/officeDocument/2006/relationships" xmlns:m="http://schemas.openxmlformats.org/officeDocument/2006/math" xmlns:v="urn:schemas-microsoft-com:vml" xmlns:wp14="http://schemas.microsoft.com/office/word/2010/wordprocessingDrawing" xmlns:wp="http://schemas.openxmlformats.org/drawingml/2006/wordprocessingDrawing" xmlns:w10="urn:schemas-microsoft-com:office:word" xmlns:w="http://schemas.openxmlformats.org/wordprocessingml/2006/main" xmlns:w14="http://schemas.microsoft.com/office/word/2010/wordml" xmlns:w15="http://schemas.microsoft.com/office/word/2012/wordml" xmlns:w16cex="http://schemas.microsoft.com/office/word/2018/wordml/cex" xmlns:w16cid="http://schemas.microsoft.com/office/word/2016/wordml/cid" xmlns:w16="http://schemas.microsoft.com/office/word/2018/wordml" xmlns:w16du="http://schemas.microsoft.com/office/word/2023/wordml/word16du" xmlns:w16sdtdh="http://schemas.microsoft.com/office/word/2020/wordml/sdtdatahash" xmlns:w16sdtfl="http://schemas.microsoft.com/office/word/2024/wordml/sdtformatlock" xmlns:w16se="http://schemas.microsoft.com/office/word/2015/wordml/symex" xmlns:wpg="http://schemas.microsoft.com/office/word/2010/wordprocessingGroup" xmlns:wpi="http://schemas.microsoft.com/office/word/2010/wordprocessingInk" xmlns:wne="http://schemas.microsoft.com/office/word/2006/wordml" xmlns:wps="http://schemas.microsoft.com/office/word/2010/wordprocessingShape" mc:Ignorable="w14 w15 w16se w16cid w16 w16cex w16sdtdh w16sdtfl w16du wp14">
+  <w:abstractNum w:abstractNumId="0" w15:restartNumberingAfterBreak="0">
+    <w:nsid w:val="0C1F2ED2"/>
+    <w:multiLevelType w:val="multilevel"/>
+    <w:tmpl w:val="03BC801A"/>
+    <w:lvl w:ilvl="0">
+      <w:start w:val="1"/>
+      <w:numFmt w:val="bullet"/>
+      <w:lvlText w:val=""/>
+      <w:lvlJc w:val="left"/>
+      <w:pPr>
+        <w:tabs>
+          <w:tab w:val="num" w:pos="720"/>
+        </w:tabs>
+        <w:ind w:left="720" w:hanging="360"/>
+      </w:pPr>
+      <w:rPr>
+        <w:rFonts w:ascii="Symbol" w:hAnsi="Symbol" w:hint="default"/>
+        <w:sz w:val="20"/>
+      </w:rPr>
+    </w:lvl>
+    <w:lvl w:ilvl="1" w:tentative="1">
+      <w:start w:val="1"/>
+      <w:numFmt w:val="bullet"/>
+      <w:lvlText w:val=""/>
+      <w:lvlJc w:val="left"/>
+      <w:pPr>
+        <w:tabs>
+          <w:tab w:val="num" w:pos="1440"/>
+        </w:tabs>
+        <w:ind w:left="1440" w:hanging="360"/>
+      </w:pPr>
+      <w:rPr>
+        <w:rFonts w:ascii="Symbol" w:hAnsi="Symbol" w:hint="default"/>
+        <w:sz w:val="20"/>
+      </w:rPr>
+    </w:lvl>
+    <w:lvl w:ilvl="2" w:tentative="1">
+      <w:start w:val="1"/>
+      <w:numFmt w:val="bullet"/>
+      <w:lvlText w:val=""/>
+      <w:lvlJc w:val="left"/>
+      <w:pPr>
+        <w:tabs>
+          <w:tab w:val="num" w:pos="2160"/>
+        </w:tabs>
+        <w:ind w:left="2160" w:hanging="360"/>
+      </w:pPr>
+      <w:rPr>
+        <w:rFonts w:ascii="Symbol" w:hAnsi="Symbol" w:hint="default"/>
+        <w:sz w:val="20"/>
+      </w:rPr>
+    </w:lvl>
+    <w:lvl w:ilvl="3" w:tentative="1">
+      <w:start w:val="1"/>
+      <w:numFmt w:val="bullet"/>
+      <w:lvlText w:val=""/>
+      <w:lvlJc w:val="left"/>
+      <w:pPr>
+        <w:tabs>
+          <w:tab w:val="num" w:pos="2880"/>
+        </w:tabs>
+        <w:ind w:left="2880" w:hanging="360"/>
+      </w:pPr>
+      <w:rPr>
+        <w:rFonts w:ascii="Symbol" w:hAnsi="Symbol" w:hint="default"/>
+        <w:sz w:val="20"/>
+      </w:rPr>
+    </w:lvl>
+    <w:lvl w:ilvl="4" w:tentative="1">
+      <w:start w:val="1"/>
+      <w:numFmt w:val="bullet"/>
+      <w:lvlText w:val=""/>
+      <w:lvlJc w:val="left"/>
+      <w:pPr>
+        <w:tabs>
+          <w:tab w:val="num" w:pos="3600"/>
+        </w:tabs>
+        <w:ind w:left="3600" w:hanging="360"/>
+      </w:pPr>
+      <w:rPr>
+        <w:rFonts w:ascii="Symbol" w:hAnsi="Symbol" w:hint="default"/>
+        <w:sz w:val="20"/>
+      </w:rPr>
+    </w:lvl>
+    <w:lvl w:ilvl="5" w:tentative="1">
+      <w:start w:val="1"/>
+      <w:numFmt w:val="bullet"/>
+      <w:lvlText w:val=""/>
+      <w:lvlJc w:val="left"/>
+      <w:pPr>
+        <w:tabs>
+          <w:tab w:val="num" w:pos="4320"/>
+        </w:tabs>
+        <w:ind w:left="4320" w:hanging="360"/>
+      </w:pPr>
+      <w:rPr>
+        <w:rFonts w:ascii="Symbol" w:hAnsi="Symbol" w:hint="default"/>
+        <w:sz w:val="20"/>
+      </w:rPr>
+    </w:lvl>
+    <w:lvl w:ilvl="6" w:tentative="1">
+      <w:start w:val="1"/>
+      <w:numFmt w:val="bullet"/>
+      <w:lvlText w:val=""/>
+      <w:lvlJc w:val="left"/>
+      <w:pPr>
+        <w:tabs>
+          <w:tab w:val="num" w:pos="5040"/>
+        </w:tabs>
+        <w:ind w:left="5040" w:hanging="360"/>
+      </w:pPr>
+      <w:rPr>
+        <w:rFonts w:ascii="Symbol" w:hAnsi="Symbol" w:hint="default"/>
+        <w:sz w:val="20"/>
+      </w:rPr>
+    </w:lvl>
+    <w:lvl w:ilvl="7" w:tentative="1">
+      <w:start w:val="1"/>
+      <w:numFmt w:val="bullet"/>
+      <w:lvlText w:val=""/>
+      <w:lvlJc w:val="left"/>
+      <w:pPr>
+        <w:tabs>
+          <w:tab w:val="num" w:pos="5760"/>
+        </w:tabs>
+        <w:ind w:left="5760" w:hanging="360"/>
+      </w:pPr>
+      <w:rPr>
+        <w:rFonts w:ascii="Symbol" w:hAnsi="Symbol" w:hint="default"/>
+        <w:sz w:val="20"/>
+      </w:rPr>
+    </w:lvl>
+    <w:lvl w:ilvl="8" w:tentative="1">
+      <w:start w:val="1"/>
+      <w:numFmt w:val="bullet"/>
+      <w:lvlText w:val=""/>
+      <w:lvlJc w:val="left"/>
+      <w:pPr>
+        <w:tabs>
+          <w:tab w:val="num" w:pos="6480"/>
+        </w:tabs>
+        <w:ind w:left="6480" w:hanging="360"/>
+      </w:pPr>
+      <w:rPr>
+        <w:rFonts w:ascii="Symbol" w:hAnsi="Symbol" w:hint="default"/>
+        <w:sz w:val="20"/>
+      </w:rPr>
+    </w:lvl>
+  </w:abstractNum>
+  <w:abstractNum w:abstractNumId="1" w15:restartNumberingAfterBreak="0">
+    <w:nsid w:val="0E92360C"/>
+    <w:multiLevelType w:val="hybridMultilevel"/>
+    <w:tmpl w:val="52A4DD58"/>
+    <w:lvl w:ilvl="0" w:tplc="0409000F">
+      <w:start w:val="1"/>
+      <w:numFmt w:val="decimal"/>
+      <w:lvlText w:val="%1."/>
+      <w:lvlJc w:val="left"/>
+      <w:pPr>
+        <w:ind w:left="720" w:hanging="360"/>
+      </w:pPr>
+    </w:lvl>
+    <w:lvl w:ilvl="1" w:tplc="04090019" w:tentative="1">
+      <w:start w:val="1"/>
+      <w:numFmt w:val="lowerLetter"/>
+      <w:lvlText w:val="%2."/>
+      <w:lvlJc w:val="left"/>
+      <w:pPr>
+        <w:ind w:left="1440" w:hanging="360"/>
+      </w:pPr>
+    </w:lvl>
+    <w:lvl w:ilvl="2" w:tplc="0409001B" w:tentative="1">
+      <w:start w:val="1"/>
+      <w:numFmt w:val="lowerRoman"/>
+      <w:lvlText w:val="%3."/>
+      <w:lvlJc w:val="right"/>
+      <w:pPr>
+        <w:ind w:left="2160" w:hanging="180"/>
+      </w:pPr>
+    </w:lvl>
+    <w:lvl w:ilvl="3" w:tplc="0409000F" w:tentative="1">
+      <w:start w:val="1"/>
+      <w:numFmt w:val="decimal"/>
+      <w:lvlText w:val="%4."/>
+      <w:lvlJc w:val="left"/>
+      <w:pPr>
+        <w:ind w:left="2880" w:hanging="360"/>
+      </w:pPr>
+    </w:lvl>
+    <w:lvl w:ilvl="4" w:tplc="04090019" w:tentative="1">
+      <w:start w:val="1"/>
+      <w:numFmt w:val="lowerLetter"/>
+      <w:lvlText w:val="%5."/>
+      <w:lvlJc w:val="left"/>
+      <w:pPr>
+        <w:ind w:left="3600" w:hanging="360"/>
+      </w:pPr>
+    </w:lvl>
+    <w:lvl w:ilvl="5" w:tplc="0409001B" w:tentative="1">
+      <w:start w:val="1"/>
+      <w:numFmt w:val="lowerRoman"/>
+      <w:lvlText w:val="%6."/>
+      <w:lvlJc w:val="right"/>
+      <w:pPr>
+        <w:ind w:left="4320" w:hanging="180"/>
+      </w:pPr>
+    </w:lvl>
+    <w:lvl w:ilvl="6" w:tplc="0409000F" w:tentative="1">
+      <w:start w:val="1"/>
+      <w:numFmt w:val="decimal"/>
+      <w:lvlText w:val="%7."/>
+      <w:lvlJc w:val="left"/>
+      <w:pPr>
+        <w:ind w:left="5040" w:hanging="360"/>
+      </w:pPr>
+    </w:lvl>
+    <w:lvl w:ilvl="7" w:tplc="04090019" w:tentative="1">
+      <w:start w:val="1"/>
+      <w:numFmt w:val="lowerLetter"/>
+      <w:lvlText w:val="%8."/>
+      <w:lvlJc w:val="left"/>
+      <w:pPr>
+        <w:ind w:left="5760" w:hanging="360"/>
+      </w:pPr>
+    </w:lvl>
+    <w:lvl w:ilvl="8" w:tplc="0409001B" w:tentative="1">
+      <w:start w:val="1"/>
+      <w:numFmt w:val="lowerRoman"/>
+      <w:lvlText w:val="%9."/>
+      <w:lvlJc w:val="right"/>
+      <w:pPr>
+        <w:ind w:left="6480" w:hanging="180"/>
+      </w:pPr>
+    </w:lvl>
+  </w:abstractNum>
+  <w:abstractNum w:abstractNumId="2" w15:restartNumberingAfterBreak="0">
+    <w:nsid w:val="0F416FDE"/>
+    <w:multiLevelType w:val="hybridMultilevel"/>
+    <w:tmpl w:val="CCCC31DC"/>
+    <w:lvl w:ilvl="0" w:tplc="04090001">
+      <w:start w:val="1"/>
+      <w:numFmt w:val="bullet"/>
+      <w:lvlText w:val=""/>
+      <w:lvlJc w:val="left"/>
+      <w:pPr>
+        <w:ind w:left="720" w:hanging="360"/>
+      </w:pPr>
+      <w:rPr>
+        <w:rFonts w:ascii="Symbol" w:hAnsi="Symbol" w:hint="default"/>
+      </w:rPr>
+    </w:lvl>
+    <w:lvl w:ilvl="1" w:tplc="04090003" w:tentative="1">
+      <w:start w:val="1"/>
+      <w:numFmt w:val="bullet"/>
+      <w:lvlText w:val="o"/>
+      <w:lvlJc w:val="left"/>
+      <w:pPr>
+        <w:ind w:left="1440" w:hanging="360"/>
+      </w:pPr>
+      <w:rPr>
+        <w:rFonts w:ascii="Courier New" w:hAnsi="Courier New" w:cs="Courier New" w:hint="default"/>
+      </w:rPr>
+    </w:lvl>
+    <w:lvl w:ilvl="2" w:tplc="04090005" w:tentative="1">
+      <w:start w:val="1"/>
+      <w:numFmt w:val="bullet"/>
+      <w:lvlText w:val=""/>
+      <w:lvlJc w:val="left"/>
+      <w:pPr>
+        <w:ind w:left="2160" w:hanging="360"/>
+      </w:pPr>
+      <w:rPr>
+        <w:rFonts w:ascii="Wingdings" w:hAnsi="Wingdings" w:hint="default"/>
+      </w:rPr>
+    </w:lvl>
+    <w:lvl w:ilvl="3" w:tplc="04090001" w:tentative="1">
+      <w:start w:val="1"/>
+      <w:numFmt w:val="bullet"/>
+      <w:lvlText w:val=""/>
+      <w:lvlJc w:val="left"/>
+      <w:pPr>
+        <w:ind w:left="2880" w:hanging="360"/>
+      </w:pPr>
+      <w:rPr>
+        <w:rFonts w:ascii="Symbol" w:hAnsi="Symbol" w:hint="default"/>
+      </w:rPr>
+    </w:lvl>
+    <w:lvl w:ilvl="4" w:tplc="04090003" w:tentative="1">
+      <w:start w:val="1"/>
+      <w:numFmt w:val="bullet"/>
+      <w:lvlText w:val="o"/>
+      <w:lvlJc w:val="left"/>
+      <w:pPr>
+        <w:ind w:left="3600" w:hanging="360"/>
+      </w:pPr>
+      <w:rPr>
+        <w:rFonts w:ascii="Courier New" w:hAnsi="Courier New" w:cs="Courier New" w:hint="default"/>
+      </w:rPr>
+    </w:lvl>
+    <w:lvl w:ilvl="5" w:tplc="04090005" w:tentative="1">
+      <w:start w:val="1"/>
+      <w:numFmt w:val="bullet"/>
+      <w:lvlText w:val=""/>
+      <w:lvlJc w:val="left"/>
+      <w:pPr>
+        <w:ind w:left="4320" w:hanging="360"/>
+      </w:pPr>
+      <w:rPr>
+        <w:rFonts w:ascii="Wingdings" w:hAnsi="Wingdings" w:hint="default"/>
+      </w:rPr>
+    </w:lvl>
+    <w:lvl w:ilvl="6" w:tplc="04090001" w:tentative="1">
+      <w:start w:val="1"/>
+      <w:numFmt w:val="bullet"/>
+      <w:lvlText w:val=""/>
+      <w:lvlJc w:val="left"/>
+      <w:pPr>
+        <w:ind w:left="5040" w:hanging="360"/>
+      </w:pPr>
+      <w:rPr>
+        <w:rFonts w:ascii="Symbol" w:hAnsi="Symbol" w:hint="default"/>
+      </w:rPr>
+    </w:lvl>
+    <w:lvl w:ilvl="7" w:tplc="04090003" w:tentative="1">
+      <w:start w:val="1"/>
+      <w:numFmt w:val="bullet"/>
+      <w:lvlText w:val="o"/>
+      <w:lvlJc w:val="left"/>
+      <w:pPr>
+        <w:ind w:left="5760" w:hanging="360"/>
+      </w:pPr>
+      <w:rPr>
+        <w:rFonts w:ascii="Courier New" w:hAnsi="Courier New" w:cs="Courier New" w:hint="default"/>
+      </w:rPr>
+    </w:lvl>
+    <w:lvl w:ilvl="8" w:tplc="04090005" w:tentative="1">
+      <w:start w:val="1"/>
+      <w:numFmt w:val="bullet"/>
+      <w:lvlText w:val=""/>
+      <w:lvlJc w:val="left"/>
+      <w:pPr>
+        <w:ind w:left="6480" w:hanging="360"/>
+      </w:pPr>
+      <w:rPr>
+        <w:rFonts w:ascii="Wingdings" w:hAnsi="Wingdings" w:hint="default"/>
+      </w:rPr>
+    </w:lvl>
+  </w:abstractNum>
+  <w:abstractNum w:abstractNumId="3" w15:restartNumberingAfterBreak="0">
+    <w:nsid w:val="107809CE"/>
+    <w:multiLevelType w:val="hybridMultilevel"/>
+    <w:tmpl w:val="A830A724"/>
+    <w:lvl w:ilvl="0" w:tplc="04090001">
+      <w:start w:val="1"/>
+      <w:numFmt w:val="bullet"/>
+      <w:lvlText w:val=""/>
+      <w:lvlJc w:val="left"/>
+      <w:pPr>
+        <w:ind w:left="720" w:hanging="360"/>
+      </w:pPr>
+      <w:rPr>
+        <w:rFonts w:ascii="Symbol" w:hAnsi="Symbol" w:hint="default"/>
+      </w:rPr>
+    </w:lvl>
+    <w:lvl w:ilvl="1" w:tplc="04090003" w:tentative="1">
+      <w:start w:val="1"/>
+      <w:numFmt w:val="bullet"/>
+      <w:lvlText w:val="o"/>
+      <w:lvlJc w:val="left"/>
+      <w:pPr>
+        <w:ind w:left="1440" w:hanging="360"/>
+      </w:pPr>
+      <w:rPr>
+        <w:rFonts w:ascii="Courier New" w:hAnsi="Courier New" w:cs="Courier New" w:hint="default"/>
+      </w:rPr>
+    </w:lvl>
+    <w:lvl w:ilvl="2" w:tplc="04090005" w:tentative="1">
+      <w:start w:val="1"/>
+      <w:numFmt w:val="bullet"/>
+      <w:lvlText w:val=""/>
+      <w:lvlJc w:val="left"/>
+      <w:pPr>
+        <w:ind w:left="2160" w:hanging="360"/>
+      </w:pPr>
+      <w:rPr>
+        <w:rFonts w:ascii="Wingdings" w:hAnsi="Wingdings" w:hint="default"/>
+      </w:rPr>
+    </w:lvl>
+    <w:lvl w:ilvl="3" w:tplc="04090001" w:tentative="1">
+      <w:start w:val="1"/>
+      <w:numFmt w:val="bullet"/>
+      <w:lvlText w:val=""/>
+      <w:lvlJc w:val="left"/>
+      <w:pPr>
+        <w:ind w:left="2880" w:hanging="360"/>
+      </w:pPr>
+      <w:rPr>
+        <w:rFonts w:ascii="Symbol" w:hAnsi="Symbol" w:hint="default"/>
+      </w:rPr>
+    </w:lvl>
+    <w:lvl w:ilvl="4" w:tplc="04090003" w:tentative="1">
+      <w:start w:val="1"/>
+      <w:numFmt w:val="bullet"/>
+      <w:lvlText w:val="o"/>
+      <w:lvlJc w:val="left"/>
+      <w:pPr>
+        <w:ind w:left="3600" w:hanging="360"/>
+      </w:pPr>
+      <w:rPr>
+        <w:rFonts w:ascii="Courier New" w:hAnsi="Courier New" w:cs="Courier New" w:hint="default"/>
+      </w:rPr>
+    </w:lvl>
+    <w:lvl w:ilvl="5" w:tplc="04090005" w:tentative="1">
+      <w:start w:val="1"/>
+      <w:numFmt w:val="bullet"/>
+      <w:lvlText w:val=""/>
+      <w:lvlJc w:val="left"/>
+      <w:pPr>
+        <w:ind w:left="4320" w:hanging="360"/>
+      </w:pPr>
+      <w:rPr>
+        <w:rFonts w:ascii="Wingdings" w:hAnsi="Wingdings" w:hint="default"/>
+      </w:rPr>
+    </w:lvl>
+    <w:lvl w:ilvl="6" w:tplc="04090001" w:tentative="1">
+      <w:start w:val="1"/>
+      <w:numFmt w:val="bullet"/>
+      <w:lvlText w:val=""/>
+      <w:lvlJc w:val="left"/>
+      <w:pPr>
+        <w:ind w:left="5040" w:hanging="360"/>
+      </w:pPr>
+      <w:rPr>
+        <w:rFonts w:ascii="Symbol" w:hAnsi="Symbol" w:hint="default"/>
+      </w:rPr>
+    </w:lvl>
+    <w:lvl w:ilvl="7" w:tplc="04090003" w:tentative="1">
+      <w:start w:val="1"/>
+      <w:numFmt w:val="bullet"/>
+      <w:lvlText w:val="o"/>
+      <w:lvlJc w:val="left"/>
+      <w:pPr>
+        <w:ind w:left="5760" w:hanging="360"/>
+      </w:pPr>
+      <w:rPr>
+        <w:rFonts w:ascii="Courier New" w:hAnsi="Courier New" w:cs="Courier New" w:hint="default"/>
+      </w:rPr>
+    </w:lvl>
+    <w:lvl w:ilvl="8" w:tplc="04090005" w:tentative="1">
+      <w:start w:val="1"/>
+      <w:numFmt w:val="bullet"/>
+      <w:lvlText w:val=""/>
+      <w:lvlJc w:val="left"/>
+      <w:pPr>
+        <w:ind w:left="6480" w:hanging="360"/>
+      </w:pPr>
+      <w:rPr>
+        <w:rFonts w:ascii="Wingdings" w:hAnsi="Wingdings" w:hint="default"/>
+      </w:rPr>
+    </w:lvl>
+  </w:abstractNum>
+  <w:abstractNum w:abstractNumId="4" w15:restartNumberingAfterBreak="0">
+    <w:nsid w:val="12C13365"/>
+    <w:multiLevelType w:val="multilevel"/>
+    <w:tmpl w:val="BAE69DF4"/>
+    <w:lvl w:ilvl="0">
+      <w:start w:val="1"/>
+      <w:numFmt w:val="bullet"/>
+      <w:lvlText w:val=""/>
+      <w:lvlJc w:val="left"/>
+      <w:pPr>
+        <w:tabs>
+          <w:tab w:val="num" w:pos="720"/>
+        </w:tabs>
+        <w:ind w:left="720" w:hanging="360"/>
+      </w:pPr>
+      <w:rPr>
+        <w:rFonts w:ascii="Symbol" w:hAnsi="Symbol" w:hint="default"/>
+        <w:sz w:val="20"/>
+      </w:rPr>
+    </w:lvl>
+    <w:lvl w:ilvl="1" w:tentative="1">
+      <w:start w:val="1"/>
+      <w:numFmt w:val="bullet"/>
+      <w:lvlText w:val=""/>
+      <w:lvlJc w:val="left"/>
+      <w:pPr>
+        <w:tabs>
+          <w:tab w:val="num" w:pos="1440"/>
+        </w:tabs>
+        <w:ind w:left="1440" w:hanging="360"/>
+      </w:pPr>
+      <w:rPr>
+        <w:rFonts w:ascii="Symbol" w:hAnsi="Symbol" w:hint="default"/>
+        <w:sz w:val="20"/>
+      </w:rPr>
+    </w:lvl>
+    <w:lvl w:ilvl="2" w:tentative="1">
+      <w:start w:val="1"/>
+      <w:numFmt w:val="bullet"/>
+      <w:lvlText w:val=""/>
+      <w:lvlJc w:val="left"/>
+      <w:pPr>
+        <w:tabs>
+          <w:tab w:val="num" w:pos="2160"/>
+        </w:tabs>
+        <w:ind w:left="2160" w:hanging="360"/>
+      </w:pPr>
+      <w:rPr>
+        <w:rFonts w:ascii="Symbol" w:hAnsi="Symbol" w:hint="default"/>
+        <w:sz w:val="20"/>
+      </w:rPr>
+    </w:lvl>
+    <w:lvl w:ilvl="3" w:tentative="1">
+      <w:start w:val="1"/>
+      <w:numFmt w:val="bullet"/>
+      <w:lvlText w:val=""/>
+      <w:lvlJc w:val="left"/>
+      <w:pPr>
+        <w:tabs>
+          <w:tab w:val="num" w:pos="2880"/>
+        </w:tabs>
+        <w:ind w:left="2880" w:hanging="360"/>
+      </w:pPr>
+      <w:rPr>
+        <w:rFonts w:ascii="Symbol" w:hAnsi="Symbol" w:hint="default"/>
+        <w:sz w:val="20"/>
+      </w:rPr>
+    </w:lvl>
+    <w:lvl w:ilvl="4" w:tentative="1">
+      <w:start w:val="1"/>
+      <w:numFmt w:val="bullet"/>
+      <w:lvlText w:val=""/>
+      <w:lvlJc w:val="left"/>
+      <w:pPr>
+        <w:tabs>
+          <w:tab w:val="num" w:pos="3600"/>
+        </w:tabs>
+        <w:ind w:left="3600" w:hanging="360"/>
+      </w:pPr>
+      <w:rPr>
+        <w:rFonts w:ascii="Symbol" w:hAnsi="Symbol" w:hint="default"/>
+        <w:sz w:val="20"/>
+      </w:rPr>
+    </w:lvl>
+    <w:lvl w:ilvl="5" w:tentative="1">
+      <w:start w:val="1"/>
+      <w:numFmt w:val="bullet"/>
+      <w:lvlText w:val=""/>
+      <w:lvlJc w:val="left"/>
+      <w:pPr>
+        <w:tabs>
+          <w:tab w:val="num" w:pos="4320"/>
+        </w:tabs>
+        <w:ind w:left="4320" w:hanging="360"/>
+      </w:pPr>
+      <w:rPr>
+        <w:rFonts w:ascii="Symbol" w:hAnsi="Symbol" w:hint="default"/>
+        <w:sz w:val="20"/>
+      </w:rPr>
+    </w:lvl>
+    <w:lvl w:ilvl="6" w:tentative="1">
+      <w:start w:val="1"/>
+      <w:numFmt w:val="bullet"/>
+      <w:lvlText w:val=""/>
+      <w:lvlJc w:val="left"/>
+      <w:pPr>
+        <w:tabs>
+          <w:tab w:val="num" w:pos="5040"/>
+        </w:tabs>
+        <w:ind w:left="5040" w:hanging="360"/>
+      </w:pPr>
+      <w:rPr>
+        <w:rFonts w:ascii="Symbol" w:hAnsi="Symbol" w:hint="default"/>
+        <w:sz w:val="20"/>
+      </w:rPr>
+    </w:lvl>
+    <w:lvl w:ilvl="7" w:tentative="1">
+      <w:start w:val="1"/>
+      <w:numFmt w:val="bullet"/>
+      <w:lvlText w:val=""/>
+      <w:lvlJc w:val="left"/>
+      <w:pPr>
+        <w:tabs>
+          <w:tab w:val="num" w:pos="5760"/>
+        </w:tabs>
+        <w:ind w:left="5760" w:hanging="360"/>
+      </w:pPr>
+      <w:rPr>
+        <w:rFonts w:ascii="Symbol" w:hAnsi="Symbol" w:hint="default"/>
+        <w:sz w:val="20"/>
+      </w:rPr>
+    </w:lvl>
+    <w:lvl w:ilvl="8" w:tentative="1">
+      <w:start w:val="1"/>
+      <w:numFmt w:val="bullet"/>
+      <w:lvlText w:val=""/>
+      <w:lvlJc w:val="left"/>
+      <w:pPr>
+        <w:tabs>
+          <w:tab w:val="num" w:pos="6480"/>
+        </w:tabs>
+        <w:ind w:left="6480" w:hanging="360"/>
+      </w:pPr>
+      <w:rPr>
+        <w:rFonts w:ascii="Symbol" w:hAnsi="Symbol" w:hint="default"/>
+        <w:sz w:val="20"/>
+      </w:rPr>
+    </w:lvl>
+  </w:abstractNum>
+  <w:abstractNum w:abstractNumId="5" w15:restartNumberingAfterBreak="0">
+    <w:nsid w:val="15952E3E"/>
+    <w:multiLevelType w:val="multilevel"/>
+    <w:tmpl w:val="03BC801A"/>
+    <w:lvl w:ilvl="0">
+      <w:start w:val="1"/>
+      <w:numFmt w:val="bullet"/>
+      <w:lvlText w:val=""/>
+      <w:lvlJc w:val="left"/>
+      <w:pPr>
+        <w:tabs>
+          <w:tab w:val="num" w:pos="720"/>
+        </w:tabs>
+        <w:ind w:left="720" w:hanging="360"/>
+      </w:pPr>
+      <w:rPr>
+        <w:rFonts w:ascii="Symbol" w:hAnsi="Symbol" w:hint="default"/>
+        <w:sz w:val="20"/>
+      </w:rPr>
+    </w:lvl>
+    <w:lvl w:ilvl="1" w:tentative="1">
+      <w:start w:val="1"/>
+      <w:numFmt w:val="bullet"/>
+      <w:lvlText w:val=""/>
+      <w:lvlJc w:val="left"/>
+      <w:pPr>
+        <w:tabs>
+          <w:tab w:val="num" w:pos="1440"/>
+        </w:tabs>
+        <w:ind w:left="1440" w:hanging="360"/>
+      </w:pPr>
+      <w:rPr>
+        <w:rFonts w:ascii="Symbol" w:hAnsi="Symbol" w:hint="default"/>
+        <w:sz w:val="20"/>
+      </w:rPr>
+    </w:lvl>
+    <w:lvl w:ilvl="2" w:tentative="1">
+      <w:start w:val="1"/>
+      <w:numFmt w:val="bullet"/>
+      <w:lvlText w:val=""/>
+      <w:lvlJc w:val="left"/>
+      <w:pPr>
+        <w:tabs>
+          <w:tab w:val="num" w:pos="2160"/>
+        </w:tabs>
+        <w:ind w:left="2160" w:hanging="360"/>
+      </w:pPr>
+      <w:rPr>
+        <w:rFonts w:ascii="Symbol" w:hAnsi="Symbol" w:hint="default"/>
+        <w:sz w:val="20"/>
+      </w:rPr>
+    </w:lvl>
+    <w:lvl w:ilvl="3" w:tentative="1">
+      <w:start w:val="1"/>
+      <w:numFmt w:val="bullet"/>
+      <w:lvlText w:val=""/>
+      <w:lvlJc w:val="left"/>
+      <w:pPr>
+        <w:tabs>
+          <w:tab w:val="num" w:pos="2880"/>
+        </w:tabs>
+        <w:ind w:left="2880" w:hanging="360"/>
+      </w:pPr>
+      <w:rPr>
+        <w:rFonts w:ascii="Symbol" w:hAnsi="Symbol" w:hint="default"/>
+        <w:sz w:val="20"/>
+      </w:rPr>
+    </w:lvl>
+    <w:lvl w:ilvl="4" w:tentative="1">
+      <w:start w:val="1"/>
+      <w:numFmt w:val="bullet"/>
+      <w:lvlText w:val=""/>
+      <w:lvlJc w:val="left"/>
+      <w:pPr>
+        <w:tabs>
+          <w:tab w:val="num" w:pos="3600"/>
+        </w:tabs>
+        <w:ind w:left="3600" w:hanging="360"/>
+      </w:pPr>
+      <w:rPr>
+        <w:rFonts w:ascii="Symbol" w:hAnsi="Symbol" w:hint="default"/>
+        <w:sz w:val="20"/>
+      </w:rPr>
+    </w:lvl>
+    <w:lvl w:ilvl="5" w:tentative="1">
+      <w:start w:val="1"/>
+      <w:numFmt w:val="bullet"/>
+      <w:lvlText w:val=""/>
+      <w:lvlJc w:val="left"/>
+      <w:pPr>
+        <w:tabs>
+          <w:tab w:val="num" w:pos="4320"/>
+        </w:tabs>
+        <w:ind w:left="4320" w:hanging="360"/>
+      </w:pPr>
+      <w:rPr>
+        <w:rFonts w:ascii="Symbol" w:hAnsi="Symbol" w:hint="default"/>
+        <w:sz w:val="20"/>
+      </w:rPr>
+    </w:lvl>
+    <w:lvl w:ilvl="6" w:tentative="1">
+      <w:start w:val="1"/>
+      <w:numFmt w:val="bullet"/>
+      <w:lvlText w:val=""/>
+      <w:lvlJc w:val="left"/>
+      <w:pPr>
+        <w:tabs>
+          <w:tab w:val="num" w:pos="5040"/>
+        </w:tabs>
+        <w:ind w:left="5040" w:hanging="360"/>
+      </w:pPr>
+      <w:rPr>
+        <w:rFonts w:ascii="Symbol" w:hAnsi="Symbol" w:hint="default"/>
+        <w:sz w:val="20"/>
+      </w:rPr>
+    </w:lvl>
+    <w:lvl w:ilvl="7" w:tentative="1">
+      <w:start w:val="1"/>
+      <w:numFmt w:val="bullet"/>
+      <w:lvlText w:val=""/>
+      <w:lvlJc w:val="left"/>
+      <w:pPr>
+        <w:tabs>
+          <w:tab w:val="num" w:pos="5760"/>
+        </w:tabs>
+        <w:ind w:left="5760" w:hanging="360"/>
+      </w:pPr>
+      <w:rPr>
+        <w:rFonts w:ascii="Symbol" w:hAnsi="Symbol" w:hint="default"/>
+        <w:sz w:val="20"/>
+      </w:rPr>
+    </w:lvl>
+    <w:lvl w:ilvl="8" w:tentative="1">
+      <w:start w:val="1"/>
+      <w:numFmt w:val="bullet"/>
+      <w:lvlText w:val=""/>
+      <w:lvlJc w:val="left"/>
+      <w:pPr>
+        <w:tabs>
+          <w:tab w:val="num" w:pos="6480"/>
+        </w:tabs>
+        <w:ind w:left="6480" w:hanging="360"/>
+      </w:pPr>
+      <w:rPr>
+        <w:rFonts w:ascii="Symbol" w:hAnsi="Symbol" w:hint="default"/>
+        <w:sz w:val="20"/>
+      </w:rPr>
+    </w:lvl>
+  </w:abstractNum>
+  <w:abstractNum w:abstractNumId="6" w15:restartNumberingAfterBreak="0">
+    <w:nsid w:val="24C30510"/>
+    <w:multiLevelType w:val="multilevel"/>
+    <w:tmpl w:val="03BC801A"/>
+    <w:lvl w:ilvl="0">
+      <w:start w:val="1"/>
+      <w:numFmt w:val="bullet"/>
+      <w:lvlText w:val=""/>
+      <w:lvlJc w:val="left"/>
+      <w:pPr>
+        <w:tabs>
+          <w:tab w:val="num" w:pos="720"/>
+        </w:tabs>
+        <w:ind w:left="720" w:hanging="360"/>
+      </w:pPr>
+      <w:rPr>
+        <w:rFonts w:ascii="Symbol" w:hAnsi="Symbol" w:hint="default"/>
+        <w:sz w:val="20"/>
+      </w:rPr>
+    </w:lvl>
+    <w:lvl w:ilvl="1" w:tentative="1">
+      <w:start w:val="1"/>
+      <w:numFmt w:val="bullet"/>
+      <w:lvlText w:val=""/>
+      <w:lvlJc w:val="left"/>
+      <w:pPr>
+        <w:tabs>
+          <w:tab w:val="num" w:pos="1440"/>
+        </w:tabs>
+        <w:ind w:left="1440" w:hanging="360"/>
+      </w:pPr>
+      <w:rPr>
+        <w:rFonts w:ascii="Symbol" w:hAnsi="Symbol" w:hint="default"/>
+        <w:sz w:val="20"/>
+      </w:rPr>
+    </w:lvl>
+    <w:lvl w:ilvl="2" w:tentative="1">
+      <w:start w:val="1"/>
+      <w:numFmt w:val="bullet"/>
+      <w:lvlText w:val=""/>
+      <w:lvlJc w:val="left"/>
+      <w:pPr>
+        <w:tabs>
+          <w:tab w:val="num" w:pos="2160"/>
+        </w:tabs>
+        <w:ind w:left="2160" w:hanging="360"/>
+      </w:pPr>
+      <w:rPr>
+        <w:rFonts w:ascii="Symbol" w:hAnsi="Symbol" w:hint="default"/>
+        <w:sz w:val="20"/>
+      </w:rPr>
+    </w:lvl>
+    <w:lvl w:ilvl="3" w:tentative="1">
+      <w:start w:val="1"/>
+      <w:numFmt w:val="bullet"/>
+      <w:lvlText w:val=""/>
+      <w:lvlJc w:val="left"/>
+      <w:pPr>
+        <w:tabs>
+          <w:tab w:val="num" w:pos="2880"/>
+        </w:tabs>
+        <w:ind w:left="2880" w:hanging="360"/>
+      </w:pPr>
+      <w:rPr>
+        <w:rFonts w:ascii="Symbol" w:hAnsi="Symbol" w:hint="default"/>
+        <w:sz w:val="20"/>
+      </w:rPr>
+    </w:lvl>
+    <w:lvl w:ilvl="4" w:tentative="1">
+      <w:start w:val="1"/>
+      <w:numFmt w:val="bullet"/>
+      <w:lvlText w:val=""/>
+      <w:lvlJc w:val="left"/>
+      <w:pPr>
+        <w:tabs>
+          <w:tab w:val="num" w:pos="3600"/>
+        </w:tabs>
+        <w:ind w:left="3600" w:hanging="360"/>
+      </w:pPr>
+      <w:rPr>
+        <w:rFonts w:ascii="Symbol" w:hAnsi="Symbol" w:hint="default"/>
+        <w:sz w:val="20"/>
+      </w:rPr>
+    </w:lvl>
+    <w:lvl w:ilvl="5" w:tentative="1">
+      <w:start w:val="1"/>
+      <w:numFmt w:val="bullet"/>
+      <w:lvlText w:val=""/>
+      <w:lvlJc w:val="left"/>
+      <w:pPr>
+        <w:tabs>
+          <w:tab w:val="num" w:pos="4320"/>
+        </w:tabs>
+        <w:ind w:left="4320" w:hanging="360"/>
+      </w:pPr>
+      <w:rPr>
+        <w:rFonts w:ascii="Symbol" w:hAnsi="Symbol" w:hint="default"/>
+        <w:sz w:val="20"/>
+      </w:rPr>
+    </w:lvl>
+    <w:lvl w:ilvl="6" w:tentative="1">
+      <w:start w:val="1"/>
+      <w:numFmt w:val="bullet"/>
+      <w:lvlText w:val=""/>
+      <w:lvlJc w:val="left"/>
+      <w:pPr>
+        <w:tabs>
+          <w:tab w:val="num" w:pos="5040"/>
+        </w:tabs>
+        <w:ind w:left="5040" w:hanging="360"/>
+      </w:pPr>
+      <w:rPr>
+        <w:rFonts w:ascii="Symbol" w:hAnsi="Symbol" w:hint="default"/>
+        <w:sz w:val="20"/>
+      </w:rPr>
+    </w:lvl>
+    <w:lvl w:ilvl="7" w:tentative="1">
+      <w:start w:val="1"/>
+      <w:numFmt w:val="bullet"/>
+      <w:lvlText w:val=""/>
+      <w:lvlJc w:val="left"/>
+      <w:pPr>
+        <w:tabs>
+          <w:tab w:val="num" w:pos="5760"/>
+        </w:tabs>
+        <w:ind w:left="5760" w:hanging="360"/>
+      </w:pPr>
+      <w:rPr>
+        <w:rFonts w:ascii="Symbol" w:hAnsi="Symbol" w:hint="default"/>
+        <w:sz w:val="20"/>
+      </w:rPr>
+    </w:lvl>
+    <w:lvl w:ilvl="8" w:tentative="1">
+      <w:start w:val="1"/>
+      <w:numFmt w:val="bullet"/>
+      <w:lvlText w:val=""/>
+      <w:lvlJc w:val="left"/>
+      <w:pPr>
+        <w:tabs>
+          <w:tab w:val="num" w:pos="6480"/>
+        </w:tabs>
+        <w:ind w:left="6480" w:hanging="360"/>
+      </w:pPr>
+      <w:rPr>
+        <w:rFonts w:ascii="Symbol" w:hAnsi="Symbol" w:hint="default"/>
+        <w:sz w:val="20"/>
+      </w:rPr>
+    </w:lvl>
+  </w:abstractNum>
+  <w:abstractNum w:abstractNumId="7" w15:restartNumberingAfterBreak="0">
+    <w:nsid w:val="35332280"/>
+    <w:multiLevelType w:val="multilevel"/>
+    <w:tmpl w:val="63BC8D34"/>
+    <w:lvl w:ilvl="0">
+      <w:start w:val="1"/>
+      <w:numFmt w:val="bullet"/>
+      <w:lvlText w:val=""/>
+      <w:lvlJc w:val="left"/>
+      <w:pPr>
+        <w:tabs>
+          <w:tab w:val="num" w:pos="720"/>
+        </w:tabs>
+        <w:ind w:left="720" w:hanging="360"/>
+      </w:pPr>
+      <w:rPr>
+        <w:rFonts w:ascii="Symbol" w:hAnsi="Symbol" w:hint="default"/>
+        <w:sz w:val="20"/>
+      </w:rPr>
+    </w:lvl>
+    <w:lvl w:ilvl="1" w:tentative="1">
+      <w:start w:val="1"/>
+      <w:numFmt w:val="bullet"/>
+      <w:lvlText w:val=""/>
+      <w:lvlJc w:val="left"/>
+      <w:pPr>
+        <w:tabs>
+          <w:tab w:val="num" w:pos="1440"/>
+        </w:tabs>
+        <w:ind w:left="1440" w:hanging="360"/>
+      </w:pPr>
+      <w:rPr>
+        <w:rFonts w:ascii="Symbol" w:hAnsi="Symbol" w:hint="default"/>
+        <w:sz w:val="20"/>
+      </w:rPr>
+    </w:lvl>
+    <w:lvl w:ilvl="2" w:tentative="1">
+      <w:start w:val="1"/>
+      <w:numFmt w:val="bullet"/>
+      <w:lvlText w:val=""/>
+      <w:lvlJc w:val="left"/>
+      <w:pPr>
+        <w:tabs>
+          <w:tab w:val="num" w:pos="2160"/>
+        </w:tabs>
+        <w:ind w:left="2160" w:hanging="360"/>
+      </w:pPr>
+      <w:rPr>
+        <w:rFonts w:ascii="Symbol" w:hAnsi="Symbol" w:hint="default"/>
+        <w:sz w:val="20"/>
+      </w:rPr>
+    </w:lvl>
+    <w:lvl w:ilvl="3" w:tentative="1">
+      <w:start w:val="1"/>
+      <w:numFmt w:val="bullet"/>
+      <w:lvlText w:val=""/>
+      <w:lvlJc w:val="left"/>
+      <w:pPr>
+        <w:tabs>
+          <w:tab w:val="num" w:pos="2880"/>
+        </w:tabs>
+        <w:ind w:left="2880" w:hanging="360"/>
+      </w:pPr>
+      <w:rPr>
+        <w:rFonts w:ascii="Symbol" w:hAnsi="Symbol" w:hint="default"/>
+        <w:sz w:val="20"/>
+      </w:rPr>
+    </w:lvl>
+    <w:lvl w:ilvl="4" w:tentative="1">
+      <w:start w:val="1"/>
+      <w:numFmt w:val="bullet"/>
+      <w:lvlText w:val=""/>
+      <w:lvlJc w:val="left"/>
+      <w:pPr>
+        <w:tabs>
+          <w:tab w:val="num" w:pos="3600"/>
+        </w:tabs>
+        <w:ind w:left="3600" w:hanging="360"/>
+      </w:pPr>
+      <w:rPr>
+        <w:rFonts w:ascii="Symbol" w:hAnsi="Symbol" w:hint="default"/>
+        <w:sz w:val="20"/>
+      </w:rPr>
+    </w:lvl>
+    <w:lvl w:ilvl="5" w:tentative="1">
+      <w:start w:val="1"/>
+      <w:numFmt w:val="bullet"/>
+      <w:lvlText w:val=""/>
+      <w:lvlJc w:val="left"/>
+      <w:pPr>
+        <w:tabs>
+          <w:tab w:val="num" w:pos="4320"/>
+        </w:tabs>
+        <w:ind w:left="4320" w:hanging="360"/>
+      </w:pPr>
+      <w:rPr>
+        <w:rFonts w:ascii="Symbol" w:hAnsi="Symbol" w:hint="default"/>
+        <w:sz w:val="20"/>
+      </w:rPr>
+    </w:lvl>
+    <w:lvl w:ilvl="6" w:tentative="1">
+      <w:start w:val="1"/>
+      <w:numFmt w:val="bullet"/>
+      <w:lvlText w:val=""/>
+      <w:lvlJc w:val="left"/>
+      <w:pPr>
+        <w:tabs>
+          <w:tab w:val="num" w:pos="5040"/>
+        </w:tabs>
+        <w:ind w:left="5040" w:hanging="360"/>
+      </w:pPr>
+      <w:rPr>
+        <w:rFonts w:ascii="Symbol" w:hAnsi="Symbol" w:hint="default"/>
+        <w:sz w:val="20"/>
+      </w:rPr>
+    </w:lvl>
+    <w:lvl w:ilvl="7" w:tentative="1">
+      <w:start w:val="1"/>
+      <w:numFmt w:val="bullet"/>
+      <w:lvlText w:val=""/>
+      <w:lvlJc w:val="left"/>
+      <w:pPr>
+        <w:tabs>
+          <w:tab w:val="num" w:pos="5760"/>
+        </w:tabs>
+        <w:ind w:left="5760" w:hanging="360"/>
+      </w:pPr>
+      <w:rPr>
+        <w:rFonts w:ascii="Symbol" w:hAnsi="Symbol" w:hint="default"/>
+        <w:sz w:val="20"/>
+      </w:rPr>
+    </w:lvl>
+    <w:lvl w:ilvl="8" w:tentative="1">
+      <w:start w:val="1"/>
+      <w:numFmt w:val="bullet"/>
+      <w:lvlText w:val=""/>
+      <w:lvlJc w:val="left"/>
+      <w:pPr>
+        <w:tabs>
+          <w:tab w:val="num" w:pos="6480"/>
+        </w:tabs>
+        <w:ind w:left="6480" w:hanging="360"/>
+      </w:pPr>
+      <w:rPr>
+        <w:rFonts w:ascii="Symbol" w:hAnsi="Symbol" w:hint="default"/>
+        <w:sz w:val="20"/>
+      </w:rPr>
+    </w:lvl>
+  </w:abstractNum>
+  <w:abstractNum w:abstractNumId="8" w15:restartNumberingAfterBreak="0">
+    <w:nsid w:val="39844C18"/>
+    <w:multiLevelType w:val="multilevel"/>
+    <w:tmpl w:val="03BC801A"/>
+    <w:lvl w:ilvl="0">
+      <w:start w:val="1"/>
+      <w:numFmt w:val="bullet"/>
+      <w:lvlText w:val=""/>
+      <w:lvlJc w:val="left"/>
+      <w:pPr>
+        <w:tabs>
+          <w:tab w:val="num" w:pos="720"/>
+        </w:tabs>
+        <w:ind w:left="720" w:hanging="360"/>
+      </w:pPr>
+      <w:rPr>
+        <w:rFonts w:ascii="Symbol" w:hAnsi="Symbol" w:hint="default"/>
+        <w:sz w:val="20"/>
+      </w:rPr>
+    </w:lvl>
+    <w:lvl w:ilvl="1" w:tentative="1">
+      <w:start w:val="1"/>
+      <w:numFmt w:val="bullet"/>
+      <w:lvlText w:val=""/>
+      <w:lvlJc w:val="left"/>
+      <w:pPr>
+        <w:tabs>
+          <w:tab w:val="num" w:pos="1440"/>
+        </w:tabs>
+        <w:ind w:left="1440" w:hanging="360"/>
+      </w:pPr>
+      <w:rPr>
+        <w:rFonts w:ascii="Symbol" w:hAnsi="Symbol" w:hint="default"/>
+        <w:sz w:val="20"/>
+      </w:rPr>
+    </w:lvl>
+    <w:lvl w:ilvl="2" w:tentative="1">
+      <w:start w:val="1"/>
+      <w:numFmt w:val="bullet"/>
+      <w:lvlText w:val=""/>
+      <w:lvlJc w:val="left"/>
+      <w:pPr>
+        <w:tabs>
+          <w:tab w:val="num" w:pos="2160"/>
+        </w:tabs>
+        <w:ind w:left="2160" w:hanging="360"/>
+      </w:pPr>
+      <w:rPr>
+        <w:rFonts w:ascii="Symbol" w:hAnsi="Symbol" w:hint="default"/>
+        <w:sz w:val="20"/>
+      </w:rPr>
+    </w:lvl>
+    <w:lvl w:ilvl="3" w:tentative="1">
+      <w:start w:val="1"/>
+      <w:numFmt w:val="bullet"/>
+      <w:lvlText w:val=""/>
+      <w:lvlJc w:val="left"/>
+      <w:pPr>
+        <w:tabs>
+          <w:tab w:val="num" w:pos="2880"/>
+        </w:tabs>
+        <w:ind w:left="2880" w:hanging="360"/>
+      </w:pPr>
+      <w:rPr>
+        <w:rFonts w:ascii="Symbol" w:hAnsi="Symbol" w:hint="default"/>
+        <w:sz w:val="20"/>
+      </w:rPr>
+    </w:lvl>
+    <w:lvl w:ilvl="4" w:tentative="1">
+      <w:start w:val="1"/>
+      <w:numFmt w:val="bullet"/>
+      <w:lvlText w:val=""/>
+      <w:lvlJc w:val="left"/>
+      <w:pPr>
+        <w:tabs>
+          <w:tab w:val="num" w:pos="3600"/>
+        </w:tabs>
+        <w:ind w:left="3600" w:hanging="360"/>
+      </w:pPr>
+      <w:rPr>
+        <w:rFonts w:ascii="Symbol" w:hAnsi="Symbol" w:hint="default"/>
+        <w:sz w:val="20"/>
+      </w:rPr>
+    </w:lvl>
+    <w:lvl w:ilvl="5" w:tentative="1">
+      <w:start w:val="1"/>
+      <w:numFmt w:val="bullet"/>
+      <w:lvlText w:val=""/>
+      <w:lvlJc w:val="left"/>
+      <w:pPr>
+        <w:tabs>
+          <w:tab w:val="num" w:pos="4320"/>
+        </w:tabs>
+        <w:ind w:left="4320" w:hanging="360"/>
+      </w:pPr>
+      <w:rPr>
+        <w:rFonts w:ascii="Symbol" w:hAnsi="Symbol" w:hint="default"/>
+        <w:sz w:val="20"/>
+      </w:rPr>
+    </w:lvl>
+    <w:lvl w:ilvl="6" w:tentative="1">
+      <w:start w:val="1"/>
+      <w:numFmt w:val="bullet"/>
+      <w:lvlText w:val=""/>
+      <w:lvlJc w:val="left"/>
+      <w:pPr>
+        <w:tabs>
+          <w:tab w:val="num" w:pos="5040"/>
+        </w:tabs>
+        <w:ind w:left="5040" w:hanging="360"/>
+      </w:pPr>
+      <w:rPr>
+        <w:rFonts w:ascii="Symbol" w:hAnsi="Symbol" w:hint="default"/>
+        <w:sz w:val="20"/>
+      </w:rPr>
+    </w:lvl>
+    <w:lvl w:ilvl="7" w:tentative="1">
+      <w:start w:val="1"/>
+      <w:numFmt w:val="bullet"/>
+      <w:lvlText w:val=""/>
+      <w:lvlJc w:val="left"/>
+      <w:pPr>
+        <w:tabs>
+          <w:tab w:val="num" w:pos="5760"/>
+        </w:tabs>
+        <w:ind w:left="5760" w:hanging="360"/>
+      </w:pPr>
+      <w:rPr>
+        <w:rFonts w:ascii="Symbol" w:hAnsi="Symbol" w:hint="default"/>
+        <w:sz w:val="20"/>
+      </w:rPr>
+    </w:lvl>
+    <w:lvl w:ilvl="8" w:tentative="1">
+      <w:start w:val="1"/>
+      <w:numFmt w:val="bullet"/>
+      <w:lvlText w:val=""/>
+      <w:lvlJc w:val="left"/>
+      <w:pPr>
+        <w:tabs>
+          <w:tab w:val="num" w:pos="6480"/>
+        </w:tabs>
+        <w:ind w:left="6480" w:hanging="360"/>
+      </w:pPr>
+      <w:rPr>
+        <w:rFonts w:ascii="Symbol" w:hAnsi="Symbol" w:hint="default"/>
+        <w:sz w:val="20"/>
+      </w:rPr>
+    </w:lvl>
+  </w:abstractNum>
+  <w:abstractNum w:abstractNumId="9" w15:restartNumberingAfterBreak="0">
+    <w:nsid w:val="54587913"/>
+    <w:multiLevelType w:val="hybridMultilevel"/>
+    <w:tmpl w:val="59DCD878"/>
+    <w:lvl w:ilvl="0" w:tplc="04090001">
+      <w:start w:val="1"/>
+      <w:numFmt w:val="bullet"/>
+      <w:lvlText w:val=""/>
+      <w:lvlJc w:val="left"/>
+      <w:pPr>
+        <w:ind w:left="720" w:hanging="360"/>
+      </w:pPr>
+      <w:rPr>
+        <w:rFonts w:ascii="Symbol" w:hAnsi="Symbol" w:hint="default"/>
+      </w:rPr>
+    </w:lvl>
+    <w:lvl w:ilvl="1" w:tplc="04090003" w:tentative="1">
+      <w:start w:val="1"/>
+      <w:numFmt w:val="bullet"/>
+      <w:lvlText w:val="o"/>
+      <w:lvlJc w:val="left"/>
+      <w:pPr>
+        <w:ind w:left="1440" w:hanging="360"/>
+      </w:pPr>
+      <w:rPr>
+        <w:rFonts w:ascii="Courier New" w:hAnsi="Courier New" w:cs="Courier New" w:hint="default"/>
+      </w:rPr>
+    </w:lvl>
+    <w:lvl w:ilvl="2" w:tplc="04090005" w:tentative="1">
+      <w:start w:val="1"/>
+      <w:numFmt w:val="bullet"/>
+      <w:lvlText w:val=""/>
+      <w:lvlJc w:val="left"/>
+      <w:pPr>
+        <w:ind w:left="2160" w:hanging="360"/>
+      </w:pPr>
+      <w:rPr>
+        <w:rFonts w:ascii="Wingdings" w:hAnsi="Wingdings" w:hint="default"/>
+      </w:rPr>
+    </w:lvl>
+    <w:lvl w:ilvl="3" w:tplc="04090001" w:tentative="1">
+      <w:start w:val="1"/>
+      <w:numFmt w:val="bullet"/>
+      <w:lvlText w:val=""/>
+      <w:lvlJc w:val="left"/>
+      <w:pPr>
+        <w:ind w:left="2880" w:hanging="360"/>
+      </w:pPr>
+      <w:rPr>
+        <w:rFonts w:ascii="Symbol" w:hAnsi="Symbol" w:hint="default"/>
+      </w:rPr>
+    </w:lvl>
+    <w:lvl w:ilvl="4" w:tplc="04090003" w:tentative="1">
+      <w:start w:val="1"/>
+      <w:numFmt w:val="bullet"/>
+      <w:lvlText w:val="o"/>
+      <w:lvlJc w:val="left"/>
+      <w:pPr>
+        <w:ind w:left="3600" w:hanging="360"/>
+      </w:pPr>
+      <w:rPr>
+        <w:rFonts w:ascii="Courier New" w:hAnsi="Courier New" w:cs="Courier New" w:hint="default"/>
+      </w:rPr>
+    </w:lvl>
+    <w:lvl w:ilvl="5" w:tplc="04090005" w:tentative="1">
+      <w:start w:val="1"/>
+      <w:numFmt w:val="bullet"/>
+      <w:lvlText w:val=""/>
+      <w:lvlJc w:val="left"/>
+      <w:pPr>
+        <w:ind w:left="4320" w:hanging="360"/>
+      </w:pPr>
+      <w:rPr>
+        <w:rFonts w:ascii="Wingdings" w:hAnsi="Wingdings" w:hint="default"/>
+      </w:rPr>
+    </w:lvl>
+    <w:lvl w:ilvl="6" w:tplc="04090001" w:tentative="1">
+      <w:start w:val="1"/>
+      <w:numFmt w:val="bullet"/>
+      <w:lvlText w:val=""/>
+      <w:lvlJc w:val="left"/>
+      <w:pPr>
+        <w:ind w:left="5040" w:hanging="360"/>
+      </w:pPr>
+      <w:rPr>
+        <w:rFonts w:ascii="Symbol" w:hAnsi="Symbol" w:hint="default"/>
+      </w:rPr>
+    </w:lvl>
+    <w:lvl w:ilvl="7" w:tplc="04090003" w:tentative="1">
+      <w:start w:val="1"/>
+      <w:numFmt w:val="bullet"/>
+      <w:lvlText w:val="o"/>
+      <w:lvlJc w:val="left"/>
+      <w:pPr>
+        <w:ind w:left="5760" w:hanging="360"/>
+      </w:pPr>
+      <w:rPr>
+        <w:rFonts w:ascii="Courier New" w:hAnsi="Courier New" w:cs="Courier New" w:hint="default"/>
+      </w:rPr>
+    </w:lvl>
+    <w:lvl w:ilvl="8" w:tplc="04090005" w:tentative="1">
+      <w:start w:val="1"/>
+      <w:numFmt w:val="bullet"/>
+      <w:lvlText w:val=""/>
+      <w:lvlJc w:val="left"/>
+      <w:pPr>
+        <w:ind w:left="6480" w:hanging="360"/>
+      </w:pPr>
+      <w:rPr>
+        <w:rFonts w:ascii="Wingdings" w:hAnsi="Wingdings" w:hint="default"/>
+      </w:rPr>
+    </w:lvl>
+  </w:abstractNum>
+  <w:abstractNum w:abstractNumId="10" w15:restartNumberingAfterBreak="0">
+    <w:nsid w:val="54894E76"/>
+    <w:multiLevelType w:val="multilevel"/>
+    <w:tmpl w:val="03BC801A"/>
+    <w:lvl w:ilvl="0">
+      <w:start w:val="1"/>
+      <w:numFmt w:val="bullet"/>
+      <w:lvlText w:val=""/>
+      <w:lvlJc w:val="left"/>
+      <w:pPr>
+        <w:tabs>
+          <w:tab w:val="num" w:pos="720"/>
+        </w:tabs>
+        <w:ind w:left="720" w:hanging="360"/>
+      </w:pPr>
+      <w:rPr>
+        <w:rFonts w:ascii="Symbol" w:hAnsi="Symbol" w:hint="default"/>
+        <w:sz w:val="20"/>
+      </w:rPr>
+    </w:lvl>
+    <w:lvl w:ilvl="1" w:tentative="1">
+      <w:start w:val="1"/>
+      <w:numFmt w:val="bullet"/>
+      <w:lvlText w:val=""/>
+      <w:lvlJc w:val="left"/>
+      <w:pPr>
+        <w:tabs>
+          <w:tab w:val="num" w:pos="1440"/>
+        </w:tabs>
+        <w:ind w:left="1440" w:hanging="360"/>
+      </w:pPr>
+      <w:rPr>
+        <w:rFonts w:ascii="Symbol" w:hAnsi="Symbol" w:hint="default"/>
+        <w:sz w:val="20"/>
+      </w:rPr>
+    </w:lvl>
+    <w:lvl w:ilvl="2" w:tentative="1">
+      <w:start w:val="1"/>
+      <w:numFmt w:val="bullet"/>
+      <w:lvlText w:val=""/>
+      <w:lvlJc w:val="left"/>
+      <w:pPr>
+        <w:tabs>
+          <w:tab w:val="num" w:pos="2160"/>
+        </w:tabs>
+        <w:ind w:left="2160" w:hanging="360"/>
+      </w:pPr>
+      <w:rPr>
+        <w:rFonts w:ascii="Symbol" w:hAnsi="Symbol" w:hint="default"/>
+        <w:sz w:val="20"/>
+      </w:rPr>
+    </w:lvl>
+    <w:lvl w:ilvl="3" w:tentative="1">
+      <w:start w:val="1"/>
+      <w:numFmt w:val="bullet"/>
+      <w:lvlText w:val=""/>
+      <w:lvlJc w:val="left"/>
+      <w:pPr>
+        <w:tabs>
+          <w:tab w:val="num" w:pos="2880"/>
+        </w:tabs>
+        <w:ind w:left="2880" w:hanging="360"/>
+      </w:pPr>
+      <w:rPr>
+        <w:rFonts w:ascii="Symbol" w:hAnsi="Symbol" w:hint="default"/>
+        <w:sz w:val="20"/>
+      </w:rPr>
+    </w:lvl>
+    <w:lvl w:ilvl="4" w:tentative="1">
+      <w:start w:val="1"/>
+      <w:numFmt w:val="bullet"/>
+      <w:lvlText w:val=""/>
+      <w:lvlJc w:val="left"/>
+      <w:pPr>
+        <w:tabs>
+          <w:tab w:val="num" w:pos="3600"/>
+        </w:tabs>
+        <w:ind w:left="3600" w:hanging="360"/>
+      </w:pPr>
+      <w:rPr>
+        <w:rFonts w:ascii="Symbol" w:hAnsi="Symbol" w:hint="default"/>
+        <w:sz w:val="20"/>
+      </w:rPr>
+    </w:lvl>
+    <w:lvl w:ilvl="5" w:tentative="1">
+      <w:start w:val="1"/>
+      <w:numFmt w:val="bullet"/>
+      <w:lvlText w:val=""/>
+      <w:lvlJc w:val="left"/>
+      <w:pPr>
+        <w:tabs>
+          <w:tab w:val="num" w:pos="4320"/>
+        </w:tabs>
+        <w:ind w:left="4320" w:hanging="360"/>
+      </w:pPr>
+      <w:rPr>
+        <w:rFonts w:ascii="Symbol" w:hAnsi="Symbol" w:hint="default"/>
+        <w:sz w:val="20"/>
+      </w:rPr>
+    </w:lvl>
+    <w:lvl w:ilvl="6" w:tentative="1">
+      <w:start w:val="1"/>
+      <w:numFmt w:val="bullet"/>
+      <w:lvlText w:val=""/>
+      <w:lvlJc w:val="left"/>
+      <w:pPr>
+        <w:tabs>
+          <w:tab w:val="num" w:pos="5040"/>
+        </w:tabs>
+        <w:ind w:left="5040" w:hanging="360"/>
+      </w:pPr>
+      <w:rPr>
+        <w:rFonts w:ascii="Symbol" w:hAnsi="Symbol" w:hint="default"/>
+        <w:sz w:val="20"/>
+      </w:rPr>
+    </w:lvl>
+    <w:lvl w:ilvl="7" w:tentative="1">
+      <w:start w:val="1"/>
+      <w:numFmt w:val="bullet"/>
+      <w:lvlText w:val=""/>
+      <w:lvlJc w:val="left"/>
+      <w:pPr>
+        <w:tabs>
+          <w:tab w:val="num" w:pos="5760"/>
+        </w:tabs>
+        <w:ind w:left="5760" w:hanging="360"/>
+      </w:pPr>
+      <w:rPr>
+        <w:rFonts w:ascii="Symbol" w:hAnsi="Symbol" w:hint="default"/>
+        <w:sz w:val="20"/>
+      </w:rPr>
+    </w:lvl>
+    <w:lvl w:ilvl="8" w:tentative="1">
+      <w:start w:val="1"/>
+      <w:numFmt w:val="bullet"/>
+      <w:lvlText w:val=""/>
+      <w:lvlJc w:val="left"/>
+      <w:pPr>
+        <w:tabs>
+          <w:tab w:val="num" w:pos="6480"/>
+        </w:tabs>
+        <w:ind w:left="6480" w:hanging="360"/>
+      </w:pPr>
+      <w:rPr>
+        <w:rFonts w:ascii="Symbol" w:hAnsi="Symbol" w:hint="default"/>
+        <w:sz w:val="20"/>
+      </w:rPr>
+    </w:lvl>
+  </w:abstractNum>
+  <w:abstractNum w:abstractNumId="11" w15:restartNumberingAfterBreak="0">
+    <w:nsid w:val="568F6286"/>
+    <w:multiLevelType w:val="hybridMultilevel"/>
+    <w:tmpl w:val="FEE659EA"/>
+    <w:lvl w:ilvl="0" w:tplc="04090019">
+      <w:start w:val="1"/>
+      <w:numFmt w:val="lowerLetter"/>
+      <w:lvlText w:val="%1."/>
+      <w:lvlJc w:val="left"/>
+      <w:pPr>
+        <w:ind w:left="720" w:hanging="360"/>
+      </w:pPr>
+    </w:lvl>
+    <w:lvl w:ilvl="1" w:tplc="04090019" w:tentative="1">
+      <w:start w:val="1"/>
+      <w:numFmt w:val="lowerLetter"/>
+      <w:lvlText w:val="%2."/>
+      <w:lvlJc w:val="left"/>
+      <w:pPr>
+        <w:ind w:left="1440" w:hanging="360"/>
+      </w:pPr>
+    </w:lvl>
+    <w:lvl w:ilvl="2" w:tplc="0409001B">
+      <w:start w:val="1"/>
+      <w:numFmt w:val="lowerRoman"/>
+      <w:lvlText w:val="%3."/>
+      <w:lvlJc w:val="right"/>
+      <w:pPr>
+        <w:ind w:left="2160" w:hanging="180"/>
+      </w:pPr>
+    </w:lvl>
+    <w:lvl w:ilvl="3" w:tplc="0409000F" w:tentative="1">
+      <w:start w:val="1"/>
+      <w:numFmt w:val="decimal"/>
+      <w:lvlText w:val="%4."/>
+      <w:lvlJc w:val="left"/>
+      <w:pPr>
+        <w:ind w:left="2880" w:hanging="360"/>
+      </w:pPr>
+    </w:lvl>
+    <w:lvl w:ilvl="4" w:tplc="04090019" w:tentative="1">
+      <w:start w:val="1"/>
+      <w:numFmt w:val="lowerLetter"/>
+      <w:lvlText w:val="%5."/>
+      <w:lvlJc w:val="left"/>
+      <w:pPr>
+        <w:ind w:left="3600" w:hanging="360"/>
+      </w:pPr>
+    </w:lvl>
+    <w:lvl w:ilvl="5" w:tplc="0409001B" w:tentative="1">
+      <w:start w:val="1"/>
+      <w:numFmt w:val="lowerRoman"/>
+      <w:lvlText w:val="%6."/>
+      <w:lvlJc w:val="right"/>
+      <w:pPr>
+        <w:ind w:left="4320" w:hanging="180"/>
+      </w:pPr>
+    </w:lvl>
+    <w:lvl w:ilvl="6" w:tplc="0409000F" w:tentative="1">
+      <w:start w:val="1"/>
+      <w:numFmt w:val="decimal"/>
+      <w:lvlText w:val="%7."/>
+      <w:lvlJc w:val="left"/>
+      <w:pPr>
+        <w:ind w:left="5040" w:hanging="360"/>
+      </w:pPr>
+    </w:lvl>
+    <w:lvl w:ilvl="7" w:tplc="04090019" w:tentative="1">
+      <w:start w:val="1"/>
+      <w:numFmt w:val="lowerLetter"/>
+      <w:lvlText w:val="%8."/>
+      <w:lvlJc w:val="left"/>
+      <w:pPr>
+        <w:ind w:left="5760" w:hanging="360"/>
+      </w:pPr>
+    </w:lvl>
+    <w:lvl w:ilvl="8" w:tplc="0409001B" w:tentative="1">
+      <w:start w:val="1"/>
+      <w:numFmt w:val="lowerRoman"/>
+      <w:lvlText w:val="%9."/>
+      <w:lvlJc w:val="right"/>
+      <w:pPr>
+        <w:ind w:left="6480" w:hanging="180"/>
+      </w:pPr>
+    </w:lvl>
+  </w:abstractNum>
+  <w:abstractNum w:abstractNumId="12" w15:restartNumberingAfterBreak="0">
+    <w:nsid w:val="581A26F0"/>
+    <w:multiLevelType w:val="hybridMultilevel"/>
+    <w:tmpl w:val="F9EA22B6"/>
+    <w:lvl w:ilvl="0" w:tplc="04090019">
+      <w:start w:val="1"/>
+      <w:numFmt w:val="lowerLetter"/>
+      <w:lvlText w:val="%1."/>
+      <w:lvlJc w:val="left"/>
+      <w:pPr>
+        <w:ind w:left="720" w:hanging="360"/>
+      </w:pPr>
+    </w:lvl>
+    <w:lvl w:ilvl="1" w:tplc="04090019" w:tentative="1">
+      <w:start w:val="1"/>
+      <w:numFmt w:val="lowerLetter"/>
+      <w:lvlText w:val="%2."/>
+      <w:lvlJc w:val="left"/>
+      <w:pPr>
+        <w:ind w:left="1440" w:hanging="360"/>
+      </w:pPr>
+    </w:lvl>
+    <w:lvl w:ilvl="2" w:tplc="0409001B" w:tentative="1">
+      <w:start w:val="1"/>
+      <w:numFmt w:val="lowerRoman"/>
+      <w:lvlText w:val="%3."/>
+      <w:lvlJc w:val="right"/>
+      <w:pPr>
+        <w:ind w:left="2160" w:hanging="180"/>
+      </w:pPr>
+    </w:lvl>
+    <w:lvl w:ilvl="3" w:tplc="0409000F" w:tentative="1">
+      <w:start w:val="1"/>
+      <w:numFmt w:val="decimal"/>
+      <w:lvlText w:val="%4."/>
+      <w:lvlJc w:val="left"/>
+      <w:pPr>
+        <w:ind w:left="2880" w:hanging="360"/>
+      </w:pPr>
+    </w:lvl>
+    <w:lvl w:ilvl="4" w:tplc="04090019" w:tentative="1">
+      <w:start w:val="1"/>
+      <w:numFmt w:val="lowerLetter"/>
+      <w:lvlText w:val="%5."/>
+      <w:lvlJc w:val="left"/>
+      <w:pPr>
+        <w:ind w:left="3600" w:hanging="360"/>
+      </w:pPr>
+    </w:lvl>
+    <w:lvl w:ilvl="5" w:tplc="0409001B" w:tentative="1">
+      <w:start w:val="1"/>
+      <w:numFmt w:val="lowerRoman"/>
+      <w:lvlText w:val="%6."/>
+      <w:lvlJc w:val="right"/>
+      <w:pPr>
+        <w:ind w:left="4320" w:hanging="180"/>
+      </w:pPr>
+    </w:lvl>
+    <w:lvl w:ilvl="6" w:tplc="0409000F" w:tentative="1">
+      <w:start w:val="1"/>
+      <w:numFmt w:val="decimal"/>
+      <w:lvlText w:val="%7."/>
+      <w:lvlJc w:val="left"/>
+      <w:pPr>
+        <w:ind w:left="5040" w:hanging="360"/>
+      </w:pPr>
+    </w:lvl>
+    <w:lvl w:ilvl="7" w:tplc="04090019" w:tentative="1">
+      <w:start w:val="1"/>
+      <w:numFmt w:val="lowerLetter"/>
+      <w:lvlText w:val="%8."/>
+      <w:lvlJc w:val="left"/>
+      <w:pPr>
+        <w:ind w:left="5760" w:hanging="360"/>
+      </w:pPr>
+    </w:lvl>
+    <w:lvl w:ilvl="8" w:tplc="0409001B" w:tentative="1">
+      <w:start w:val="1"/>
+      <w:numFmt w:val="lowerRoman"/>
+      <w:lvlText w:val="%9."/>
+      <w:lvlJc w:val="right"/>
+      <w:pPr>
+        <w:ind w:left="6480" w:hanging="180"/>
+      </w:pPr>
+    </w:lvl>
+  </w:abstractNum>
+  <w:abstractNum w:abstractNumId="13" w15:restartNumberingAfterBreak="0">
+    <w:nsid w:val="63BF5E57"/>
+    <w:multiLevelType w:val="multilevel"/>
+    <w:tmpl w:val="E0CC7C7C"/>
+    <w:lvl w:ilvl="0">
+      <w:start w:val="1"/>
+      <w:numFmt w:val="bullet"/>
+      <w:lvlText w:val=""/>
+      <w:lvlJc w:val="left"/>
+      <w:pPr>
+        <w:tabs>
+          <w:tab w:val="num" w:pos="720"/>
+        </w:tabs>
+        <w:ind w:left="720" w:hanging="360"/>
+      </w:pPr>
+      <w:rPr>
+        <w:rFonts w:ascii="Symbol" w:hAnsi="Symbol" w:hint="default"/>
+        <w:sz w:val="20"/>
+      </w:rPr>
+    </w:lvl>
+    <w:lvl w:ilvl="1" w:tentative="1">
+      <w:start w:val="1"/>
+      <w:numFmt w:val="bullet"/>
+      <w:lvlText w:val=""/>
+      <w:lvlJc w:val="left"/>
+      <w:pPr>
+        <w:tabs>
+          <w:tab w:val="num" w:pos="1440"/>
+        </w:tabs>
+        <w:ind w:left="1440" w:hanging="360"/>
+      </w:pPr>
+      <w:rPr>
+        <w:rFonts w:ascii="Symbol" w:hAnsi="Symbol" w:hint="default"/>
+        <w:sz w:val="20"/>
+      </w:rPr>
+    </w:lvl>
+    <w:lvl w:ilvl="2" w:tentative="1">
+      <w:start w:val="1"/>
+      <w:numFmt w:val="bullet"/>
+      <w:lvlText w:val=""/>
+      <w:lvlJc w:val="left"/>
+      <w:pPr>
+        <w:tabs>
+          <w:tab w:val="num" w:pos="2160"/>
+        </w:tabs>
+        <w:ind w:left="2160" w:hanging="360"/>
+      </w:pPr>
+      <w:rPr>
+        <w:rFonts w:ascii="Symbol" w:hAnsi="Symbol" w:hint="default"/>
+        <w:sz w:val="20"/>
+      </w:rPr>
+    </w:lvl>
+    <w:lvl w:ilvl="3" w:tentative="1">
+      <w:start w:val="1"/>
+      <w:numFmt w:val="bullet"/>
+      <w:lvlText w:val=""/>
+      <w:lvlJc w:val="left"/>
+      <w:pPr>
+        <w:tabs>
+          <w:tab w:val="num" w:pos="2880"/>
+        </w:tabs>
+        <w:ind w:left="2880" w:hanging="360"/>
+      </w:pPr>
+      <w:rPr>
+        <w:rFonts w:ascii="Symbol" w:hAnsi="Symbol" w:hint="default"/>
+        <w:sz w:val="20"/>
+      </w:rPr>
+    </w:lvl>
+    <w:lvl w:ilvl="4" w:tentative="1">
+      <w:start w:val="1"/>
+      <w:numFmt w:val="bullet"/>
+      <w:lvlText w:val=""/>
+      <w:lvlJc w:val="left"/>
+      <w:pPr>
+        <w:tabs>
+          <w:tab w:val="num" w:pos="3600"/>
+        </w:tabs>
+        <w:ind w:left="3600" w:hanging="360"/>
+      </w:pPr>
+      <w:rPr>
+        <w:rFonts w:ascii="Symbol" w:hAnsi="Symbol" w:hint="default"/>
+        <w:sz w:val="20"/>
+      </w:rPr>
+    </w:lvl>
+    <w:lvl w:ilvl="5" w:tentative="1">
+      <w:start w:val="1"/>
+      <w:numFmt w:val="bullet"/>
+      <w:lvlText w:val=""/>
+      <w:lvlJc w:val="left"/>
+      <w:pPr>
+        <w:tabs>
+          <w:tab w:val="num" w:pos="4320"/>
+        </w:tabs>
+        <w:ind w:left="4320" w:hanging="360"/>
+      </w:pPr>
+      <w:rPr>
+        <w:rFonts w:ascii="Symbol" w:hAnsi="Symbol" w:hint="default"/>
+        <w:sz w:val="20"/>
+      </w:rPr>
+    </w:lvl>
+    <w:lvl w:ilvl="6" w:tentative="1">
+      <w:start w:val="1"/>
+      <w:numFmt w:val="bullet"/>
+      <w:lvlText w:val=""/>
+      <w:lvlJc w:val="left"/>
+      <w:pPr>
+        <w:tabs>
+          <w:tab w:val="num" w:pos="5040"/>
+        </w:tabs>
+        <w:ind w:left="5040" w:hanging="360"/>
+      </w:pPr>
+      <w:rPr>
+        <w:rFonts w:ascii="Symbol" w:hAnsi="Symbol" w:hint="default"/>
+        <w:sz w:val="20"/>
+      </w:rPr>
+    </w:lvl>
+    <w:lvl w:ilvl="7" w:tentative="1">
+      <w:start w:val="1"/>
+      <w:numFmt w:val="bullet"/>
+      <w:lvlText w:val=""/>
+      <w:lvlJc w:val="left"/>
+      <w:pPr>
+        <w:tabs>
+          <w:tab w:val="num" w:pos="5760"/>
+        </w:tabs>
+        <w:ind w:left="5760" w:hanging="360"/>
+      </w:pPr>
+      <w:rPr>
+        <w:rFonts w:ascii="Symbol" w:hAnsi="Symbol" w:hint="default"/>
+        <w:sz w:val="20"/>
+      </w:rPr>
+    </w:lvl>
+    <w:lvl w:ilvl="8" w:tentative="1">
+      <w:start w:val="1"/>
+      <w:numFmt w:val="bullet"/>
+      <w:lvlText w:val=""/>
+      <w:lvlJc w:val="left"/>
+      <w:pPr>
+        <w:tabs>
+          <w:tab w:val="num" w:pos="6480"/>
+        </w:tabs>
+        <w:ind w:left="6480" w:hanging="360"/>
+      </w:pPr>
+      <w:rPr>
+        <w:rFonts w:ascii="Symbol" w:hAnsi="Symbol" w:hint="default"/>
+        <w:sz w:val="20"/>
+      </w:rPr>
+    </w:lvl>
+  </w:abstractNum>
+  <w:abstractNum w:abstractNumId="14" w15:restartNumberingAfterBreak="0">
+    <w:nsid w:val="68BB107B"/>
+    <w:multiLevelType w:val="multilevel"/>
+    <w:tmpl w:val="C5028B16"/>
+    <w:lvl w:ilvl="0">
+      <w:start w:val="1"/>
+      <w:numFmt w:val="bullet"/>
+      <w:lvlText w:val=""/>
+      <w:lvlJc w:val="left"/>
+      <w:pPr>
+        <w:tabs>
+          <w:tab w:val="num" w:pos="720"/>
+        </w:tabs>
+        <w:ind w:left="720" w:hanging="360"/>
+      </w:pPr>
+      <w:rPr>
+        <w:rFonts w:ascii="Symbol" w:hAnsi="Symbol" w:hint="default"/>
+        <w:sz w:val="20"/>
+      </w:rPr>
+    </w:lvl>
+    <w:lvl w:ilvl="1" w:tentative="1">
+      <w:start w:val="1"/>
+      <w:numFmt w:val="bullet"/>
+      <w:lvlText w:val=""/>
+      <w:lvlJc w:val="left"/>
+      <w:pPr>
+        <w:tabs>
+          <w:tab w:val="num" w:pos="1440"/>
+        </w:tabs>
+        <w:ind w:left="1440" w:hanging="360"/>
+      </w:pPr>
+      <w:rPr>
+        <w:rFonts w:ascii="Symbol" w:hAnsi="Symbol" w:hint="default"/>
+        <w:sz w:val="20"/>
+      </w:rPr>
+    </w:lvl>
+    <w:lvl w:ilvl="2" w:tentative="1">
+      <w:start w:val="1"/>
+      <w:numFmt w:val="bullet"/>
+      <w:lvlText w:val=""/>
+      <w:lvlJc w:val="left"/>
+      <w:pPr>
+        <w:tabs>
+          <w:tab w:val="num" w:pos="2160"/>
+        </w:tabs>
+        <w:ind w:left="2160" w:hanging="360"/>
+      </w:pPr>
+      <w:rPr>
+        <w:rFonts w:ascii="Symbol" w:hAnsi="Symbol" w:hint="default"/>
+        <w:sz w:val="20"/>
+      </w:rPr>
+    </w:lvl>
+    <w:lvl w:ilvl="3" w:tentative="1">
+      <w:start w:val="1"/>
+      <w:numFmt w:val="bullet"/>
+      <w:lvlText w:val=""/>
+      <w:lvlJc w:val="left"/>
+      <w:pPr>
+        <w:tabs>
+          <w:tab w:val="num" w:pos="2880"/>
+        </w:tabs>
+        <w:ind w:left="2880" w:hanging="360"/>
+      </w:pPr>
+      <w:rPr>
+        <w:rFonts w:ascii="Symbol" w:hAnsi="Symbol" w:hint="default"/>
+        <w:sz w:val="20"/>
+      </w:rPr>
+    </w:lvl>
+    <w:lvl w:ilvl="4" w:tentative="1">
+      <w:start w:val="1"/>
+      <w:numFmt w:val="bullet"/>
+      <w:lvlText w:val=""/>
+      <w:lvlJc w:val="left"/>
+      <w:pPr>
+        <w:tabs>
+          <w:tab w:val="num" w:pos="3600"/>
+        </w:tabs>
+        <w:ind w:left="3600" w:hanging="360"/>
+      </w:pPr>
+      <w:rPr>
+        <w:rFonts w:ascii="Symbol" w:hAnsi="Symbol" w:hint="default"/>
+        <w:sz w:val="20"/>
+      </w:rPr>
+    </w:lvl>
+    <w:lvl w:ilvl="5" w:tentative="1">
+      <w:start w:val="1"/>
+      <w:numFmt w:val="bullet"/>
+      <w:lvlText w:val=""/>
+      <w:lvlJc w:val="left"/>
+      <w:pPr>
+        <w:tabs>
+          <w:tab w:val="num" w:pos="4320"/>
+        </w:tabs>
+        <w:ind w:left="4320" w:hanging="360"/>
+      </w:pPr>
+      <w:rPr>
+        <w:rFonts w:ascii="Symbol" w:hAnsi="Symbol" w:hint="default"/>
+        <w:sz w:val="20"/>
+      </w:rPr>
+    </w:lvl>
+    <w:lvl w:ilvl="6" w:tentative="1">
+      <w:start w:val="1"/>
+      <w:numFmt w:val="bullet"/>
+      <w:lvlText w:val=""/>
+      <w:lvlJc w:val="left"/>
+      <w:pPr>
+        <w:tabs>
+          <w:tab w:val="num" w:pos="5040"/>
+        </w:tabs>
+        <w:ind w:left="5040" w:hanging="360"/>
+      </w:pPr>
+      <w:rPr>
+        <w:rFonts w:ascii="Symbol" w:hAnsi="Symbol" w:hint="default"/>
+        <w:sz w:val="20"/>
+      </w:rPr>
+    </w:lvl>
+    <w:lvl w:ilvl="7" w:tentative="1">
+      <w:start w:val="1"/>
+      <w:numFmt w:val="bullet"/>
+      <w:lvlText w:val=""/>
+      <w:lvlJc w:val="left"/>
+      <w:pPr>
+        <w:tabs>
+          <w:tab w:val="num" w:pos="5760"/>
+        </w:tabs>
+        <w:ind w:left="5760" w:hanging="360"/>
+      </w:pPr>
+      <w:rPr>
+        <w:rFonts w:ascii="Symbol" w:hAnsi="Symbol" w:hint="default"/>
+        <w:sz w:val="20"/>
+      </w:rPr>
+    </w:lvl>
+    <w:lvl w:ilvl="8" w:tentative="1">
+      <w:start w:val="1"/>
+      <w:numFmt w:val="bullet"/>
+      <w:lvlText w:val=""/>
+      <w:lvlJc w:val="left"/>
+      <w:pPr>
+        <w:tabs>
+          <w:tab w:val="num" w:pos="6480"/>
+        </w:tabs>
+        <w:ind w:left="6480" w:hanging="360"/>
+      </w:pPr>
+      <w:rPr>
+        <w:rFonts w:ascii="Symbol" w:hAnsi="Symbol" w:hint="default"/>
+        <w:sz w:val="20"/>
+      </w:rPr>
+    </w:lvl>
+  </w:abstractNum>
+  <w:abstractNum w:abstractNumId="15" w15:restartNumberingAfterBreak="0">
+    <w:nsid w:val="68D909C2"/>
+    <w:multiLevelType w:val="multilevel"/>
+    <w:tmpl w:val="EF121FD6"/>
+    <w:lvl w:ilvl="0">
+      <w:start w:val="1"/>
+      <w:numFmt w:val="bullet"/>
+      <w:lvlText w:val=""/>
+      <w:lvlJc w:val="left"/>
+      <w:pPr>
+        <w:tabs>
+          <w:tab w:val="num" w:pos="720"/>
+        </w:tabs>
+        <w:ind w:left="720" w:hanging="360"/>
+      </w:pPr>
+      <w:rPr>
+        <w:rFonts w:ascii="Symbol" w:hAnsi="Symbol" w:hint="default"/>
+        <w:sz w:val="20"/>
+      </w:rPr>
+    </w:lvl>
+    <w:lvl w:ilvl="1" w:tentative="1">
+      <w:start w:val="1"/>
+      <w:numFmt w:val="bullet"/>
+      <w:lvlText w:val=""/>
+      <w:lvlJc w:val="left"/>
+      <w:pPr>
+        <w:tabs>
+          <w:tab w:val="num" w:pos="1440"/>
+        </w:tabs>
+        <w:ind w:left="1440" w:hanging="360"/>
+      </w:pPr>
+      <w:rPr>
+        <w:rFonts w:ascii="Symbol" w:hAnsi="Symbol" w:hint="default"/>
+        <w:sz w:val="20"/>
+      </w:rPr>
+    </w:lvl>
+    <w:lvl w:ilvl="2" w:tentative="1">
+      <w:start w:val="1"/>
+      <w:numFmt w:val="bullet"/>
+      <w:lvlText w:val=""/>
+      <w:lvlJc w:val="left"/>
+      <w:pPr>
+        <w:tabs>
+          <w:tab w:val="num" w:pos="2160"/>
+        </w:tabs>
+        <w:ind w:left="2160" w:hanging="360"/>
+      </w:pPr>
+      <w:rPr>
+        <w:rFonts w:ascii="Symbol" w:hAnsi="Symbol" w:hint="default"/>
+        <w:sz w:val="20"/>
+      </w:rPr>
+    </w:lvl>
+    <w:lvl w:ilvl="3" w:tentative="1">
+      <w:start w:val="1"/>
+      <w:numFmt w:val="bullet"/>
+      <w:lvlText w:val=""/>
+      <w:lvlJc w:val="left"/>
+      <w:pPr>
+        <w:tabs>
+          <w:tab w:val="num" w:pos="2880"/>
+        </w:tabs>
+        <w:ind w:left="2880" w:hanging="360"/>
+      </w:pPr>
+      <w:rPr>
+        <w:rFonts w:ascii="Symbol" w:hAnsi="Symbol" w:hint="default"/>
+        <w:sz w:val="20"/>
+      </w:rPr>
+    </w:lvl>
+    <w:lvl w:ilvl="4" w:tentative="1">
+      <w:start w:val="1"/>
+      <w:numFmt w:val="bullet"/>
+      <w:lvlText w:val=""/>
+      <w:lvlJc w:val="left"/>
+      <w:pPr>
+        <w:tabs>
+          <w:tab w:val="num" w:pos="3600"/>
+        </w:tabs>
+        <w:ind w:left="3600" w:hanging="360"/>
+      </w:pPr>
+      <w:rPr>
+        <w:rFonts w:ascii="Symbol" w:hAnsi="Symbol" w:hint="default"/>
+        <w:sz w:val="20"/>
+      </w:rPr>
+    </w:lvl>
+    <w:lvl w:ilvl="5" w:tentative="1">
+      <w:start w:val="1"/>
+      <w:numFmt w:val="bullet"/>
+      <w:lvlText w:val=""/>
+      <w:lvlJc w:val="left"/>
+      <w:pPr>
+        <w:tabs>
+          <w:tab w:val="num" w:pos="4320"/>
+        </w:tabs>
+        <w:ind w:left="4320" w:hanging="360"/>
+      </w:pPr>
+      <w:rPr>
+        <w:rFonts w:ascii="Symbol" w:hAnsi="Symbol" w:hint="default"/>
+        <w:sz w:val="20"/>
+      </w:rPr>
+    </w:lvl>
+    <w:lvl w:ilvl="6" w:tentative="1">
+      <w:start w:val="1"/>
+      <w:numFmt w:val="bullet"/>
+      <w:lvlText w:val=""/>
+      <w:lvlJc w:val="left"/>
+      <w:pPr>
+        <w:tabs>
+          <w:tab w:val="num" w:pos="5040"/>
+        </w:tabs>
+        <w:ind w:left="5040" w:hanging="360"/>
+      </w:pPr>
+      <w:rPr>
+        <w:rFonts w:ascii="Symbol" w:hAnsi="Symbol" w:hint="default"/>
+        <w:sz w:val="20"/>
+      </w:rPr>
+    </w:lvl>
+    <w:lvl w:ilvl="7" w:tentative="1">
+      <w:start w:val="1"/>
+      <w:numFmt w:val="bullet"/>
+      <w:lvlText w:val=""/>
+      <w:lvlJc w:val="left"/>
+      <w:pPr>
+        <w:tabs>
+          <w:tab w:val="num" w:pos="5760"/>
+        </w:tabs>
+        <w:ind w:left="5760" w:hanging="360"/>
+      </w:pPr>
+      <w:rPr>
+        <w:rFonts w:ascii="Symbol" w:hAnsi="Symbol" w:hint="default"/>
+        <w:sz w:val="20"/>
+      </w:rPr>
+    </w:lvl>
+    <w:lvl w:ilvl="8" w:tentative="1">
+      <w:start w:val="1"/>
+      <w:numFmt w:val="bullet"/>
+      <w:lvlText w:val=""/>
+      <w:lvlJc w:val="left"/>
+      <w:pPr>
+        <w:tabs>
+          <w:tab w:val="num" w:pos="6480"/>
+        </w:tabs>
+        <w:ind w:left="6480" w:hanging="360"/>
+      </w:pPr>
+      <w:rPr>
+        <w:rFonts w:ascii="Symbol" w:hAnsi="Symbol" w:hint="default"/>
+        <w:sz w:val="20"/>
+      </w:rPr>
+    </w:lvl>
+  </w:abstractNum>
+  <w:abstractNum w:abstractNumId="16" w15:restartNumberingAfterBreak="0">
+    <w:nsid w:val="6ED70F33"/>
+    <w:multiLevelType w:val="hybridMultilevel"/>
+    <w:tmpl w:val="9FD2EBE0"/>
+    <w:lvl w:ilvl="0" w:tplc="04090001">
+      <w:start w:val="1"/>
+      <w:numFmt w:val="bullet"/>
+      <w:lvlText w:val=""/>
+      <w:lvlJc w:val="left"/>
+      <w:pPr>
+        <w:ind w:left="720" w:hanging="360"/>
+      </w:pPr>
+      <w:rPr>
+        <w:rFonts w:ascii="Symbol" w:hAnsi="Symbol" w:hint="default"/>
+      </w:rPr>
+    </w:lvl>
+    <w:lvl w:ilvl="1" w:tplc="04090003" w:tentative="1">
+      <w:start w:val="1"/>
+      <w:numFmt w:val="bullet"/>
+      <w:lvlText w:val="o"/>
+      <w:lvlJc w:val="left"/>
+      <w:pPr>
+        <w:ind w:left="1440" w:hanging="360"/>
+      </w:pPr>
+      <w:rPr>
+        <w:rFonts w:ascii="Courier New" w:hAnsi="Courier New" w:cs="Courier New" w:hint="default"/>
+      </w:rPr>
+    </w:lvl>
+    <w:lvl w:ilvl="2" w:tplc="04090005" w:tentative="1">
+      <w:start w:val="1"/>
+      <w:numFmt w:val="bullet"/>
+      <w:lvlText w:val=""/>
+      <w:lvlJc w:val="left"/>
+      <w:pPr>
+        <w:ind w:left="2160" w:hanging="360"/>
+      </w:pPr>
+      <w:rPr>
+        <w:rFonts w:ascii="Wingdings" w:hAnsi="Wingdings" w:hint="default"/>
+      </w:rPr>
+    </w:lvl>
+    <w:lvl w:ilvl="3" w:tplc="04090001" w:tentative="1">
+      <w:start w:val="1"/>
+      <w:numFmt w:val="bullet"/>
+      <w:lvlText w:val=""/>
+      <w:lvlJc w:val="left"/>
+      <w:pPr>
+        <w:ind w:left="2880" w:hanging="360"/>
+      </w:pPr>
+      <w:rPr>
+        <w:rFonts w:ascii="Symbol" w:hAnsi="Symbol" w:hint="default"/>
+      </w:rPr>
+    </w:lvl>
+    <w:lvl w:ilvl="4" w:tplc="04090003" w:tentative="1">
+      <w:start w:val="1"/>
+      <w:numFmt w:val="bullet"/>
+      <w:lvlText w:val="o"/>
+      <w:lvlJc w:val="left"/>
+      <w:pPr>
+        <w:ind w:left="3600" w:hanging="360"/>
+      </w:pPr>
+      <w:rPr>
+        <w:rFonts w:ascii="Courier New" w:hAnsi="Courier New" w:cs="Courier New" w:hint="default"/>
+      </w:rPr>
+    </w:lvl>
+    <w:lvl w:ilvl="5" w:tplc="04090005" w:tentative="1">
+      <w:start w:val="1"/>
+      <w:numFmt w:val="bullet"/>
+      <w:lvlText w:val=""/>
+      <w:lvlJc w:val="left"/>
+      <w:pPr>
+        <w:ind w:left="4320" w:hanging="360"/>
+      </w:pPr>
+      <w:rPr>
+        <w:rFonts w:ascii="Wingdings" w:hAnsi="Wingdings" w:hint="default"/>
+      </w:rPr>
+    </w:lvl>
+    <w:lvl w:ilvl="6" w:tplc="04090001" w:tentative="1">
+      <w:start w:val="1"/>
+      <w:numFmt w:val="bullet"/>
+      <w:lvlText w:val=""/>
+      <w:lvlJc w:val="left"/>
+      <w:pPr>
+        <w:ind w:left="5040" w:hanging="360"/>
+      </w:pPr>
+      <w:rPr>
+        <w:rFonts w:ascii="Symbol" w:hAnsi="Symbol" w:hint="default"/>
+      </w:rPr>
+    </w:lvl>
+    <w:lvl w:ilvl="7" w:tplc="04090003" w:tentative="1">
+      <w:start w:val="1"/>
+      <w:numFmt w:val="bullet"/>
+      <w:lvlText w:val="o"/>
+      <w:lvlJc w:val="left"/>
+      <w:pPr>
+        <w:ind w:left="5760" w:hanging="360"/>
+      </w:pPr>
+      <w:rPr>
+        <w:rFonts w:ascii="Courier New" w:hAnsi="Courier New" w:cs="Courier New" w:hint="default"/>
+      </w:rPr>
+    </w:lvl>
+    <w:lvl w:ilvl="8" w:tplc="04090005" w:tentative="1">
+      <w:start w:val="1"/>
+      <w:numFmt w:val="bullet"/>
+      <w:lvlText w:val=""/>
+      <w:lvlJc w:val="left"/>
+      <w:pPr>
+        <w:ind w:left="6480" w:hanging="360"/>
+      </w:pPr>
+      <w:rPr>
+        <w:rFonts w:ascii="Wingdings" w:hAnsi="Wingdings" w:hint="default"/>
+      </w:rPr>
+    </w:lvl>
+  </w:abstractNum>
+  <w:abstractNum w:abstractNumId="17" w15:restartNumberingAfterBreak="0">
+    <w:nsid w:val="77F136E1"/>
+    <w:multiLevelType w:val="hybridMultilevel"/>
+    <w:tmpl w:val="1E12F99E"/>
+    <w:lvl w:ilvl="0" w:tplc="04090019">
+      <w:start w:val="1"/>
+      <w:numFmt w:val="lowerLetter"/>
+      <w:lvlText w:val="%1."/>
+      <w:lvlJc w:val="left"/>
+      <w:pPr>
+        <w:ind w:left="720" w:hanging="360"/>
+      </w:pPr>
+    </w:lvl>
+    <w:lvl w:ilvl="1" w:tplc="04090019" w:tentative="1">
+      <w:start w:val="1"/>
+      <w:numFmt w:val="lowerLetter"/>
+      <w:lvlText w:val="%2."/>
+      <w:lvlJc w:val="left"/>
+      <w:pPr>
+        <w:ind w:left="1440" w:hanging="360"/>
+      </w:pPr>
+    </w:lvl>
+    <w:lvl w:ilvl="2" w:tplc="0409001B" w:tentative="1">
+      <w:start w:val="1"/>
+      <w:numFmt w:val="lowerRoman"/>
+      <w:lvlText w:val="%3."/>
+      <w:lvlJc w:val="right"/>
+      <w:pPr>
+        <w:ind w:left="2160" w:hanging="180"/>
+      </w:pPr>
+    </w:lvl>
+    <w:lvl w:ilvl="3" w:tplc="0409000F" w:tentative="1">
+      <w:start w:val="1"/>
+      <w:numFmt w:val="decimal"/>
+      <w:lvlText w:val="%4."/>
+      <w:lvlJc w:val="left"/>
+      <w:pPr>
+        <w:ind w:left="2880" w:hanging="360"/>
+      </w:pPr>
+    </w:lvl>
+    <w:lvl w:ilvl="4" w:tplc="04090019" w:tentative="1">
+      <w:start w:val="1"/>
+      <w:numFmt w:val="lowerLetter"/>
+      <w:lvlText w:val="%5."/>
+      <w:lvlJc w:val="left"/>
+      <w:pPr>
+        <w:ind w:left="3600" w:hanging="360"/>
+      </w:pPr>
+    </w:lvl>
+    <w:lvl w:ilvl="5" w:tplc="0409001B" w:tentative="1">
+      <w:start w:val="1"/>
+      <w:numFmt w:val="lowerRoman"/>
+      <w:lvlText w:val="%6."/>
+      <w:lvlJc w:val="right"/>
+      <w:pPr>
+        <w:ind w:left="4320" w:hanging="180"/>
+      </w:pPr>
+    </w:lvl>
+    <w:lvl w:ilvl="6" w:tplc="0409000F" w:tentative="1">
+      <w:start w:val="1"/>
+      <w:numFmt w:val="decimal"/>
+      <w:lvlText w:val="%7."/>
+      <w:lvlJc w:val="left"/>
+      <w:pPr>
+        <w:ind w:left="5040" w:hanging="360"/>
+      </w:pPr>
+    </w:lvl>
+    <w:lvl w:ilvl="7" w:tplc="04090019" w:tentative="1">
+      <w:start w:val="1"/>
+      <w:numFmt w:val="lowerLetter"/>
+      <w:lvlText w:val="%8."/>
+      <w:lvlJc w:val="left"/>
+      <w:pPr>
+        <w:ind w:left="5760" w:hanging="360"/>
+      </w:pPr>
+    </w:lvl>
+    <w:lvl w:ilvl="8" w:tplc="0409001B" w:tentative="1">
+      <w:start w:val="1"/>
+      <w:numFmt w:val="lowerRoman"/>
+      <w:lvlText w:val="%9."/>
+      <w:lvlJc w:val="right"/>
+      <w:pPr>
+        <w:ind w:left="6480" w:hanging="180"/>
+      </w:pPr>
+    </w:lvl>
+  </w:abstractNum>
+  <w:abstractNum w:abstractNumId="18" w15:restartNumberingAfterBreak="0">
+    <w:nsid w:val="77F24F7E"/>
+    <w:multiLevelType w:val="multilevel"/>
+    <w:tmpl w:val="A3CC69F6"/>
+    <w:lvl w:ilvl="0">
+      <w:start w:val="1"/>
+      <w:numFmt w:val="bullet"/>
+      <w:lvlText w:val=""/>
+      <w:lvlJc w:val="left"/>
+      <w:pPr>
+        <w:tabs>
+          <w:tab w:val="num" w:pos="720"/>
+        </w:tabs>
+        <w:ind w:left="720" w:hanging="360"/>
+      </w:pPr>
+      <w:rPr>
+        <w:rFonts w:ascii="Symbol" w:hAnsi="Symbol" w:hint="default"/>
+        <w:sz w:val="20"/>
+      </w:rPr>
+    </w:lvl>
+    <w:lvl w:ilvl="1" w:tentative="1">
+      <w:start w:val="1"/>
+      <w:numFmt w:val="bullet"/>
+      <w:lvlText w:val=""/>
+      <w:lvlJc w:val="left"/>
+      <w:pPr>
+        <w:tabs>
+          <w:tab w:val="num" w:pos="1440"/>
+        </w:tabs>
+        <w:ind w:left="1440" w:hanging="360"/>
+      </w:pPr>
+      <w:rPr>
+        <w:rFonts w:ascii="Symbol" w:hAnsi="Symbol" w:hint="default"/>
+        <w:sz w:val="20"/>
+      </w:rPr>
+    </w:lvl>
+    <w:lvl w:ilvl="2" w:tentative="1">
+      <w:start w:val="1"/>
+      <w:numFmt w:val="bullet"/>
+      <w:lvlText w:val=""/>
+      <w:lvlJc w:val="left"/>
+      <w:pPr>
+        <w:tabs>
+          <w:tab w:val="num" w:pos="2160"/>
+        </w:tabs>
+        <w:ind w:left="2160" w:hanging="360"/>
+      </w:pPr>
+      <w:rPr>
+        <w:rFonts w:ascii="Symbol" w:hAnsi="Symbol" w:hint="default"/>
+        <w:sz w:val="20"/>
+      </w:rPr>
+    </w:lvl>
+    <w:lvl w:ilvl="3" w:tentative="1">
+      <w:start w:val="1"/>
+      <w:numFmt w:val="bullet"/>
+      <w:lvlText w:val=""/>
+      <w:lvlJc w:val="left"/>
+      <w:pPr>
+        <w:tabs>
+          <w:tab w:val="num" w:pos="2880"/>
+        </w:tabs>
+        <w:ind w:left="2880" w:hanging="360"/>
+      </w:pPr>
+      <w:rPr>
+        <w:rFonts w:ascii="Symbol" w:hAnsi="Symbol" w:hint="default"/>
+        <w:sz w:val="20"/>
+      </w:rPr>
+    </w:lvl>
+    <w:lvl w:ilvl="4" w:tentative="1">
+      <w:start w:val="1"/>
+      <w:numFmt w:val="bullet"/>
+      <w:lvlText w:val=""/>
+      <w:lvlJc w:val="left"/>
+      <w:pPr>
+        <w:tabs>
+          <w:tab w:val="num" w:pos="3600"/>
+        </w:tabs>
+        <w:ind w:left="3600" w:hanging="360"/>
+      </w:pPr>
+      <w:rPr>
+        <w:rFonts w:ascii="Symbol" w:hAnsi="Symbol" w:hint="default"/>
+        <w:sz w:val="20"/>
+      </w:rPr>
+    </w:lvl>
+    <w:lvl w:ilvl="5" w:tentative="1">
+      <w:start w:val="1"/>
+      <w:numFmt w:val="bullet"/>
+      <w:lvlText w:val=""/>
+      <w:lvlJc w:val="left"/>
+      <w:pPr>
+        <w:tabs>
+          <w:tab w:val="num" w:pos="4320"/>
+        </w:tabs>
+        <w:ind w:left="4320" w:hanging="360"/>
+      </w:pPr>
+      <w:rPr>
+        <w:rFonts w:ascii="Symbol" w:hAnsi="Symbol" w:hint="default"/>
+        <w:sz w:val="20"/>
+      </w:rPr>
+    </w:lvl>
+    <w:lvl w:ilvl="6" w:tentative="1">
+      <w:start w:val="1"/>
+      <w:numFmt w:val="bullet"/>
+      <w:lvlText w:val=""/>
+      <w:lvlJc w:val="left"/>
+      <w:pPr>
+        <w:tabs>
+          <w:tab w:val="num" w:pos="5040"/>
+        </w:tabs>
+        <w:ind w:left="5040" w:hanging="360"/>
+      </w:pPr>
+      <w:rPr>
+        <w:rFonts w:ascii="Symbol" w:hAnsi="Symbol" w:hint="default"/>
+        <w:sz w:val="20"/>
+      </w:rPr>
+    </w:lvl>
+    <w:lvl w:ilvl="7" w:tentative="1">
+      <w:start w:val="1"/>
+      <w:numFmt w:val="bullet"/>
+      <w:lvlText w:val=""/>
+      <w:lvlJc w:val="left"/>
+      <w:pPr>
+        <w:tabs>
+          <w:tab w:val="num" w:pos="5760"/>
+        </w:tabs>
+        <w:ind w:left="5760" w:hanging="360"/>
+      </w:pPr>
+      <w:rPr>
+        <w:rFonts w:ascii="Symbol" w:hAnsi="Symbol" w:hint="default"/>
+        <w:sz w:val="20"/>
+      </w:rPr>
+    </w:lvl>
+    <w:lvl w:ilvl="8" w:tentative="1">
+      <w:start w:val="1"/>
+      <w:numFmt w:val="bullet"/>
+      <w:lvlText w:val=""/>
+      <w:lvlJc w:val="left"/>
+      <w:pPr>
+        <w:tabs>
+          <w:tab w:val="num" w:pos="6480"/>
+        </w:tabs>
+        <w:ind w:left="6480" w:hanging="360"/>
+      </w:pPr>
+      <w:rPr>
+        <w:rFonts w:ascii="Symbol" w:hAnsi="Symbol" w:hint="default"/>
+        <w:sz w:val="20"/>
+      </w:rPr>
+    </w:lvl>
+  </w:abstractNum>
+  <w:abstractNum w:abstractNumId="19" w15:restartNumberingAfterBreak="0">
+    <w:nsid w:val="78A77CF9"/>
+    <w:multiLevelType w:val="multilevel"/>
+    <w:tmpl w:val="03BC801A"/>
+    <w:lvl w:ilvl="0">
+      <w:start w:val="1"/>
+      <w:numFmt w:val="bullet"/>
+      <w:lvlText w:val=""/>
+      <w:lvlJc w:val="left"/>
+      <w:pPr>
+        <w:tabs>
+          <w:tab w:val="num" w:pos="720"/>
+        </w:tabs>
+        <w:ind w:left="720" w:hanging="360"/>
+      </w:pPr>
+      <w:rPr>
+        <w:rFonts w:ascii="Symbol" w:hAnsi="Symbol" w:hint="default"/>
+        <w:sz w:val="20"/>
+      </w:rPr>
+    </w:lvl>
+    <w:lvl w:ilvl="1" w:tentative="1">
+      <w:start w:val="1"/>
+      <w:numFmt w:val="bullet"/>
+      <w:lvlText w:val=""/>
+      <w:lvlJc w:val="left"/>
+      <w:pPr>
+        <w:tabs>
+          <w:tab w:val="num" w:pos="1440"/>
+        </w:tabs>
+        <w:ind w:left="1440" w:hanging="360"/>
+      </w:pPr>
+      <w:rPr>
+        <w:rFonts w:ascii="Symbol" w:hAnsi="Symbol" w:hint="default"/>
+        <w:sz w:val="20"/>
+      </w:rPr>
+    </w:lvl>
+    <w:lvl w:ilvl="2" w:tentative="1">
+      <w:start w:val="1"/>
+      <w:numFmt w:val="bullet"/>
+      <w:lvlText w:val=""/>
+      <w:lvlJc w:val="left"/>
+      <w:pPr>
+        <w:tabs>
+          <w:tab w:val="num" w:pos="2160"/>
+        </w:tabs>
+        <w:ind w:left="2160" w:hanging="360"/>
+      </w:pPr>
+      <w:rPr>
+        <w:rFonts w:ascii="Symbol" w:hAnsi="Symbol" w:hint="default"/>
+        <w:sz w:val="20"/>
+      </w:rPr>
+    </w:lvl>
+    <w:lvl w:ilvl="3" w:tentative="1">
+      <w:start w:val="1"/>
+      <w:numFmt w:val="bullet"/>
+      <w:lvlText w:val=""/>
+      <w:lvlJc w:val="left"/>
+      <w:pPr>
+        <w:tabs>
+          <w:tab w:val="num" w:pos="2880"/>
+        </w:tabs>
+        <w:ind w:left="2880" w:hanging="360"/>
+      </w:pPr>
+      <w:rPr>
+        <w:rFonts w:ascii="Symbol" w:hAnsi="Symbol" w:hint="default"/>
+        <w:sz w:val="20"/>
+      </w:rPr>
+    </w:lvl>
+    <w:lvl w:ilvl="4" w:tentative="1">
+      <w:start w:val="1"/>
+      <w:numFmt w:val="bullet"/>
+      <w:lvlText w:val=""/>
+      <w:lvlJc w:val="left"/>
+      <w:pPr>
+        <w:tabs>
+          <w:tab w:val="num" w:pos="3600"/>
+        </w:tabs>
+        <w:ind w:left="3600" w:hanging="360"/>
+      </w:pPr>
+      <w:rPr>
+        <w:rFonts w:ascii="Symbol" w:hAnsi="Symbol" w:hint="default"/>
+        <w:sz w:val="20"/>
+      </w:rPr>
+    </w:lvl>
+    <w:lvl w:ilvl="5" w:tentative="1">
+      <w:start w:val="1"/>
+      <w:numFmt w:val="bullet"/>
+      <w:lvlText w:val=""/>
+      <w:lvlJc w:val="left"/>
+      <w:pPr>
+        <w:tabs>
+          <w:tab w:val="num" w:pos="4320"/>
+        </w:tabs>
+        <w:ind w:left="4320" w:hanging="360"/>
+      </w:pPr>
+      <w:rPr>
+        <w:rFonts w:ascii="Symbol" w:hAnsi="Symbol" w:hint="default"/>
+        <w:sz w:val="20"/>
+      </w:rPr>
+    </w:lvl>
+    <w:lvl w:ilvl="6" w:tentative="1">
+      <w:start w:val="1"/>
+      <w:numFmt w:val="bullet"/>
+      <w:lvlText w:val=""/>
+      <w:lvlJc w:val="left"/>
+      <w:pPr>
+        <w:tabs>
+          <w:tab w:val="num" w:pos="5040"/>
+        </w:tabs>
+        <w:ind w:left="5040" w:hanging="360"/>
+      </w:pPr>
+      <w:rPr>
+        <w:rFonts w:ascii="Symbol" w:hAnsi="Symbol" w:hint="default"/>
+        <w:sz w:val="20"/>
+      </w:rPr>
+    </w:lvl>
+    <w:lvl w:ilvl="7" w:tentative="1">
+      <w:start w:val="1"/>
+      <w:numFmt w:val="bullet"/>
+      <w:lvlText w:val=""/>
+      <w:lvlJc w:val="left"/>
+      <w:pPr>
+        <w:tabs>
+          <w:tab w:val="num" w:pos="5760"/>
+        </w:tabs>
+        <w:ind w:left="5760" w:hanging="360"/>
+      </w:pPr>
+      <w:rPr>
+        <w:rFonts w:ascii="Symbol" w:hAnsi="Symbol" w:hint="default"/>
+        <w:sz w:val="20"/>
+      </w:rPr>
+    </w:lvl>
+    <w:lvl w:ilvl="8" w:tentative="1">
+      <w:start w:val="1"/>
+      <w:numFmt w:val="bullet"/>
+      <w:lvlText w:val=""/>
+      <w:lvlJc w:val="left"/>
+      <w:pPr>
+        <w:tabs>
+          <w:tab w:val="num" w:pos="6480"/>
+        </w:tabs>
+        <w:ind w:left="6480" w:hanging="360"/>
+      </w:pPr>
+      <w:rPr>
+        <w:rFonts w:ascii="Symbol" w:hAnsi="Symbol" w:hint="default"/>
+        <w:sz w:val="20"/>
+      </w:rPr>
+    </w:lvl>
+  </w:abstractNum>
+  <w:abstractNum w:abstractNumId="20" w15:restartNumberingAfterBreak="0">
+    <w:nsid w:val="79CF5B5F"/>
+    <w:multiLevelType w:val="multilevel"/>
+    <w:tmpl w:val="356840B0"/>
+    <w:lvl w:ilvl="0">
+      <w:start w:val="1"/>
+      <w:numFmt w:val="bullet"/>
+      <w:lvlText w:val=""/>
+      <w:lvlJc w:val="left"/>
+      <w:pPr>
+        <w:tabs>
+          <w:tab w:val="num" w:pos="720"/>
+        </w:tabs>
+        <w:ind w:left="720" w:hanging="360"/>
+      </w:pPr>
+      <w:rPr>
+        <w:rFonts w:ascii="Symbol" w:hAnsi="Symbol" w:hint="default"/>
+        <w:sz w:val="20"/>
+      </w:rPr>
+    </w:lvl>
+    <w:lvl w:ilvl="1" w:tentative="1">
+      <w:start w:val="1"/>
+      <w:numFmt w:val="bullet"/>
+      <w:lvlText w:val=""/>
+      <w:lvlJc w:val="left"/>
+      <w:pPr>
+        <w:tabs>
+          <w:tab w:val="num" w:pos="1440"/>
+        </w:tabs>
+        <w:ind w:left="1440" w:hanging="360"/>
+      </w:pPr>
+      <w:rPr>
+        <w:rFonts w:ascii="Symbol" w:hAnsi="Symbol" w:hint="default"/>
+        <w:sz w:val="20"/>
+      </w:rPr>
+    </w:lvl>
+    <w:lvl w:ilvl="2" w:tentative="1">
+      <w:start w:val="1"/>
+      <w:numFmt w:val="bullet"/>
+      <w:lvlText w:val=""/>
+      <w:lvlJc w:val="left"/>
+      <w:pPr>
+        <w:tabs>
+          <w:tab w:val="num" w:pos="2160"/>
+        </w:tabs>
+        <w:ind w:left="2160" w:hanging="360"/>
+      </w:pPr>
+      <w:rPr>
+        <w:rFonts w:ascii="Symbol" w:hAnsi="Symbol" w:hint="default"/>
+        <w:sz w:val="20"/>
+      </w:rPr>
+    </w:lvl>
+    <w:lvl w:ilvl="3" w:tentative="1">
+      <w:start w:val="1"/>
+      <w:numFmt w:val="bullet"/>
+      <w:lvlText w:val=""/>
+      <w:lvlJc w:val="left"/>
+      <w:pPr>
+        <w:tabs>
+          <w:tab w:val="num" w:pos="2880"/>
+        </w:tabs>
+        <w:ind w:left="2880" w:hanging="360"/>
+      </w:pPr>
+      <w:rPr>
+        <w:rFonts w:ascii="Symbol" w:hAnsi="Symbol" w:hint="default"/>
+        <w:sz w:val="20"/>
+      </w:rPr>
+    </w:lvl>
+    <w:lvl w:ilvl="4" w:tentative="1">
+      <w:start w:val="1"/>
+      <w:numFmt w:val="bullet"/>
+      <w:lvlText w:val=""/>
+      <w:lvlJc w:val="left"/>
+      <w:pPr>
+        <w:tabs>
+          <w:tab w:val="num" w:pos="3600"/>
+        </w:tabs>
+        <w:ind w:left="3600" w:hanging="360"/>
+      </w:pPr>
+      <w:rPr>
+        <w:rFonts w:ascii="Symbol" w:hAnsi="Symbol" w:hint="default"/>
+        <w:sz w:val="20"/>
+      </w:rPr>
+    </w:lvl>
+    <w:lvl w:ilvl="5" w:tentative="1">
+      <w:start w:val="1"/>
+      <w:numFmt w:val="bullet"/>
+      <w:lvlText w:val=""/>
+      <w:lvlJc w:val="left"/>
+      <w:pPr>
+        <w:tabs>
+          <w:tab w:val="num" w:pos="4320"/>
+        </w:tabs>
+        <w:ind w:left="4320" w:hanging="360"/>
+      </w:pPr>
+      <w:rPr>
+        <w:rFonts w:ascii="Symbol" w:hAnsi="Symbol" w:hint="default"/>
+        <w:sz w:val="20"/>
+      </w:rPr>
+    </w:lvl>
+    <w:lvl w:ilvl="6" w:tentative="1">
+      <w:start w:val="1"/>
+      <w:numFmt w:val="bullet"/>
+      <w:lvlText w:val=""/>
+      <w:lvlJc w:val="left"/>
+      <w:pPr>
+        <w:tabs>
+          <w:tab w:val="num" w:pos="5040"/>
+        </w:tabs>
+        <w:ind w:left="5040" w:hanging="360"/>
+      </w:pPr>
+      <w:rPr>
+        <w:rFonts w:ascii="Symbol" w:hAnsi="Symbol" w:hint="default"/>
+        <w:sz w:val="20"/>
+      </w:rPr>
+    </w:lvl>
+    <w:lvl w:ilvl="7" w:tentative="1">
+      <w:start w:val="1"/>
+      <w:numFmt w:val="bullet"/>
+      <w:lvlText w:val=""/>
+      <w:lvlJc w:val="left"/>
+      <w:pPr>
+        <w:tabs>
+          <w:tab w:val="num" w:pos="5760"/>
+        </w:tabs>
+        <w:ind w:left="5760" w:hanging="360"/>
+      </w:pPr>
+      <w:rPr>
+        <w:rFonts w:ascii="Symbol" w:hAnsi="Symbol" w:hint="default"/>
+        <w:sz w:val="20"/>
+      </w:rPr>
+    </w:lvl>
+    <w:lvl w:ilvl="8" w:tentative="1">
+      <w:start w:val="1"/>
+      <w:numFmt w:val="bullet"/>
+      <w:lvlText w:val=""/>
+      <w:lvlJc w:val="left"/>
+      <w:pPr>
+        <w:tabs>
+          <w:tab w:val="num" w:pos="6480"/>
+        </w:tabs>
+        <w:ind w:left="6480" w:hanging="360"/>
+      </w:pPr>
+      <w:rPr>
+        <w:rFonts w:ascii="Symbol" w:hAnsi="Symbol" w:hint="default"/>
+        <w:sz w:val="20"/>
+      </w:rPr>
+    </w:lvl>
+  </w:abstractNum>
+  <w:num w:numId="1" w16cid:durableId="50272270">
+    <w:abstractNumId w:val="1"/>
+  </w:num>
+  <w:num w:numId="2" w16cid:durableId="1082944200">
+    <w:abstractNumId w:val="11"/>
+  </w:num>
+  <w:num w:numId="3" w16cid:durableId="363599227">
+    <w:abstractNumId w:val="20"/>
+  </w:num>
+  <w:num w:numId="4" w16cid:durableId="1805810684">
+    <w:abstractNumId w:val="6"/>
+  </w:num>
+  <w:num w:numId="5" w16cid:durableId="698091990">
+    <w:abstractNumId w:val="14"/>
+  </w:num>
+  <w:num w:numId="6" w16cid:durableId="478033479">
+    <w:abstractNumId w:val="13"/>
+  </w:num>
+  <w:num w:numId="7" w16cid:durableId="445393954">
+    <w:abstractNumId w:val="4"/>
+  </w:num>
+  <w:num w:numId="8" w16cid:durableId="1023440005">
+    <w:abstractNumId w:val="18"/>
+  </w:num>
+  <w:num w:numId="9" w16cid:durableId="1813253949">
+    <w:abstractNumId w:val="15"/>
+  </w:num>
+  <w:num w:numId="10" w16cid:durableId="1483691649">
+    <w:abstractNumId w:val="7"/>
+  </w:num>
+  <w:num w:numId="11" w16cid:durableId="1869023835">
+    <w:abstractNumId w:val="17"/>
+  </w:num>
+  <w:num w:numId="12" w16cid:durableId="1673946374">
+    <w:abstractNumId w:val="12"/>
+  </w:num>
+  <w:num w:numId="13" w16cid:durableId="132337998">
+    <w:abstractNumId w:val="9"/>
+  </w:num>
+  <w:num w:numId="14" w16cid:durableId="1964340135">
+    <w:abstractNumId w:val="3"/>
+  </w:num>
+  <w:num w:numId="15" w16cid:durableId="1906838674">
+    <w:abstractNumId w:val="16"/>
+  </w:num>
+  <w:num w:numId="16" w16cid:durableId="606275711">
+    <w:abstractNumId w:val="2"/>
+  </w:num>
+  <w:num w:numId="17" w16cid:durableId="1414618095">
+    <w:abstractNumId w:val="8"/>
+  </w:num>
+  <w:num w:numId="18" w16cid:durableId="1791053274">
+    <w:abstractNumId w:val="19"/>
+  </w:num>
+  <w:num w:numId="19" w16cid:durableId="2075732305">
+    <w:abstractNumId w:val="10"/>
+  </w:num>
+  <w:num w:numId="20" w16cid:durableId="1684479041">
+    <w:abstractNumId w:val="5"/>
+  </w:num>
+  <w:num w:numId="21" w16cid:durableId="1541553843">
+    <w:abstractNumId w:val="0"/>
+  </w:num>
+</w:numbering>
 </file>
 
 <file path=word/styles.xml><?xml version="1.0" encoding="utf-8"?>
@@ -1249,6 +7280,25 @@
       <w:u w:val="single"/>
     </w:rPr>
   </w:style>
+  <w:style w:type="table" w:styleId="TableGrid">
+    <w:name w:val="Table Grid"/>
+    <w:basedOn w:val="TableNormal"/>
+    <w:uiPriority w:val="39"/>
+    <w:rsid w:val="003B2B9D"/>
+    <w:pPr>
+      <w:spacing w:after="0" w:line="240" w:lineRule="auto"/>
+    </w:pPr>
+    <w:tblPr>
+      <w:tblBorders>
+        <w:top w:val="single" w:sz="4" w:space="0" w:color="auto"/>
+        <w:left w:val="single" w:sz="4" w:space="0" w:color="auto"/>
+        <w:bottom w:val="single" w:sz="4" w:space="0" w:color="auto"/>
+        <w:right w:val="single" w:sz="4" w:space="0" w:color="auto"/>
+        <w:insideH w:val="single" w:sz="4" w:space="0" w:color="auto"/>
+        <w:insideV w:val="single" w:sz="4" w:space="0" w:color="auto"/>
+      </w:tblBorders>
+    </w:tblPr>
+  </w:style>
 </w:styles>
 </file>
 

--- a/Document/TimHieu_KhamPha_DeTai.docx
+++ b/Document/TimHieu_KhamPha_DeTai.docx
@@ -96,7 +96,7 @@
         </w:rPr>
         <w:t xml:space="preserve">Theo các bài viết từ các website như </w:t>
       </w:r>
-      <w:hyperlink r:id="rId5" w:history="1">
+      <w:hyperlink r:id="rId7" w:history="1">
         <w:r>
           <w:rPr>
             <w:rStyle w:val="Hyperlink"/>
@@ -175,7 +175,7 @@
           <w:szCs w:val="28"/>
         </w:rPr>
       </w:pPr>
-      <w:hyperlink r:id="rId6" w:anchor=":~:text=v%C3%A0%20t%E1%BB%AB%20v%E1%BB%B1ng.-,2.%20Duolingo%20%E2%80%93%20H%E1%BB%8Dc%20ti%E1%BA%BFng%20Anh%20vui%20nh%E1%BB%99n%2C%20d%E1%BB%85%20ti%E1%BA%BFp%20c%E1%BA%ADn%20cho%20m%E1%BB%8Di%20tr%C3%ACnh%20%C4%91%E1%BB%99,-%E1%BB%A8ng%20d%E1%BB%A5ng%20" w:history="1">
+      <w:hyperlink r:id="rId8" w:anchor=":~:text=v%C3%A0%20t%E1%BB%AB%20v%E1%BB%B1ng.-,2.%20Duolingo%20%E2%80%93%20H%E1%BB%8Dc%20ti%E1%BA%BFng%20Anh%20vui%20nh%E1%BB%99n%2C%20d%E1%BB%85%20ti%E1%BA%BFp%20c%E1%BA%ADn%20cho%20m%E1%BB%8Di%20tr%C3%ACnh%20%C4%91%E1%BB%99,-%E1%BB%A8ng%20d%E1%BB%A5ng%20" w:history="1">
         <w:r>
           <w:rPr>
             <w:rStyle w:val="Hyperlink"/>
@@ -183,25 +183,7 @@
             <w:sz w:val="28"/>
             <w:szCs w:val="28"/>
           </w:rPr>
-          <w:t>Thế giới di độ</w:t>
-        </w:r>
-        <w:r>
-          <w:rPr>
-            <w:rStyle w:val="Hyperlink"/>
-            <w:rFonts w:ascii="Times New Roman" w:hAnsi="Times New Roman" w:cs="Times New Roman"/>
-            <w:sz w:val="28"/>
-            <w:szCs w:val="28"/>
-          </w:rPr>
-          <w:t>n</w:t>
-        </w:r>
-        <w:r>
-          <w:rPr>
-            <w:rStyle w:val="Hyperlink"/>
-            <w:rFonts w:ascii="Times New Roman" w:hAnsi="Times New Roman" w:cs="Times New Roman"/>
-            <w:sz w:val="28"/>
-            <w:szCs w:val="28"/>
-          </w:rPr>
-          <w:t>g:</w:t>
+          <w:t>Thế giới di động:</w:t>
         </w:r>
       </w:hyperlink>
     </w:p>
@@ -219,7 +201,7 @@
           <w:szCs w:val="28"/>
         </w:rPr>
       </w:pPr>
-      <w:hyperlink r:id="rId7" w:anchor=":~:text=1.-,Duolingo,-Duolingo%20%C4%91%C6%B0%E1%BB%A3c%20xem" w:history="1">
+      <w:hyperlink r:id="rId9" w:anchor=":~:text=1.-,Duolingo,-Duolingo%20%C4%91%C6%B0%E1%BB%A3c%20xem" w:history="1">
         <w:r>
           <w:rPr>
             <w:rStyle w:val="Hyperlink"/>
@@ -245,7 +227,7 @@
           <w:szCs w:val="28"/>
         </w:rPr>
       </w:pPr>
-      <w:hyperlink r:id="rId8" w:anchor="doulingo:~:text=%C4%91%E1%BA%BFn%20n%C3%A2ng%20cao.-,Doulingo,-N%E1%BB%81n%20t%E1%BA%A3ng%20h%E1%BB%97" w:history="1">
+      <w:hyperlink r:id="rId10" w:anchor="doulingo:~:text=%C4%91%E1%BA%BFn%20n%C3%A2ng%20cao.-,Doulingo,-N%E1%BB%81n%20t%E1%BA%A3ng%20h%E1%BB%97" w:history="1">
         <w:r>
           <w:rPr>
             <w:rStyle w:val="Hyperlink"/>
@@ -279,7 +261,7 @@
           <w:szCs w:val="28"/>
         </w:rPr>
       </w:pPr>
-      <w:hyperlink r:id="rId9" w:anchor="ftoc-heading-1:~:text=01.%20Duolingo%20%E2%80%93%20App%20h%E1%BB%8Dc%20ti%E1%BA%BFng%20Anh%20online%20Top%20%C4%91%E1%BA%A7u%20b%E1%BA%A3ng%20x%E1%BA%BFp%20h%E1%BA%A1ng" w:history="1">
+      <w:hyperlink r:id="rId11" w:anchor="ftoc-heading-1:~:text=01.%20Duolingo%20%E2%80%93%20App%20h%E1%BB%8Dc%20ti%E1%BA%BFng%20Anh%20online%20Top%20%C4%91%E1%BA%A7u%20b%E1%BA%A3ng%20x%E1%BA%BFp%20h%E1%BA%A1ng" w:history="1">
         <w:r>
           <w:rPr>
             <w:rStyle w:val="Hyperlink"/>
@@ -305,7 +287,7 @@
           <w:szCs w:val="28"/>
         </w:rPr>
       </w:pPr>
-      <w:hyperlink r:id="rId10" w:anchor="11-fluentu-%e2%80%93-hoc-qua-video-thuc-te:~:text=4.8/5%20sao-,2.%20Duolingo%20%E2%80%93%20H%E1%BB%8Dc%20Ti%E1%BA%BFng%20Anh%20To%C3%A0n%20Di%E1%BB%87n%20Qua%20Tr%C3%B2%20Ch%C6%A1i,-Duolingo%20l%C3%A0%20%E1%BB%A9ng" w:history="1">
+      <w:hyperlink r:id="rId12" w:anchor="11-fluentu-%e2%80%93-hoc-qua-video-thuc-te:~:text=4.8/5%20sao-,2.%20Duolingo%20%E2%80%93%20H%E1%BB%8Dc%20Ti%E1%BA%BFng%20Anh%20To%C3%A0n%20Di%E1%BB%87n%20Qua%20Tr%C3%B2%20Ch%C6%A1i,-Duolingo%20l%C3%A0%20%E1%BB%A9ng" w:history="1">
         <w:r>
           <w:rPr>
             <w:rStyle w:val="Hyperlink"/>
@@ -313,8 +295,429 @@
             <w:sz w:val="28"/>
             <w:szCs w:val="28"/>
           </w:rPr>
-          <w:t>EIV E</w:t>
+          <w:t>EIV Edu:</w:t>
         </w:r>
+      </w:hyperlink>
+    </w:p>
+    <w:p>
+      <w:pPr>
+        <w:pStyle w:val="ListParagraph"/>
+        <w:numPr>
+          <w:ilvl w:val="0"/>
+          <w:numId w:val="2"/>
+        </w:numPr>
+        <w:spacing w:line="240" w:lineRule="auto"/>
+        <w:rPr>
+          <w:rStyle w:val="Hyperlink"/>
+          <w:rFonts w:ascii="Times New Roman" w:hAnsi="Times New Roman" w:cs="Times New Roman"/>
+          <w:sz w:val="28"/>
+          <w:szCs w:val="28"/>
+        </w:rPr>
+      </w:pPr>
+      <w:r>
+        <w:rPr>
+          <w:rFonts w:ascii="Times New Roman" w:hAnsi="Times New Roman" w:cs="Times New Roman"/>
+          <w:sz w:val="28"/>
+          <w:szCs w:val="28"/>
+        </w:rPr>
+        <w:fldChar w:fldCharType="begin"/>
+      </w:r>
+      <w:r>
+        <w:rPr>
+          <w:rFonts w:ascii="Times New Roman" w:hAnsi="Times New Roman" w:cs="Times New Roman"/>
+          <w:sz w:val="28"/>
+          <w:szCs w:val="28"/>
+        </w:rPr>
+        <w:instrText>HYPERLINK "https://glints.com/vn/blog/top-3-ung-dung-hoc-ngoai-ngu-mien-phi-cho-nguoi-ban-ron/" \l "1_duolingo_%e2%80%93_phan_mem_ngoai_ngu_%e2%80%9cquoc_dan%e2%80%9d:~:text=theo%20ch%E1%BB%A7%20%C4%91%E1%BB%81-,1.%20Duolingo%20%E2%80%93%20Ph%E1%BA%A7n%20m%E1%BB%81m%20ngo%E1%BA%A1i%20ng%E1%BB%AF%20%E2%80%9Cqu%E1%BB%91c%20d%C3%A2n%E2%80%9D,-Duolingo%20%C4%91ang%20%C4%91%C6%B0%E1%BB%A3c"</w:instrText>
+      </w:r>
+      <w:r>
+        <w:rPr>
+          <w:rFonts w:ascii="Times New Roman" w:hAnsi="Times New Roman" w:cs="Times New Roman"/>
+          <w:sz w:val="28"/>
+          <w:szCs w:val="28"/>
+        </w:rPr>
+      </w:r>
+      <w:r>
+        <w:rPr>
+          <w:rFonts w:ascii="Times New Roman" w:hAnsi="Times New Roman" w:cs="Times New Roman"/>
+          <w:sz w:val="28"/>
+          <w:szCs w:val="28"/>
+        </w:rPr>
+        <w:fldChar w:fldCharType="separate"/>
+      </w:r>
+      <w:r>
+        <w:rPr>
+          <w:rStyle w:val="Hyperlink"/>
+          <w:rFonts w:ascii="Times New Roman" w:hAnsi="Times New Roman" w:cs="Times New Roman"/>
+          <w:sz w:val="28"/>
+          <w:szCs w:val="28"/>
+        </w:rPr>
+        <w:t>Glints:</w:t>
+      </w:r>
+    </w:p>
+    <w:p>
+      <w:pPr>
+        <w:spacing w:line="240" w:lineRule="auto"/>
+        <w:rPr>
+          <w:rFonts w:ascii="Times New Roman" w:hAnsi="Times New Roman" w:cs="Times New Roman"/>
+          <w:sz w:val="28"/>
+          <w:szCs w:val="28"/>
+        </w:rPr>
+      </w:pPr>
+      <w:r>
+        <w:rPr>
+          <w:rFonts w:ascii="Times New Roman" w:hAnsi="Times New Roman" w:cs="Times New Roman"/>
+          <w:sz w:val="28"/>
+          <w:szCs w:val="28"/>
+        </w:rPr>
+        <w:fldChar w:fldCharType="end"/>
+      </w:r>
+      <w:r>
+        <w:rPr>
+          <w:rFonts w:ascii="Times New Roman" w:hAnsi="Times New Roman" w:cs="Times New Roman"/>
+          <w:sz w:val="28"/>
+          <w:szCs w:val="28"/>
+        </w:rPr>
+        <w:t xml:space="preserve">Ưu điểm: </w:t>
+      </w:r>
+    </w:p>
+    <w:p>
+      <w:pPr>
+        <w:pStyle w:val="ListParagraph"/>
+        <w:numPr>
+          <w:ilvl w:val="0"/>
+          <w:numId w:val="17"/>
+        </w:numPr>
+        <w:spacing w:line="240" w:lineRule="auto"/>
+        <w:rPr>
+          <w:rFonts w:ascii="Times New Roman" w:hAnsi="Times New Roman" w:cs="Times New Roman"/>
+          <w:sz w:val="28"/>
+          <w:szCs w:val="28"/>
+        </w:rPr>
+      </w:pPr>
+      <w:r>
+        <w:rPr>
+          <w:rFonts w:ascii="Times New Roman" w:hAnsi="Times New Roman" w:cs="Times New Roman"/>
+          <w:sz w:val="28"/>
+          <w:szCs w:val="28"/>
+        </w:rPr>
+        <w:t>Giao diện thân thiện, bắt mắt</w:t>
+      </w:r>
+    </w:p>
+    <w:p>
+      <w:pPr>
+        <w:pStyle w:val="ListParagraph"/>
+        <w:numPr>
+          <w:ilvl w:val="0"/>
+          <w:numId w:val="17"/>
+        </w:numPr>
+        <w:spacing w:line="240" w:lineRule="auto"/>
+        <w:rPr>
+          <w:rFonts w:ascii="Times New Roman" w:hAnsi="Times New Roman" w:cs="Times New Roman"/>
+          <w:sz w:val="28"/>
+          <w:szCs w:val="28"/>
+        </w:rPr>
+      </w:pPr>
+      <w:r>
+        <w:rPr>
+          <w:rFonts w:ascii="Times New Roman" w:hAnsi="Times New Roman" w:cs="Times New Roman"/>
+          <w:sz w:val="28"/>
+          <w:szCs w:val="28"/>
+        </w:rPr>
+        <w:t>Tích hợp cả 4 kỹ năng nghe-nói-đọc-viết</w:t>
+      </w:r>
+    </w:p>
+    <w:p>
+      <w:pPr>
+        <w:pStyle w:val="ListParagraph"/>
+        <w:numPr>
+          <w:ilvl w:val="0"/>
+          <w:numId w:val="17"/>
+        </w:numPr>
+        <w:spacing w:line="240" w:lineRule="auto"/>
+        <w:rPr>
+          <w:rFonts w:ascii="Times New Roman" w:hAnsi="Times New Roman" w:cs="Times New Roman"/>
+          <w:sz w:val="28"/>
+          <w:szCs w:val="28"/>
+        </w:rPr>
+      </w:pPr>
+      <w:r>
+        <w:rPr>
+          <w:rFonts w:ascii="Times New Roman" w:hAnsi="Times New Roman" w:cs="Times New Roman"/>
+          <w:sz w:val="28"/>
+          <w:szCs w:val="28"/>
+        </w:rPr>
+        <w:t>Học thích ứng theo tiến độ người học</w:t>
+      </w:r>
+    </w:p>
+    <w:p>
+      <w:pPr>
+        <w:pStyle w:val="ListParagraph"/>
+        <w:numPr>
+          <w:ilvl w:val="0"/>
+          <w:numId w:val="17"/>
+        </w:numPr>
+        <w:spacing w:line="240" w:lineRule="auto"/>
+        <w:rPr>
+          <w:rFonts w:ascii="Times New Roman" w:hAnsi="Times New Roman" w:cs="Times New Roman"/>
+          <w:sz w:val="28"/>
+          <w:szCs w:val="28"/>
+        </w:rPr>
+      </w:pPr>
+      <w:r>
+        <w:rPr>
+          <w:rFonts w:ascii="Times New Roman" w:hAnsi="Times New Roman" w:cs="Times New Roman"/>
+          <w:sz w:val="28"/>
+          <w:szCs w:val="28"/>
+        </w:rPr>
+        <w:t>Tính năng cộng đồng để kết nối với bạn bè</w:t>
+      </w:r>
+    </w:p>
+    <w:p>
+      <w:pPr>
+        <w:spacing w:line="240" w:lineRule="auto"/>
+        <w:rPr>
+          <w:rFonts w:ascii="Times New Roman" w:hAnsi="Times New Roman" w:cs="Times New Roman"/>
+          <w:sz w:val="28"/>
+          <w:szCs w:val="28"/>
+        </w:rPr>
+      </w:pPr>
+      <w:r>
+        <w:rPr>
+          <w:rFonts w:ascii="Times New Roman" w:hAnsi="Times New Roman" w:cs="Times New Roman"/>
+          <w:sz w:val="28"/>
+          <w:szCs w:val="28"/>
+        </w:rPr>
+        <w:t>Nhược điểm:</w:t>
+      </w:r>
+    </w:p>
+    <w:p>
+      <w:pPr>
+        <w:pStyle w:val="ListParagraph"/>
+        <w:numPr>
+          <w:ilvl w:val="0"/>
+          <w:numId w:val="17"/>
+        </w:numPr>
+        <w:spacing w:line="240" w:lineRule="auto"/>
+        <w:rPr>
+          <w:rFonts w:ascii="Times New Roman" w:hAnsi="Times New Roman" w:cs="Times New Roman"/>
+          <w:sz w:val="28"/>
+          <w:szCs w:val="28"/>
+        </w:rPr>
+      </w:pPr>
+      <w:r>
+        <w:rPr>
+          <w:rFonts w:ascii="Times New Roman" w:hAnsi="Times New Roman" w:cs="Times New Roman"/>
+          <w:sz w:val="28"/>
+          <w:szCs w:val="28"/>
+        </w:rPr>
+        <w:t>Nội dung nâng cao còn hạn chế</w:t>
+      </w:r>
+    </w:p>
+    <w:p>
+      <w:pPr>
+        <w:pStyle w:val="ListParagraph"/>
+        <w:numPr>
+          <w:ilvl w:val="0"/>
+          <w:numId w:val="17"/>
+        </w:numPr>
+        <w:spacing w:line="240" w:lineRule="auto"/>
+        <w:rPr>
+          <w:rFonts w:ascii="Times New Roman" w:hAnsi="Times New Roman" w:cs="Times New Roman"/>
+          <w:sz w:val="28"/>
+          <w:szCs w:val="28"/>
+        </w:rPr>
+      </w:pPr>
+      <w:r>
+        <w:rPr>
+          <w:rFonts w:ascii="Times New Roman" w:hAnsi="Times New Roman" w:cs="Times New Roman"/>
+          <w:sz w:val="28"/>
+          <w:szCs w:val="28"/>
+        </w:rPr>
+        <w:t>Luyện tập hội thoại chưa thực sự tự nhiên</w:t>
+      </w:r>
+    </w:p>
+    <w:p>
+      <w:pPr>
+        <w:pStyle w:val="ListParagraph"/>
+        <w:numPr>
+          <w:ilvl w:val="0"/>
+          <w:numId w:val="17"/>
+        </w:numPr>
+        <w:spacing w:line="240" w:lineRule="auto"/>
+        <w:rPr>
+          <w:rFonts w:ascii="Times New Roman" w:hAnsi="Times New Roman" w:cs="Times New Roman"/>
+          <w:sz w:val="28"/>
+          <w:szCs w:val="28"/>
+        </w:rPr>
+      </w:pPr>
+      <w:r>
+        <w:rPr>
+          <w:rFonts w:ascii="Times New Roman" w:hAnsi="Times New Roman" w:cs="Times New Roman"/>
+          <w:sz w:val="28"/>
+          <w:szCs w:val="28"/>
+        </w:rPr>
+        <w:t>Quảng cáo trong phiên bản miễn phí khá nhiều</w:t>
+      </w:r>
+    </w:p>
+    <w:p>
+      <w:pPr>
+        <w:spacing w:line="240" w:lineRule="auto"/>
+        <w:rPr>
+          <w:rFonts w:ascii="Times New Roman" w:hAnsi="Times New Roman" w:cs="Times New Roman"/>
+          <w:sz w:val="28"/>
+          <w:szCs w:val="28"/>
+        </w:rPr>
+      </w:pPr>
+      <w:r>
+        <w:rPr>
+          <w:rFonts w:ascii="Times New Roman" w:hAnsi="Times New Roman" w:cs="Times New Roman"/>
+          <w:sz w:val="28"/>
+          <w:szCs w:val="28"/>
+        </w:rPr>
+        <w:t xml:space="preserve">Phù hợp với đối tượng: </w:t>
+      </w:r>
+    </w:p>
+    <w:p>
+      <w:pPr>
+        <w:pStyle w:val="ListParagraph"/>
+        <w:numPr>
+          <w:ilvl w:val="0"/>
+          <w:numId w:val="18"/>
+        </w:numPr>
+        <w:spacing w:line="240" w:lineRule="auto"/>
+        <w:rPr>
+          <w:rFonts w:ascii="Times New Roman" w:hAnsi="Times New Roman" w:cs="Times New Roman"/>
+          <w:sz w:val="28"/>
+          <w:szCs w:val="28"/>
+        </w:rPr>
+      </w:pPr>
+      <w:r>
+        <w:rPr>
+          <w:rFonts w:ascii="Times New Roman" w:hAnsi="Times New Roman" w:cs="Times New Roman"/>
+          <w:sz w:val="28"/>
+          <w:szCs w:val="28"/>
+        </w:rPr>
+        <w:t>Người mới bắt đầu hoặc mất gốc: Giao diện thân thiện, bắt mắt giúp giảm bớt áp lực khi tiếp cận một ngôn ngữ mới.</w:t>
+      </w:r>
+    </w:p>
+    <w:p>
+      <w:pPr>
+        <w:pStyle w:val="ListParagraph"/>
+        <w:numPr>
+          <w:ilvl w:val="0"/>
+          <w:numId w:val="18"/>
+        </w:numPr>
+        <w:spacing w:line="240" w:lineRule="auto"/>
+        <w:rPr>
+          <w:rFonts w:ascii="Times New Roman" w:hAnsi="Times New Roman" w:cs="Times New Roman"/>
+          <w:sz w:val="28"/>
+          <w:szCs w:val="28"/>
+        </w:rPr>
+      </w:pPr>
+      <w:r>
+        <w:rPr>
+          <w:rFonts w:ascii="Times New Roman" w:hAnsi="Times New Roman" w:cs="Times New Roman"/>
+          <w:sz w:val="28"/>
+          <w:szCs w:val="28"/>
+        </w:rPr>
+        <w:t>Người muốn rèn luyện thói quen học hàng ngày: Phù hợp với những ai thích phương pháp "game hóa" và muốn phát triển đồng đều cả 4 kỹ năng ở mức cơ bản.</w:t>
+      </w:r>
+    </w:p>
+    <w:p>
+      <w:pPr>
+        <w:pStyle w:val="ListParagraph"/>
+        <w:numPr>
+          <w:ilvl w:val="0"/>
+          <w:numId w:val="18"/>
+        </w:numPr>
+        <w:spacing w:line="240" w:lineRule="auto"/>
+        <w:rPr>
+          <w:rFonts w:ascii="Times New Roman" w:hAnsi="Times New Roman" w:cs="Times New Roman"/>
+          <w:sz w:val="28"/>
+          <w:szCs w:val="28"/>
+        </w:rPr>
+      </w:pPr>
+      <w:r>
+        <w:rPr>
+          <w:rFonts w:ascii="Times New Roman" w:hAnsi="Times New Roman" w:cs="Times New Roman"/>
+          <w:sz w:val="28"/>
+          <w:szCs w:val="28"/>
+        </w:rPr>
+        <w:t>Học sinh, sinh viên: Những người cần một môi trường học tập có tính kết nối cộng đồng để cùng thi đua với bạn bè.</w:t>
+      </w:r>
+    </w:p>
+    <w:p>
+      <w:pPr>
+        <w:spacing w:line="240" w:lineRule="auto"/>
+        <w:rPr>
+          <w:rFonts w:ascii="Times New Roman" w:hAnsi="Times New Roman" w:cs="Times New Roman"/>
+          <w:sz w:val="28"/>
+          <w:szCs w:val="28"/>
+        </w:rPr>
+      </w:pPr>
+    </w:p>
+    <w:p>
+      <w:pPr>
+        <w:pStyle w:val="ListParagraph"/>
+        <w:numPr>
+          <w:ilvl w:val="0"/>
+          <w:numId w:val="1"/>
+        </w:numPr>
+        <w:spacing w:line="240" w:lineRule="auto"/>
+        <w:rPr>
+          <w:rFonts w:ascii="Times New Roman" w:hAnsi="Times New Roman" w:cs="Times New Roman"/>
+          <w:b/>
+          <w:bCs/>
+          <w:sz w:val="28"/>
+          <w:szCs w:val="28"/>
+        </w:rPr>
+      </w:pPr>
+      <w:r>
+        <w:rPr>
+          <w:rFonts w:ascii="Times New Roman" w:hAnsi="Times New Roman" w:cs="Times New Roman"/>
+          <w:b/>
+          <w:bCs/>
+          <w:sz w:val="28"/>
+          <w:szCs w:val="28"/>
+        </w:rPr>
+        <w:lastRenderedPageBreak/>
+        <w:t>Memrise:</w:t>
+      </w:r>
+    </w:p>
+    <w:p>
+      <w:pPr>
+        <w:spacing w:line="240" w:lineRule="auto"/>
+        <w:rPr>
+          <w:rFonts w:ascii="Times New Roman" w:hAnsi="Times New Roman" w:cs="Times New Roman"/>
+          <w:sz w:val="28"/>
+          <w:szCs w:val="28"/>
+        </w:rPr>
+      </w:pPr>
+      <w:r>
+        <w:rPr>
+          <w:rFonts w:ascii="Times New Roman" w:hAnsi="Times New Roman" w:cs="Times New Roman"/>
+          <w:sz w:val="28"/>
+          <w:szCs w:val="28"/>
+        </w:rPr>
+        <w:t>Nguồn trích dẫn:</w:t>
+      </w:r>
+    </w:p>
+    <w:p>
+      <w:pPr>
+        <w:pStyle w:val="ListParagraph"/>
+        <w:numPr>
+          <w:ilvl w:val="0"/>
+          <w:numId w:val="11"/>
+        </w:numPr>
+        <w:spacing w:line="240" w:lineRule="auto"/>
+        <w:rPr>
+          <w:rFonts w:ascii="Times New Roman" w:hAnsi="Times New Roman" w:cs="Times New Roman"/>
+          <w:sz w:val="28"/>
+          <w:szCs w:val="28"/>
+        </w:rPr>
+      </w:pPr>
+      <w:hyperlink r:id="rId13" w:anchor=":~:text=m%E1%BB%9Bi%20b%E1%BA%AFt%20%C4%91%E1%BA%A7u.-,3.%20Memrise%20%E2%80%93%20H%E1%BB%8Dc%20t%E1%BB%AB%20v%E1%BB%B1ng%20ti%E1%BA%BFng%20Anh%20hi%E1%BB%87u%20qu%E1%BA%A3%20qua%20tr%C3%B2%20ch%C6%A1i%20v%C3%A0%20video%20b%E1%BA%A3n%20ng%E1%BB%AF,-Memrise%20l%C3%A0%20m%E1%BB%99t" w:history="1">
         <w:r>
           <w:rPr>
             <w:rStyle w:val="Hyperlink"/>
@@ -322,8 +725,25 @@
             <w:sz w:val="28"/>
             <w:szCs w:val="28"/>
           </w:rPr>
-          <w:t>d</w:t>
+          <w:t>Thế giới di động</w:t>
         </w:r>
+      </w:hyperlink>
+    </w:p>
+    <w:p>
+      <w:pPr>
+        <w:pStyle w:val="ListParagraph"/>
+        <w:numPr>
+          <w:ilvl w:val="0"/>
+          <w:numId w:val="11"/>
+        </w:numPr>
+        <w:spacing w:line="240" w:lineRule="auto"/>
+        <w:rPr>
+          <w:rFonts w:ascii="Times New Roman" w:hAnsi="Times New Roman" w:cs="Times New Roman"/>
+          <w:sz w:val="28"/>
+          <w:szCs w:val="28"/>
+        </w:rPr>
+      </w:pPr>
+      <w:hyperlink r:id="rId14" w:anchor=":~:text=theo%20chuy%C3%AAn%20d%E1%BB%A5ng.-,3.%20Memrise,-Memrise%20l%C3%A0%20app" w:history="1">
         <w:r>
           <w:rPr>
             <w:rStyle w:val="Hyperlink"/>
@@ -331,8 +751,89 @@
             <w:sz w:val="28"/>
             <w:szCs w:val="28"/>
           </w:rPr>
-          <w:t>u</w:t>
+          <w:t>FPT Shop</w:t>
         </w:r>
+      </w:hyperlink>
+    </w:p>
+    <w:p>
+      <w:pPr>
+        <w:pStyle w:val="ListParagraph"/>
+        <w:numPr>
+          <w:ilvl w:val="0"/>
+          <w:numId w:val="11"/>
+        </w:numPr>
+        <w:spacing w:line="240" w:lineRule="auto"/>
+        <w:rPr>
+          <w:rStyle w:val="Hyperlink"/>
+          <w:rFonts w:ascii="Times New Roman" w:hAnsi="Times New Roman" w:cs="Times New Roman"/>
+          <w:sz w:val="28"/>
+          <w:szCs w:val="28"/>
+        </w:rPr>
+      </w:pPr>
+      <w:r>
+        <w:rPr>
+          <w:rFonts w:ascii="Times New Roman" w:hAnsi="Times New Roman" w:cs="Times New Roman"/>
+          <w:sz w:val="28"/>
+          <w:szCs w:val="28"/>
+        </w:rPr>
+        <w:fldChar w:fldCharType="begin"/>
+      </w:r>
+      <w:r>
+        <w:rPr>
+          <w:rFonts w:ascii="Times New Roman" w:hAnsi="Times New Roman" w:cs="Times New Roman"/>
+          <w:sz w:val="28"/>
+          <w:szCs w:val="28"/>
+        </w:rPr>
+        <w:instrText>HYPERLINK "https://cellphones.com.vn/sforum/ung-dung-hoc-tieng-anh" \l ":~:text=m%E1%BB%9Bi%20b%E1%BA%AFt%20%C4%91%E1%BA%A7u-,Memrise,-N%E1%BB%81n%20t%E1%BA%A3ng%20h%E1%BB%97"</w:instrText>
+      </w:r>
+      <w:r>
+        <w:rPr>
+          <w:rFonts w:ascii="Times New Roman" w:hAnsi="Times New Roman" w:cs="Times New Roman"/>
+          <w:sz w:val="28"/>
+          <w:szCs w:val="28"/>
+        </w:rPr>
+      </w:r>
+      <w:r>
+        <w:rPr>
+          <w:rFonts w:ascii="Times New Roman" w:hAnsi="Times New Roman" w:cs="Times New Roman"/>
+          <w:sz w:val="28"/>
+          <w:szCs w:val="28"/>
+        </w:rPr>
+        <w:fldChar w:fldCharType="separate"/>
+      </w:r>
+      <w:r>
+        <w:rPr>
+          <w:rStyle w:val="Hyperlink"/>
+          <w:rFonts w:ascii="Times New Roman" w:hAnsi="Times New Roman" w:cs="Times New Roman"/>
+          <w:sz w:val="28"/>
+          <w:szCs w:val="28"/>
+        </w:rPr>
+        <w:t>CellphoneS</w:t>
+      </w:r>
+    </w:p>
+    <w:p>
+      <w:pPr>
+        <w:pStyle w:val="ListParagraph"/>
+        <w:numPr>
+          <w:ilvl w:val="0"/>
+          <w:numId w:val="11"/>
+        </w:numPr>
+        <w:spacing w:line="240" w:lineRule="auto"/>
+        <w:rPr>
+          <w:rFonts w:ascii="Times New Roman" w:hAnsi="Times New Roman" w:cs="Times New Roman"/>
+          <w:sz w:val="28"/>
+          <w:szCs w:val="28"/>
+        </w:rPr>
+      </w:pPr>
+      <w:r>
+        <w:rPr>
+          <w:rFonts w:ascii="Times New Roman" w:hAnsi="Times New Roman" w:cs="Times New Roman"/>
+          <w:sz w:val="28"/>
+          <w:szCs w:val="28"/>
+        </w:rPr>
+        <w:fldChar w:fldCharType="end"/>
+      </w:r>
+      <w:hyperlink r:id="rId15" w:anchor="ftoc-heading-1:~:text=06.%20Memrise%20%E2%80%93%20%E1%BB%A8ng%20d%E1%BB%A5ng%20h%E1%BB%8Dc%20ti%E1%BA%BFng%20Anh%20t%C4%83ng%20kh%E1%BA%A3%20n%C4%83ng%20ghi%20nh%E1%BB%9B" w:history="1">
         <w:r>
           <w:rPr>
             <w:rStyle w:val="Hyperlink"/>
@@ -340,449 +841,9 @@
             <w:sz w:val="28"/>
             <w:szCs w:val="28"/>
           </w:rPr>
-          <w:t>:</w:t>
+          <w:t>English QTS</w:t>
         </w:r>
       </w:hyperlink>
-    </w:p>
-    <w:p>
-      <w:pPr>
-        <w:pStyle w:val="ListParagraph"/>
-        <w:numPr>
-          <w:ilvl w:val="0"/>
-          <w:numId w:val="2"/>
-        </w:numPr>
-        <w:spacing w:line="240" w:lineRule="auto"/>
-        <w:rPr>
-          <w:rStyle w:val="Hyperlink"/>
-          <w:rFonts w:ascii="Times New Roman" w:hAnsi="Times New Roman" w:cs="Times New Roman"/>
-          <w:sz w:val="28"/>
-          <w:szCs w:val="28"/>
-        </w:rPr>
-      </w:pPr>
-      <w:r>
-        <w:rPr>
-          <w:rFonts w:ascii="Times New Roman" w:hAnsi="Times New Roman" w:cs="Times New Roman"/>
-          <w:sz w:val="28"/>
-          <w:szCs w:val="28"/>
-        </w:rPr>
-        <w:fldChar w:fldCharType="begin"/>
-      </w:r>
-      <w:r>
-        <w:rPr>
-          <w:rFonts w:ascii="Times New Roman" w:hAnsi="Times New Roman" w:cs="Times New Roman"/>
-          <w:sz w:val="28"/>
-          <w:szCs w:val="28"/>
-        </w:rPr>
-        <w:instrText>HYPERLINK "https://glints.com/vn/blog/top-3-ung-dung-hoc-ngoai-ngu-mien-phi-cho-nguoi-ban-ron/" \l "1_duolingo_%e2%80%93_phan_mem_ngoai_ngu_%e2%80%9cquoc_dan%e2%80%9d:~:text=theo%20ch%E1%BB%A7%20%C4%91%E1%BB%81-,1.%20Duolingo%20%E2%80%93%20Ph%E1%BA%A7n%20m%E1%BB%81m%20ngo%E1%BA%A1i%20ng%E1%BB%AF%20%E2%80%9Cqu%E1%BB%91c%20d%C3%A2n%E2%80%9D,-Duolingo%20%C4%91ang%20%C4%91%C6%B0%E1%BB%A3c"</w:instrText>
-      </w:r>
-      <w:r>
-        <w:rPr>
-          <w:rFonts w:ascii="Times New Roman" w:hAnsi="Times New Roman" w:cs="Times New Roman"/>
-          <w:sz w:val="28"/>
-          <w:szCs w:val="28"/>
-        </w:rPr>
-      </w:r>
-      <w:r>
-        <w:rPr>
-          <w:rFonts w:ascii="Times New Roman" w:hAnsi="Times New Roman" w:cs="Times New Roman"/>
-          <w:sz w:val="28"/>
-          <w:szCs w:val="28"/>
-        </w:rPr>
-        <w:fldChar w:fldCharType="separate"/>
-      </w:r>
-      <w:r>
-        <w:rPr>
-          <w:rStyle w:val="Hyperlink"/>
-          <w:rFonts w:ascii="Times New Roman" w:hAnsi="Times New Roman" w:cs="Times New Roman"/>
-          <w:sz w:val="28"/>
-          <w:szCs w:val="28"/>
-        </w:rPr>
-        <w:t>G</w:t>
-      </w:r>
-      <w:r>
-        <w:rPr>
-          <w:rStyle w:val="Hyperlink"/>
-          <w:rFonts w:ascii="Times New Roman" w:hAnsi="Times New Roman" w:cs="Times New Roman"/>
-          <w:sz w:val="28"/>
-          <w:szCs w:val="28"/>
-        </w:rPr>
-        <w:t>l</w:t>
-      </w:r>
-      <w:r>
-        <w:rPr>
-          <w:rStyle w:val="Hyperlink"/>
-          <w:rFonts w:ascii="Times New Roman" w:hAnsi="Times New Roman" w:cs="Times New Roman"/>
-          <w:sz w:val="28"/>
-          <w:szCs w:val="28"/>
-        </w:rPr>
-        <w:t>in</w:t>
-      </w:r>
-      <w:r>
-        <w:rPr>
-          <w:rStyle w:val="Hyperlink"/>
-          <w:rFonts w:ascii="Times New Roman" w:hAnsi="Times New Roman" w:cs="Times New Roman"/>
-          <w:sz w:val="28"/>
-          <w:szCs w:val="28"/>
-        </w:rPr>
-        <w:t>t</w:t>
-      </w:r>
-      <w:r>
-        <w:rPr>
-          <w:rStyle w:val="Hyperlink"/>
-          <w:rFonts w:ascii="Times New Roman" w:hAnsi="Times New Roman" w:cs="Times New Roman"/>
-          <w:sz w:val="28"/>
-          <w:szCs w:val="28"/>
-        </w:rPr>
-        <w:t>s:</w:t>
-      </w:r>
-    </w:p>
-    <w:p>
-      <w:pPr>
-        <w:spacing w:line="240" w:lineRule="auto"/>
-        <w:rPr>
-          <w:rFonts w:ascii="Times New Roman" w:hAnsi="Times New Roman" w:cs="Times New Roman"/>
-          <w:sz w:val="28"/>
-          <w:szCs w:val="28"/>
-        </w:rPr>
-      </w:pPr>
-      <w:r>
-        <w:rPr>
-          <w:rFonts w:ascii="Times New Roman" w:hAnsi="Times New Roman" w:cs="Times New Roman"/>
-          <w:sz w:val="28"/>
-          <w:szCs w:val="28"/>
-        </w:rPr>
-        <w:fldChar w:fldCharType="end"/>
-      </w:r>
-      <w:r>
-        <w:rPr>
-          <w:rFonts w:ascii="Times New Roman" w:hAnsi="Times New Roman" w:cs="Times New Roman"/>
-          <w:sz w:val="28"/>
-          <w:szCs w:val="28"/>
-        </w:rPr>
-        <w:t xml:space="preserve">Ưu điểm: </w:t>
-      </w:r>
-    </w:p>
-    <w:p>
-      <w:pPr>
-        <w:pStyle w:val="ListParagraph"/>
-        <w:numPr>
-          <w:ilvl w:val="0"/>
-          <w:numId w:val="17"/>
-        </w:numPr>
-        <w:spacing w:line="240" w:lineRule="auto"/>
-        <w:rPr>
-          <w:rFonts w:ascii="Times New Roman" w:hAnsi="Times New Roman" w:cs="Times New Roman"/>
-          <w:sz w:val="28"/>
-          <w:szCs w:val="28"/>
-        </w:rPr>
-      </w:pPr>
-      <w:r>
-        <w:rPr>
-          <w:rFonts w:ascii="Times New Roman" w:hAnsi="Times New Roman" w:cs="Times New Roman"/>
-          <w:sz w:val="28"/>
-          <w:szCs w:val="28"/>
-        </w:rPr>
-        <w:t>Giao diện thân thiện, bắt mắt</w:t>
-      </w:r>
-    </w:p>
-    <w:p>
-      <w:pPr>
-        <w:pStyle w:val="ListParagraph"/>
-        <w:numPr>
-          <w:ilvl w:val="0"/>
-          <w:numId w:val="17"/>
-        </w:numPr>
-        <w:spacing w:line="240" w:lineRule="auto"/>
-        <w:rPr>
-          <w:rFonts w:ascii="Times New Roman" w:hAnsi="Times New Roman" w:cs="Times New Roman"/>
-          <w:sz w:val="28"/>
-          <w:szCs w:val="28"/>
-        </w:rPr>
-      </w:pPr>
-      <w:r>
-        <w:rPr>
-          <w:rFonts w:ascii="Times New Roman" w:hAnsi="Times New Roman" w:cs="Times New Roman"/>
-          <w:sz w:val="28"/>
-          <w:szCs w:val="28"/>
-        </w:rPr>
-        <w:t>Tích hợp cả 4 kỹ năng nghe-nói-đọc-viết</w:t>
-      </w:r>
-    </w:p>
-    <w:p>
-      <w:pPr>
-        <w:pStyle w:val="ListParagraph"/>
-        <w:numPr>
-          <w:ilvl w:val="0"/>
-          <w:numId w:val="17"/>
-        </w:numPr>
-        <w:spacing w:line="240" w:lineRule="auto"/>
-        <w:rPr>
-          <w:rFonts w:ascii="Times New Roman" w:hAnsi="Times New Roman" w:cs="Times New Roman"/>
-          <w:sz w:val="28"/>
-          <w:szCs w:val="28"/>
-        </w:rPr>
-      </w:pPr>
-      <w:r>
-        <w:rPr>
-          <w:rFonts w:ascii="Times New Roman" w:hAnsi="Times New Roman" w:cs="Times New Roman"/>
-          <w:sz w:val="28"/>
-          <w:szCs w:val="28"/>
-        </w:rPr>
-        <w:t>Học thích ứng theo tiến độ người học</w:t>
-      </w:r>
-    </w:p>
-    <w:p>
-      <w:pPr>
-        <w:pStyle w:val="ListParagraph"/>
-        <w:numPr>
-          <w:ilvl w:val="0"/>
-          <w:numId w:val="17"/>
-        </w:numPr>
-        <w:spacing w:line="240" w:lineRule="auto"/>
-        <w:rPr>
-          <w:rFonts w:ascii="Times New Roman" w:hAnsi="Times New Roman" w:cs="Times New Roman"/>
-          <w:sz w:val="28"/>
-          <w:szCs w:val="28"/>
-        </w:rPr>
-      </w:pPr>
-      <w:r>
-        <w:rPr>
-          <w:rFonts w:ascii="Times New Roman" w:hAnsi="Times New Roman" w:cs="Times New Roman"/>
-          <w:sz w:val="28"/>
-          <w:szCs w:val="28"/>
-        </w:rPr>
-        <w:t>Tính năng cộng đồng để kết nối với bạn bè</w:t>
-      </w:r>
-    </w:p>
-    <w:p>
-      <w:pPr>
-        <w:spacing w:line="240" w:lineRule="auto"/>
-        <w:rPr>
-          <w:rFonts w:ascii="Times New Roman" w:hAnsi="Times New Roman" w:cs="Times New Roman"/>
-          <w:sz w:val="28"/>
-          <w:szCs w:val="28"/>
-        </w:rPr>
-      </w:pPr>
-      <w:r>
-        <w:rPr>
-          <w:rFonts w:ascii="Times New Roman" w:hAnsi="Times New Roman" w:cs="Times New Roman"/>
-          <w:sz w:val="28"/>
-          <w:szCs w:val="28"/>
-        </w:rPr>
-        <w:t>Nhược điểm:</w:t>
-      </w:r>
-    </w:p>
-    <w:p>
-      <w:pPr>
-        <w:pStyle w:val="ListParagraph"/>
-        <w:numPr>
-          <w:ilvl w:val="0"/>
-          <w:numId w:val="17"/>
-        </w:numPr>
-        <w:spacing w:line="240" w:lineRule="auto"/>
-        <w:rPr>
-          <w:rFonts w:ascii="Times New Roman" w:hAnsi="Times New Roman" w:cs="Times New Roman"/>
-          <w:sz w:val="28"/>
-          <w:szCs w:val="28"/>
-        </w:rPr>
-      </w:pPr>
-      <w:r>
-        <w:rPr>
-          <w:rFonts w:ascii="Times New Roman" w:hAnsi="Times New Roman" w:cs="Times New Roman"/>
-          <w:sz w:val="28"/>
-          <w:szCs w:val="28"/>
-        </w:rPr>
-        <w:t>Nội dung nâng cao còn hạn chế</w:t>
-      </w:r>
-    </w:p>
-    <w:p>
-      <w:pPr>
-        <w:pStyle w:val="ListParagraph"/>
-        <w:numPr>
-          <w:ilvl w:val="0"/>
-          <w:numId w:val="17"/>
-        </w:numPr>
-        <w:spacing w:line="240" w:lineRule="auto"/>
-        <w:rPr>
-          <w:rFonts w:ascii="Times New Roman" w:hAnsi="Times New Roman" w:cs="Times New Roman"/>
-          <w:sz w:val="28"/>
-          <w:szCs w:val="28"/>
-        </w:rPr>
-      </w:pPr>
-      <w:r>
-        <w:rPr>
-          <w:rFonts w:ascii="Times New Roman" w:hAnsi="Times New Roman" w:cs="Times New Roman"/>
-          <w:sz w:val="28"/>
-          <w:szCs w:val="28"/>
-        </w:rPr>
-        <w:t>Luyện tập hội thoại chưa thực sự tự nhiên</w:t>
-      </w:r>
-    </w:p>
-    <w:p>
-      <w:pPr>
-        <w:pStyle w:val="ListParagraph"/>
-        <w:numPr>
-          <w:ilvl w:val="0"/>
-          <w:numId w:val="17"/>
-        </w:numPr>
-        <w:spacing w:line="240" w:lineRule="auto"/>
-        <w:rPr>
-          <w:rFonts w:ascii="Times New Roman" w:hAnsi="Times New Roman" w:cs="Times New Roman"/>
-          <w:sz w:val="28"/>
-          <w:szCs w:val="28"/>
-        </w:rPr>
-      </w:pPr>
-      <w:r>
-        <w:rPr>
-          <w:rFonts w:ascii="Times New Roman" w:hAnsi="Times New Roman" w:cs="Times New Roman"/>
-          <w:sz w:val="28"/>
-          <w:szCs w:val="28"/>
-        </w:rPr>
-        <w:t>Quảng cáo trong phiên bản miễn phí khá nhiều</w:t>
-      </w:r>
-    </w:p>
-    <w:p>
-      <w:pPr>
-        <w:spacing w:line="240" w:lineRule="auto"/>
-        <w:rPr>
-          <w:rFonts w:ascii="Times New Roman" w:hAnsi="Times New Roman" w:cs="Times New Roman"/>
-          <w:sz w:val="28"/>
-          <w:szCs w:val="28"/>
-        </w:rPr>
-      </w:pPr>
-      <w:r>
-        <w:rPr>
-          <w:rFonts w:ascii="Times New Roman" w:hAnsi="Times New Roman" w:cs="Times New Roman"/>
-          <w:sz w:val="28"/>
-          <w:szCs w:val="28"/>
-        </w:rPr>
-        <w:t xml:space="preserve">Phù hợp với đối tượng: </w:t>
-      </w:r>
-    </w:p>
-    <w:p>
-      <w:pPr>
-        <w:pStyle w:val="ListParagraph"/>
-        <w:numPr>
-          <w:ilvl w:val="0"/>
-          <w:numId w:val="18"/>
-        </w:numPr>
-        <w:spacing w:line="240" w:lineRule="auto"/>
-        <w:rPr>
-          <w:rFonts w:ascii="Times New Roman" w:hAnsi="Times New Roman" w:cs="Times New Roman"/>
-          <w:sz w:val="28"/>
-          <w:szCs w:val="28"/>
-        </w:rPr>
-      </w:pPr>
-      <w:r>
-        <w:rPr>
-          <w:rFonts w:ascii="Times New Roman" w:hAnsi="Times New Roman" w:cs="Times New Roman"/>
-          <w:sz w:val="28"/>
-          <w:szCs w:val="28"/>
-        </w:rPr>
-        <w:t>Người mới bắt đầu hoặc mất gốc: Giao diện thân thiện, bắt mắt giúp giảm bớt áp lực khi tiếp cận một ngôn ngữ mới.</w:t>
-      </w:r>
-    </w:p>
-    <w:p>
-      <w:pPr>
-        <w:pStyle w:val="ListParagraph"/>
-        <w:numPr>
-          <w:ilvl w:val="0"/>
-          <w:numId w:val="18"/>
-        </w:numPr>
-        <w:spacing w:line="240" w:lineRule="auto"/>
-        <w:rPr>
-          <w:rFonts w:ascii="Times New Roman" w:hAnsi="Times New Roman" w:cs="Times New Roman"/>
-          <w:sz w:val="28"/>
-          <w:szCs w:val="28"/>
-        </w:rPr>
-      </w:pPr>
-      <w:r>
-        <w:rPr>
-          <w:rFonts w:ascii="Times New Roman" w:hAnsi="Times New Roman" w:cs="Times New Roman"/>
-          <w:sz w:val="28"/>
-          <w:szCs w:val="28"/>
-        </w:rPr>
-        <w:t>Người muốn rèn luyện thói quen học hàng ngày: Phù hợp với những ai thích phương pháp "game hóa" và muốn phát triển đồng đều cả 4 kỹ năng ở mức cơ bản.</w:t>
-      </w:r>
-    </w:p>
-    <w:p>
-      <w:pPr>
-        <w:pStyle w:val="ListParagraph"/>
-        <w:numPr>
-          <w:ilvl w:val="0"/>
-          <w:numId w:val="18"/>
-        </w:numPr>
-        <w:spacing w:line="240" w:lineRule="auto"/>
-        <w:rPr>
-          <w:rFonts w:ascii="Times New Roman" w:hAnsi="Times New Roman" w:cs="Times New Roman"/>
-          <w:sz w:val="28"/>
-          <w:szCs w:val="28"/>
-        </w:rPr>
-      </w:pPr>
-      <w:r>
-        <w:rPr>
-          <w:rFonts w:ascii="Times New Roman" w:hAnsi="Times New Roman" w:cs="Times New Roman"/>
-          <w:sz w:val="28"/>
-          <w:szCs w:val="28"/>
-        </w:rPr>
-        <w:t>Học sinh, sinh viên: Những người cần một môi trường học tập có tính kết nối cộng đồng để cùng thi đua với bạn bè.</w:t>
-      </w:r>
-    </w:p>
-    <w:p>
-      <w:pPr>
-        <w:spacing w:line="240" w:lineRule="auto"/>
-        <w:rPr>
-          <w:rFonts w:ascii="Times New Roman" w:hAnsi="Times New Roman" w:cs="Times New Roman"/>
-          <w:sz w:val="28"/>
-          <w:szCs w:val="28"/>
-        </w:rPr>
-      </w:pPr>
-    </w:p>
-    <w:p>
-      <w:pPr>
-        <w:pStyle w:val="ListParagraph"/>
-        <w:numPr>
-          <w:ilvl w:val="0"/>
-          <w:numId w:val="1"/>
-        </w:numPr>
-        <w:spacing w:line="240" w:lineRule="auto"/>
-        <w:rPr>
-          <w:rFonts w:ascii="Times New Roman" w:hAnsi="Times New Roman" w:cs="Times New Roman"/>
-          <w:b/>
-          <w:bCs/>
-          <w:sz w:val="28"/>
-          <w:szCs w:val="28"/>
-        </w:rPr>
-      </w:pPr>
-      <w:r>
-        <w:rPr>
-          <w:rFonts w:ascii="Times New Roman" w:hAnsi="Times New Roman" w:cs="Times New Roman"/>
-          <w:b/>
-          <w:bCs/>
-          <w:sz w:val="28"/>
-          <w:szCs w:val="28"/>
-        </w:rPr>
-        <w:lastRenderedPageBreak/>
-        <w:t>Memrise:</w:t>
-      </w:r>
-    </w:p>
-    <w:p>
-      <w:pPr>
-        <w:spacing w:line="240" w:lineRule="auto"/>
-        <w:rPr>
-          <w:rFonts w:ascii="Times New Roman" w:hAnsi="Times New Roman" w:cs="Times New Roman"/>
-          <w:sz w:val="28"/>
-          <w:szCs w:val="28"/>
-        </w:rPr>
-      </w:pPr>
-      <w:r>
-        <w:rPr>
-          <w:rFonts w:ascii="Times New Roman" w:hAnsi="Times New Roman" w:cs="Times New Roman"/>
-          <w:sz w:val="28"/>
-          <w:szCs w:val="28"/>
-        </w:rPr>
-        <w:t>Nguồn trích dẫn:</w:t>
-      </w:r>
     </w:p>
     <w:p>
       <w:pPr>
@@ -798,7 +859,7 @@
           <w:szCs w:val="28"/>
         </w:rPr>
       </w:pPr>
-      <w:hyperlink r:id="rId11" w:anchor=":~:text=m%E1%BB%9Bi%20b%E1%BA%AFt%20%C4%91%E1%BA%A7u.-,3.%20Memrise%20%E2%80%93%20H%E1%BB%8Dc%20t%E1%BB%AB%20v%E1%BB%B1ng%20ti%E1%BA%BFng%20Anh%20hi%E1%BB%87u%20qu%E1%BA%A3%20qua%20tr%C3%B2%20ch%C6%A1i%20v%C3%A0%20video%20b%E1%BA%A3n%20ng%E1%BB%AF,-Memrise%20l%C3%A0%20m%E1%BB%99t" w:history="1">
+      <w:hyperlink r:id="rId16" w:anchor="11-fluentu-%e2%80%93-hoc-qua-video-thuc-te:~:text=k%E1%BA%BF%20b%C3%A0i%20b%E1%BA%A3n.-,3.%20Memrise%20%E2%80%93%20H%E1%BB%8Dc%20T%E1%BB%AB%20V%E1%BB%B1ng%20Qua%20Video%20Ng%C6%B0%E1%BB%9Di%20B%E1%BA%A3n%20Ng%E1%BB%AF,-Memrise%20d%E1%BA%ABn%20%C4%91%E1%BA%A7u" w:history="1">
         <w:r>
           <w:rPr>
             <w:rStyle w:val="Hyperlink"/>
@@ -806,8 +867,25 @@
             <w:sz w:val="28"/>
             <w:szCs w:val="28"/>
           </w:rPr>
-          <w:t>Thế g</w:t>
+          <w:t>EIV Edu</w:t>
         </w:r>
+      </w:hyperlink>
+    </w:p>
+    <w:p>
+      <w:pPr>
+        <w:pStyle w:val="ListParagraph"/>
+        <w:numPr>
+          <w:ilvl w:val="0"/>
+          <w:numId w:val="11"/>
+        </w:numPr>
+        <w:spacing w:line="240" w:lineRule="auto"/>
+        <w:rPr>
+          <w:rFonts w:ascii="Times New Roman" w:hAnsi="Times New Roman" w:cs="Times New Roman"/>
+          <w:sz w:val="28"/>
+          <w:szCs w:val="28"/>
+        </w:rPr>
+      </w:pPr>
+      <w:hyperlink r:id="rId17" w:anchor="1_duolingo_%e2%80%93_phan_mem_ngoai_ngu_%e2%80%9cquoc_dan%e2%80%9d:~:text=https%3A//elsaspeak.com/-,4.%20Memrise%20%E2%80%93%20C%C3%B9ng%20phi%C3%AAu%20l%C6%B0u%20v%C3%A0o%20th%E1%BA%BF%20gi%E1%BB%9Bi%20ngo%E1%BA%A1i%20ng%E1%BB%AF%20c%C3%B9ng%20ph%E1%BA%A7n%20m%E1%BB%81m%20h%E1%BB%8Dc%20t%E1%BA%ADp%20th%C3%BA%20v%E1%BB%8B,-Memrise%20s%E1%BA%BD%20bi%E1%BA%BFn" w:history="1">
         <w:r>
           <w:rPr>
             <w:rStyle w:val="Hyperlink"/>
@@ -815,8 +893,403 @@
             <w:sz w:val="28"/>
             <w:szCs w:val="28"/>
           </w:rPr>
-          <w:t>i</w:t>
+          <w:t>Glints</w:t>
         </w:r>
+      </w:hyperlink>
+    </w:p>
+    <w:p>
+      <w:pPr>
+        <w:spacing w:line="240" w:lineRule="auto"/>
+        <w:rPr>
+          <w:rFonts w:ascii="Times New Roman" w:hAnsi="Times New Roman" w:cs="Times New Roman"/>
+          <w:sz w:val="28"/>
+          <w:szCs w:val="28"/>
+        </w:rPr>
+      </w:pPr>
+      <w:r>
+        <w:rPr>
+          <w:rFonts w:ascii="Times New Roman" w:hAnsi="Times New Roman" w:cs="Times New Roman"/>
+          <w:sz w:val="28"/>
+          <w:szCs w:val="28"/>
+        </w:rPr>
+        <w:t xml:space="preserve">Ưu điểm: </w:t>
+      </w:r>
+    </w:p>
+    <w:p>
+      <w:pPr>
+        <w:numPr>
+          <w:ilvl w:val="0"/>
+          <w:numId w:val="5"/>
+        </w:numPr>
+        <w:spacing w:line="240" w:lineRule="auto"/>
+        <w:rPr>
+          <w:rFonts w:ascii="Times New Roman" w:hAnsi="Times New Roman" w:cs="Times New Roman"/>
+          <w:sz w:val="28"/>
+          <w:szCs w:val="28"/>
+        </w:rPr>
+      </w:pPr>
+      <w:r>
+        <w:rPr>
+          <w:rFonts w:ascii="Times New Roman" w:hAnsi="Times New Roman" w:cs="Times New Roman"/>
+          <w:sz w:val="28"/>
+          <w:szCs w:val="28"/>
+        </w:rPr>
+        <w:t>Nội dung đa dạng với nhiều giọng khác nhau</w:t>
+      </w:r>
+    </w:p>
+    <w:p>
+      <w:pPr>
+        <w:numPr>
+          <w:ilvl w:val="0"/>
+          <w:numId w:val="5"/>
+        </w:numPr>
+        <w:spacing w:line="240" w:lineRule="auto"/>
+        <w:rPr>
+          <w:rFonts w:ascii="Times New Roman" w:hAnsi="Times New Roman" w:cs="Times New Roman"/>
+          <w:sz w:val="28"/>
+          <w:szCs w:val="28"/>
+        </w:rPr>
+      </w:pPr>
+      <w:r>
+        <w:rPr>
+          <w:rFonts w:ascii="Times New Roman" w:hAnsi="Times New Roman" w:cs="Times New Roman"/>
+          <w:sz w:val="28"/>
+          <w:szCs w:val="28"/>
+        </w:rPr>
+        <w:t>Thuật toán học thông minh dựa trên khoa học thần kinh</w:t>
+      </w:r>
+    </w:p>
+    <w:p>
+      <w:pPr>
+        <w:numPr>
+          <w:ilvl w:val="0"/>
+          <w:numId w:val="5"/>
+        </w:numPr>
+        <w:spacing w:line="240" w:lineRule="auto"/>
+        <w:rPr>
+          <w:rFonts w:ascii="Times New Roman" w:hAnsi="Times New Roman" w:cs="Times New Roman"/>
+          <w:sz w:val="28"/>
+          <w:szCs w:val="28"/>
+        </w:rPr>
+      </w:pPr>
+      <w:r>
+        <w:rPr>
+          <w:rFonts w:ascii="Times New Roman" w:hAnsi="Times New Roman" w:cs="Times New Roman"/>
+          <w:sz w:val="28"/>
+          <w:szCs w:val="28"/>
+        </w:rPr>
+        <w:t>Nội dung do cộng đồng tạo ra phong phú</w:t>
+      </w:r>
+    </w:p>
+    <w:p>
+      <w:pPr>
+        <w:numPr>
+          <w:ilvl w:val="0"/>
+          <w:numId w:val="5"/>
+        </w:numPr>
+        <w:spacing w:line="240" w:lineRule="auto"/>
+        <w:rPr>
+          <w:rFonts w:ascii="Times New Roman" w:hAnsi="Times New Roman" w:cs="Times New Roman"/>
+          <w:sz w:val="28"/>
+          <w:szCs w:val="28"/>
+        </w:rPr>
+      </w:pPr>
+      <w:r>
+        <w:rPr>
+          <w:rFonts w:ascii="Times New Roman" w:hAnsi="Times New Roman" w:cs="Times New Roman"/>
+          <w:sz w:val="28"/>
+          <w:szCs w:val="28"/>
+        </w:rPr>
+        <w:t>Chế độ ngoại tuyến cho việc học không cần internet</w:t>
+      </w:r>
+    </w:p>
+    <w:p>
+      <w:pPr>
+        <w:spacing w:line="240" w:lineRule="auto"/>
+        <w:rPr>
+          <w:rFonts w:ascii="Times New Roman" w:hAnsi="Times New Roman" w:cs="Times New Roman"/>
+          <w:sz w:val="28"/>
+          <w:szCs w:val="28"/>
+        </w:rPr>
+      </w:pPr>
+      <w:r>
+        <w:rPr>
+          <w:rFonts w:ascii="Times New Roman" w:hAnsi="Times New Roman" w:cs="Times New Roman"/>
+          <w:sz w:val="28"/>
+          <w:szCs w:val="28"/>
+        </w:rPr>
+        <w:t>Nhược điểm:</w:t>
+      </w:r>
+    </w:p>
+    <w:p>
+      <w:pPr>
+        <w:numPr>
+          <w:ilvl w:val="0"/>
+          <w:numId w:val="6"/>
+        </w:numPr>
+        <w:spacing w:line="240" w:lineRule="auto"/>
+        <w:rPr>
+          <w:rFonts w:ascii="Times New Roman" w:hAnsi="Times New Roman" w:cs="Times New Roman"/>
+          <w:sz w:val="28"/>
+          <w:szCs w:val="28"/>
+        </w:rPr>
+      </w:pPr>
+      <w:r>
+        <w:rPr>
+          <w:rFonts w:ascii="Times New Roman" w:hAnsi="Times New Roman" w:cs="Times New Roman"/>
+          <w:sz w:val="28"/>
+          <w:szCs w:val="28"/>
+        </w:rPr>
+        <w:t>Hướng dẫn ngữ pháp hạn chế</w:t>
+      </w:r>
+    </w:p>
+    <w:p>
+      <w:pPr>
+        <w:numPr>
+          <w:ilvl w:val="0"/>
+          <w:numId w:val="6"/>
+        </w:numPr>
+        <w:spacing w:line="240" w:lineRule="auto"/>
+        <w:rPr>
+          <w:rFonts w:ascii="Times New Roman" w:hAnsi="Times New Roman" w:cs="Times New Roman"/>
+          <w:sz w:val="28"/>
+          <w:szCs w:val="28"/>
+        </w:rPr>
+      </w:pPr>
+      <w:r>
+        <w:rPr>
+          <w:rFonts w:ascii="Times New Roman" w:hAnsi="Times New Roman" w:cs="Times New Roman"/>
+          <w:sz w:val="28"/>
+          <w:szCs w:val="28"/>
+        </w:rPr>
+        <w:t>Một số nội dung do người dùng tạo ra có chất lượng không đồng đều</w:t>
+      </w:r>
+    </w:p>
+    <w:p>
+      <w:pPr>
+        <w:numPr>
+          <w:ilvl w:val="0"/>
+          <w:numId w:val="6"/>
+        </w:numPr>
+        <w:spacing w:line="240" w:lineRule="auto"/>
+        <w:rPr>
+          <w:rFonts w:ascii="Times New Roman" w:hAnsi="Times New Roman" w:cs="Times New Roman"/>
+          <w:sz w:val="28"/>
+          <w:szCs w:val="28"/>
+        </w:rPr>
+      </w:pPr>
+      <w:r>
+        <w:rPr>
+          <w:rFonts w:ascii="Times New Roman" w:hAnsi="Times New Roman" w:cs="Times New Roman"/>
+          <w:sz w:val="28"/>
+          <w:szCs w:val="28"/>
+        </w:rPr>
+        <w:t>Tính năng cao cấp khá nhiều so với phiên bản miễn phí</w:t>
+      </w:r>
+    </w:p>
+    <w:p>
+      <w:pPr>
+        <w:spacing w:line="240" w:lineRule="auto"/>
+        <w:rPr>
+          <w:rFonts w:ascii="Times New Roman" w:hAnsi="Times New Roman" w:cs="Times New Roman"/>
+          <w:sz w:val="28"/>
+          <w:szCs w:val="28"/>
+        </w:rPr>
+      </w:pPr>
+      <w:r>
+        <w:rPr>
+          <w:rFonts w:ascii="Times New Roman" w:hAnsi="Times New Roman" w:cs="Times New Roman"/>
+          <w:sz w:val="28"/>
+          <w:szCs w:val="28"/>
+        </w:rPr>
+        <w:t xml:space="preserve">Phù hợp với đối tượng: </w:t>
+      </w:r>
+    </w:p>
+    <w:p>
+      <w:pPr>
+        <w:pStyle w:val="ListParagraph"/>
+        <w:numPr>
+          <w:ilvl w:val="0"/>
+          <w:numId w:val="19"/>
+        </w:numPr>
+        <w:spacing w:line="240" w:lineRule="auto"/>
+        <w:rPr>
+          <w:rFonts w:ascii="Times New Roman" w:hAnsi="Times New Roman" w:cs="Times New Roman"/>
+          <w:sz w:val="28"/>
+          <w:szCs w:val="28"/>
+        </w:rPr>
+      </w:pPr>
+      <w:r>
+        <w:rPr>
+          <w:rFonts w:ascii="Times New Roman" w:hAnsi="Times New Roman" w:cs="Times New Roman"/>
+          <w:sz w:val="28"/>
+          <w:szCs w:val="28"/>
+        </w:rPr>
+        <w:t>Người cần mở rộng vốn từ vựng nhanh: Những người muốn học từ vựng thông qua các thuật toán thông minh và nội dung đa dạng từ cộng đồng.</w:t>
+      </w:r>
+    </w:p>
+    <w:p>
+      <w:pPr>
+        <w:pStyle w:val="ListParagraph"/>
+        <w:numPr>
+          <w:ilvl w:val="0"/>
+          <w:numId w:val="19"/>
+        </w:numPr>
+        <w:spacing w:line="240" w:lineRule="auto"/>
+        <w:rPr>
+          <w:rFonts w:ascii="Times New Roman" w:hAnsi="Times New Roman" w:cs="Times New Roman"/>
+          <w:sz w:val="28"/>
+          <w:szCs w:val="28"/>
+        </w:rPr>
+      </w:pPr>
+      <w:r>
+        <w:rPr>
+          <w:rFonts w:ascii="Times New Roman" w:hAnsi="Times New Roman" w:cs="Times New Roman"/>
+          <w:sz w:val="28"/>
+          <w:szCs w:val="28"/>
+        </w:rPr>
+        <w:t>Người thường xuyên di chuyển: Phù hợp với đối tượng cần học mọi lúc mọi nơi nhờ chế độ ngoại tuyến không cần internet.</w:t>
+      </w:r>
+    </w:p>
+    <w:p>
+      <w:pPr>
+        <w:pStyle w:val="ListParagraph"/>
+        <w:numPr>
+          <w:ilvl w:val="0"/>
+          <w:numId w:val="19"/>
+        </w:numPr>
+        <w:spacing w:line="240" w:lineRule="auto"/>
+        <w:rPr>
+          <w:rFonts w:ascii="Times New Roman" w:hAnsi="Times New Roman" w:cs="Times New Roman"/>
+          <w:sz w:val="28"/>
+          <w:szCs w:val="28"/>
+        </w:rPr>
+      </w:pPr>
+      <w:r>
+        <w:rPr>
+          <w:rFonts w:ascii="Times New Roman" w:hAnsi="Times New Roman" w:cs="Times New Roman"/>
+          <w:sz w:val="28"/>
+          <w:szCs w:val="28"/>
+        </w:rPr>
+        <w:t>Người muốn nghe giọng bản xứ thực tế: Dành cho ai muốn tiếp xúc với nhiều chất giọng và cách diễn đạt tự nhiên thay vì giọng đọc máy.</w:t>
+      </w:r>
+    </w:p>
+    <w:p>
+      <w:pPr>
+        <w:spacing w:line="240" w:lineRule="auto"/>
+        <w:rPr>
+          <w:rFonts w:ascii="Times New Roman" w:hAnsi="Times New Roman" w:cs="Times New Roman"/>
+          <w:sz w:val="28"/>
+          <w:szCs w:val="28"/>
+        </w:rPr>
+      </w:pPr>
+    </w:p>
+    <w:p>
+      <w:pPr>
+        <w:spacing w:line="240" w:lineRule="auto"/>
+        <w:rPr>
+          <w:rFonts w:ascii="Times New Roman" w:hAnsi="Times New Roman" w:cs="Times New Roman"/>
+          <w:sz w:val="28"/>
+          <w:szCs w:val="28"/>
+        </w:rPr>
+      </w:pPr>
+    </w:p>
+    <w:p>
+      <w:pPr>
+        <w:spacing w:line="240" w:lineRule="auto"/>
+        <w:rPr>
+          <w:rFonts w:ascii="Times New Roman" w:hAnsi="Times New Roman" w:cs="Times New Roman"/>
+          <w:sz w:val="28"/>
+          <w:szCs w:val="28"/>
+        </w:rPr>
+      </w:pPr>
+    </w:p>
+    <w:p>
+      <w:pPr>
+        <w:spacing w:line="240" w:lineRule="auto"/>
+        <w:rPr>
+          <w:rFonts w:ascii="Times New Roman" w:hAnsi="Times New Roman" w:cs="Times New Roman"/>
+          <w:sz w:val="28"/>
+          <w:szCs w:val="28"/>
+        </w:rPr>
+      </w:pPr>
+    </w:p>
+    <w:p>
+      <w:pPr>
+        <w:spacing w:line="240" w:lineRule="auto"/>
+        <w:rPr>
+          <w:rFonts w:ascii="Times New Roman" w:hAnsi="Times New Roman" w:cs="Times New Roman"/>
+          <w:sz w:val="28"/>
+          <w:szCs w:val="28"/>
+        </w:rPr>
+      </w:pPr>
+    </w:p>
+    <w:p>
+      <w:pPr>
+        <w:spacing w:line="240" w:lineRule="auto"/>
+        <w:rPr>
+          <w:rFonts w:ascii="Times New Roman" w:hAnsi="Times New Roman" w:cs="Times New Roman"/>
+          <w:sz w:val="28"/>
+          <w:szCs w:val="28"/>
+        </w:rPr>
+      </w:pPr>
+    </w:p>
+    <w:p>
+      <w:pPr>
+        <w:pStyle w:val="ListParagraph"/>
+        <w:numPr>
+          <w:ilvl w:val="0"/>
+          <w:numId w:val="1"/>
+        </w:numPr>
+        <w:spacing w:line="240" w:lineRule="auto"/>
+        <w:rPr>
+          <w:rFonts w:ascii="Times New Roman" w:hAnsi="Times New Roman" w:cs="Times New Roman"/>
+          <w:b/>
+          <w:bCs/>
+          <w:sz w:val="28"/>
+          <w:szCs w:val="28"/>
+        </w:rPr>
+      </w:pPr>
+      <w:r>
+        <w:rPr>
+          <w:rFonts w:ascii="Times New Roman" w:hAnsi="Times New Roman" w:cs="Times New Roman"/>
+          <w:b/>
+          <w:bCs/>
+          <w:sz w:val="28"/>
+          <w:szCs w:val="28"/>
+        </w:rPr>
+        <w:lastRenderedPageBreak/>
+        <w:t>ELSA Speak:</w:t>
+      </w:r>
+    </w:p>
+    <w:p>
+      <w:pPr>
+        <w:spacing w:line="240" w:lineRule="auto"/>
+        <w:rPr>
+          <w:rFonts w:ascii="Times New Roman" w:hAnsi="Times New Roman" w:cs="Times New Roman"/>
+          <w:sz w:val="28"/>
+          <w:szCs w:val="28"/>
+        </w:rPr>
+      </w:pPr>
+      <w:r>
+        <w:rPr>
+          <w:rFonts w:ascii="Times New Roman" w:hAnsi="Times New Roman" w:cs="Times New Roman"/>
+          <w:sz w:val="28"/>
+          <w:szCs w:val="28"/>
+        </w:rPr>
+        <w:t>Nguồn trích dẫn:</w:t>
+      </w:r>
+    </w:p>
+    <w:p>
+      <w:pPr>
+        <w:spacing w:line="240" w:lineRule="auto"/>
+        <w:rPr>
+          <w:rFonts w:ascii="Times New Roman" w:hAnsi="Times New Roman" w:cs="Times New Roman"/>
+          <w:sz w:val="28"/>
+          <w:szCs w:val="28"/>
+        </w:rPr>
+      </w:pPr>
+      <w:hyperlink r:id="rId18" w:anchor=":~:text=n%C4%83ng%20tr%E1%BA%A3%20ph%C3%AD-,1.%20Elsa%20Speak%20%E2%80%93%20H%E1%BB%8Dc%20n%C3%B3i%20ti%E1%BA%BFng%20Anh%20chu%E1%BA%A9n%20nh%C6%B0%20ng%C6%B0%E1%BB%9Di%20b%E1%BA%A3n%20x%E1%BB%A9,-App%20h%E1%BB%8Dc%20ti%E1%BA%BFng" w:history="1">
         <w:r>
           <w:rPr>
             <w:rStyle w:val="Hyperlink"/>
@@ -824,25 +1297,20 @@
             <w:sz w:val="28"/>
             <w:szCs w:val="28"/>
           </w:rPr>
-          <w:t>ới di động</w:t>
+          <w:t>Thế giới di động</w:t>
         </w:r>
       </w:hyperlink>
     </w:p>
     <w:p>
       <w:pPr>
-        <w:pStyle w:val="ListParagraph"/>
-        <w:numPr>
-          <w:ilvl w:val="0"/>
-          <w:numId w:val="11"/>
-        </w:numPr>
-        <w:spacing w:line="240" w:lineRule="auto"/>
-        <w:rPr>
-          <w:rFonts w:ascii="Times New Roman" w:hAnsi="Times New Roman" w:cs="Times New Roman"/>
-          <w:sz w:val="28"/>
-          <w:szCs w:val="28"/>
-        </w:rPr>
-      </w:pPr>
-      <w:hyperlink r:id="rId12" w:anchor=":~:text=theo%20chuy%C3%AAn%20d%E1%BB%A5ng.-,3.%20Memrise,-Memrise%20l%C3%A0%20app" w:history="1">
+        <w:spacing w:line="240" w:lineRule="auto"/>
+        <w:rPr>
+          <w:rFonts w:ascii="Times New Roman" w:hAnsi="Times New Roman" w:cs="Times New Roman"/>
+          <w:sz w:val="28"/>
+          <w:szCs w:val="28"/>
+        </w:rPr>
+      </w:pPr>
+      <w:hyperlink r:id="rId19" w:anchor=":~:text=b%C3%A0i%20ki%E1%BB%83m%20tra-,ELSA%20Speak,-N%E1%BB%81n%20t%E1%BA%A3ng%20h%E1%BB%97" w:history="1">
         <w:r>
           <w:rPr>
             <w:rStyle w:val="Hyperlink"/>
@@ -850,8 +1318,20 @@
             <w:sz w:val="28"/>
             <w:szCs w:val="28"/>
           </w:rPr>
-          <w:t>FPT S</w:t>
+          <w:t>CellphoneS</w:t>
         </w:r>
+      </w:hyperlink>
+    </w:p>
+    <w:p>
+      <w:pPr>
+        <w:spacing w:line="240" w:lineRule="auto"/>
+        <w:rPr>
+          <w:rFonts w:ascii="Times New Roman" w:hAnsi="Times New Roman" w:cs="Times New Roman"/>
+          <w:sz w:val="28"/>
+          <w:szCs w:val="28"/>
+        </w:rPr>
+      </w:pPr>
+      <w:hyperlink r:id="rId20" w:anchor="ftoc-heading-1:~:text=07.%20ELSA%20Speak%20%E2%80%93%20Ph%E1%BA%A7n%20m%E1%BB%81m%20h%E1%BB%8Dc%20ph%C3%A1t%20%C3%A2m%20ti%E1%BA%BFng%20Anh%20nh%C6%B0%20ng%C6%B0%E1%BB%9Di%20b%E1%BA%A3n%20x%E1%BB%A9" w:history="1">
         <w:r>
           <w:rPr>
             <w:rStyle w:val="Hyperlink"/>
@@ -859,8 +1339,20 @@
             <w:sz w:val="28"/>
             <w:szCs w:val="28"/>
           </w:rPr>
-          <w:t>h</w:t>
+          <w:t>English QTS</w:t>
         </w:r>
+      </w:hyperlink>
+    </w:p>
+    <w:p>
+      <w:pPr>
+        <w:spacing w:line="240" w:lineRule="auto"/>
+        <w:rPr>
+          <w:rFonts w:ascii="Times New Roman" w:hAnsi="Times New Roman" w:cs="Times New Roman"/>
+          <w:sz w:val="28"/>
+          <w:szCs w:val="28"/>
+        </w:rPr>
+      </w:pPr>
+      <w:hyperlink r:id="rId21" w:anchor="11-fluentu-%e2%80%93-hoc-qua-video-thuc-te:~:text=h%E1%BB%8Dc%20Vi%E1%BB%87t%20Nam%3A-,1.%20ELSA%20Speak%20%E2%80%93%20%E1%BB%A8ng%20D%E1%BB%A5ng%20S%E1%BB%ADa%20Ph%C3%A1t%20%C3%82m%20B%E1%BA%B1ng%20Tr%C3%AD%20Tu%E1%BB%87%20Nh%C3%A2n%20T%E1%BA%A1o,-ELSA%20Speak%20d%E1%BA%ABn" w:history="1">
         <w:r>
           <w:rPr>
             <w:rStyle w:val="Hyperlink"/>
@@ -868,116 +1360,20 @@
             <w:sz w:val="28"/>
             <w:szCs w:val="28"/>
           </w:rPr>
-          <w:t>op</w:t>
+          <w:t>EIV Edu</w:t>
         </w:r>
       </w:hyperlink>
     </w:p>
     <w:p>
       <w:pPr>
-        <w:pStyle w:val="ListParagraph"/>
-        <w:numPr>
-          <w:ilvl w:val="0"/>
-          <w:numId w:val="11"/>
-        </w:numPr>
-        <w:spacing w:line="240" w:lineRule="auto"/>
-        <w:rPr>
-          <w:rStyle w:val="Hyperlink"/>
-          <w:rFonts w:ascii="Times New Roman" w:hAnsi="Times New Roman" w:cs="Times New Roman"/>
-          <w:sz w:val="28"/>
-          <w:szCs w:val="28"/>
-        </w:rPr>
-      </w:pPr>
-      <w:r>
-        <w:rPr>
-          <w:rFonts w:ascii="Times New Roman" w:hAnsi="Times New Roman" w:cs="Times New Roman"/>
-          <w:sz w:val="28"/>
-          <w:szCs w:val="28"/>
-        </w:rPr>
-        <w:fldChar w:fldCharType="begin"/>
-      </w:r>
-      <w:r>
-        <w:rPr>
-          <w:rFonts w:ascii="Times New Roman" w:hAnsi="Times New Roman" w:cs="Times New Roman"/>
-          <w:sz w:val="28"/>
-          <w:szCs w:val="28"/>
-        </w:rPr>
-        <w:instrText>HYPERLINK "https://cellphones.com.vn/sforum/ung-dung-hoc-tieng-anh" \l ":~:text=m%E1%BB%9Bi%20b%E1%BA%AFt%20%C4%91%E1%BA%A7u-,Memrise,-N%E1%BB%81n%20t%E1%BA%A3ng%20h%E1%BB%97"</w:instrText>
-      </w:r>
-      <w:r>
-        <w:rPr>
-          <w:rFonts w:ascii="Times New Roman" w:hAnsi="Times New Roman" w:cs="Times New Roman"/>
-          <w:sz w:val="28"/>
-          <w:szCs w:val="28"/>
-        </w:rPr>
-      </w:r>
-      <w:r>
-        <w:rPr>
-          <w:rFonts w:ascii="Times New Roman" w:hAnsi="Times New Roman" w:cs="Times New Roman"/>
-          <w:sz w:val="28"/>
-          <w:szCs w:val="28"/>
-        </w:rPr>
-        <w:fldChar w:fldCharType="separate"/>
-      </w:r>
-      <w:r>
-        <w:rPr>
-          <w:rStyle w:val="Hyperlink"/>
-          <w:rFonts w:ascii="Times New Roman" w:hAnsi="Times New Roman" w:cs="Times New Roman"/>
-          <w:sz w:val="28"/>
-          <w:szCs w:val="28"/>
-        </w:rPr>
-        <w:t>Cellp</w:t>
-      </w:r>
-      <w:r>
-        <w:rPr>
-          <w:rStyle w:val="Hyperlink"/>
-          <w:rFonts w:ascii="Times New Roman" w:hAnsi="Times New Roman" w:cs="Times New Roman"/>
-          <w:sz w:val="28"/>
-          <w:szCs w:val="28"/>
-        </w:rPr>
-        <w:t>h</w:t>
-      </w:r>
-      <w:r>
-        <w:rPr>
-          <w:rStyle w:val="Hyperlink"/>
-          <w:rFonts w:ascii="Times New Roman" w:hAnsi="Times New Roman" w:cs="Times New Roman"/>
-          <w:sz w:val="28"/>
-          <w:szCs w:val="28"/>
-        </w:rPr>
-        <w:t>one</w:t>
-      </w:r>
-      <w:r>
-        <w:rPr>
-          <w:rStyle w:val="Hyperlink"/>
-          <w:rFonts w:ascii="Times New Roman" w:hAnsi="Times New Roman" w:cs="Times New Roman"/>
-          <w:sz w:val="28"/>
-          <w:szCs w:val="28"/>
-        </w:rPr>
-        <w:t>S</w:t>
-      </w:r>
-    </w:p>
-    <w:p>
-      <w:pPr>
-        <w:pStyle w:val="ListParagraph"/>
-        <w:numPr>
-          <w:ilvl w:val="0"/>
-          <w:numId w:val="11"/>
-        </w:numPr>
-        <w:spacing w:line="240" w:lineRule="auto"/>
-        <w:rPr>
-          <w:rFonts w:ascii="Times New Roman" w:hAnsi="Times New Roman" w:cs="Times New Roman"/>
-          <w:sz w:val="28"/>
-          <w:szCs w:val="28"/>
-        </w:rPr>
-      </w:pPr>
-      <w:r>
-        <w:rPr>
-          <w:rFonts w:ascii="Times New Roman" w:hAnsi="Times New Roman" w:cs="Times New Roman"/>
-          <w:sz w:val="28"/>
-          <w:szCs w:val="28"/>
-        </w:rPr>
-        <w:fldChar w:fldCharType="end"/>
-      </w:r>
-      <w:hyperlink r:id="rId13" w:anchor="ftoc-heading-1:~:text=06.%20Memrise%20%E2%80%93%20%E1%BB%A8ng%20d%E1%BB%A5ng%20h%E1%BB%8Dc%20ti%E1%BA%BFng%20Anh%20t%C4%83ng%20kh%E1%BA%A3%20n%C4%83ng%20ghi%20nh%E1%BB%9B" w:history="1">
+        <w:spacing w:line="240" w:lineRule="auto"/>
+        <w:rPr>
+          <w:rFonts w:ascii="Times New Roman" w:hAnsi="Times New Roman" w:cs="Times New Roman"/>
+          <w:sz w:val="28"/>
+          <w:szCs w:val="28"/>
+        </w:rPr>
+      </w:pPr>
+      <w:hyperlink r:id="rId22" w:anchor="1_duolingo_%e2%80%93_phan_mem_ngoai_ngu_%e2%80%9cquoc_dan%e2%80%9d:~:text=https%3A//languagedrops.com/-,3.%20ELSA%20speak%20%E2%80%93%20Luy%E1%BB%87n%20t%E1%BA%ADp%20ph%C3%A1t%20%C3%A2m%20nh%C6%B0%20ng%C6%B0%E1%BB%9Di%20b%E1%BA%A3n%20x%E1%BB%A9,-ELSA%20Speak%20%C4%91%C6%B0%E1%BB%A3c" w:history="1">
         <w:r>
           <w:rPr>
             <w:rStyle w:val="Hyperlink"/>
@@ -985,8 +1381,430 @@
             <w:sz w:val="28"/>
             <w:szCs w:val="28"/>
           </w:rPr>
-          <w:t>English Q</w:t>
+          <w:t>Glints</w:t>
         </w:r>
+      </w:hyperlink>
+    </w:p>
+    <w:p>
+      <w:pPr>
+        <w:spacing w:line="240" w:lineRule="auto"/>
+        <w:rPr>
+          <w:rFonts w:ascii="Times New Roman" w:hAnsi="Times New Roman" w:cs="Times New Roman"/>
+          <w:sz w:val="28"/>
+          <w:szCs w:val="28"/>
+        </w:rPr>
+      </w:pPr>
+      <w:r>
+        <w:rPr>
+          <w:rFonts w:ascii="Times New Roman" w:hAnsi="Times New Roman" w:cs="Times New Roman"/>
+          <w:sz w:val="28"/>
+          <w:szCs w:val="28"/>
+        </w:rPr>
+        <w:t xml:space="preserve">Ưu điểm: </w:t>
+      </w:r>
+    </w:p>
+    <w:p>
+      <w:pPr>
+        <w:numPr>
+          <w:ilvl w:val="0"/>
+          <w:numId w:val="9"/>
+        </w:numPr>
+        <w:spacing w:line="240" w:lineRule="auto"/>
+        <w:rPr>
+          <w:rFonts w:ascii="Times New Roman" w:hAnsi="Times New Roman" w:cs="Times New Roman"/>
+          <w:sz w:val="28"/>
+          <w:szCs w:val="28"/>
+        </w:rPr>
+      </w:pPr>
+      <w:r>
+        <w:rPr>
+          <w:rFonts w:ascii="Times New Roman" w:hAnsi="Times New Roman" w:cs="Times New Roman"/>
+          <w:sz w:val="28"/>
+          <w:szCs w:val="28"/>
+        </w:rPr>
+        <w:t>Độ chính xác cao trong việc phát hiện lỗi phát âm</w:t>
+      </w:r>
+    </w:p>
+    <w:p>
+      <w:pPr>
+        <w:numPr>
+          <w:ilvl w:val="0"/>
+          <w:numId w:val="9"/>
+        </w:numPr>
+        <w:spacing w:line="240" w:lineRule="auto"/>
+        <w:rPr>
+          <w:rFonts w:ascii="Times New Roman" w:hAnsi="Times New Roman" w:cs="Times New Roman"/>
+          <w:sz w:val="28"/>
+          <w:szCs w:val="28"/>
+        </w:rPr>
+      </w:pPr>
+      <w:r>
+        <w:rPr>
+          <w:rFonts w:ascii="Times New Roman" w:hAnsi="Times New Roman" w:cs="Times New Roman"/>
+          <w:sz w:val="28"/>
+          <w:szCs w:val="28"/>
+        </w:rPr>
+        <w:t>Phù hợp đặc biệt với giọng Việt Nam</w:t>
+      </w:r>
+    </w:p>
+    <w:p>
+      <w:pPr>
+        <w:numPr>
+          <w:ilvl w:val="0"/>
+          <w:numId w:val="9"/>
+        </w:numPr>
+        <w:spacing w:line="240" w:lineRule="auto"/>
+        <w:rPr>
+          <w:rFonts w:ascii="Times New Roman" w:hAnsi="Times New Roman" w:cs="Times New Roman"/>
+          <w:sz w:val="28"/>
+          <w:szCs w:val="28"/>
+        </w:rPr>
+      </w:pPr>
+      <w:r>
+        <w:rPr>
+          <w:rFonts w:ascii="Times New Roman" w:hAnsi="Times New Roman" w:cs="Times New Roman"/>
+          <w:sz w:val="28"/>
+          <w:szCs w:val="28"/>
+        </w:rPr>
+        <w:t>Giao diện đơn giản, dễ sử dụng</w:t>
+      </w:r>
+    </w:p>
+    <w:p>
+      <w:pPr>
+        <w:numPr>
+          <w:ilvl w:val="0"/>
+          <w:numId w:val="9"/>
+        </w:numPr>
+        <w:spacing w:line="240" w:lineRule="auto"/>
+        <w:rPr>
+          <w:rFonts w:ascii="Times New Roman" w:hAnsi="Times New Roman" w:cs="Times New Roman"/>
+          <w:sz w:val="28"/>
+          <w:szCs w:val="28"/>
+        </w:rPr>
+      </w:pPr>
+      <w:r>
+        <w:rPr>
+          <w:rFonts w:ascii="Times New Roman" w:hAnsi="Times New Roman" w:cs="Times New Roman"/>
+          <w:sz w:val="28"/>
+          <w:szCs w:val="28"/>
+        </w:rPr>
+        <w:t>Có lộ trình học cá nhân hóa</w:t>
+      </w:r>
+    </w:p>
+    <w:p>
+      <w:pPr>
+        <w:spacing w:line="240" w:lineRule="auto"/>
+        <w:rPr>
+          <w:rFonts w:ascii="Times New Roman" w:hAnsi="Times New Roman" w:cs="Times New Roman"/>
+          <w:sz w:val="28"/>
+          <w:szCs w:val="28"/>
+        </w:rPr>
+      </w:pPr>
+      <w:r>
+        <w:rPr>
+          <w:rFonts w:ascii="Times New Roman" w:hAnsi="Times New Roman" w:cs="Times New Roman"/>
+          <w:sz w:val="28"/>
+          <w:szCs w:val="28"/>
+        </w:rPr>
+        <w:t>Nhược điểm:</w:t>
+      </w:r>
+    </w:p>
+    <w:p>
+      <w:pPr>
+        <w:numPr>
+          <w:ilvl w:val="0"/>
+          <w:numId w:val="10"/>
+        </w:numPr>
+        <w:spacing w:line="240" w:lineRule="auto"/>
+        <w:rPr>
+          <w:rFonts w:ascii="Times New Roman" w:hAnsi="Times New Roman" w:cs="Times New Roman"/>
+          <w:sz w:val="28"/>
+          <w:szCs w:val="28"/>
+        </w:rPr>
+      </w:pPr>
+      <w:r>
+        <w:rPr>
+          <w:rFonts w:ascii="Times New Roman" w:hAnsi="Times New Roman" w:cs="Times New Roman"/>
+          <w:sz w:val="28"/>
+          <w:szCs w:val="28"/>
+        </w:rPr>
+        <w:t>Tập trung chủ yếu vào phát âm, ít về ngữ pháp</w:t>
+      </w:r>
+    </w:p>
+    <w:p>
+      <w:pPr>
+        <w:numPr>
+          <w:ilvl w:val="0"/>
+          <w:numId w:val="10"/>
+        </w:numPr>
+        <w:spacing w:line="240" w:lineRule="auto"/>
+        <w:rPr>
+          <w:rFonts w:ascii="Times New Roman" w:hAnsi="Times New Roman" w:cs="Times New Roman"/>
+          <w:sz w:val="28"/>
+          <w:szCs w:val="28"/>
+        </w:rPr>
+      </w:pPr>
+      <w:r>
+        <w:rPr>
+          <w:rFonts w:ascii="Times New Roman" w:hAnsi="Times New Roman" w:cs="Times New Roman"/>
+          <w:sz w:val="28"/>
+          <w:szCs w:val="28"/>
+        </w:rPr>
+        <w:t>Phiên bản miễn phí có giới hạn số bài học mỗi ngày</w:t>
+      </w:r>
+    </w:p>
+    <w:p>
+      <w:pPr>
+        <w:numPr>
+          <w:ilvl w:val="0"/>
+          <w:numId w:val="10"/>
+        </w:numPr>
+        <w:spacing w:line="240" w:lineRule="auto"/>
+        <w:rPr>
+          <w:rFonts w:ascii="Times New Roman" w:hAnsi="Times New Roman" w:cs="Times New Roman"/>
+          <w:sz w:val="28"/>
+          <w:szCs w:val="28"/>
+        </w:rPr>
+      </w:pPr>
+      <w:r>
+        <w:rPr>
+          <w:rFonts w:ascii="Times New Roman" w:hAnsi="Times New Roman" w:cs="Times New Roman"/>
+          <w:sz w:val="28"/>
+          <w:szCs w:val="28"/>
+        </w:rPr>
+        <w:t>Cần kết nối internet ổn định để hoạt động tốt</w:t>
+      </w:r>
+    </w:p>
+    <w:p>
+      <w:pPr>
+        <w:spacing w:line="240" w:lineRule="auto"/>
+        <w:rPr>
+          <w:rFonts w:ascii="Times New Roman" w:hAnsi="Times New Roman" w:cs="Times New Roman"/>
+          <w:sz w:val="28"/>
+          <w:szCs w:val="28"/>
+        </w:rPr>
+      </w:pPr>
+      <w:r>
+        <w:rPr>
+          <w:rFonts w:ascii="Times New Roman" w:hAnsi="Times New Roman" w:cs="Times New Roman"/>
+          <w:sz w:val="28"/>
+          <w:szCs w:val="28"/>
+        </w:rPr>
+        <w:t xml:space="preserve">Phù hợp với đối tượng: </w:t>
+      </w:r>
+    </w:p>
+    <w:p>
+      <w:pPr>
+        <w:pStyle w:val="ListParagraph"/>
+        <w:numPr>
+          <w:ilvl w:val="0"/>
+          <w:numId w:val="20"/>
+        </w:numPr>
+        <w:spacing w:line="240" w:lineRule="auto"/>
+        <w:rPr>
+          <w:rFonts w:ascii="Times New Roman" w:hAnsi="Times New Roman" w:cs="Times New Roman"/>
+          <w:sz w:val="28"/>
+          <w:szCs w:val="28"/>
+        </w:rPr>
+      </w:pPr>
+      <w:r>
+        <w:rPr>
+          <w:rFonts w:ascii="Times New Roman" w:hAnsi="Times New Roman" w:cs="Times New Roman"/>
+          <w:sz w:val="28"/>
+          <w:szCs w:val="28"/>
+        </w:rPr>
+        <w:t>Người muốn cải thiện kỹ năng nói: Đặc biệt phù hợp vì công nghệ AI được tối ưu riêng để nhận diện và sửa lỗi phát âm cho giọng Việt.</w:t>
+      </w:r>
+    </w:p>
+    <w:p>
+      <w:pPr>
+        <w:pStyle w:val="ListParagraph"/>
+        <w:numPr>
+          <w:ilvl w:val="0"/>
+          <w:numId w:val="20"/>
+        </w:numPr>
+        <w:spacing w:line="240" w:lineRule="auto"/>
+        <w:rPr>
+          <w:rFonts w:ascii="Times New Roman" w:hAnsi="Times New Roman" w:cs="Times New Roman"/>
+          <w:sz w:val="28"/>
+          <w:szCs w:val="28"/>
+        </w:rPr>
+      </w:pPr>
+      <w:r>
+        <w:rPr>
+          <w:rFonts w:ascii="Times New Roman" w:hAnsi="Times New Roman" w:cs="Times New Roman"/>
+          <w:sz w:val="28"/>
+          <w:szCs w:val="28"/>
+        </w:rPr>
+        <w:t xml:space="preserve">Người đi làm </w:t>
+      </w:r>
+      <w:r>
+        <w:rPr>
+          <w:rFonts w:ascii="Times New Roman" w:hAnsi="Times New Roman" w:cs="Times New Roman"/>
+          <w:sz w:val="28"/>
+          <w:szCs w:val="28"/>
+        </w:rPr>
+        <w:t xml:space="preserve">cần giao tiếp tiếng Anh và người </w:t>
+      </w:r>
+      <w:r>
+        <w:rPr>
+          <w:rFonts w:ascii="Times New Roman" w:hAnsi="Times New Roman" w:cs="Times New Roman"/>
+          <w:sz w:val="28"/>
+          <w:szCs w:val="28"/>
+        </w:rPr>
+        <w:t xml:space="preserve">chuẩn bị thi chứng </w:t>
+      </w:r>
+      <w:r>
+        <w:rPr>
+          <w:rFonts w:ascii="Times New Roman" w:hAnsi="Times New Roman" w:cs="Times New Roman"/>
+          <w:sz w:val="28"/>
+          <w:szCs w:val="28"/>
+        </w:rPr>
+        <w:t>chỉ</w:t>
+      </w:r>
+      <w:r>
+        <w:rPr>
+          <w:rFonts w:ascii="Times New Roman" w:hAnsi="Times New Roman" w:cs="Times New Roman"/>
+          <w:sz w:val="28"/>
+          <w:szCs w:val="28"/>
+        </w:rPr>
+        <w:t>: Những đối tượng cần sự chính xác cao trong phát âm và muốn có một lộ trình học được cá nhân hóa theo năng lực.</w:t>
+      </w:r>
+    </w:p>
+    <w:p>
+      <w:pPr>
+        <w:pStyle w:val="ListParagraph"/>
+        <w:numPr>
+          <w:ilvl w:val="0"/>
+          <w:numId w:val="20"/>
+        </w:numPr>
+        <w:spacing w:line="240" w:lineRule="auto"/>
+        <w:rPr>
+          <w:rFonts w:ascii="Times New Roman" w:hAnsi="Times New Roman" w:cs="Times New Roman"/>
+          <w:sz w:val="28"/>
+          <w:szCs w:val="28"/>
+        </w:rPr>
+      </w:pPr>
+      <w:r>
+        <w:rPr>
+          <w:rFonts w:ascii="Times New Roman" w:hAnsi="Times New Roman" w:cs="Times New Roman"/>
+          <w:sz w:val="28"/>
+          <w:szCs w:val="28"/>
+        </w:rPr>
+        <w:t>Người bận rộn: Phù hợp để luyện tập nhanh các bài học ngắn mỗi ngày với giao diện đơn giản.</w:t>
+      </w:r>
+    </w:p>
+    <w:p>
+      <w:pPr>
+        <w:spacing w:line="240" w:lineRule="auto"/>
+        <w:rPr>
+          <w:rFonts w:ascii="Times New Roman" w:hAnsi="Times New Roman" w:cs="Times New Roman"/>
+          <w:sz w:val="28"/>
+          <w:szCs w:val="28"/>
+        </w:rPr>
+      </w:pPr>
+    </w:p>
+    <w:p>
+      <w:pPr>
+        <w:spacing w:line="240" w:lineRule="auto"/>
+        <w:rPr>
+          <w:rFonts w:ascii="Times New Roman" w:hAnsi="Times New Roman" w:cs="Times New Roman"/>
+          <w:sz w:val="28"/>
+          <w:szCs w:val="28"/>
+        </w:rPr>
+      </w:pPr>
+    </w:p>
+    <w:p>
+      <w:pPr>
+        <w:spacing w:line="240" w:lineRule="auto"/>
+        <w:rPr>
+          <w:rFonts w:ascii="Times New Roman" w:hAnsi="Times New Roman" w:cs="Times New Roman"/>
+          <w:sz w:val="28"/>
+          <w:szCs w:val="28"/>
+        </w:rPr>
+      </w:pPr>
+    </w:p>
+    <w:p>
+      <w:pPr>
+        <w:spacing w:line="240" w:lineRule="auto"/>
+        <w:rPr>
+          <w:rFonts w:ascii="Times New Roman" w:hAnsi="Times New Roman" w:cs="Times New Roman"/>
+          <w:sz w:val="28"/>
+          <w:szCs w:val="28"/>
+        </w:rPr>
+      </w:pPr>
+    </w:p>
+    <w:p>
+      <w:pPr>
+        <w:spacing w:line="240" w:lineRule="auto"/>
+        <w:rPr>
+          <w:rFonts w:ascii="Times New Roman" w:hAnsi="Times New Roman" w:cs="Times New Roman"/>
+          <w:sz w:val="28"/>
+          <w:szCs w:val="28"/>
+        </w:rPr>
+      </w:pPr>
+    </w:p>
+    <w:p>
+      <w:pPr>
+        <w:pStyle w:val="ListParagraph"/>
+        <w:numPr>
+          <w:ilvl w:val="0"/>
+          <w:numId w:val="1"/>
+        </w:numPr>
+        <w:spacing w:line="240" w:lineRule="auto"/>
+        <w:rPr>
+          <w:rFonts w:ascii="Times New Roman" w:hAnsi="Times New Roman" w:cs="Times New Roman"/>
+          <w:b/>
+          <w:bCs/>
+          <w:sz w:val="28"/>
+          <w:szCs w:val="28"/>
+        </w:rPr>
+      </w:pPr>
+      <w:r>
+        <w:rPr>
+          <w:rFonts w:ascii="Times New Roman" w:hAnsi="Times New Roman" w:cs="Times New Roman"/>
+          <w:b/>
+          <w:bCs/>
+          <w:sz w:val="28"/>
+          <w:szCs w:val="28"/>
+        </w:rPr>
+        <w:lastRenderedPageBreak/>
+        <w:t>Cake:</w:t>
+      </w:r>
+    </w:p>
+    <w:p>
+      <w:pPr>
+        <w:spacing w:line="240" w:lineRule="auto"/>
+        <w:rPr>
+          <w:rFonts w:ascii="Times New Roman" w:hAnsi="Times New Roman" w:cs="Times New Roman"/>
+          <w:sz w:val="28"/>
+          <w:szCs w:val="28"/>
+        </w:rPr>
+      </w:pPr>
+      <w:r>
+        <w:rPr>
+          <w:rFonts w:ascii="Times New Roman" w:hAnsi="Times New Roman" w:cs="Times New Roman"/>
+          <w:sz w:val="28"/>
+          <w:szCs w:val="28"/>
+        </w:rPr>
+        <w:t>Nguồn trích dẫn:</w:t>
+      </w:r>
+    </w:p>
+    <w:p>
+      <w:pPr>
+        <w:pStyle w:val="ListParagraph"/>
+        <w:numPr>
+          <w:ilvl w:val="0"/>
+          <w:numId w:val="12"/>
+        </w:numPr>
+        <w:spacing w:line="240" w:lineRule="auto"/>
+        <w:rPr>
+          <w:rFonts w:ascii="Times New Roman" w:hAnsi="Times New Roman" w:cs="Times New Roman"/>
+          <w:sz w:val="28"/>
+          <w:szCs w:val="28"/>
+        </w:rPr>
+      </w:pPr>
+      <w:hyperlink r:id="rId23" w:anchor=":~:text=ngay%20nh%C3%A9%20b%E1%BA%A1n-,10.%20Cake%20%E2%80%93%20Ti%E1%BA%BFng%20Anh%20giao%20ti%E1%BA%BFp%20mi%E1%BB%85n%20ph%C3%AD%20qua%20video%20v%C3%A0%20b%C3%A0i%20luy%E1%BB%87n%20n%C3%B3i%20t%C6%B0%C6%A1ng%20t%C3%A1c,-Cake%20l%C3%A0%20m%E1%BB%99t" w:history="1">
         <w:r>
           <w:rPr>
             <w:rStyle w:val="Hyperlink"/>
@@ -994,8 +1812,25 @@
             <w:sz w:val="28"/>
             <w:szCs w:val="28"/>
           </w:rPr>
-          <w:t>T</w:t>
+          <w:t>Thế giới di động</w:t>
         </w:r>
+      </w:hyperlink>
+    </w:p>
+    <w:p>
+      <w:pPr>
+        <w:pStyle w:val="ListParagraph"/>
+        <w:numPr>
+          <w:ilvl w:val="0"/>
+          <w:numId w:val="12"/>
+        </w:numPr>
+        <w:spacing w:line="240" w:lineRule="auto"/>
+        <w:rPr>
+          <w:rFonts w:ascii="Times New Roman" w:hAnsi="Times New Roman" w:cs="Times New Roman"/>
+          <w:sz w:val="28"/>
+          <w:szCs w:val="28"/>
+        </w:rPr>
+      </w:pPr>
+      <w:hyperlink r:id="rId24" w:anchor=":~:text=%C4%91%E1%BA%BFn%20t%C3%ACm%20b%E1%BA%A1n.-,2.%20Cake,-B%E1%BA%AFt%20%C4%91%E1%BA%A7u%20l%E1%BA%A1i" w:history="1">
         <w:r>
           <w:rPr>
             <w:rStyle w:val="Hyperlink"/>
@@ -1003,7 +1838,7 @@
             <w:sz w:val="28"/>
             <w:szCs w:val="28"/>
           </w:rPr>
-          <w:t>S</w:t>
+          <w:t>FPT Shop</w:t>
         </w:r>
       </w:hyperlink>
     </w:p>
@@ -1012,7 +1847,7 @@
         <w:pStyle w:val="ListParagraph"/>
         <w:numPr>
           <w:ilvl w:val="0"/>
-          <w:numId w:val="11"/>
+          <w:numId w:val="12"/>
         </w:numPr>
         <w:spacing w:line="240" w:lineRule="auto"/>
         <w:rPr>
@@ -1021,7 +1856,7 @@
           <w:szCs w:val="28"/>
         </w:rPr>
       </w:pPr>
-      <w:hyperlink r:id="rId14" w:anchor="11-fluentu-%e2%80%93-hoc-qua-video-thuc-te:~:text=k%E1%BA%BF%20b%C3%A0i%20b%E1%BA%A3n.-,3.%20Memrise%20%E2%80%93%20H%E1%BB%8Dc%20T%E1%BB%AB%20V%E1%BB%B1ng%20Qua%20Video%20Ng%C6%B0%E1%BB%9Di%20B%E1%BA%A3n%20Ng%E1%BB%AF,-Memrise%20d%E1%BA%ABn%20%C4%91%E1%BA%A7u" w:history="1">
+      <w:hyperlink r:id="rId25" w:anchor=":~:text=h%E1%BB%8Dc%20chuy%C3%AAn%20ng%C3%A0nh.-,Cake,-N%E1%BB%81n%20t%E1%BA%A3ng%20h%E1%BB%97" w:history="1">
         <w:r>
           <w:rPr>
             <w:rStyle w:val="Hyperlink"/>
@@ -1029,8 +1864,25 @@
             <w:sz w:val="28"/>
             <w:szCs w:val="28"/>
           </w:rPr>
-          <w:t>EIV E</w:t>
+          <w:t>CellphoneS</w:t>
         </w:r>
+      </w:hyperlink>
+    </w:p>
+    <w:p>
+      <w:pPr>
+        <w:pStyle w:val="ListParagraph"/>
+        <w:numPr>
+          <w:ilvl w:val="0"/>
+          <w:numId w:val="12"/>
+        </w:numPr>
+        <w:spacing w:line="240" w:lineRule="auto"/>
+        <w:rPr>
+          <w:rFonts w:ascii="Times New Roman" w:hAnsi="Times New Roman" w:cs="Times New Roman"/>
+          <w:sz w:val="28"/>
+          <w:szCs w:val="28"/>
+        </w:rPr>
+      </w:pPr>
+      <w:hyperlink r:id="rId26" w:anchor="ftoc-heading-1:~:text=02.%20Cake%20%E2%80%93%20%E1%BB%A8ng%20d%E1%BB%A5ng%20h%E1%BB%8Dc%20ti%E1%BA%BFng%20Anh%20%26%20ti%E1%BA%BFng%20H%C3%A0n" w:history="1">
         <w:r>
           <w:rPr>
             <w:rStyle w:val="Hyperlink"/>
@@ -1038,8 +1890,25 @@
             <w:sz w:val="28"/>
             <w:szCs w:val="28"/>
           </w:rPr>
-          <w:t>d</w:t>
+          <w:t>English QTS</w:t>
         </w:r>
+      </w:hyperlink>
+    </w:p>
+    <w:p>
+      <w:pPr>
+        <w:pStyle w:val="ListParagraph"/>
+        <w:numPr>
+          <w:ilvl w:val="0"/>
+          <w:numId w:val="12"/>
+        </w:numPr>
+        <w:spacing w:line="240" w:lineRule="auto"/>
+        <w:rPr>
+          <w:rFonts w:ascii="Times New Roman" w:hAnsi="Times New Roman" w:cs="Times New Roman"/>
+          <w:sz w:val="28"/>
+          <w:szCs w:val="28"/>
+        </w:rPr>
+      </w:pPr>
+      <w:hyperlink r:id="rId27" w:anchor="11-fluentu-%e2%80%93-hoc-qua-video-thuc-te:~:text=4.2/5%20sao-,6.%20Cake%20%E2%80%93%20Video%20Ng%E1%BA%AFn%20V%C3%A0%20Luy%E1%BB%87n%20Ph%C3%A1t%20%C3%82m,-Cake%20chuy%C3%AAn%20v%E1%BB%81" w:history="1">
         <w:r>
           <w:rPr>
             <w:rStyle w:val="Hyperlink"/>
@@ -1047,7 +1916,7 @@
             <w:sz w:val="28"/>
             <w:szCs w:val="28"/>
           </w:rPr>
-          <w:t>u</w:t>
+          <w:t>EIV Edu</w:t>
         </w:r>
       </w:hyperlink>
     </w:p>
@@ -1056,7 +1925,7 @@
         <w:pStyle w:val="ListParagraph"/>
         <w:numPr>
           <w:ilvl w:val="0"/>
-          <w:numId w:val="11"/>
+          <w:numId w:val="12"/>
         </w:numPr>
         <w:spacing w:line="240" w:lineRule="auto"/>
         <w:rPr>
@@ -1065,7 +1934,7 @@
           <w:szCs w:val="28"/>
         </w:rPr>
       </w:pPr>
-      <w:hyperlink r:id="rId15" w:anchor="1_duolingo_%e2%80%93_phan_mem_ngoai_ngu_%e2%80%9cquoc_dan%e2%80%9d:~:text=https%3A//elsaspeak.com/-,4.%20Memrise%20%E2%80%93%20C%C3%B9ng%20phi%C3%AAu%20l%C6%B0u%20v%C3%A0o%20th%E1%BA%BF%20gi%E1%BB%9Bi%20ngo%E1%BA%A1i%20ng%E1%BB%AF%20c%C3%B9ng%20ph%E1%BA%A7n%20m%E1%BB%81m%20h%E1%BB%8Dc%20t%E1%BA%ADp%20th%C3%BA%20v%E1%BB%8B,-Memrise%20s%E1%BA%BD%20bi%E1%BA%BFn" w:history="1">
+      <w:hyperlink r:id="rId28" w:anchor="1_duolingo_%e2%80%93_phan_mem_ngoai_ngu_%e2%80%9cquoc_dan%e2%80%9d:~:text=fluentu.com/en/-,13.%20Cake%20%E2%80%93%20N%E1%BA%AFm%20v%E1%BB%AFng%20ti%E1%BA%BFng%20Anh%20giao%20ti%E1%BA%BFp%20trong%20t%E1%BA%A7m%20tay,-Ph%E1%BA%A7n%20m%E1%BB%81m%20h%E1%BB%8Dc" w:history="1">
         <w:r>
           <w:rPr>
             <w:rStyle w:val="Hyperlink"/>
@@ -1073,1263 +1942,7 @@
             <w:sz w:val="28"/>
             <w:szCs w:val="28"/>
           </w:rPr>
-          <w:t>Glin</w:t>
-        </w:r>
-        <w:r>
-          <w:rPr>
-            <w:rStyle w:val="Hyperlink"/>
-            <w:rFonts w:ascii="Times New Roman" w:hAnsi="Times New Roman" w:cs="Times New Roman"/>
-            <w:sz w:val="28"/>
-            <w:szCs w:val="28"/>
-          </w:rPr>
-          <w:t>t</w:t>
-        </w:r>
-        <w:r>
-          <w:rPr>
-            <w:rStyle w:val="Hyperlink"/>
-            <w:rFonts w:ascii="Times New Roman" w:hAnsi="Times New Roman" w:cs="Times New Roman"/>
-            <w:sz w:val="28"/>
-            <w:szCs w:val="28"/>
-          </w:rPr>
-          <w:t>s</w:t>
-        </w:r>
-      </w:hyperlink>
-    </w:p>
-    <w:p>
-      <w:pPr>
-        <w:spacing w:line="240" w:lineRule="auto"/>
-        <w:rPr>
-          <w:rFonts w:ascii="Times New Roman" w:hAnsi="Times New Roman" w:cs="Times New Roman"/>
-          <w:sz w:val="28"/>
-          <w:szCs w:val="28"/>
-        </w:rPr>
-      </w:pPr>
-      <w:r>
-        <w:rPr>
-          <w:rFonts w:ascii="Times New Roman" w:hAnsi="Times New Roman" w:cs="Times New Roman"/>
-          <w:sz w:val="28"/>
-          <w:szCs w:val="28"/>
-        </w:rPr>
-        <w:t xml:space="preserve">Ưu điểm: </w:t>
-      </w:r>
-    </w:p>
-    <w:p>
-      <w:pPr>
-        <w:numPr>
-          <w:ilvl w:val="0"/>
-          <w:numId w:val="5"/>
-        </w:numPr>
-        <w:spacing w:line="240" w:lineRule="auto"/>
-        <w:rPr>
-          <w:rFonts w:ascii="Times New Roman" w:hAnsi="Times New Roman" w:cs="Times New Roman"/>
-          <w:sz w:val="28"/>
-          <w:szCs w:val="28"/>
-        </w:rPr>
-      </w:pPr>
-      <w:r>
-        <w:rPr>
-          <w:rFonts w:ascii="Times New Roman" w:hAnsi="Times New Roman" w:cs="Times New Roman"/>
-          <w:sz w:val="28"/>
-          <w:szCs w:val="28"/>
-        </w:rPr>
-        <w:t>Nội dung đa dạng với nhiều giọng khác nhau</w:t>
-      </w:r>
-    </w:p>
-    <w:p>
-      <w:pPr>
-        <w:numPr>
-          <w:ilvl w:val="0"/>
-          <w:numId w:val="5"/>
-        </w:numPr>
-        <w:spacing w:line="240" w:lineRule="auto"/>
-        <w:rPr>
-          <w:rFonts w:ascii="Times New Roman" w:hAnsi="Times New Roman" w:cs="Times New Roman"/>
-          <w:sz w:val="28"/>
-          <w:szCs w:val="28"/>
-        </w:rPr>
-      </w:pPr>
-      <w:r>
-        <w:rPr>
-          <w:rFonts w:ascii="Times New Roman" w:hAnsi="Times New Roman" w:cs="Times New Roman"/>
-          <w:sz w:val="28"/>
-          <w:szCs w:val="28"/>
-        </w:rPr>
-        <w:t>Thuật toán học thông minh dựa trên khoa học thần kinh</w:t>
-      </w:r>
-    </w:p>
-    <w:p>
-      <w:pPr>
-        <w:numPr>
-          <w:ilvl w:val="0"/>
-          <w:numId w:val="5"/>
-        </w:numPr>
-        <w:spacing w:line="240" w:lineRule="auto"/>
-        <w:rPr>
-          <w:rFonts w:ascii="Times New Roman" w:hAnsi="Times New Roman" w:cs="Times New Roman"/>
-          <w:sz w:val="28"/>
-          <w:szCs w:val="28"/>
-        </w:rPr>
-      </w:pPr>
-      <w:r>
-        <w:rPr>
-          <w:rFonts w:ascii="Times New Roman" w:hAnsi="Times New Roman" w:cs="Times New Roman"/>
-          <w:sz w:val="28"/>
-          <w:szCs w:val="28"/>
-        </w:rPr>
-        <w:t>Nội dung do cộng đồng tạo ra phong phú</w:t>
-      </w:r>
-    </w:p>
-    <w:p>
-      <w:pPr>
-        <w:numPr>
-          <w:ilvl w:val="0"/>
-          <w:numId w:val="5"/>
-        </w:numPr>
-        <w:spacing w:line="240" w:lineRule="auto"/>
-        <w:rPr>
-          <w:rFonts w:ascii="Times New Roman" w:hAnsi="Times New Roman" w:cs="Times New Roman"/>
-          <w:sz w:val="28"/>
-          <w:szCs w:val="28"/>
-        </w:rPr>
-      </w:pPr>
-      <w:r>
-        <w:rPr>
-          <w:rFonts w:ascii="Times New Roman" w:hAnsi="Times New Roman" w:cs="Times New Roman"/>
-          <w:sz w:val="28"/>
-          <w:szCs w:val="28"/>
-        </w:rPr>
-        <w:t>Chế độ ngoại tuyến cho việc học không cần internet</w:t>
-      </w:r>
-    </w:p>
-    <w:p>
-      <w:pPr>
-        <w:spacing w:line="240" w:lineRule="auto"/>
-        <w:rPr>
-          <w:rFonts w:ascii="Times New Roman" w:hAnsi="Times New Roman" w:cs="Times New Roman"/>
-          <w:sz w:val="28"/>
-          <w:szCs w:val="28"/>
-        </w:rPr>
-      </w:pPr>
-      <w:r>
-        <w:rPr>
-          <w:rFonts w:ascii="Times New Roman" w:hAnsi="Times New Roman" w:cs="Times New Roman"/>
-          <w:sz w:val="28"/>
-          <w:szCs w:val="28"/>
-        </w:rPr>
-        <w:t>Nhược điểm:</w:t>
-      </w:r>
-    </w:p>
-    <w:p>
-      <w:pPr>
-        <w:numPr>
-          <w:ilvl w:val="0"/>
-          <w:numId w:val="6"/>
-        </w:numPr>
-        <w:spacing w:line="240" w:lineRule="auto"/>
-        <w:rPr>
-          <w:rFonts w:ascii="Times New Roman" w:hAnsi="Times New Roman" w:cs="Times New Roman"/>
-          <w:sz w:val="28"/>
-          <w:szCs w:val="28"/>
-        </w:rPr>
-      </w:pPr>
-      <w:r>
-        <w:rPr>
-          <w:rFonts w:ascii="Times New Roman" w:hAnsi="Times New Roman" w:cs="Times New Roman"/>
-          <w:sz w:val="28"/>
-          <w:szCs w:val="28"/>
-        </w:rPr>
-        <w:t>Hướng dẫn ngữ pháp hạn chế</w:t>
-      </w:r>
-    </w:p>
-    <w:p>
-      <w:pPr>
-        <w:numPr>
-          <w:ilvl w:val="0"/>
-          <w:numId w:val="6"/>
-        </w:numPr>
-        <w:spacing w:line="240" w:lineRule="auto"/>
-        <w:rPr>
-          <w:rFonts w:ascii="Times New Roman" w:hAnsi="Times New Roman" w:cs="Times New Roman"/>
-          <w:sz w:val="28"/>
-          <w:szCs w:val="28"/>
-        </w:rPr>
-      </w:pPr>
-      <w:r>
-        <w:rPr>
-          <w:rFonts w:ascii="Times New Roman" w:hAnsi="Times New Roman" w:cs="Times New Roman"/>
-          <w:sz w:val="28"/>
-          <w:szCs w:val="28"/>
-        </w:rPr>
-        <w:t>Một số nội dung do người dùng tạo ra có chất lượng không đồng đều</w:t>
-      </w:r>
-    </w:p>
-    <w:p>
-      <w:pPr>
-        <w:numPr>
-          <w:ilvl w:val="0"/>
-          <w:numId w:val="6"/>
-        </w:numPr>
-        <w:spacing w:line="240" w:lineRule="auto"/>
-        <w:rPr>
-          <w:rFonts w:ascii="Times New Roman" w:hAnsi="Times New Roman" w:cs="Times New Roman"/>
-          <w:sz w:val="28"/>
-          <w:szCs w:val="28"/>
-        </w:rPr>
-      </w:pPr>
-      <w:r>
-        <w:rPr>
-          <w:rFonts w:ascii="Times New Roman" w:hAnsi="Times New Roman" w:cs="Times New Roman"/>
-          <w:sz w:val="28"/>
-          <w:szCs w:val="28"/>
-        </w:rPr>
-        <w:t>Tính năng cao cấp khá nhiều so với phiên bản miễn phí</w:t>
-      </w:r>
-    </w:p>
-    <w:p>
-      <w:pPr>
-        <w:spacing w:line="240" w:lineRule="auto"/>
-        <w:rPr>
-          <w:rFonts w:ascii="Times New Roman" w:hAnsi="Times New Roman" w:cs="Times New Roman"/>
-          <w:sz w:val="28"/>
-          <w:szCs w:val="28"/>
-        </w:rPr>
-      </w:pPr>
-      <w:r>
-        <w:rPr>
-          <w:rFonts w:ascii="Times New Roman" w:hAnsi="Times New Roman" w:cs="Times New Roman"/>
-          <w:sz w:val="28"/>
-          <w:szCs w:val="28"/>
-        </w:rPr>
-        <w:t xml:space="preserve">Phù hợp với đối tượng: </w:t>
-      </w:r>
-    </w:p>
-    <w:p>
-      <w:pPr>
-        <w:pStyle w:val="ListParagraph"/>
-        <w:numPr>
-          <w:ilvl w:val="0"/>
-          <w:numId w:val="19"/>
-        </w:numPr>
-        <w:spacing w:line="240" w:lineRule="auto"/>
-        <w:rPr>
-          <w:rFonts w:ascii="Times New Roman" w:hAnsi="Times New Roman" w:cs="Times New Roman"/>
-          <w:sz w:val="28"/>
-          <w:szCs w:val="28"/>
-        </w:rPr>
-      </w:pPr>
-      <w:r>
-        <w:rPr>
-          <w:rFonts w:ascii="Times New Roman" w:hAnsi="Times New Roman" w:cs="Times New Roman"/>
-          <w:sz w:val="28"/>
-          <w:szCs w:val="28"/>
-        </w:rPr>
-        <w:t>Người cần mở rộng vốn từ vựng nhanh: Những người muốn học từ vựng thông qua các thuật toán thông minh và nội dung đa dạng từ cộng đồng.</w:t>
-      </w:r>
-    </w:p>
-    <w:p>
-      <w:pPr>
-        <w:pStyle w:val="ListParagraph"/>
-        <w:numPr>
-          <w:ilvl w:val="0"/>
-          <w:numId w:val="19"/>
-        </w:numPr>
-        <w:spacing w:line="240" w:lineRule="auto"/>
-        <w:rPr>
-          <w:rFonts w:ascii="Times New Roman" w:hAnsi="Times New Roman" w:cs="Times New Roman"/>
-          <w:sz w:val="28"/>
-          <w:szCs w:val="28"/>
-        </w:rPr>
-      </w:pPr>
-      <w:r>
-        <w:rPr>
-          <w:rFonts w:ascii="Times New Roman" w:hAnsi="Times New Roman" w:cs="Times New Roman"/>
-          <w:sz w:val="28"/>
-          <w:szCs w:val="28"/>
-        </w:rPr>
-        <w:t>Người thường xuyên di chuyển: Phù hợp với đối tượng cần học mọi lúc mọi nơi nhờ chế độ ngoại tuyến không cần internet.</w:t>
-      </w:r>
-    </w:p>
-    <w:p>
-      <w:pPr>
-        <w:pStyle w:val="ListParagraph"/>
-        <w:numPr>
-          <w:ilvl w:val="0"/>
-          <w:numId w:val="19"/>
-        </w:numPr>
-        <w:spacing w:line="240" w:lineRule="auto"/>
-        <w:rPr>
-          <w:rFonts w:ascii="Times New Roman" w:hAnsi="Times New Roman" w:cs="Times New Roman"/>
-          <w:sz w:val="28"/>
-          <w:szCs w:val="28"/>
-        </w:rPr>
-      </w:pPr>
-      <w:r>
-        <w:rPr>
-          <w:rFonts w:ascii="Times New Roman" w:hAnsi="Times New Roman" w:cs="Times New Roman"/>
-          <w:sz w:val="28"/>
-          <w:szCs w:val="28"/>
-        </w:rPr>
-        <w:t>Người muốn nghe giọng bản xứ thực tế: Dành cho ai muốn tiếp xúc với nhiều chất giọng và cách diễn đạt tự nhiên thay vì giọng đọc máy.</w:t>
-      </w:r>
-    </w:p>
-    <w:p>
-      <w:pPr>
-        <w:spacing w:line="240" w:lineRule="auto"/>
-        <w:rPr>
-          <w:rFonts w:ascii="Times New Roman" w:hAnsi="Times New Roman" w:cs="Times New Roman"/>
-          <w:sz w:val="28"/>
-          <w:szCs w:val="28"/>
-        </w:rPr>
-      </w:pPr>
-    </w:p>
-    <w:p>
-      <w:pPr>
-        <w:spacing w:line="240" w:lineRule="auto"/>
-        <w:rPr>
-          <w:rFonts w:ascii="Times New Roman" w:hAnsi="Times New Roman" w:cs="Times New Roman"/>
-          <w:sz w:val="28"/>
-          <w:szCs w:val="28"/>
-        </w:rPr>
-      </w:pPr>
-    </w:p>
-    <w:p>
-      <w:pPr>
-        <w:spacing w:line="240" w:lineRule="auto"/>
-        <w:rPr>
-          <w:rFonts w:ascii="Times New Roman" w:hAnsi="Times New Roman" w:cs="Times New Roman"/>
-          <w:sz w:val="28"/>
-          <w:szCs w:val="28"/>
-        </w:rPr>
-      </w:pPr>
-    </w:p>
-    <w:p>
-      <w:pPr>
-        <w:spacing w:line="240" w:lineRule="auto"/>
-        <w:rPr>
-          <w:rFonts w:ascii="Times New Roman" w:hAnsi="Times New Roman" w:cs="Times New Roman"/>
-          <w:sz w:val="28"/>
-          <w:szCs w:val="28"/>
-        </w:rPr>
-      </w:pPr>
-    </w:p>
-    <w:p>
-      <w:pPr>
-        <w:spacing w:line="240" w:lineRule="auto"/>
-        <w:rPr>
-          <w:rFonts w:ascii="Times New Roman" w:hAnsi="Times New Roman" w:cs="Times New Roman"/>
-          <w:sz w:val="28"/>
-          <w:szCs w:val="28"/>
-        </w:rPr>
-      </w:pPr>
-    </w:p>
-    <w:p>
-      <w:pPr>
-        <w:spacing w:line="240" w:lineRule="auto"/>
-        <w:rPr>
-          <w:rFonts w:ascii="Times New Roman" w:hAnsi="Times New Roman" w:cs="Times New Roman"/>
-          <w:sz w:val="28"/>
-          <w:szCs w:val="28"/>
-        </w:rPr>
-      </w:pPr>
-    </w:p>
-    <w:p>
-      <w:pPr>
-        <w:pStyle w:val="ListParagraph"/>
-        <w:numPr>
-          <w:ilvl w:val="0"/>
-          <w:numId w:val="1"/>
-        </w:numPr>
-        <w:spacing w:line="240" w:lineRule="auto"/>
-        <w:rPr>
-          <w:rFonts w:ascii="Times New Roman" w:hAnsi="Times New Roman" w:cs="Times New Roman"/>
-          <w:b/>
-          <w:bCs/>
-          <w:sz w:val="28"/>
-          <w:szCs w:val="28"/>
-        </w:rPr>
-      </w:pPr>
-      <w:r>
-        <w:rPr>
-          <w:rFonts w:ascii="Times New Roman" w:hAnsi="Times New Roman" w:cs="Times New Roman"/>
-          <w:b/>
-          <w:bCs/>
-          <w:sz w:val="28"/>
-          <w:szCs w:val="28"/>
-        </w:rPr>
-        <w:lastRenderedPageBreak/>
-        <w:t>ELSA Speak:</w:t>
-      </w:r>
-    </w:p>
-    <w:p>
-      <w:pPr>
-        <w:spacing w:line="240" w:lineRule="auto"/>
-        <w:rPr>
-          <w:rFonts w:ascii="Times New Roman" w:hAnsi="Times New Roman" w:cs="Times New Roman"/>
-          <w:sz w:val="28"/>
-          <w:szCs w:val="28"/>
-        </w:rPr>
-      </w:pPr>
-      <w:r>
-        <w:rPr>
-          <w:rFonts w:ascii="Times New Roman" w:hAnsi="Times New Roman" w:cs="Times New Roman"/>
-          <w:sz w:val="28"/>
-          <w:szCs w:val="28"/>
-        </w:rPr>
-        <w:t>Nguồn trích dẫn:</w:t>
-      </w:r>
-    </w:p>
-    <w:p>
-      <w:pPr>
-        <w:spacing w:line="240" w:lineRule="auto"/>
-        <w:rPr>
-          <w:rFonts w:ascii="Times New Roman" w:hAnsi="Times New Roman" w:cs="Times New Roman"/>
-          <w:sz w:val="28"/>
-          <w:szCs w:val="28"/>
-        </w:rPr>
-      </w:pPr>
-      <w:hyperlink r:id="rId16" w:anchor=":~:text=n%C4%83ng%20tr%E1%BA%A3%20ph%C3%AD-,1.%20Elsa%20Speak%20%E2%80%93%20H%E1%BB%8Dc%20n%C3%B3i%20ti%E1%BA%BFng%20Anh%20chu%E1%BA%A9n%20nh%C6%B0%20ng%C6%B0%E1%BB%9Di%20b%E1%BA%A3n%20x%E1%BB%A9,-App%20h%E1%BB%8Dc%20ti%E1%BA%BFng" w:history="1">
-        <w:r>
-          <w:rPr>
-            <w:rStyle w:val="Hyperlink"/>
-            <w:rFonts w:ascii="Times New Roman" w:hAnsi="Times New Roman" w:cs="Times New Roman"/>
-            <w:sz w:val="28"/>
-            <w:szCs w:val="28"/>
-          </w:rPr>
-          <w:t>Thế giới di đ</w:t>
-        </w:r>
-        <w:r>
-          <w:rPr>
-            <w:rStyle w:val="Hyperlink"/>
-            <w:rFonts w:ascii="Times New Roman" w:hAnsi="Times New Roman" w:cs="Times New Roman"/>
-            <w:sz w:val="28"/>
-            <w:szCs w:val="28"/>
-          </w:rPr>
-          <w:t>ộ</w:t>
-        </w:r>
-        <w:r>
-          <w:rPr>
-            <w:rStyle w:val="Hyperlink"/>
-            <w:rFonts w:ascii="Times New Roman" w:hAnsi="Times New Roman" w:cs="Times New Roman"/>
-            <w:sz w:val="28"/>
-            <w:szCs w:val="28"/>
-          </w:rPr>
-          <w:t>ng</w:t>
-        </w:r>
-      </w:hyperlink>
-    </w:p>
-    <w:p>
-      <w:pPr>
-        <w:spacing w:line="240" w:lineRule="auto"/>
-        <w:rPr>
-          <w:rFonts w:ascii="Times New Roman" w:hAnsi="Times New Roman" w:cs="Times New Roman"/>
-          <w:sz w:val="28"/>
-          <w:szCs w:val="28"/>
-        </w:rPr>
-      </w:pPr>
-      <w:hyperlink r:id="rId17" w:anchor=":~:text=b%C3%A0i%20ki%E1%BB%83m%20tra-,ELSA%20Speak,-N%E1%BB%81n%20t%E1%BA%A3ng%20h%E1%BB%97" w:history="1">
-        <w:r>
-          <w:rPr>
-            <w:rStyle w:val="Hyperlink"/>
-            <w:rFonts w:ascii="Times New Roman" w:hAnsi="Times New Roman" w:cs="Times New Roman"/>
-            <w:sz w:val="28"/>
-            <w:szCs w:val="28"/>
-          </w:rPr>
-          <w:t>Cellpho</w:t>
-        </w:r>
-        <w:r>
-          <w:rPr>
-            <w:rStyle w:val="Hyperlink"/>
-            <w:rFonts w:ascii="Times New Roman" w:hAnsi="Times New Roman" w:cs="Times New Roman"/>
-            <w:sz w:val="28"/>
-            <w:szCs w:val="28"/>
-          </w:rPr>
-          <w:t>n</w:t>
-        </w:r>
-        <w:r>
-          <w:rPr>
-            <w:rStyle w:val="Hyperlink"/>
-            <w:rFonts w:ascii="Times New Roman" w:hAnsi="Times New Roman" w:cs="Times New Roman"/>
-            <w:sz w:val="28"/>
-            <w:szCs w:val="28"/>
-          </w:rPr>
-          <w:t>eS</w:t>
-        </w:r>
-      </w:hyperlink>
-    </w:p>
-    <w:p>
-      <w:pPr>
-        <w:spacing w:line="240" w:lineRule="auto"/>
-        <w:rPr>
-          <w:rFonts w:ascii="Times New Roman" w:hAnsi="Times New Roman" w:cs="Times New Roman"/>
-          <w:sz w:val="28"/>
-          <w:szCs w:val="28"/>
-        </w:rPr>
-      </w:pPr>
-      <w:hyperlink r:id="rId18" w:anchor="ftoc-heading-1:~:text=07.%20ELSA%20Speak%20%E2%80%93%20Ph%E1%BA%A7n%20m%E1%BB%81m%20h%E1%BB%8Dc%20ph%C3%A1t%20%C3%A2m%20ti%E1%BA%BFng%20Anh%20nh%C6%B0%20ng%C6%B0%E1%BB%9Di%20b%E1%BA%A3n%20x%E1%BB%A9" w:history="1">
-        <w:r>
-          <w:rPr>
-            <w:rStyle w:val="Hyperlink"/>
-            <w:rFonts w:ascii="Times New Roman" w:hAnsi="Times New Roman" w:cs="Times New Roman"/>
-            <w:sz w:val="28"/>
-            <w:szCs w:val="28"/>
-          </w:rPr>
-          <w:t>English Q</w:t>
-        </w:r>
-        <w:r>
-          <w:rPr>
-            <w:rStyle w:val="Hyperlink"/>
-            <w:rFonts w:ascii="Times New Roman" w:hAnsi="Times New Roman" w:cs="Times New Roman"/>
-            <w:sz w:val="28"/>
-            <w:szCs w:val="28"/>
-          </w:rPr>
-          <w:t>T</w:t>
-        </w:r>
-        <w:r>
-          <w:rPr>
-            <w:rStyle w:val="Hyperlink"/>
-            <w:rFonts w:ascii="Times New Roman" w:hAnsi="Times New Roman" w:cs="Times New Roman"/>
-            <w:sz w:val="28"/>
-            <w:szCs w:val="28"/>
-          </w:rPr>
-          <w:t>S</w:t>
-        </w:r>
-      </w:hyperlink>
-    </w:p>
-    <w:p>
-      <w:pPr>
-        <w:spacing w:line="240" w:lineRule="auto"/>
-        <w:rPr>
-          <w:rFonts w:ascii="Times New Roman" w:hAnsi="Times New Roman" w:cs="Times New Roman"/>
-          <w:sz w:val="28"/>
-          <w:szCs w:val="28"/>
-        </w:rPr>
-      </w:pPr>
-      <w:hyperlink r:id="rId19" w:anchor="11-fluentu-%e2%80%93-hoc-qua-video-thuc-te:~:text=h%E1%BB%8Dc%20Vi%E1%BB%87t%20Nam%3A-,1.%20ELSA%20Speak%20%E2%80%93%20%E1%BB%A8ng%20D%E1%BB%A5ng%20S%E1%BB%ADa%20Ph%C3%A1t%20%C3%82m%20B%E1%BA%B1ng%20Tr%C3%AD%20Tu%E1%BB%87%20Nh%C3%A2n%20T%E1%BA%A1o,-ELSA%20Speak%20d%E1%BA%ABn" w:history="1">
-        <w:r>
-          <w:rPr>
-            <w:rStyle w:val="Hyperlink"/>
-            <w:rFonts w:ascii="Times New Roman" w:hAnsi="Times New Roman" w:cs="Times New Roman"/>
-            <w:sz w:val="28"/>
-            <w:szCs w:val="28"/>
-          </w:rPr>
-          <w:t>EIV Ed</w:t>
-        </w:r>
-        <w:r>
-          <w:rPr>
-            <w:rStyle w:val="Hyperlink"/>
-            <w:rFonts w:ascii="Times New Roman" w:hAnsi="Times New Roman" w:cs="Times New Roman"/>
-            <w:sz w:val="28"/>
-            <w:szCs w:val="28"/>
-          </w:rPr>
-          <w:t>u</w:t>
-        </w:r>
-      </w:hyperlink>
-    </w:p>
-    <w:p>
-      <w:pPr>
-        <w:spacing w:line="240" w:lineRule="auto"/>
-        <w:rPr>
-          <w:rFonts w:ascii="Times New Roman" w:hAnsi="Times New Roman" w:cs="Times New Roman"/>
-          <w:sz w:val="28"/>
-          <w:szCs w:val="28"/>
-        </w:rPr>
-      </w:pPr>
-      <w:hyperlink r:id="rId20" w:anchor="1_duolingo_%e2%80%93_phan_mem_ngoai_ngu_%e2%80%9cquoc_dan%e2%80%9d:~:text=https%3A//languagedrops.com/-,3.%20ELSA%20speak%20%E2%80%93%20Luy%E1%BB%87n%20t%E1%BA%ADp%20ph%C3%A1t%20%C3%A2m%20nh%C6%B0%20ng%C6%B0%E1%BB%9Di%20b%E1%BA%A3n%20x%E1%BB%A9,-ELSA%20Speak%20%C4%91%C6%B0%E1%BB%A3c" w:history="1">
-        <w:r>
-          <w:rPr>
-            <w:rStyle w:val="Hyperlink"/>
-            <w:rFonts w:ascii="Times New Roman" w:hAnsi="Times New Roman" w:cs="Times New Roman"/>
-            <w:sz w:val="28"/>
-            <w:szCs w:val="28"/>
-          </w:rPr>
-          <w:t>Gli</w:t>
-        </w:r>
-        <w:r>
-          <w:rPr>
-            <w:rStyle w:val="Hyperlink"/>
-            <w:rFonts w:ascii="Times New Roman" w:hAnsi="Times New Roman" w:cs="Times New Roman"/>
-            <w:sz w:val="28"/>
-            <w:szCs w:val="28"/>
-          </w:rPr>
-          <w:t>n</w:t>
-        </w:r>
-        <w:r>
-          <w:rPr>
-            <w:rStyle w:val="Hyperlink"/>
-            <w:rFonts w:ascii="Times New Roman" w:hAnsi="Times New Roman" w:cs="Times New Roman"/>
-            <w:sz w:val="28"/>
-            <w:szCs w:val="28"/>
-          </w:rPr>
-          <w:t>ts</w:t>
-        </w:r>
-      </w:hyperlink>
-    </w:p>
-    <w:p>
-      <w:pPr>
-        <w:spacing w:line="240" w:lineRule="auto"/>
-        <w:rPr>
-          <w:rFonts w:ascii="Times New Roman" w:hAnsi="Times New Roman" w:cs="Times New Roman"/>
-          <w:sz w:val="28"/>
-          <w:szCs w:val="28"/>
-        </w:rPr>
-      </w:pPr>
-      <w:r>
-        <w:rPr>
-          <w:rFonts w:ascii="Times New Roman" w:hAnsi="Times New Roman" w:cs="Times New Roman"/>
-          <w:sz w:val="28"/>
-          <w:szCs w:val="28"/>
-        </w:rPr>
-        <w:t xml:space="preserve">Ưu điểm: </w:t>
-      </w:r>
-    </w:p>
-    <w:p>
-      <w:pPr>
-        <w:numPr>
-          <w:ilvl w:val="0"/>
-          <w:numId w:val="9"/>
-        </w:numPr>
-        <w:spacing w:line="240" w:lineRule="auto"/>
-        <w:rPr>
-          <w:rFonts w:ascii="Times New Roman" w:hAnsi="Times New Roman" w:cs="Times New Roman"/>
-          <w:sz w:val="28"/>
-          <w:szCs w:val="28"/>
-        </w:rPr>
-      </w:pPr>
-      <w:r>
-        <w:rPr>
-          <w:rFonts w:ascii="Times New Roman" w:hAnsi="Times New Roman" w:cs="Times New Roman"/>
-          <w:sz w:val="28"/>
-          <w:szCs w:val="28"/>
-        </w:rPr>
-        <w:t>Độ chính xác cao trong việc phát hiện lỗi phát âm</w:t>
-      </w:r>
-    </w:p>
-    <w:p>
-      <w:pPr>
-        <w:numPr>
-          <w:ilvl w:val="0"/>
-          <w:numId w:val="9"/>
-        </w:numPr>
-        <w:spacing w:line="240" w:lineRule="auto"/>
-        <w:rPr>
-          <w:rFonts w:ascii="Times New Roman" w:hAnsi="Times New Roman" w:cs="Times New Roman"/>
-          <w:sz w:val="28"/>
-          <w:szCs w:val="28"/>
-        </w:rPr>
-      </w:pPr>
-      <w:r>
-        <w:rPr>
-          <w:rFonts w:ascii="Times New Roman" w:hAnsi="Times New Roman" w:cs="Times New Roman"/>
-          <w:sz w:val="28"/>
-          <w:szCs w:val="28"/>
-        </w:rPr>
-        <w:t>Phù hợp đặc biệt với giọng Việt Nam</w:t>
-      </w:r>
-    </w:p>
-    <w:p>
-      <w:pPr>
-        <w:numPr>
-          <w:ilvl w:val="0"/>
-          <w:numId w:val="9"/>
-        </w:numPr>
-        <w:spacing w:line="240" w:lineRule="auto"/>
-        <w:rPr>
-          <w:rFonts w:ascii="Times New Roman" w:hAnsi="Times New Roman" w:cs="Times New Roman"/>
-          <w:sz w:val="28"/>
-          <w:szCs w:val="28"/>
-        </w:rPr>
-      </w:pPr>
-      <w:r>
-        <w:rPr>
-          <w:rFonts w:ascii="Times New Roman" w:hAnsi="Times New Roman" w:cs="Times New Roman"/>
-          <w:sz w:val="28"/>
-          <w:szCs w:val="28"/>
-        </w:rPr>
-        <w:t>Giao diện đơn giản, dễ sử dụng</w:t>
-      </w:r>
-    </w:p>
-    <w:p>
-      <w:pPr>
-        <w:numPr>
-          <w:ilvl w:val="0"/>
-          <w:numId w:val="9"/>
-        </w:numPr>
-        <w:spacing w:line="240" w:lineRule="auto"/>
-        <w:rPr>
-          <w:rFonts w:ascii="Times New Roman" w:hAnsi="Times New Roman" w:cs="Times New Roman"/>
-          <w:sz w:val="28"/>
-          <w:szCs w:val="28"/>
-        </w:rPr>
-      </w:pPr>
-      <w:r>
-        <w:rPr>
-          <w:rFonts w:ascii="Times New Roman" w:hAnsi="Times New Roman" w:cs="Times New Roman"/>
-          <w:sz w:val="28"/>
-          <w:szCs w:val="28"/>
-        </w:rPr>
-        <w:t>Có lộ trình học cá nhân hóa</w:t>
-      </w:r>
-    </w:p>
-    <w:p>
-      <w:pPr>
-        <w:spacing w:line="240" w:lineRule="auto"/>
-        <w:rPr>
-          <w:rFonts w:ascii="Times New Roman" w:hAnsi="Times New Roman" w:cs="Times New Roman"/>
-          <w:sz w:val="28"/>
-          <w:szCs w:val="28"/>
-        </w:rPr>
-      </w:pPr>
-      <w:r>
-        <w:rPr>
-          <w:rFonts w:ascii="Times New Roman" w:hAnsi="Times New Roman" w:cs="Times New Roman"/>
-          <w:sz w:val="28"/>
-          <w:szCs w:val="28"/>
-        </w:rPr>
-        <w:t>Nhược điểm:</w:t>
-      </w:r>
-    </w:p>
-    <w:p>
-      <w:pPr>
-        <w:numPr>
-          <w:ilvl w:val="0"/>
-          <w:numId w:val="10"/>
-        </w:numPr>
-        <w:spacing w:line="240" w:lineRule="auto"/>
-        <w:rPr>
-          <w:rFonts w:ascii="Times New Roman" w:hAnsi="Times New Roman" w:cs="Times New Roman"/>
-          <w:sz w:val="28"/>
-          <w:szCs w:val="28"/>
-        </w:rPr>
-      </w:pPr>
-      <w:r>
-        <w:rPr>
-          <w:rFonts w:ascii="Times New Roman" w:hAnsi="Times New Roman" w:cs="Times New Roman"/>
-          <w:sz w:val="28"/>
-          <w:szCs w:val="28"/>
-        </w:rPr>
-        <w:t>Tập trung chủ yếu vào phát âm, ít về ngữ pháp</w:t>
-      </w:r>
-    </w:p>
-    <w:p>
-      <w:pPr>
-        <w:numPr>
-          <w:ilvl w:val="0"/>
-          <w:numId w:val="10"/>
-        </w:numPr>
-        <w:spacing w:line="240" w:lineRule="auto"/>
-        <w:rPr>
-          <w:rFonts w:ascii="Times New Roman" w:hAnsi="Times New Roman" w:cs="Times New Roman"/>
-          <w:sz w:val="28"/>
-          <w:szCs w:val="28"/>
-        </w:rPr>
-      </w:pPr>
-      <w:r>
-        <w:rPr>
-          <w:rFonts w:ascii="Times New Roman" w:hAnsi="Times New Roman" w:cs="Times New Roman"/>
-          <w:sz w:val="28"/>
-          <w:szCs w:val="28"/>
-        </w:rPr>
-        <w:t>Phiên bản miễn phí có giới hạn số bài học mỗi ngày</w:t>
-      </w:r>
-    </w:p>
-    <w:p>
-      <w:pPr>
-        <w:numPr>
-          <w:ilvl w:val="0"/>
-          <w:numId w:val="10"/>
-        </w:numPr>
-        <w:spacing w:line="240" w:lineRule="auto"/>
-        <w:rPr>
-          <w:rFonts w:ascii="Times New Roman" w:hAnsi="Times New Roman" w:cs="Times New Roman"/>
-          <w:sz w:val="28"/>
-          <w:szCs w:val="28"/>
-        </w:rPr>
-      </w:pPr>
-      <w:r>
-        <w:rPr>
-          <w:rFonts w:ascii="Times New Roman" w:hAnsi="Times New Roman" w:cs="Times New Roman"/>
-          <w:sz w:val="28"/>
-          <w:szCs w:val="28"/>
-        </w:rPr>
-        <w:t>Cần kết nối internet ổn định để hoạt động tốt</w:t>
-      </w:r>
-    </w:p>
-    <w:p>
-      <w:pPr>
-        <w:spacing w:line="240" w:lineRule="auto"/>
-        <w:rPr>
-          <w:rFonts w:ascii="Times New Roman" w:hAnsi="Times New Roman" w:cs="Times New Roman"/>
-          <w:sz w:val="28"/>
-          <w:szCs w:val="28"/>
-        </w:rPr>
-      </w:pPr>
-      <w:r>
-        <w:rPr>
-          <w:rFonts w:ascii="Times New Roman" w:hAnsi="Times New Roman" w:cs="Times New Roman"/>
-          <w:sz w:val="28"/>
-          <w:szCs w:val="28"/>
-        </w:rPr>
-        <w:t xml:space="preserve">Phù hợp với đối tượng: </w:t>
-      </w:r>
-    </w:p>
-    <w:p>
-      <w:pPr>
-        <w:pStyle w:val="ListParagraph"/>
-        <w:numPr>
-          <w:ilvl w:val="0"/>
-          <w:numId w:val="20"/>
-        </w:numPr>
-        <w:spacing w:line="240" w:lineRule="auto"/>
-        <w:rPr>
-          <w:rFonts w:ascii="Times New Roman" w:hAnsi="Times New Roman" w:cs="Times New Roman"/>
-          <w:sz w:val="28"/>
-          <w:szCs w:val="28"/>
-        </w:rPr>
-      </w:pPr>
-      <w:r>
-        <w:rPr>
-          <w:rFonts w:ascii="Times New Roman" w:hAnsi="Times New Roman" w:cs="Times New Roman"/>
-          <w:sz w:val="28"/>
-          <w:szCs w:val="28"/>
-        </w:rPr>
-        <w:t>Người muốn cải thiện kỹ năng nói: Đặc biệt phù hợp vì công nghệ AI được tối ưu riêng để nhận diện và sửa lỗi phát âm cho giọng Việt.</w:t>
-      </w:r>
-    </w:p>
-    <w:p>
-      <w:pPr>
-        <w:pStyle w:val="ListParagraph"/>
-        <w:numPr>
-          <w:ilvl w:val="0"/>
-          <w:numId w:val="20"/>
-        </w:numPr>
-        <w:spacing w:line="240" w:lineRule="auto"/>
-        <w:rPr>
-          <w:rFonts w:ascii="Times New Roman" w:hAnsi="Times New Roman" w:cs="Times New Roman"/>
-          <w:sz w:val="28"/>
-          <w:szCs w:val="28"/>
-        </w:rPr>
-      </w:pPr>
-      <w:r>
-        <w:rPr>
-          <w:rFonts w:ascii="Times New Roman" w:hAnsi="Times New Roman" w:cs="Times New Roman"/>
-          <w:sz w:val="28"/>
-          <w:szCs w:val="28"/>
-        </w:rPr>
-        <w:t xml:space="preserve">Người đi làm </w:t>
-      </w:r>
-      <w:r>
-        <w:rPr>
-          <w:rFonts w:ascii="Times New Roman" w:hAnsi="Times New Roman" w:cs="Times New Roman"/>
-          <w:sz w:val="28"/>
-          <w:szCs w:val="28"/>
-        </w:rPr>
-        <w:t xml:space="preserve">cần giao tiếp tiếng Anh và người </w:t>
-      </w:r>
-      <w:r>
-        <w:rPr>
-          <w:rFonts w:ascii="Times New Roman" w:hAnsi="Times New Roman" w:cs="Times New Roman"/>
-          <w:sz w:val="28"/>
-          <w:szCs w:val="28"/>
-        </w:rPr>
-        <w:t xml:space="preserve">chuẩn bị thi chứng </w:t>
-      </w:r>
-      <w:r>
-        <w:rPr>
-          <w:rFonts w:ascii="Times New Roman" w:hAnsi="Times New Roman" w:cs="Times New Roman"/>
-          <w:sz w:val="28"/>
-          <w:szCs w:val="28"/>
-        </w:rPr>
-        <w:t>chỉ</w:t>
-      </w:r>
-      <w:r>
-        <w:rPr>
-          <w:rFonts w:ascii="Times New Roman" w:hAnsi="Times New Roman" w:cs="Times New Roman"/>
-          <w:sz w:val="28"/>
-          <w:szCs w:val="28"/>
-        </w:rPr>
-        <w:t>: Những đối tượng cần sự chính xác cao trong phát âm và muốn có một lộ trình học được cá nhân hóa theo năng lực.</w:t>
-      </w:r>
-    </w:p>
-    <w:p>
-      <w:pPr>
-        <w:pStyle w:val="ListParagraph"/>
-        <w:numPr>
-          <w:ilvl w:val="0"/>
-          <w:numId w:val="20"/>
-        </w:numPr>
-        <w:spacing w:line="240" w:lineRule="auto"/>
-        <w:rPr>
-          <w:rFonts w:ascii="Times New Roman" w:hAnsi="Times New Roman" w:cs="Times New Roman"/>
-          <w:sz w:val="28"/>
-          <w:szCs w:val="28"/>
-        </w:rPr>
-      </w:pPr>
-      <w:r>
-        <w:rPr>
-          <w:rFonts w:ascii="Times New Roman" w:hAnsi="Times New Roman" w:cs="Times New Roman"/>
-          <w:sz w:val="28"/>
-          <w:szCs w:val="28"/>
-        </w:rPr>
-        <w:t>Người bận rộn: Phù hợp để luyện tập nhanh các bài học ngắn mỗi ngày với giao diện đơn giản.</w:t>
-      </w:r>
-    </w:p>
-    <w:p>
-      <w:pPr>
-        <w:spacing w:line="240" w:lineRule="auto"/>
-        <w:rPr>
-          <w:rFonts w:ascii="Times New Roman" w:hAnsi="Times New Roman" w:cs="Times New Roman"/>
-          <w:sz w:val="28"/>
-          <w:szCs w:val="28"/>
-        </w:rPr>
-      </w:pPr>
-    </w:p>
-    <w:p>
-      <w:pPr>
-        <w:spacing w:line="240" w:lineRule="auto"/>
-        <w:rPr>
-          <w:rFonts w:ascii="Times New Roman" w:hAnsi="Times New Roman" w:cs="Times New Roman"/>
-          <w:sz w:val="28"/>
-          <w:szCs w:val="28"/>
-        </w:rPr>
-      </w:pPr>
-    </w:p>
-    <w:p>
-      <w:pPr>
-        <w:spacing w:line="240" w:lineRule="auto"/>
-        <w:rPr>
-          <w:rFonts w:ascii="Times New Roman" w:hAnsi="Times New Roman" w:cs="Times New Roman"/>
-          <w:sz w:val="28"/>
-          <w:szCs w:val="28"/>
-        </w:rPr>
-      </w:pPr>
-    </w:p>
-    <w:p>
-      <w:pPr>
-        <w:spacing w:line="240" w:lineRule="auto"/>
-        <w:rPr>
-          <w:rFonts w:ascii="Times New Roman" w:hAnsi="Times New Roman" w:cs="Times New Roman"/>
-          <w:sz w:val="28"/>
-          <w:szCs w:val="28"/>
-        </w:rPr>
-      </w:pPr>
-    </w:p>
-    <w:p>
-      <w:pPr>
-        <w:spacing w:line="240" w:lineRule="auto"/>
-        <w:rPr>
-          <w:rFonts w:ascii="Times New Roman" w:hAnsi="Times New Roman" w:cs="Times New Roman"/>
-          <w:sz w:val="28"/>
-          <w:szCs w:val="28"/>
-        </w:rPr>
-      </w:pPr>
-    </w:p>
-    <w:p>
-      <w:pPr>
-        <w:pStyle w:val="ListParagraph"/>
-        <w:numPr>
-          <w:ilvl w:val="0"/>
-          <w:numId w:val="1"/>
-        </w:numPr>
-        <w:spacing w:line="240" w:lineRule="auto"/>
-        <w:rPr>
-          <w:rFonts w:ascii="Times New Roman" w:hAnsi="Times New Roman" w:cs="Times New Roman"/>
-          <w:b/>
-          <w:bCs/>
-          <w:sz w:val="28"/>
-          <w:szCs w:val="28"/>
-        </w:rPr>
-      </w:pPr>
-      <w:r>
-        <w:rPr>
-          <w:rFonts w:ascii="Times New Roman" w:hAnsi="Times New Roman" w:cs="Times New Roman"/>
-          <w:b/>
-          <w:bCs/>
-          <w:sz w:val="28"/>
-          <w:szCs w:val="28"/>
-        </w:rPr>
-        <w:lastRenderedPageBreak/>
-        <w:t>Cake:</w:t>
-      </w:r>
-    </w:p>
-    <w:p>
-      <w:pPr>
-        <w:spacing w:line="240" w:lineRule="auto"/>
-        <w:rPr>
-          <w:rFonts w:ascii="Times New Roman" w:hAnsi="Times New Roman" w:cs="Times New Roman"/>
-          <w:sz w:val="28"/>
-          <w:szCs w:val="28"/>
-        </w:rPr>
-      </w:pPr>
-      <w:r>
-        <w:rPr>
-          <w:rFonts w:ascii="Times New Roman" w:hAnsi="Times New Roman" w:cs="Times New Roman"/>
-          <w:sz w:val="28"/>
-          <w:szCs w:val="28"/>
-        </w:rPr>
-        <w:t>Nguồn trích dẫn:</w:t>
-      </w:r>
-    </w:p>
-    <w:p>
-      <w:pPr>
-        <w:pStyle w:val="ListParagraph"/>
-        <w:numPr>
-          <w:ilvl w:val="0"/>
-          <w:numId w:val="12"/>
-        </w:numPr>
-        <w:spacing w:line="240" w:lineRule="auto"/>
-        <w:rPr>
-          <w:rFonts w:ascii="Times New Roman" w:hAnsi="Times New Roman" w:cs="Times New Roman"/>
-          <w:sz w:val="28"/>
-          <w:szCs w:val="28"/>
-        </w:rPr>
-      </w:pPr>
-      <w:hyperlink r:id="rId21" w:anchor=":~:text=ngay%20nh%C3%A9%20b%E1%BA%A1n-,10.%20Cake%20%E2%80%93%20Ti%E1%BA%BFng%20Anh%20giao%20ti%E1%BA%BFp%20mi%E1%BB%85n%20ph%C3%AD%20qua%20video%20v%C3%A0%20b%C3%A0i%20luy%E1%BB%87n%20n%C3%B3i%20t%C6%B0%C6%A1ng%20t%C3%A1c,-Cake%20l%C3%A0%20m%E1%BB%99t" w:history="1">
-        <w:r>
-          <w:rPr>
-            <w:rStyle w:val="Hyperlink"/>
-            <w:rFonts w:ascii="Times New Roman" w:hAnsi="Times New Roman" w:cs="Times New Roman"/>
-            <w:sz w:val="28"/>
-            <w:szCs w:val="28"/>
-          </w:rPr>
-          <w:t xml:space="preserve">Thế giới </w:t>
-        </w:r>
-        <w:r>
-          <w:rPr>
-            <w:rStyle w:val="Hyperlink"/>
-            <w:rFonts w:ascii="Times New Roman" w:hAnsi="Times New Roman" w:cs="Times New Roman"/>
-            <w:sz w:val="28"/>
-            <w:szCs w:val="28"/>
-          </w:rPr>
-          <w:t>d</w:t>
-        </w:r>
-        <w:r>
-          <w:rPr>
-            <w:rStyle w:val="Hyperlink"/>
-            <w:rFonts w:ascii="Times New Roman" w:hAnsi="Times New Roman" w:cs="Times New Roman"/>
-            <w:sz w:val="28"/>
-            <w:szCs w:val="28"/>
-          </w:rPr>
-          <w:t>i động</w:t>
-        </w:r>
-      </w:hyperlink>
-    </w:p>
-    <w:p>
-      <w:pPr>
-        <w:pStyle w:val="ListParagraph"/>
-        <w:numPr>
-          <w:ilvl w:val="0"/>
-          <w:numId w:val="12"/>
-        </w:numPr>
-        <w:spacing w:line="240" w:lineRule="auto"/>
-        <w:rPr>
-          <w:rFonts w:ascii="Times New Roman" w:hAnsi="Times New Roman" w:cs="Times New Roman"/>
-          <w:sz w:val="28"/>
-          <w:szCs w:val="28"/>
-        </w:rPr>
-      </w:pPr>
-      <w:hyperlink r:id="rId22" w:anchor=":~:text=%C4%91%E1%BA%BFn%20t%C3%ACm%20b%E1%BA%A1n.-,2.%20Cake,-B%E1%BA%AFt%20%C4%91%E1%BA%A7u%20l%E1%BA%A1i" w:history="1">
-        <w:r>
-          <w:rPr>
-            <w:rStyle w:val="Hyperlink"/>
-            <w:rFonts w:ascii="Times New Roman" w:hAnsi="Times New Roman" w:cs="Times New Roman"/>
-            <w:sz w:val="28"/>
-            <w:szCs w:val="28"/>
-          </w:rPr>
-          <w:t>FPT S</w:t>
-        </w:r>
-        <w:r>
-          <w:rPr>
-            <w:rStyle w:val="Hyperlink"/>
-            <w:rFonts w:ascii="Times New Roman" w:hAnsi="Times New Roman" w:cs="Times New Roman"/>
-            <w:sz w:val="28"/>
-            <w:szCs w:val="28"/>
-          </w:rPr>
-          <w:t>h</w:t>
-        </w:r>
-        <w:r>
-          <w:rPr>
-            <w:rStyle w:val="Hyperlink"/>
-            <w:rFonts w:ascii="Times New Roman" w:hAnsi="Times New Roman" w:cs="Times New Roman"/>
-            <w:sz w:val="28"/>
-            <w:szCs w:val="28"/>
-          </w:rPr>
-          <w:t>op</w:t>
-        </w:r>
-      </w:hyperlink>
-    </w:p>
-    <w:p>
-      <w:pPr>
-        <w:pStyle w:val="ListParagraph"/>
-        <w:numPr>
-          <w:ilvl w:val="0"/>
-          <w:numId w:val="12"/>
-        </w:numPr>
-        <w:spacing w:line="240" w:lineRule="auto"/>
-        <w:rPr>
-          <w:rFonts w:ascii="Times New Roman" w:hAnsi="Times New Roman" w:cs="Times New Roman"/>
-          <w:sz w:val="28"/>
-          <w:szCs w:val="28"/>
-        </w:rPr>
-      </w:pPr>
-      <w:hyperlink r:id="rId23" w:anchor=":~:text=h%E1%BB%8Dc%20chuy%C3%AAn%20ng%C3%A0nh.-,Cake,-N%E1%BB%81n%20t%E1%BA%A3ng%20h%E1%BB%97" w:history="1">
-        <w:r>
-          <w:rPr>
-            <w:rStyle w:val="Hyperlink"/>
-            <w:rFonts w:ascii="Times New Roman" w:hAnsi="Times New Roman" w:cs="Times New Roman"/>
-            <w:sz w:val="28"/>
-            <w:szCs w:val="28"/>
-          </w:rPr>
-          <w:t>Cellpho</w:t>
-        </w:r>
-        <w:r>
-          <w:rPr>
-            <w:rStyle w:val="Hyperlink"/>
-            <w:rFonts w:ascii="Times New Roman" w:hAnsi="Times New Roman" w:cs="Times New Roman"/>
-            <w:sz w:val="28"/>
-            <w:szCs w:val="28"/>
-          </w:rPr>
-          <w:t>n</w:t>
-        </w:r>
-        <w:r>
-          <w:rPr>
-            <w:rStyle w:val="Hyperlink"/>
-            <w:rFonts w:ascii="Times New Roman" w:hAnsi="Times New Roman" w:cs="Times New Roman"/>
-            <w:sz w:val="28"/>
-            <w:szCs w:val="28"/>
-          </w:rPr>
-          <w:t>eS</w:t>
-        </w:r>
-      </w:hyperlink>
-    </w:p>
-    <w:p>
-      <w:pPr>
-        <w:pStyle w:val="ListParagraph"/>
-        <w:numPr>
-          <w:ilvl w:val="0"/>
-          <w:numId w:val="12"/>
-        </w:numPr>
-        <w:spacing w:line="240" w:lineRule="auto"/>
-        <w:rPr>
-          <w:rFonts w:ascii="Times New Roman" w:hAnsi="Times New Roman" w:cs="Times New Roman"/>
-          <w:sz w:val="28"/>
-          <w:szCs w:val="28"/>
-        </w:rPr>
-      </w:pPr>
-      <w:hyperlink r:id="rId24" w:anchor="ftoc-heading-1:~:text=02.%20Cake%20%E2%80%93%20%E1%BB%A8ng%20d%E1%BB%A5ng%20h%E1%BB%8Dc%20ti%E1%BA%BFng%20Anh%20%26%20ti%E1%BA%BFng%20H%C3%A0n" w:history="1">
-        <w:r>
-          <w:rPr>
-            <w:rStyle w:val="Hyperlink"/>
-            <w:rFonts w:ascii="Times New Roman" w:hAnsi="Times New Roman" w:cs="Times New Roman"/>
-            <w:sz w:val="28"/>
-            <w:szCs w:val="28"/>
-          </w:rPr>
-          <w:t>English Q</w:t>
-        </w:r>
-        <w:r>
-          <w:rPr>
-            <w:rStyle w:val="Hyperlink"/>
-            <w:rFonts w:ascii="Times New Roman" w:hAnsi="Times New Roman" w:cs="Times New Roman"/>
-            <w:sz w:val="28"/>
-            <w:szCs w:val="28"/>
-          </w:rPr>
-          <w:t>T</w:t>
-        </w:r>
-        <w:r>
-          <w:rPr>
-            <w:rStyle w:val="Hyperlink"/>
-            <w:rFonts w:ascii="Times New Roman" w:hAnsi="Times New Roman" w:cs="Times New Roman"/>
-            <w:sz w:val="28"/>
-            <w:szCs w:val="28"/>
-          </w:rPr>
-          <w:t>S</w:t>
-        </w:r>
-      </w:hyperlink>
-    </w:p>
-    <w:p>
-      <w:pPr>
-        <w:pStyle w:val="ListParagraph"/>
-        <w:numPr>
-          <w:ilvl w:val="0"/>
-          <w:numId w:val="12"/>
-        </w:numPr>
-        <w:spacing w:line="240" w:lineRule="auto"/>
-        <w:rPr>
-          <w:rFonts w:ascii="Times New Roman" w:hAnsi="Times New Roman" w:cs="Times New Roman"/>
-          <w:sz w:val="28"/>
-          <w:szCs w:val="28"/>
-        </w:rPr>
-      </w:pPr>
-      <w:hyperlink r:id="rId25" w:anchor="11-fluentu-%e2%80%93-hoc-qua-video-thuc-te:~:text=4.2/5%20sao-,6.%20Cake%20%E2%80%93%20Video%20Ng%E1%BA%AFn%20V%C3%A0%20Luy%E1%BB%87n%20Ph%C3%A1t%20%C3%82m,-Cake%20chuy%C3%AAn%20v%E1%BB%81" w:history="1">
-        <w:r>
-          <w:rPr>
-            <w:rStyle w:val="Hyperlink"/>
-            <w:rFonts w:ascii="Times New Roman" w:hAnsi="Times New Roman" w:cs="Times New Roman"/>
-            <w:sz w:val="28"/>
-            <w:szCs w:val="28"/>
-          </w:rPr>
-          <w:t>EIV</w:t>
-        </w:r>
-        <w:r>
-          <w:rPr>
-            <w:rStyle w:val="Hyperlink"/>
-            <w:rFonts w:ascii="Times New Roman" w:hAnsi="Times New Roman" w:cs="Times New Roman"/>
-            <w:sz w:val="28"/>
-            <w:szCs w:val="28"/>
-          </w:rPr>
-          <w:t xml:space="preserve"> </w:t>
-        </w:r>
-        <w:r>
-          <w:rPr>
-            <w:rStyle w:val="Hyperlink"/>
-            <w:rFonts w:ascii="Times New Roman" w:hAnsi="Times New Roman" w:cs="Times New Roman"/>
-            <w:sz w:val="28"/>
-            <w:szCs w:val="28"/>
-          </w:rPr>
-          <w:t>Edu</w:t>
-        </w:r>
-      </w:hyperlink>
-    </w:p>
-    <w:p>
-      <w:pPr>
-        <w:pStyle w:val="ListParagraph"/>
-        <w:numPr>
-          <w:ilvl w:val="0"/>
-          <w:numId w:val="12"/>
-        </w:numPr>
-        <w:spacing w:line="240" w:lineRule="auto"/>
-        <w:rPr>
-          <w:rFonts w:ascii="Times New Roman" w:hAnsi="Times New Roman" w:cs="Times New Roman"/>
-          <w:sz w:val="28"/>
-          <w:szCs w:val="28"/>
-        </w:rPr>
-      </w:pPr>
-      <w:hyperlink r:id="rId26" w:anchor="1_duolingo_%e2%80%93_phan_mem_ngoai_ngu_%e2%80%9cquoc_dan%e2%80%9d:~:text=fluentu.com/en/-,13.%20Cake%20%E2%80%93%20N%E1%BA%AFm%20v%E1%BB%AFng%20ti%E1%BA%BFng%20Anh%20giao%20ti%E1%BA%BFp%20trong%20t%E1%BA%A7m%20tay,-Ph%E1%BA%A7n%20m%E1%BB%81m%20h%E1%BB%8Dc" w:history="1">
-        <w:r>
-          <w:rPr>
-            <w:rStyle w:val="Hyperlink"/>
-            <w:rFonts w:ascii="Times New Roman" w:hAnsi="Times New Roman" w:cs="Times New Roman"/>
-            <w:sz w:val="28"/>
-            <w:szCs w:val="28"/>
-          </w:rPr>
-          <w:t>Glin</w:t>
-        </w:r>
-        <w:r>
-          <w:rPr>
-            <w:rStyle w:val="Hyperlink"/>
-            <w:rFonts w:ascii="Times New Roman" w:hAnsi="Times New Roman" w:cs="Times New Roman"/>
-            <w:sz w:val="28"/>
-            <w:szCs w:val="28"/>
-          </w:rPr>
-          <w:t>t</w:t>
-        </w:r>
-        <w:r>
-          <w:rPr>
-            <w:rStyle w:val="Hyperlink"/>
-            <w:rFonts w:ascii="Times New Roman" w:hAnsi="Times New Roman" w:cs="Times New Roman"/>
-            <w:sz w:val="28"/>
-            <w:szCs w:val="28"/>
-          </w:rPr>
-          <w:t>s</w:t>
+          <w:t>Glints</w:t>
         </w:r>
       </w:hyperlink>
     </w:p>
@@ -3530,6 +3143,56 @@
 </w:document>
 </file>
 
+<file path=word/endnotes.xml><?xml version="1.0" encoding="utf-8"?>
+<w:endnotes xmlns:wpc="http://schemas.microsoft.com/office/word/2010/wordprocessingCanvas" xmlns:cx="http://schemas.microsoft.com/office/drawing/2014/chartex" xmlns:cx1="http://schemas.microsoft.com/office/drawing/2015/9/8/chartex" xmlns:cx2="http://schemas.microsoft.com/office/drawing/2015/10/21/chartex" xmlns:cx3="http://schemas.microsoft.com/office/drawing/2016/5/9/chartex" xmlns:cx4="http://schemas.microsoft.com/office/drawing/2016/5/10/chartex" xmlns:cx5="http://schemas.microsoft.com/office/drawing/2016/5/11/chartex" xmlns:cx6="http://schemas.microsoft.com/office/drawing/2016/5/12/chartex" xmlns:cx7="http://schemas.microsoft.com/office/drawing/2016/5/13/chartex" xmlns:cx8="http://schemas.microsoft.com/office/drawing/2016/5/14/chartex" xmlns:mc="http://schemas.openxmlformats.org/markup-compatibility/2006" xmlns:aink="http://schemas.microsoft.com/office/drawing/2016/ink" xmlns:am3d="http://schemas.microsoft.com/office/drawing/2017/model3d" xmlns:o="urn:schemas-microsoft-com:office:office" xmlns:oel="http://schemas.microsoft.com/office/2019/extlst" xmlns:r="http://schemas.openxmlformats.org/officeDocument/2006/relationships" xmlns:m="http://schemas.openxmlformats.org/officeDocument/2006/math" xmlns:v="urn:schemas-microsoft-com:vml" xmlns:wp14="http://schemas.microsoft.com/office/word/2010/wordprocessingDrawing" xmlns:wp="http://schemas.openxmlformats.org/drawingml/2006/wordprocessingDrawing" xmlns:w10="urn:schemas-microsoft-com:office:word" xmlns:w="http://schemas.openxmlformats.org/wordprocessingml/2006/main" xmlns:w14="http://schemas.microsoft.com/office/word/2010/wordml" xmlns:w15="http://schemas.microsoft.com/office/word/2012/wordml" xmlns:w16cex="http://schemas.microsoft.com/office/word/2018/wordml/cex" xmlns:w16cid="http://schemas.microsoft.com/office/word/2016/wordml/cid" xmlns:w16="http://schemas.microsoft.com/office/word/2018/wordml" xmlns:w16du="http://schemas.microsoft.com/office/word/2023/wordml/word16du" xmlns:w16sdtdh="http://schemas.microsoft.com/office/word/2020/wordml/sdtdatahash" xmlns:w16sdtfl="http://schemas.microsoft.com/office/word/2024/wordml/sdtformatlock" xmlns:w16se="http://schemas.microsoft.com/office/word/2015/wordml/symex" xmlns:wpg="http://schemas.microsoft.com/office/word/2010/wordprocessingGroup" xmlns:wpi="http://schemas.microsoft.com/office/word/2010/wordprocessingInk" xmlns:wne="http://schemas.microsoft.com/office/word/2006/wordml" xmlns:wps="http://schemas.microsoft.com/office/word/2010/wordprocessingShape" mc:Ignorable="w14 w15 w16se w16cid w16 w16cex w16sdtdh w16sdtfl w16du wp14">
+  <w:endnote w:type="separator" w:id="-1">
+    <w:p>
+      <w:pPr>
+        <w:spacing w:after="0" w:line="240" w:lineRule="auto"/>
+      </w:pPr>
+      <w:r>
+        <w:separator/>
+      </w:r>
+    </w:p>
+  </w:endnote>
+  <w:endnote w:type="continuationSeparator" w:id="0">
+    <w:p>
+      <w:pPr>
+        <w:spacing w:after="0" w:line="240" w:lineRule="auto"/>
+      </w:pPr>
+      <w:r>
+        <w:continuationSeparator/>
+      </w:r>
+    </w:p>
+  </w:endnote>
+</w:endnotes>
+</file>
+
+<file path=word/footnotes.xml><?xml version="1.0" encoding="utf-8"?>
+<w:footnotes xmlns:wpc="http://schemas.microsoft.com/office/word/2010/wordprocessingCanvas" xmlns:cx="http://schemas.microsoft.com/office/drawing/2014/chartex" xmlns:cx1="http://schemas.microsoft.com/office/drawing/2015/9/8/chartex" xmlns:cx2="http://schemas.microsoft.com/office/drawing/2015/10/21/chartex" xmlns:cx3="http://schemas.microsoft.com/office/drawing/2016/5/9/chartex" xmlns:cx4="http://schemas.microsoft.com/office/drawing/2016/5/10/chartex" xmlns:cx5="http://schemas.microsoft.com/office/drawing/2016/5/11/chartex" xmlns:cx6="http://schemas.microsoft.com/office/drawing/2016/5/12/chartex" xmlns:cx7="http://schemas.microsoft.com/office/drawing/2016/5/13/chartex" xmlns:cx8="http://schemas.microsoft.com/office/drawing/2016/5/14/chartex" xmlns:mc="http://schemas.openxmlformats.org/markup-compatibility/2006" xmlns:aink="http://schemas.microsoft.com/office/drawing/2016/ink" xmlns:am3d="http://schemas.microsoft.com/office/drawing/2017/model3d" xmlns:o="urn:schemas-microsoft-com:office:office" xmlns:oel="http://schemas.microsoft.com/office/2019/extlst" xmlns:r="http://schemas.openxmlformats.org/officeDocument/2006/relationships" xmlns:m="http://schemas.openxmlformats.org/officeDocument/2006/math" xmlns:v="urn:schemas-microsoft-com:vml" xmlns:wp14="http://schemas.microsoft.com/office/word/2010/wordprocessingDrawing" xmlns:wp="http://schemas.openxmlformats.org/drawingml/2006/wordprocessingDrawing" xmlns:w10="urn:schemas-microsoft-com:office:word" xmlns:w="http://schemas.openxmlformats.org/wordprocessingml/2006/main" xmlns:w14="http://schemas.microsoft.com/office/word/2010/wordml" xmlns:w15="http://schemas.microsoft.com/office/word/2012/wordml" xmlns:w16cex="http://schemas.microsoft.com/office/word/2018/wordml/cex" xmlns:w16cid="http://schemas.microsoft.com/office/word/2016/wordml/cid" xmlns:w16="http://schemas.microsoft.com/office/word/2018/wordml" xmlns:w16du="http://schemas.microsoft.com/office/word/2023/wordml/word16du" xmlns:w16sdtdh="http://schemas.microsoft.com/office/word/2020/wordml/sdtdatahash" xmlns:w16sdtfl="http://schemas.microsoft.com/office/word/2024/wordml/sdtformatlock" xmlns:w16se="http://schemas.microsoft.com/office/word/2015/wordml/symex" xmlns:wpg="http://schemas.microsoft.com/office/word/2010/wordprocessingGroup" xmlns:wpi="http://schemas.microsoft.com/office/word/2010/wordprocessingInk" xmlns:wne="http://schemas.microsoft.com/office/word/2006/wordml" xmlns:wps="http://schemas.microsoft.com/office/word/2010/wordprocessingShape" mc:Ignorable="w14 w15 w16se w16cid w16 w16cex w16sdtdh w16sdtfl w16du wp14">
+  <w:footnote w:type="separator" w:id="-1">
+    <w:p>
+      <w:pPr>
+        <w:spacing w:after="0" w:line="240" w:lineRule="auto"/>
+      </w:pPr>
+      <w:r>
+        <w:separator/>
+      </w:r>
+    </w:p>
+  </w:footnote>
+  <w:footnote w:type="continuationSeparator" w:id="0">
+    <w:p>
+      <w:pPr>
+        <w:spacing w:after="0" w:line="240" w:lineRule="auto"/>
+      </w:pPr>
+      <w:r>
+        <w:continuationSeparator/>
+      </w:r>
+    </w:p>
+  </w:footnote>
+</w:footnotes>
+</file>
+
 <file path=word/numbering.xml><?xml version="1.0" encoding="utf-8"?>
 <w:numbering xmlns:wpc="http://schemas.microsoft.com/office/word/2010/wordprocessingCanvas" xmlns:cx="http://schemas.microsoft.com/office/drawing/2014/chartex" xmlns:cx1="http://schemas.microsoft.com/office/drawing/2015/9/8/chartex" xmlns:cx2="http://schemas.microsoft.com/office/drawing/2015/10/21/chartex" xmlns:cx3="http://schemas.microsoft.com/office/drawing/2016/5/9/chartex" xmlns:cx4="http://schemas.microsoft.com/office/drawing/2016/5/10/chartex" xmlns:cx5="http://schemas.microsoft.com/office/drawing/2016/5/11/chartex" xmlns:cx6="http://schemas.microsoft.com/office/drawing/2016/5/12/chartex" xmlns:cx7="http://schemas.microsoft.com/office/drawing/2016/5/13/chartex" xmlns:cx8="http://schemas.microsoft.com/office/drawing/2016/5/14/chartex" xmlns:mc="http://schemas.openxmlformats.org/markup-compatibility/2006" xmlns:aink="http://schemas.microsoft.com/office/drawing/2016/ink" xmlns:am3d="http://schemas.microsoft.com/office/drawing/2017/model3d" xmlns:o="urn:schemas-microsoft-com:office:office" xmlns:oel="http://schemas.microsoft.com/office/2019/extlst" xmlns:r="http://schemas.openxmlformats.org/officeDocument/2006/relationships" xmlns:m="http://schemas.openxmlformats.org/officeDocument/2006/math" xmlns:v="urn:schemas-microsoft-com:vml" xmlns:wp14="http://schemas.microsoft.com/office/word/2010/wordprocessingDrawing" xmlns:wp="http://schemas.openxmlformats.org/drawingml/2006/wordprocessingDrawing" xmlns:w10="urn:schemas-microsoft-com:office:word" xmlns:w="http://schemas.openxmlformats.org/wordprocessingml/2006/main" xmlns:w14="http://schemas.microsoft.com/office/word/2010/wordml" xmlns:w15="http://schemas.microsoft.com/office/word/2012/wordml" xmlns:w16cex="http://schemas.microsoft.com/office/word/2018/wordml/cex" xmlns:w16cid="http://schemas.microsoft.com/office/word/2016/wordml/cid" xmlns:w16="http://schemas.microsoft.com/office/word/2018/wordml" xmlns:w16du="http://schemas.microsoft.com/office/word/2023/wordml/word16du" xmlns:w16sdtdh="http://schemas.microsoft.com/office/word/2020/wordml/sdtdatahash" xmlns:w16sdtfl="http://schemas.microsoft.com/office/word/2024/wordml/sdtformatlock" xmlns:w16se="http://schemas.microsoft.com/office/word/2015/wordml/symex" xmlns:wpg="http://schemas.microsoft.com/office/word/2010/wordprocessingGroup" xmlns:wpi="http://schemas.microsoft.com/office/word/2010/wordprocessingInk" xmlns:wne="http://schemas.microsoft.com/office/word/2006/wordml" xmlns:wps="http://schemas.microsoft.com/office/word/2010/wordprocessingShape" mc:Ignorable="w14 w15 w16se w16cid w16 w16cex w16sdtdh w16sdtfl w16du wp14">
   <w:abstractNum w:abstractNumId="0" w15:restartNumberingAfterBreak="0">
@@ -6933,6 +6596,7 @@
   <w:style w:type="character" w:default="1" w:styleId="DefaultParagraphFont">
     <w:name w:val="Default Paragraph Font"/>
     <w:uiPriority w:val="1"/>
+    <w:semiHidden/>
     <w:unhideWhenUsed/>
   </w:style>
   <w:style w:type="table" w:default="1" w:styleId="TableNormal">
@@ -7299,6 +6963,50 @@
       </w:tblBorders>
     </w:tblPr>
   </w:style>
+  <w:style w:type="paragraph" w:styleId="Header">
+    <w:name w:val="header"/>
+    <w:basedOn w:val="Normal"/>
+    <w:link w:val="HeaderChar"/>
+    <w:uiPriority w:val="99"/>
+    <w:unhideWhenUsed/>
+    <w:rsid w:val="003F2B95"/>
+    <w:pPr>
+      <w:tabs>
+        <w:tab w:val="center" w:pos="4680"/>
+        <w:tab w:val="right" w:pos="9360"/>
+      </w:tabs>
+      <w:spacing w:after="0" w:line="240" w:lineRule="auto"/>
+    </w:pPr>
+  </w:style>
+  <w:style w:type="character" w:customStyle="1" w:styleId="HeaderChar">
+    <w:name w:val="Header Char"/>
+    <w:basedOn w:val="DefaultParagraphFont"/>
+    <w:link w:val="Header"/>
+    <w:uiPriority w:val="99"/>
+    <w:rsid w:val="003F2B95"/>
+  </w:style>
+  <w:style w:type="paragraph" w:styleId="Footer">
+    <w:name w:val="footer"/>
+    <w:basedOn w:val="Normal"/>
+    <w:link w:val="FooterChar"/>
+    <w:uiPriority w:val="99"/>
+    <w:unhideWhenUsed/>
+    <w:rsid w:val="003F2B95"/>
+    <w:pPr>
+      <w:tabs>
+        <w:tab w:val="center" w:pos="4680"/>
+        <w:tab w:val="right" w:pos="9360"/>
+      </w:tabs>
+      <w:spacing w:after="0" w:line="240" w:lineRule="auto"/>
+    </w:pPr>
+  </w:style>
+  <w:style w:type="character" w:customStyle="1" w:styleId="FooterChar">
+    <w:name w:val="Footer Char"/>
+    <w:basedOn w:val="DefaultParagraphFont"/>
+    <w:link w:val="Footer"/>
+    <w:uiPriority w:val="99"/>
+    <w:rsid w:val="003F2B95"/>
+  </w:style>
 </w:styles>
 </file>
 
